--- a/02.FOMD/Training Sessions Summary.docx
+++ b/02.FOMD/Training Sessions Summary.docx
@@ -71,35 +71,7 @@
         <w:rPr>
           <w:rFonts w:ascii="Source Sans Pro" w:hAnsi="Source Sans Pro" w:cs="Arial"/>
         </w:rPr>
-        <w:t xml:space="preserve">Always use the most updated extraction file in the FOMD folder. It evolves over time, so go there every time you start extracting. Each extractor has a personal folder; place papers you are currently extracting inside your folder. A separate folder holds </w:t>
-      </w:r>
-      <w:proofErr w:type="gramStart"/>
-      <w:r>
-        <w:rPr>
-          <w:rFonts w:ascii="Source Sans Pro" w:hAnsi="Source Sans Pro" w:cs="Arial"/>
-        </w:rPr>
-        <w:t>papers</w:t>
-      </w:r>
-      <w:proofErr w:type="gramEnd"/>
-      <w:r>
-        <w:rPr>
-          <w:rFonts w:ascii="Source Sans Pro" w:hAnsi="Source Sans Pro" w:cs="Arial"/>
-        </w:rPr>
-        <w:t xml:space="preserve"> that </w:t>
-      </w:r>
-      <w:proofErr w:type="gramStart"/>
-      <w:r>
-        <w:rPr>
-          <w:rFonts w:ascii="Source Sans Pro" w:hAnsi="Source Sans Pro" w:cs="Arial"/>
-        </w:rPr>
-        <w:t>have</w:t>
-      </w:r>
-      <w:proofErr w:type="gramEnd"/>
-      <w:r>
-        <w:rPr>
-          <w:rFonts w:ascii="Source Sans Pro" w:hAnsi="Source Sans Pro" w:cs="Arial"/>
-        </w:rPr>
-        <w:t xml:space="preserve"> been checked during quality control. When you start extracting a paper, rename the file according to the agreed convention.</w:t>
+        <w:t>Always use the most updated extraction file in the FOMD folder. It evolves over time, so go there every time you start extracting. Each extractor has a personal folder; place papers you are currently extracting inside your folder. A separate folder holds papers that have been checked during quality control. When you start extracting a paper, rename the file according to the agreed convention.</w:t>
       </w:r>
     </w:p>
     <w:p>
@@ -215,7 +187,7 @@
         </w:rPr>
         <w:t xml:space="preserve">Detailed inclusion and exclusion rules are in the </w:t>
       </w:r>
-      <w:hyperlink w:history="1" r:id="rId5">
+      <w:hyperlink r:id="rId8" w:history="1">
         <w:r>
           <w:rPr>
             <w:rStyle w:val="Hyperlink"/>
@@ -230,7 +202,7 @@
         </w:rPr>
         <w:t xml:space="preserve">, which Andrea updates as new edge cases come up. The </w:t>
       </w:r>
-      <w:hyperlink w:history="1" r:id="rId6">
+      <w:hyperlink r:id="rId9" w:history="1">
         <w:r>
           <w:rPr>
             <w:rStyle w:val="Hyperlink"/>
@@ -243,21 +215,7 @@
         <w:rPr>
           <w:rFonts w:ascii="Source Sans Pro" w:hAnsi="Source Sans Pro" w:cs="Arial"/>
         </w:rPr>
-        <w:t xml:space="preserve"> assigns extractors to subsets of </w:t>
-      </w:r>
-      <w:proofErr w:type="gramStart"/>
-      <w:r>
-        <w:rPr>
-          <w:rFonts w:ascii="Source Sans Pro" w:hAnsi="Source Sans Pro" w:cs="Arial"/>
-        </w:rPr>
-        <w:t>papers</w:t>
-      </w:r>
-      <w:proofErr w:type="gramEnd"/>
-      <w:r>
-        <w:rPr>
-          <w:rFonts w:ascii="Source Sans Pro" w:hAnsi="Source Sans Pro" w:cs="Arial"/>
-        </w:rPr>
-        <w:t>.</w:t>
+        <w:t xml:space="preserve"> assigns extractors to subsets of papers.</w:t>
       </w:r>
     </w:p>
     <w:p>
@@ -277,56 +235,116 @@
           <w:iCs/>
           <w:color w:val="156082" w:themeColor="accent1"/>
         </w:rPr>
-        <w:t xml:space="preserve">It would be helpful to share a few examples of </w:t>
-      </w:r>
-      <w:proofErr w:type="gramStart"/>
-      <w:r>
+        <w:t>It would be helpful to share a few examples of clearly-excluded papers so the boundary is concrete.</w:t>
+      </w:r>
+    </w:p>
+    <w:p>
+      <w:pPr>
+        <w:jc w:val="both"/>
         <w:rPr>
           <w:rFonts w:ascii="Source Sans Pro" w:hAnsi="Source Sans Pro" w:cs="Arial"/>
           <w:i/>
           <w:iCs/>
           <w:color w:val="156082" w:themeColor="accent1"/>
         </w:rPr>
-        <w:t>clearly-excluded</w:t>
-      </w:r>
-      <w:proofErr w:type="gramEnd"/>
-      <w:r>
+      </w:pPr>
+    </w:p>
+    <w:p>
+      <w:pPr>
+        <w:jc w:val="both"/>
         <w:rPr>
           <w:rFonts w:ascii="Source Sans Pro" w:hAnsi="Source Sans Pro" w:cs="Arial"/>
           <w:i/>
           <w:iCs/>
           <w:color w:val="156082" w:themeColor="accent1"/>
         </w:rPr>
-        <w:t xml:space="preserve"> papers so the boundary is concrete.</w:t>
-      </w:r>
+      </w:pPr>
     </w:p>
     <w:p>
       <w:pPr>
         <w:jc w:val="both"/>
         <w:rPr>
           <w:rFonts w:ascii="Source Sans Pro" w:hAnsi="Source Sans Pro" w:cs="Arial"/>
-          <w:i/>
-          <w:iCs/>
-          <w:color w:val="156082" w:themeColor="accent1"/>
-        </w:rPr>
-      </w:pPr>
+          <w:b/>
+          <w:bCs/>
+        </w:rPr>
+      </w:pPr>
+      <w:r>
+        <w:rPr>
+          <w:rFonts w:ascii="Source Sans Pro" w:hAnsi="Source Sans Pro" w:cs="Arial"/>
+          <w:b/>
+          <w:bCs/>
+        </w:rPr>
+        <w:t>3</w:t>
+      </w:r>
+      <w:r>
+        <w:rPr>
+          <w:rFonts w:ascii="Source Sans Pro" w:hAnsi="Source Sans Pro" w:cs="Arial"/>
+          <w:b/>
+          <w:bCs/>
+        </w:rPr>
+        <w:t>. Before You Extract</w:t>
+      </w:r>
     </w:p>
     <w:p>
       <w:pPr>
         <w:jc w:val="both"/>
         <w:rPr>
           <w:rFonts w:ascii="Source Sans Pro" w:hAnsi="Source Sans Pro" w:cs="Arial"/>
-          <w:i/>
-          <w:iCs/>
-          <w:color w:val="156082" w:themeColor="accent1"/>
-        </w:rPr>
-      </w:pPr>
+        </w:rPr>
+      </w:pPr>
+      <w:r>
+        <w:rPr>
+          <w:rFonts w:ascii="Source Sans Pro" w:hAnsi="Source Sans Pro" w:cs="Arial"/>
+        </w:rPr>
+        <w:t xml:space="preserve">After screening and including a paper, </w:t>
+      </w:r>
+      <w:r>
+        <w:rPr>
+          <w:rFonts w:ascii="Source Sans Pro" w:hAnsi="Source Sans Pro" w:cs="Arial"/>
+        </w:rPr>
+        <w:t>read the paper. G</w:t>
+      </w:r>
+      <w:r>
+        <w:rPr>
+          <w:rFonts w:ascii="Source Sans Pro" w:hAnsi="Source Sans Pro" w:cs="Arial"/>
+        </w:rPr>
+        <w:t>o to the results section first. Identify how many outcomes are reported, whether the data is disaggregated by site, whether there are multiple years, and how many comparisons exist. Plan the row structure before filling anything in.</w:t>
+      </w:r>
     </w:p>
     <w:p>
       <w:pPr>
         <w:jc w:val="both"/>
         <w:rPr>
           <w:rFonts w:ascii="Source Sans Pro" w:hAnsi="Source Sans Pro" w:cs="Arial"/>
+        </w:rPr>
+      </w:pPr>
+      <w:r>
+        <w:rPr>
+          <w:rFonts w:ascii="Source Sans Pro" w:hAnsi="Source Sans Pro" w:cs="Arial"/>
+        </w:rPr>
+        <w:t>The row unit is one value for one outcome for one treatment. Multi-outcome, multi-site, or multi-year papers will produce many rows per paper, with repeated information across columns.</w:t>
+      </w:r>
+      <w:r>
+        <w:rPr>
+          <w:rFonts w:ascii="Source Sans Pro" w:hAnsi="Source Sans Pro" w:cs="Arial"/>
+        </w:rPr>
+        <w:t xml:space="preserve"> Essentially you should plan for one row per value you are going to extract. </w:t>
+      </w:r>
+    </w:p>
+    <w:p>
+      <w:pPr>
+        <w:jc w:val="both"/>
+        <w:rPr>
+          <w:rFonts w:ascii="Source Sans Pro" w:hAnsi="Source Sans Pro" w:cs="Arial"/>
+        </w:rPr>
+      </w:pPr>
+    </w:p>
+    <w:p>
+      <w:pPr>
+        <w:jc w:val="both"/>
+        <w:rPr>
+          <w:rFonts w:ascii="Source Sans Pro" w:hAnsi="Source Sans Pro" w:cs="Arial"/>
           <w:b/>
           <w:bCs/>
         </w:rPr>
@@ -337,16 +355,7 @@
           <w:b/>
           <w:bCs/>
         </w:rPr>
-        <w:lastRenderedPageBreak/>
-        <w:t>3</w:t>
-      </w:r>
-      <w:r>
-        <w:rPr>
-          <w:rFonts w:ascii="Source Sans Pro" w:hAnsi="Source Sans Pro" w:cs="Arial"/>
-          <w:b/>
-          <w:bCs/>
-        </w:rPr>
-        <w:t>. Before You Extract</w:t>
+        <w:t>4. New Term Requests</w:t>
       </w:r>
     </w:p>
     <w:p>
@@ -360,19 +369,7 @@
         <w:rPr>
           <w:rFonts w:ascii="Source Sans Pro" w:hAnsi="Source Sans Pro" w:cs="Arial"/>
         </w:rPr>
-        <w:t xml:space="preserve">After screening and including a paper, </w:t>
-      </w:r>
-      <w:r>
-        <w:rPr>
-          <w:rFonts w:ascii="Source Sans Pro" w:hAnsi="Source Sans Pro" w:cs="Arial"/>
-        </w:rPr>
-        <w:t>read the paper. G</w:t>
-      </w:r>
-      <w:r>
-        <w:rPr>
-          <w:rFonts w:ascii="Source Sans Pro" w:hAnsi="Source Sans Pro" w:cs="Arial"/>
-        </w:rPr>
-        <w:t>o to the results section first. Identify how many outcomes are reported, whether the data is disaggregated by site, whether there are multiple years, and how many comparisons exist. Plan the row structure before filling anything in.</w:t>
+        <w:t>Do not modify the ontologies document yourself. If a value isn't in a drop-down, type it into the cell — it will flash as an error, which is fine — then follow Lolita's step-by-step protocol to request the new term. Only Andrea and Lolita add terms to the ontologies.</w:t>
       </w:r>
     </w:p>
     <w:p>
@@ -386,85 +383,41 @@
         <w:rPr>
           <w:rFonts w:ascii="Source Sans Pro" w:hAnsi="Source Sans Pro" w:cs="Arial"/>
         </w:rPr>
-        <w:t>The row unit is one value for one outcome for one treatment. Multi-outcome, multi-site, or multi-year papers will produce many rows per paper, with repeated information across columns.</w:t>
-      </w:r>
-      <w:r>
-        <w:rPr>
-          <w:rFonts w:ascii="Source Sans Pro" w:hAnsi="Source Sans Pro" w:cs="Arial"/>
-        </w:rPr>
-        <w:t xml:space="preserve"> Essentially you should plan for one row per value you are going to extract. </w:t>
+        <w:t xml:space="preserve">Step by step protocol : </w:t>
       </w:r>
     </w:p>
     <w:p>
       <w:pPr>
+        <w:spacing w:after="0" w:line="240" w:lineRule="auto"/>
         <w:jc w:val="both"/>
         <w:rPr>
           <w:rFonts w:ascii="Source Sans Pro" w:hAnsi="Source Sans Pro" w:cs="Arial"/>
         </w:rPr>
       </w:pPr>
+      <w:r>
+        <w:rPr>
+          <w:rFonts w:ascii="Source Sans Pro" w:hAnsi="Source Sans Pro" w:cs="Arial"/>
+        </w:rPr>
+        <w:t>- You see that your term is not in the drop-down menu</w:t>
+      </w:r>
     </w:p>
     <w:p>
       <w:pPr>
+        <w:spacing w:after="0" w:line="240" w:lineRule="auto"/>
         <w:jc w:val="both"/>
         <w:rPr>
           <w:rFonts w:ascii="Source Sans Pro" w:hAnsi="Source Sans Pro" w:cs="Arial"/>
-          <w:b/>
-          <w:bCs/>
-        </w:rPr>
-      </w:pPr>
-      <w:r>
-        <w:rPr>
-          <w:rFonts w:ascii="Source Sans Pro" w:hAnsi="Source Sans Pro" w:cs="Arial"/>
-          <w:b/>
-          <w:bCs/>
-        </w:rPr>
-        <w:t>4. New Term Requests</w:t>
+        </w:rPr>
+      </w:pPr>
+      <w:r>
+        <w:rPr>
+          <w:rFonts w:ascii="Source Sans Pro" w:hAnsi="Source Sans Pro" w:cs="Arial"/>
+        </w:rPr>
+        <w:t xml:space="preserve">- Enter the new term in the cell. This will produce an error. It is ok </w:t>
       </w:r>
     </w:p>
     <w:p>
       <w:pPr>
-        <w:jc w:val="both"/>
-        <w:rPr>
-          <w:rFonts w:ascii="Source Sans Pro" w:hAnsi="Source Sans Pro" w:cs="Arial"/>
-        </w:rPr>
-      </w:pPr>
-      <w:r>
-        <w:rPr>
-          <w:rFonts w:ascii="Source Sans Pro" w:hAnsi="Source Sans Pro" w:cs="Arial"/>
-        </w:rPr>
-        <w:t>Do not modify the ontologies document yourself. If a value isn't in a drop-down, type it into the cell — it will flash as an error, which is fine — then follow Lolita's step-by-step protocol to request the new term. Only Andrea and Lolita add terms to the ontologies.</w:t>
-      </w:r>
-    </w:p>
-    <w:p>
-      <w:pPr>
-        <w:jc w:val="both"/>
-        <w:rPr>
-          <w:rFonts w:ascii="Source Sans Pro" w:hAnsi="Source Sans Pro" w:cs="Arial"/>
-        </w:rPr>
-      </w:pPr>
-      <w:r>
-        <w:rPr>
-          <w:rFonts w:ascii="Source Sans Pro" w:hAnsi="Source Sans Pro" w:cs="Arial"/>
-        </w:rPr>
-        <w:t xml:space="preserve">Step by step </w:t>
-      </w:r>
-      <w:proofErr w:type="gramStart"/>
-      <w:r>
-        <w:rPr>
-          <w:rFonts w:ascii="Source Sans Pro" w:hAnsi="Source Sans Pro" w:cs="Arial"/>
-        </w:rPr>
-        <w:t>protocol :</w:t>
-      </w:r>
-      <w:proofErr w:type="gramEnd"/>
-      <w:r>
-        <w:rPr>
-          <w:rFonts w:ascii="Source Sans Pro" w:hAnsi="Source Sans Pro" w:cs="Arial"/>
-        </w:rPr>
-        <w:t xml:space="preserve"> </w:t>
-      </w:r>
-    </w:p>
-    <w:p>
-      <w:pPr>
         <w:spacing w:after="0" w:line="240" w:lineRule="auto"/>
         <w:jc w:val="both"/>
         <w:rPr>
@@ -475,53 +428,9 @@
         <w:rPr>
           <w:rFonts w:ascii="Source Sans Pro" w:hAnsi="Source Sans Pro" w:cs="Arial"/>
         </w:rPr>
-        <w:t xml:space="preserve">- You see that your term is not </w:t>
-      </w:r>
-      <w:proofErr w:type="gramStart"/>
-      <w:r>
-        <w:rPr>
-          <w:rFonts w:ascii="Source Sans Pro" w:hAnsi="Source Sans Pro" w:cs="Arial"/>
-        </w:rPr>
-        <w:t>in</w:t>
-      </w:r>
-      <w:proofErr w:type="gramEnd"/>
-      <w:r>
-        <w:rPr>
-          <w:rFonts w:ascii="Source Sans Pro" w:hAnsi="Source Sans Pro" w:cs="Arial"/>
-        </w:rPr>
-        <w:t xml:space="preserve"> the drop-down menu</w:t>
-      </w:r>
-    </w:p>
-    <w:p>
-      <w:pPr>
-        <w:spacing w:after="0" w:line="240" w:lineRule="auto"/>
-        <w:jc w:val="both"/>
-        <w:rPr>
-          <w:rFonts w:ascii="Source Sans Pro" w:hAnsi="Source Sans Pro" w:cs="Arial"/>
-        </w:rPr>
-      </w:pPr>
-      <w:r>
-        <w:rPr>
-          <w:rFonts w:ascii="Source Sans Pro" w:hAnsi="Source Sans Pro" w:cs="Arial"/>
-        </w:rPr>
-        <w:t xml:space="preserve">- Enter the new term in the cell. This will produce an error. It is ok </w:t>
-      </w:r>
-    </w:p>
-    <w:p>
-      <w:pPr>
-        <w:spacing w:after="0" w:line="240" w:lineRule="auto"/>
-        <w:jc w:val="both"/>
-        <w:rPr>
-          <w:rFonts w:ascii="Source Sans Pro" w:hAnsi="Source Sans Pro" w:cs="Arial"/>
-        </w:rPr>
-      </w:pPr>
-      <w:r>
-        <w:rPr>
-          <w:rFonts w:ascii="Source Sans Pro" w:hAnsi="Source Sans Pro" w:cs="Arial"/>
-        </w:rPr>
         <w:t xml:space="preserve">- Then go to the </w:t>
       </w:r>
-      <w:hyperlink w:history="1" r:id="rId7">
+      <w:hyperlink r:id="rId10" w:history="1">
         <w:r>
           <w:rPr>
             <w:rStyle w:val="Hyperlink"/>
@@ -558,35 +467,7 @@
         <w:rPr>
           <w:rFonts w:ascii="Source Sans Pro" w:hAnsi="Source Sans Pro" w:cs="Arial"/>
         </w:rPr>
-        <w:t xml:space="preserve">- Done! Your term will be review by Lolita or Andrea. If the term is </w:t>
-      </w:r>
-      <w:proofErr w:type="gramStart"/>
-      <w:r>
-        <w:rPr>
-          <w:rFonts w:ascii="Source Sans Pro" w:hAnsi="Source Sans Pro" w:cs="Arial"/>
-        </w:rPr>
-        <w:t>accepted</w:t>
-      </w:r>
-      <w:proofErr w:type="gramEnd"/>
-      <w:r>
-        <w:rPr>
-          <w:rFonts w:ascii="Source Sans Pro" w:hAnsi="Source Sans Pro" w:cs="Arial"/>
-        </w:rPr>
-        <w:t xml:space="preserve"> you will have nothing else to do. You entered the term in </w:t>
-      </w:r>
-      <w:proofErr w:type="gramStart"/>
-      <w:r>
-        <w:rPr>
-          <w:rFonts w:ascii="Source Sans Pro" w:hAnsi="Source Sans Pro" w:cs="Arial"/>
-        </w:rPr>
-        <w:t>your</w:t>
-      </w:r>
-      <w:proofErr w:type="gramEnd"/>
-      <w:r>
-        <w:rPr>
-          <w:rFonts w:ascii="Source Sans Pro" w:hAnsi="Source Sans Pro" w:cs="Arial"/>
-        </w:rPr>
-        <w:t xml:space="preserve"> excel already and once we add it to the ontology the error will disappear. </w:t>
+        <w:t xml:space="preserve">- Done! Your term will be review by Lolita or Andrea. If the term is accepted you will have nothing else to do. You entered the term in your excel already and once we add it to the ontology the error will disappear. </w:t>
       </w:r>
     </w:p>
     <w:p>
@@ -711,6 +592,66 @@
         </w:rPr>
         <w:t>Definitions for each site type are in the 01. Lookup levels tab. Refer to it whenever you're unsure.</w:t>
       </w:r>
+      <w:r>
+        <w:rPr>
+          <w:rFonts w:ascii="Source Sans Pro" w:hAnsi="Source Sans Pro" w:cs="Arial"/>
+        </w:rPr>
+        <w:t xml:space="preserve"> </w:t>
+      </w:r>
+      <w:r>
+        <w:rPr>
+          <w:rFonts w:ascii="Source Sans Pro" w:hAnsi="Source Sans Pro" w:cs="Arial"/>
+        </w:rPr>
+        <w:t xml:space="preserve">It can </w:t>
+      </w:r>
+      <w:r>
+        <w:rPr>
+          <w:rFonts w:ascii="Source Sans Pro" w:hAnsi="Source Sans Pro" w:cs="Arial"/>
+        </w:rPr>
+        <w:t>be diff</w:t>
+      </w:r>
+      <w:r>
+        <w:rPr>
+          <w:rFonts w:ascii="Source Sans Pro" w:hAnsi="Source Sans Pro" w:cs="Arial"/>
+        </w:rPr>
+        <w:t xml:space="preserve">erent </w:t>
+      </w:r>
+      <w:r>
+        <w:rPr>
+          <w:rFonts w:ascii="Source Sans Pro" w:hAnsi="Source Sans Pro" w:cs="Arial"/>
+        </w:rPr>
+        <w:t>ac</w:t>
+      </w:r>
+      <w:r>
+        <w:rPr>
+          <w:rFonts w:ascii="Source Sans Pro" w:hAnsi="Source Sans Pro" w:cs="Arial"/>
+        </w:rPr>
+        <w:t xml:space="preserve">ross </w:t>
+      </w:r>
+      <w:r>
+        <w:rPr>
+          <w:rFonts w:ascii="Source Sans Pro" w:hAnsi="Source Sans Pro" w:cs="Arial"/>
+        </w:rPr>
+        <w:t xml:space="preserve">rows of a </w:t>
+      </w:r>
+      <w:r>
+        <w:rPr>
+          <w:rFonts w:ascii="Source Sans Pro" w:hAnsi="Source Sans Pro" w:cs="Arial"/>
+        </w:rPr>
+        <w:t>same pa</w:t>
+      </w:r>
+      <w:r>
+        <w:rPr>
+          <w:rFonts w:ascii="Source Sans Pro" w:hAnsi="Source Sans Pro" w:cs="Arial"/>
+        </w:rPr>
+        <w:t>per</w:t>
+      </w:r>
+      <w:r>
+        <w:rPr>
+          <w:rFonts w:ascii="Source Sans Pro" w:hAnsi="Source Sans Pro" w:cs="Arial"/>
+        </w:rPr>
+        <w:t>.</w:t>
+      </w:r>
     </w:p>
     <w:p>
       <w:pPr>
@@ -741,7 +682,6 @@
         <w:rPr>
           <w:rFonts w:ascii="Source Sans Pro" w:hAnsi="Source Sans Pro" w:cs="Arial"/>
         </w:rPr>
-        <w:lastRenderedPageBreak/>
         <w:t>Take time to find the correct existing site in the drop-down. The same place is often listed under different names (e.g. "Agricultural Research Center Grain Crops" vs. "ARC Grain Crops Institute"). Adding a new site is the last resort and should follow the new term request process.</w:t>
       </w:r>
     </w:p>
@@ -774,21 +714,7 @@
         <w:rPr>
           <w:rFonts w:ascii="Source Sans Pro" w:hAnsi="Source Sans Pro" w:cs="Arial"/>
         </w:rPr>
-        <w:t xml:space="preserve">Columns </w:t>
-      </w:r>
-      <w:proofErr w:type="gramStart"/>
-      <w:r>
-        <w:rPr>
-          <w:rFonts w:ascii="Source Sans Pro" w:hAnsi="Source Sans Pro" w:cs="Arial"/>
-        </w:rPr>
-        <w:t>labelled</w:t>
-      </w:r>
-      <w:proofErr w:type="gramEnd"/>
-      <w:r>
-        <w:rPr>
-          <w:rFonts w:ascii="Source Sans Pro" w:hAnsi="Source Sans Pro" w:cs="Arial"/>
-        </w:rPr>
-        <w:t xml:space="preserve"> Country 1, Site 1, Country 2, Site 2, and so on handle two cases. The first is multi-country aggregation: for example, a mean across Brazil, Argentina, and Uruguay would be entered as Country 1 = Brazil, Country 2 = Argentina, and so on. The second is multi-site within one country: for example, Country 1 = France / Site 1 = Montpellier; Country 2 = France / Site 2 = Paris. The goal is to preserve a geographic trace so data can be linked to other global datasets.</w:t>
+        <w:t>Columns labelled Country 1, Site 1, Country 2, Site 2, and so on handle two cases. The first is multi-country aggregation: for example, a mean across Brazil, Argentina, and Uruguay would be entered as Country 1 = Brazil, Country 2 = Argentina, and so on. The second is multi-site within one country: for example, Country 1 = France / Site 1 = Montpellier; Country 2 = France / Site 2 = Paris. The goal is to preserve a geographic trace so data can be linked to other global datasets.</w:t>
       </w:r>
     </w:p>
     <w:p>
@@ -820,21 +746,7 @@
         <w:rPr>
           <w:rFonts w:ascii="Source Sans Pro" w:hAnsi="Source Sans Pro" w:cs="Arial"/>
         </w:rPr>
-        <w:t xml:space="preserve">Use this website for coordinate conversion: </w:t>
-      </w:r>
-      <w:r>
-        <w:rPr>
-          <w:rFonts w:ascii="Source Sans Pro" w:hAnsi="Source Sans Pro" w:cs="Arial"/>
-          <w:i/>
-          <w:iCs/>
-        </w:rPr>
-        <w:t>[link to be added]</w:t>
-      </w:r>
-      <w:r>
-        <w:rPr>
-          <w:rFonts w:ascii="Source Sans Pro" w:hAnsi="Source Sans Pro" w:cs="Arial"/>
-        </w:rPr>
-        <w:t>.</w:t>
+        <w:t>Use this website for coordinate conversion:</w:t>
       </w:r>
     </w:p>
     <w:p>
@@ -844,189 +756,572 @@
           <w:rFonts w:ascii="Source Sans Pro" w:hAnsi="Source Sans Pro" w:cs="Arial"/>
         </w:rPr>
       </w:pPr>
-      <w:r>
-        <w:rPr>
-          <w:rFonts w:ascii="Source Sans Pro" w:hAnsi="Source Sans Pro" w:cs="Arial"/>
-        </w:rPr>
-        <w:t xml:space="preserve">If the paper provides coordinates, check them on Google Maps first because some papers report wrong coordinates. </w:t>
-      </w:r>
-    </w:p>
-    <w:p>
-      <w:pPr>
-        <w:jc w:val="both"/>
-        <w:rPr>
-          <w:rFonts w:ascii="Source Sans Pro" w:hAnsi="Source Sans Pro" w:cs="Arial"/>
-        </w:rPr>
-      </w:pPr>
-      <w:r>
-        <w:rPr>
-          <w:rFonts w:ascii="Source Sans Pro" w:hAnsi="Source Sans Pro" w:cs="Arial"/>
-        </w:rPr>
-        <w:t xml:space="preserve">If they are correct, extract them and put </w:t>
-      </w:r>
-      <w:r>
-        <w:rPr>
-          <w:rFonts w:ascii="Source Sans Pro" w:hAnsi="Source Sans Pro" w:cs="Arial"/>
-        </w:rPr>
-        <w:t>“</w:t>
-      </w:r>
-      <w:r>
-        <w:rPr>
-          <w:rFonts w:ascii="Source Sans Pro" w:hAnsi="Source Sans Pro" w:cs="Arial"/>
-        </w:rPr>
-        <w:t>original</w:t>
-      </w:r>
-      <w:r>
-        <w:rPr>
-          <w:rFonts w:ascii="Source Sans Pro" w:hAnsi="Source Sans Pro" w:cs="Arial"/>
-        </w:rPr>
-        <w:t>”</w:t>
-      </w:r>
-      <w:r>
-        <w:rPr>
-          <w:rFonts w:ascii="Source Sans Pro" w:hAnsi="Source Sans Pro" w:cs="Arial"/>
-        </w:rPr>
-        <w:t xml:space="preserve"> in the </w:t>
-      </w:r>
-      <w:r>
-        <w:rPr>
-          <w:rFonts w:ascii="Source Sans Pro" w:hAnsi="Source Sans Pro" w:cs="Arial"/>
-        </w:rPr>
-        <w:t>site_latlong_type01</w:t>
-      </w:r>
-      <w:r>
-        <w:rPr>
-          <w:rFonts w:ascii="Source Sans Pro" w:hAnsi="Source Sans Pro" w:cs="Arial"/>
-        </w:rPr>
-        <w:t xml:space="preserve"> </w:t>
-      </w:r>
-      <w:r>
-        <w:rPr>
-          <w:rFonts w:ascii="Source Sans Pro" w:hAnsi="Source Sans Pro" w:cs="Arial"/>
-        </w:rPr>
-        <w:t xml:space="preserve">column. </w:t>
-      </w:r>
-    </w:p>
-    <w:p>
-      <w:pPr>
-        <w:jc w:val="both"/>
-        <w:rPr>
-          <w:rFonts w:ascii="Source Sans Pro" w:hAnsi="Source Sans Pro" w:cs="Arial"/>
-        </w:rPr>
-      </w:pPr>
-      <w:r>
-        <w:rPr>
-          <w:rFonts w:ascii="Source Sans Pro" w:hAnsi="Source Sans Pro" w:cs="Arial"/>
-        </w:rPr>
-        <w:t xml:space="preserve">If coordinates are wrong or missing but the site is in the drop-down, select the site, use the correct coordinates from the lookup, and put "unspecified" in the </w:t>
-      </w:r>
-      <w:r>
-        <w:rPr>
-          <w:rFonts w:ascii="Source Sans Pro" w:hAnsi="Source Sans Pro" w:cs="Arial"/>
-        </w:rPr>
-        <w:t>site_latlong_type01</w:t>
-      </w:r>
-      <w:r>
-        <w:rPr>
-          <w:rFonts w:ascii="Source Sans Pro" w:hAnsi="Source Sans Pro" w:cs="Arial"/>
-        </w:rPr>
-        <w:t xml:space="preserve"> </w:t>
-      </w:r>
-      <w:r>
-        <w:rPr>
-          <w:rFonts w:ascii="Source Sans Pro" w:hAnsi="Source Sans Pro" w:cs="Arial"/>
-        </w:rPr>
-        <w:t xml:space="preserve">column. </w:t>
-      </w:r>
-    </w:p>
-    <w:p>
-      <w:pPr>
-        <w:jc w:val="both"/>
-        <w:rPr>
-          <w:rFonts w:ascii="Source Sans Pro" w:hAnsi="Source Sans Pro" w:cs="Arial"/>
-        </w:rPr>
-      </w:pPr>
-      <w:r>
-        <w:rPr>
-          <w:rFonts w:ascii="Source Sans Pro" w:hAnsi="Source Sans Pro" w:cs="Arial"/>
-        </w:rPr>
-        <w:t>If neither site nor coordinates are available, search for the right coordinates and follow the new term request process.</w:t>
-      </w:r>
-    </w:p>
-    <w:p>
-      <w:pPr>
-        <w:jc w:val="both"/>
-        <w:rPr>
-          <w:rFonts w:ascii="Source Sans Pro" w:hAnsi="Source Sans Pro" w:cs="Arial"/>
-          <w:b/>
-          <w:bCs/>
-        </w:rPr>
-      </w:pPr>
-      <w:r>
-        <w:rPr>
-          <w:rFonts w:ascii="Source Sans Pro" w:hAnsi="Source Sans Pro" w:cs="Arial"/>
-          <w:b/>
-          <w:bCs/>
-        </w:rPr>
-        <w:t>Buffer</w:t>
-      </w:r>
-    </w:p>
-    <w:p>
-      <w:pPr>
-        <w:jc w:val="both"/>
-        <w:rPr>
-          <w:rFonts w:ascii="Source Sans Pro" w:hAnsi="Source Sans Pro" w:cs="Arial"/>
-        </w:rPr>
-      </w:pPr>
-      <w:r>
-        <w:rPr>
-          <w:rFonts w:ascii="Source Sans Pro" w:hAnsi="Source Sans Pro" w:cs="Arial"/>
-        </w:rPr>
-        <w:t xml:space="preserve">The buffer captures how certain we are about the location's coordinates. It is expressed in meters and represents the radius of a circle around the coordinates you entered. For example, a buffer of 200 m means: </w:t>
-      </w:r>
-      <w:r>
-        <w:rPr>
-          <w:rFonts w:ascii="Source Sans Pro" w:hAnsi="Source Sans Pro" w:cs="Arial"/>
-          <w:i/>
-          <w:iCs/>
-        </w:rPr>
-        <w:t>"I am confident the experiment took place within a 200 m radius of this point."</w:t>
-      </w:r>
-    </w:p>
-    <w:p>
-      <w:pPr>
-        <w:jc w:val="both"/>
-        <w:rPr>
-          <w:rFonts w:ascii="Source Sans Pro" w:hAnsi="Source Sans Pro" w:cs="Arial"/>
-        </w:rPr>
-      </w:pPr>
-      <w:r>
-        <w:rPr>
-          <w:rFonts w:ascii="Source Sans Pro" w:hAnsi="Source Sans Pro" w:cs="Arial"/>
-        </w:rPr>
-        <w:t>When the location is precise — typically research stations or facilities, though not always — the buffer is usually around 200 m. In less precise cases, such as a forest, a village mentioned by name, or a range of coordinates given by the author, estimate the buffer yourself: open Google Maps, use the "Measure distance" tool, and choose a radius that reasonably covers the area where the experiment could have taken place.</w:t>
-      </w:r>
-    </w:p>
-    <w:p>
-      <w:pPr>
-        <w:jc w:val="both"/>
-        <w:rPr>
-          <w:rFonts w:ascii="Source Sans Pro" w:hAnsi="Source Sans Pro" w:cs="Arial"/>
-        </w:rPr>
-      </w:pPr>
-      <w:r>
-        <w:rPr>
-          <w:rFonts w:ascii="Source Sans Pro" w:hAnsi="Source Sans Pro" w:cs="Arial"/>
-        </w:rPr>
-        <w:t xml:space="preserve">See the YouTube video for a walkthrough: </w:t>
-      </w:r>
-      <w:hyperlink r:id="R4f3ce091178e45ed">
+      <w:hyperlink r:id="rId11" w:history="1">
         <w:r>
           <w:rPr>
             <w:rStyle w:val="Hyperlink"/>
             <w:rFonts w:ascii="Source Sans Pro" w:hAnsi="Source Sans Pro" w:cs="Arial"/>
-            <w:i w:val="1"/>
-            <w:iCs w:val="1"/>
+          </w:rPr>
+          <w:t>https://rcn.montana.edu/Resources/Converter.aspx</w:t>
+        </w:r>
+      </w:hyperlink>
+      <w:r>
+        <w:rPr>
+          <w:rFonts w:ascii="Source Sans Pro" w:hAnsi="Source Sans Pro" w:cs="Arial"/>
+        </w:rPr>
+        <w:t xml:space="preserve"> </w:t>
+      </w:r>
+      <w:r>
+        <w:rPr>
+          <w:rFonts w:ascii="Source Sans Pro" w:hAnsi="Source Sans Pro" w:cs="Arial"/>
+        </w:rPr>
+        <w:t>.</w:t>
+      </w:r>
+    </w:p>
+    <w:p>
+      <w:pPr>
+        <w:jc w:val="both"/>
+        <w:rPr>
+          <w:rFonts w:ascii="Source Sans Pro" w:hAnsi="Source Sans Pro" w:cs="Arial"/>
+        </w:rPr>
+      </w:pPr>
+      <w:r>
+        <w:rPr>
+          <w:rFonts w:ascii="Source Sans Pro" w:hAnsi="Source Sans Pro" w:cs="Arial"/>
+        </w:rPr>
+        <w:t xml:space="preserve">If the paper provides coordinates, check them on Google Maps first because some papers report wrong coordinates. </w:t>
+      </w:r>
+    </w:p>
+    <w:p>
+      <w:pPr>
+        <w:jc w:val="both"/>
+        <w:rPr>
+          <w:rFonts w:ascii="Source Sans Pro" w:hAnsi="Source Sans Pro" w:cs="Arial"/>
+        </w:rPr>
+      </w:pPr>
+      <w:r>
+        <w:rPr>
+          <w:rFonts w:ascii="Source Sans Pro" w:hAnsi="Source Sans Pro" w:cs="Arial"/>
+        </w:rPr>
+        <w:t xml:space="preserve">If they are correct, extract them and put </w:t>
+      </w:r>
+      <w:r>
+        <w:rPr>
+          <w:rFonts w:ascii="Source Sans Pro" w:hAnsi="Source Sans Pro" w:cs="Arial"/>
+        </w:rPr>
+        <w:t>“</w:t>
+      </w:r>
+      <w:r>
+        <w:rPr>
+          <w:rFonts w:ascii="Source Sans Pro" w:hAnsi="Source Sans Pro" w:cs="Arial"/>
+        </w:rPr>
+        <w:t>original</w:t>
+      </w:r>
+      <w:r>
+        <w:rPr>
+          <w:rFonts w:ascii="Source Sans Pro" w:hAnsi="Source Sans Pro" w:cs="Arial"/>
+        </w:rPr>
+        <w:t>”</w:t>
+      </w:r>
+      <w:r>
+        <w:rPr>
+          <w:rFonts w:ascii="Source Sans Pro" w:hAnsi="Source Sans Pro" w:cs="Arial"/>
+        </w:rPr>
+        <w:t xml:space="preserve"> in the </w:t>
+      </w:r>
+      <w:r>
+        <w:rPr>
+          <w:rFonts w:ascii="Source Sans Pro" w:hAnsi="Source Sans Pro" w:cs="Arial"/>
+        </w:rPr>
+        <w:t>site_latlong_type01</w:t>
+      </w:r>
+      <w:r>
+        <w:rPr>
+          <w:rFonts w:ascii="Source Sans Pro" w:hAnsi="Source Sans Pro" w:cs="Arial"/>
+        </w:rPr>
+        <w:t xml:space="preserve"> </w:t>
+      </w:r>
+      <w:r>
+        <w:rPr>
+          <w:rFonts w:ascii="Source Sans Pro" w:hAnsi="Source Sans Pro" w:cs="Arial"/>
+        </w:rPr>
+        <w:t xml:space="preserve">column. </w:t>
+      </w:r>
+    </w:p>
+    <w:p>
+      <w:pPr>
+        <w:jc w:val="both"/>
+        <w:rPr>
+          <w:rFonts w:ascii="Source Sans Pro" w:hAnsi="Source Sans Pro" w:cs="Arial"/>
+        </w:rPr>
+      </w:pPr>
+      <w:r>
+        <w:rPr>
+          <w:rFonts w:ascii="Source Sans Pro" w:hAnsi="Source Sans Pro" w:cs="Arial"/>
+        </w:rPr>
+        <w:t xml:space="preserve">If coordinates are wrong or missing but the site is in the drop-down, select the site, use the correct coordinates from the lookup, and put "unspecified" in the </w:t>
+      </w:r>
+      <w:r>
+        <w:rPr>
+          <w:rFonts w:ascii="Source Sans Pro" w:hAnsi="Source Sans Pro" w:cs="Arial"/>
+        </w:rPr>
+        <w:t>site_latlong_type01</w:t>
+      </w:r>
+      <w:r>
+        <w:rPr>
+          <w:rFonts w:ascii="Source Sans Pro" w:hAnsi="Source Sans Pro" w:cs="Arial"/>
+        </w:rPr>
+        <w:t xml:space="preserve"> </w:t>
+      </w:r>
+      <w:r>
+        <w:rPr>
+          <w:rFonts w:ascii="Source Sans Pro" w:hAnsi="Source Sans Pro" w:cs="Arial"/>
+        </w:rPr>
+        <w:t xml:space="preserve">column. </w:t>
+      </w:r>
+    </w:p>
+    <w:p>
+      <w:pPr>
+        <w:jc w:val="both"/>
+        <w:rPr>
+          <w:rFonts w:ascii="Source Sans Pro" w:hAnsi="Source Sans Pro" w:cs="Arial"/>
+        </w:rPr>
+      </w:pPr>
+      <w:r>
+        <w:rPr>
+          <w:rFonts w:ascii="Source Sans Pro" w:hAnsi="Source Sans Pro" w:cs="Arial"/>
+        </w:rPr>
+        <w:t>If neither site nor coordinates are available, search for the right coordinates and follow the new term request process.</w:t>
+      </w:r>
+    </w:p>
+    <w:p>
+      <w:pPr>
+        <w:jc w:val="both"/>
+        <w:rPr>
+          <w:rFonts w:ascii="Source Sans Pro" w:hAnsi="Source Sans Pro" w:cs="Arial"/>
+        </w:rPr>
+      </w:pPr>
+      <w:r>
+        <w:rPr>
+          <w:rFonts w:ascii="Source Sans Pro" w:hAnsi="Source Sans Pro" w:cs="Arial"/>
+        </w:rPr>
+        <w:t>If</w:t>
+      </w:r>
+      <w:r>
+        <w:rPr>
+          <w:rFonts w:ascii="Source Sans Pro" w:hAnsi="Source Sans Pro" w:cs="Arial"/>
+        </w:rPr>
+        <w:t xml:space="preserve"> the pap</w:t>
+      </w:r>
+      <w:r>
+        <w:rPr>
+          <w:rFonts w:ascii="Source Sans Pro" w:hAnsi="Source Sans Pro" w:cs="Arial"/>
+        </w:rPr>
+        <w:t xml:space="preserve">er </w:t>
+      </w:r>
+      <w:r>
+        <w:rPr>
+          <w:rFonts w:ascii="Source Sans Pro" w:hAnsi="Source Sans Pro" w:cs="Arial"/>
+        </w:rPr>
+        <w:t>is given</w:t>
+      </w:r>
+      <w:r>
+        <w:rPr>
+          <w:rFonts w:ascii="Source Sans Pro" w:hAnsi="Source Sans Pro" w:cs="Arial"/>
+        </w:rPr>
+        <w:t xml:space="preserve"> a square</w:t>
+      </w:r>
+      <w:r>
+        <w:rPr>
+          <w:rFonts w:ascii="Source Sans Pro" w:hAnsi="Source Sans Pro" w:cs="Arial"/>
+        </w:rPr>
+        <w:t xml:space="preserve"> ra</w:t>
+      </w:r>
+      <w:r>
+        <w:rPr>
+          <w:rFonts w:ascii="Source Sans Pro" w:hAnsi="Source Sans Pro" w:cs="Arial"/>
+        </w:rPr>
+        <w:t xml:space="preserve">nge for </w:t>
+      </w:r>
+      <w:r>
+        <w:rPr>
+          <w:rFonts w:ascii="Source Sans Pro" w:hAnsi="Source Sans Pro" w:cs="Arial"/>
+        </w:rPr>
+        <w:t>coordina</w:t>
+      </w:r>
+      <w:r>
+        <w:rPr>
+          <w:rFonts w:ascii="Source Sans Pro" w:hAnsi="Source Sans Pro" w:cs="Arial"/>
+        </w:rPr>
+        <w:t>te</w:t>
+      </w:r>
+      <w:r>
+        <w:rPr>
+          <w:rFonts w:ascii="Source Sans Pro" w:hAnsi="Source Sans Pro" w:cs="Arial"/>
+        </w:rPr>
+        <w:t xml:space="preserve"> (</w:t>
+      </w:r>
+      <w:r>
+        <w:rPr>
+          <w:rFonts w:ascii="Source Sans Pro" w:hAnsi="Source Sans Pro" w:cs="Arial"/>
+        </w:rPr>
+        <w:t>example</w:t>
+      </w:r>
+      <w:r>
+        <w:rPr>
+          <w:rFonts w:ascii="Source Sans Pro" w:hAnsi="Source Sans Pro" w:cs="Arial"/>
+        </w:rPr>
+        <w:t xml:space="preserve">: </w:t>
+      </w:r>
+      <w:r>
+        <w:rPr>
+          <w:rFonts w:ascii="Source Sans Pro" w:hAnsi="Source Sans Pro" w:cs="Arial"/>
+          <w:i/>
+          <w:iCs/>
+        </w:rPr>
+        <w:t>The study was carried out in the Valparai plateau and the Indira Gandhi wildlife sanctuary of the Anamalai Hills (10°12¢ N–10°35¢ N and 76°49¢ E–77°24¢ E) in the southern Western Ghats between January and May 2005.</w:t>
+      </w:r>
+      <w:r>
+        <w:rPr>
+          <w:rFonts w:ascii="Source Sans Pro" w:hAnsi="Source Sans Pro" w:cs="Arial"/>
+        </w:rPr>
+        <w:t>)</w:t>
+      </w:r>
+      <w:r>
+        <w:rPr>
+          <w:rFonts w:ascii="Source Sans Pro" w:hAnsi="Source Sans Pro" w:cs="Arial"/>
+        </w:rPr>
+        <w:t xml:space="preserve"> </w:t>
+      </w:r>
+      <w:r>
+        <w:rPr>
+          <w:rFonts w:ascii="Source Sans Pro" w:hAnsi="Source Sans Pro" w:cs="Arial"/>
+        </w:rPr>
+        <w:t xml:space="preserve">Then, </w:t>
+      </w:r>
+      <w:r>
+        <w:rPr>
+          <w:rFonts w:ascii="Source Sans Pro" w:hAnsi="Source Sans Pro" w:cs="Arial"/>
+        </w:rPr>
+        <w:t>put that</w:t>
+      </w:r>
+      <w:r>
+        <w:rPr>
+          <w:rFonts w:ascii="Source Sans Pro" w:hAnsi="Source Sans Pro" w:cs="Arial"/>
+        </w:rPr>
+        <w:t xml:space="preserve"> squar</w:t>
+      </w:r>
+      <w:r>
+        <w:rPr>
+          <w:rFonts w:ascii="Source Sans Pro" w:hAnsi="Source Sans Pro" w:cs="Arial"/>
+        </w:rPr>
+        <w:t xml:space="preserve">e in </w:t>
+      </w:r>
+      <w:r>
+        <w:rPr>
+          <w:rFonts w:ascii="Source Sans Pro" w:hAnsi="Source Sans Pro" w:cs="Arial"/>
+        </w:rPr>
+        <w:t>Google</w:t>
+      </w:r>
+      <w:r>
+        <w:rPr>
+          <w:rFonts w:ascii="Source Sans Pro" w:hAnsi="Source Sans Pro" w:cs="Arial"/>
+        </w:rPr>
+        <w:t xml:space="preserve"> maps or </w:t>
+      </w:r>
+      <w:r>
+        <w:rPr>
+          <w:rFonts w:ascii="Source Sans Pro" w:hAnsi="Source Sans Pro" w:cs="Arial"/>
+        </w:rPr>
+        <w:t xml:space="preserve">Google </w:t>
+      </w:r>
+      <w:r>
+        <w:rPr>
+          <w:rFonts w:ascii="Source Sans Pro" w:hAnsi="Source Sans Pro" w:cs="Arial"/>
+        </w:rPr>
+        <w:t>Ear</w:t>
+      </w:r>
+      <w:r>
+        <w:rPr>
+          <w:rFonts w:ascii="Source Sans Pro" w:hAnsi="Source Sans Pro" w:cs="Arial"/>
+        </w:rPr>
+        <w:t>th</w:t>
+      </w:r>
+      <w:r>
+        <w:rPr>
+          <w:rFonts w:ascii="Source Sans Pro" w:hAnsi="Source Sans Pro" w:cs="Arial"/>
+        </w:rPr>
+        <w:t xml:space="preserve"> and </w:t>
+      </w:r>
+      <w:r>
+        <w:rPr>
+          <w:rFonts w:ascii="Source Sans Pro" w:hAnsi="Source Sans Pro" w:cs="Arial"/>
+        </w:rPr>
+        <w:t xml:space="preserve">find the </w:t>
+      </w:r>
+      <w:r>
+        <w:rPr>
+          <w:rFonts w:ascii="Source Sans Pro" w:hAnsi="Source Sans Pro" w:cs="Arial"/>
+        </w:rPr>
+        <w:t>middl</w:t>
+      </w:r>
+      <w:r>
+        <w:rPr>
+          <w:rFonts w:ascii="Source Sans Pro" w:hAnsi="Source Sans Pro" w:cs="Arial"/>
+        </w:rPr>
+        <w:t>e point</w:t>
+      </w:r>
+      <w:r>
+        <w:rPr>
+          <w:rFonts w:ascii="Source Sans Pro" w:hAnsi="Source Sans Pro" w:cs="Arial"/>
+        </w:rPr>
+        <w:t xml:space="preserve">. </w:t>
+      </w:r>
+      <w:r>
+        <w:rPr>
+          <w:rFonts w:ascii="Source Sans Pro" w:hAnsi="Source Sans Pro" w:cs="Arial"/>
+        </w:rPr>
+        <w:t>Report</w:t>
+      </w:r>
+      <w:r>
+        <w:rPr>
+          <w:rFonts w:ascii="Source Sans Pro" w:hAnsi="Source Sans Pro" w:cs="Arial"/>
+        </w:rPr>
+        <w:t xml:space="preserve"> the mi</w:t>
+      </w:r>
+      <w:r>
+        <w:rPr>
+          <w:rFonts w:ascii="Source Sans Pro" w:hAnsi="Source Sans Pro" w:cs="Arial"/>
+        </w:rPr>
+        <w:t>dd</w:t>
+      </w:r>
+      <w:r>
+        <w:rPr>
+          <w:rFonts w:ascii="Source Sans Pro" w:hAnsi="Source Sans Pro" w:cs="Arial"/>
+        </w:rPr>
+        <w:t>le poin</w:t>
+      </w:r>
+      <w:r>
+        <w:rPr>
+          <w:rFonts w:ascii="Source Sans Pro" w:hAnsi="Source Sans Pro" w:cs="Arial"/>
+        </w:rPr>
+        <w:t>t in the extr</w:t>
+      </w:r>
+      <w:r>
+        <w:rPr>
+          <w:rFonts w:ascii="Source Sans Pro" w:hAnsi="Source Sans Pro" w:cs="Arial"/>
+        </w:rPr>
+        <w:t xml:space="preserve">action </w:t>
+      </w:r>
+      <w:r>
+        <w:rPr>
+          <w:rFonts w:ascii="Source Sans Pro" w:hAnsi="Source Sans Pro" w:cs="Arial"/>
+        </w:rPr>
+        <w:t xml:space="preserve">table, </w:t>
+      </w:r>
+      <w:r>
+        <w:rPr>
+          <w:rFonts w:ascii="Source Sans Pro" w:hAnsi="Source Sans Pro" w:cs="Arial"/>
+        </w:rPr>
+        <w:t>specif</w:t>
+      </w:r>
+      <w:r>
+        <w:rPr>
+          <w:rFonts w:ascii="Source Sans Pro" w:hAnsi="Source Sans Pro" w:cs="Arial"/>
+        </w:rPr>
+        <w:t>y it is</w:t>
+      </w:r>
+      <w:r>
+        <w:rPr>
+          <w:rFonts w:ascii="Source Sans Pro" w:hAnsi="Source Sans Pro" w:cs="Arial"/>
+        </w:rPr>
+        <w:t xml:space="preserve"> the mid</w:t>
+      </w:r>
+      <w:r>
+        <w:rPr>
+          <w:rFonts w:ascii="Source Sans Pro" w:hAnsi="Source Sans Pro" w:cs="Arial"/>
+        </w:rPr>
+        <w:t>dle po</w:t>
+      </w:r>
+      <w:r>
+        <w:rPr>
+          <w:rFonts w:ascii="Source Sans Pro" w:hAnsi="Source Sans Pro" w:cs="Arial"/>
+        </w:rPr>
+        <w:t xml:space="preserve">int in </w:t>
+      </w:r>
+      <w:r>
+        <w:rPr>
+          <w:rFonts w:ascii="Source Sans Pro" w:hAnsi="Source Sans Pro" w:cs="Arial"/>
+        </w:rPr>
+        <w:t>col</w:t>
+      </w:r>
+      <w:r>
+        <w:rPr>
+          <w:rFonts w:ascii="Source Sans Pro" w:hAnsi="Source Sans Pro" w:cs="Arial"/>
+        </w:rPr>
+        <w:t xml:space="preserve">umn </w:t>
+      </w:r>
+      <w:r>
+        <w:rPr>
+          <w:rFonts w:ascii="Source Sans Pro" w:hAnsi="Source Sans Pro" w:cs="Arial"/>
+        </w:rPr>
+        <w:t>site_latlong_type01</w:t>
+      </w:r>
+      <w:r>
+        <w:rPr>
+          <w:rFonts w:ascii="Source Sans Pro" w:hAnsi="Source Sans Pro" w:cs="Arial"/>
+        </w:rPr>
+        <w:t xml:space="preserve">. </w:t>
+      </w:r>
+      <w:r>
+        <w:rPr>
+          <w:rFonts w:ascii="Source Sans Pro" w:hAnsi="Source Sans Pro" w:cs="Arial"/>
+        </w:rPr>
+        <w:t>Take a</w:t>
+      </w:r>
+      <w:r>
+        <w:rPr>
+          <w:rFonts w:ascii="Source Sans Pro" w:hAnsi="Source Sans Pro" w:cs="Arial"/>
+        </w:rPr>
+        <w:t xml:space="preserve"> buffe</w:t>
+      </w:r>
+      <w:r>
+        <w:rPr>
+          <w:rFonts w:ascii="Source Sans Pro" w:hAnsi="Source Sans Pro" w:cs="Arial"/>
+        </w:rPr>
+        <w:t xml:space="preserve">r </w:t>
+      </w:r>
+      <w:r>
+        <w:rPr>
+          <w:rFonts w:ascii="Source Sans Pro" w:hAnsi="Source Sans Pro" w:cs="Arial"/>
+        </w:rPr>
+        <w:t>so th</w:t>
+      </w:r>
+      <w:r>
+        <w:rPr>
+          <w:rFonts w:ascii="Source Sans Pro" w:hAnsi="Source Sans Pro" w:cs="Arial"/>
+        </w:rPr>
+        <w:t xml:space="preserve">at </w:t>
+      </w:r>
+      <w:r>
+        <w:rPr>
+          <w:rFonts w:ascii="Source Sans Pro" w:hAnsi="Source Sans Pro" w:cs="Arial"/>
+        </w:rPr>
+        <w:t xml:space="preserve">it </w:t>
+      </w:r>
+      <w:r>
+        <w:rPr>
+          <w:rFonts w:ascii="Source Sans Pro" w:hAnsi="Source Sans Pro" w:cs="Arial"/>
+        </w:rPr>
+        <w:t>include</w:t>
+      </w:r>
+      <w:r>
+        <w:rPr>
+          <w:rFonts w:ascii="Source Sans Pro" w:hAnsi="Source Sans Pro" w:cs="Arial"/>
+        </w:rPr>
+        <w:t xml:space="preserve">s </w:t>
+      </w:r>
+      <w:r>
+        <w:rPr>
+          <w:rFonts w:ascii="Source Sans Pro" w:hAnsi="Source Sans Pro" w:cs="Arial"/>
+        </w:rPr>
+        <w:t>the sq</w:t>
+      </w:r>
+      <w:r>
+        <w:rPr>
+          <w:rFonts w:ascii="Source Sans Pro" w:hAnsi="Source Sans Pro" w:cs="Arial"/>
+        </w:rPr>
+        <w:t>uare</w:t>
+      </w:r>
+      <w:r>
+        <w:rPr>
+          <w:rFonts w:ascii="Source Sans Pro" w:hAnsi="Source Sans Pro" w:cs="Arial"/>
+        </w:rPr>
+        <w:t>.</w:t>
+      </w:r>
+    </w:p>
+    <w:p>
+      <w:pPr>
+        <w:jc w:val="both"/>
+        <w:rPr>
+          <w:rFonts w:ascii="Source Sans Pro" w:hAnsi="Source Sans Pro" w:cs="Arial"/>
+        </w:rPr>
+      </w:pPr>
+    </w:p>
+    <w:p>
+      <w:pPr>
+        <w:jc w:val="both"/>
+        <w:rPr>
+          <w:rFonts w:ascii="Source Sans Pro" w:hAnsi="Source Sans Pro" w:cs="Arial"/>
+          <w:b/>
+          <w:bCs/>
+        </w:rPr>
+      </w:pPr>
+      <w:r>
+        <w:rPr>
+          <w:rFonts w:ascii="Source Sans Pro" w:hAnsi="Source Sans Pro" w:cs="Arial"/>
+          <w:b/>
+          <w:bCs/>
+        </w:rPr>
+        <w:t>Buffer</w:t>
+      </w:r>
+    </w:p>
+    <w:p>
+      <w:pPr>
+        <w:jc w:val="both"/>
+        <w:rPr>
+          <w:rFonts w:ascii="Source Sans Pro" w:hAnsi="Source Sans Pro" w:cs="Arial"/>
+        </w:rPr>
+      </w:pPr>
+      <w:r>
+        <w:rPr>
+          <w:rFonts w:ascii="Source Sans Pro" w:hAnsi="Source Sans Pro" w:cs="Arial"/>
+        </w:rPr>
+        <w:t xml:space="preserve">The buffer captures how certain we are about the location's coordinates. It is expressed in meters and represents the radius of a circle around the coordinates you entered. For example, a buffer of 200 m means: </w:t>
+      </w:r>
+      <w:r>
+        <w:rPr>
+          <w:rFonts w:ascii="Source Sans Pro" w:hAnsi="Source Sans Pro" w:cs="Arial"/>
+          <w:i/>
+          <w:iCs/>
+        </w:rPr>
+        <w:t>"I am confident the experiment took place within a 200 m radius of this point."</w:t>
+      </w:r>
+    </w:p>
+    <w:p>
+      <w:pPr>
+        <w:jc w:val="both"/>
+        <w:rPr>
+          <w:rFonts w:ascii="Source Sans Pro" w:hAnsi="Source Sans Pro" w:cs="Arial"/>
+        </w:rPr>
+      </w:pPr>
+      <w:r>
+        <w:rPr>
+          <w:rFonts w:ascii="Source Sans Pro" w:hAnsi="Source Sans Pro" w:cs="Arial"/>
+        </w:rPr>
+        <w:t>When the location is precise — typically research stations or facilities, though not always — the buffer is usually around 200 m. In less precise cases, such as a forest, a village mentioned by name, or a range of coordinates given by the author, estimate the buffer yourself: open Google Maps, use the "Measure distance" tool, and choose a radius that reasonably covers the area where the experiment could have taken place.</w:t>
+      </w:r>
+    </w:p>
+    <w:p>
+      <w:pPr>
+        <w:jc w:val="both"/>
+        <w:rPr>
+          <w:rFonts w:ascii="Source Sans Pro" w:hAnsi="Source Sans Pro" w:cs="Arial"/>
+        </w:rPr>
+      </w:pPr>
+      <w:r>
+        <w:rPr>
+          <w:rFonts w:ascii="Source Sans Pro" w:hAnsi="Source Sans Pro" w:cs="Arial"/>
+        </w:rPr>
+        <w:t xml:space="preserve">See the YouTube video for a walkthrough: </w:t>
+      </w:r>
+      <w:hyperlink r:id="rId12">
+        <w:r>
+          <w:rPr>
+            <w:rStyle w:val="Hyperlink"/>
+            <w:rFonts w:ascii="Source Sans Pro" w:hAnsi="Source Sans Pro" w:cs="Arial"/>
+            <w:i/>
+            <w:iCs/>
           </w:rPr>
           <w:t>[link]</w:t>
         </w:r>
@@ -1080,7 +1375,6 @@
           <w:b/>
           <w:bCs/>
         </w:rPr>
-        <w:lastRenderedPageBreak/>
         <w:t>Field size vs. plot size</w:t>
       </w:r>
     </w:p>
@@ -1172,8 +1466,8 @@
       <w:r>
         <w:rPr>
           <w:rFonts w:ascii="Source Sans Pro" w:hAnsi="Source Sans Pro" w:cs="Arial"/>
-          <w:b w:val="1"/>
-          <w:bCs w:val="1"/>
+          <w:b/>
+          <w:bCs/>
         </w:rPr>
         <w:t>C</w:t>
       </w:r>
@@ -1186,8 +1480,8 @@
       <w:r>
         <w:rPr>
           <w:rFonts w:ascii="Source Sans Pro" w:hAnsi="Source Sans Pro" w:cs="Arial"/>
-          <w:b w:val="1"/>
-          <w:bCs w:val="1"/>
+          <w:b/>
+          <w:bCs/>
         </w:rPr>
         <w:t>T</w:t>
       </w:r>
@@ -1195,31 +1489,7 @@
         <w:rPr>
           <w:rFonts w:ascii="Source Sans Pro" w:hAnsi="Source Sans Pro" w:cs="Arial"/>
         </w:rPr>
-        <w:t xml:space="preserve"> (with a suffix) for treatments. Do not use the acronyms from the papers themselves. The natural environment or </w:t>
-      </w:r>
-      <w:r>
-        <w:rPr>
-          <w:rFonts w:ascii="Source Sans Pro" w:hAnsi="Source Sans Pro" w:cs="Arial"/>
-        </w:rPr>
-        <w:t>the monoculture</w:t>
-      </w:r>
-      <w:r>
-        <w:rPr>
-          <w:rFonts w:ascii="Source Sans Pro" w:hAnsi="Source Sans Pro" w:cs="Arial"/>
-        </w:rPr>
-        <w:t xml:space="preserve"> is always the control. </w:t>
-      </w:r>
-      <w:r>
-        <w:rPr>
-          <w:rFonts w:ascii="Source Sans Pro" w:hAnsi="Source Sans Pro" w:cs="Arial"/>
-        </w:rPr>
-        <w:t>The agroecological</w:t>
-      </w:r>
-      <w:r>
-        <w:rPr>
-          <w:rFonts w:ascii="Source Sans Pro" w:hAnsi="Source Sans Pro" w:cs="Arial"/>
-        </w:rPr>
-        <w:t xml:space="preserve"> practice is always the treatment.</w:t>
+        <w:t xml:space="preserve"> (with a suffix) for treatments. Do not use the acronyms from the papers themselves. The natural environment or the monoculture is always the control. The agroecological practice is always the treatment.</w:t>
       </w:r>
     </w:p>
     <w:p>
@@ -1293,12 +1563,104 @@
           <w:rFonts w:ascii="Source Sans Pro" w:hAnsi="Source Sans Pro" w:cs="Arial"/>
         </w:rPr>
       </w:pPr>
+      <w:r>
+        <w:rPr>
+          <w:rFonts w:ascii="Source Sans Pro" w:hAnsi="Source Sans Pro" w:cs="Arial"/>
+        </w:rPr>
+        <w:t xml:space="preserve">If your paper mention </w:t>
+      </w:r>
+      <w:r>
+        <w:rPr>
+          <w:rFonts w:ascii="Source Sans Pro" w:hAnsi="Source Sans Pro" w:cs="Arial"/>
+        </w:rPr>
+        <w:t xml:space="preserve">perrenial </w:t>
+      </w:r>
+      <w:r>
+        <w:rPr>
+          <w:rFonts w:ascii="Source Sans Pro" w:hAnsi="Source Sans Pro" w:cs="Arial"/>
+        </w:rPr>
+        <w:t xml:space="preserve">crops, such </w:t>
+      </w:r>
+      <w:r>
+        <w:rPr>
+          <w:rFonts w:ascii="Source Sans Pro" w:hAnsi="Source Sans Pro" w:cs="Arial"/>
+        </w:rPr>
+        <w:t xml:space="preserve">as </w:t>
+      </w:r>
+      <w:r>
+        <w:rPr>
+          <w:rFonts w:ascii="Source Sans Pro" w:hAnsi="Source Sans Pro" w:cs="Arial"/>
+        </w:rPr>
+        <w:t>coffe, report</w:t>
+      </w:r>
+      <w:r>
+        <w:rPr>
+          <w:rFonts w:ascii="Source Sans Pro" w:hAnsi="Source Sans Pro" w:cs="Arial"/>
+        </w:rPr>
+        <w:t xml:space="preserve"> it </w:t>
+      </w:r>
+      <w:r>
+        <w:rPr>
+          <w:rFonts w:ascii="Source Sans Pro" w:hAnsi="Source Sans Pro" w:cs="Arial"/>
+        </w:rPr>
+        <w:t xml:space="preserve">under the </w:t>
+      </w:r>
+      <w:r>
+        <w:rPr>
+          <w:rFonts w:ascii="Source Sans Pro" w:hAnsi="Source Sans Pro" w:cs="Arial"/>
+        </w:rPr>
+        <w:t xml:space="preserve">crops </w:t>
+      </w:r>
+      <w:r>
+        <w:rPr>
+          <w:rFonts w:ascii="Source Sans Pro" w:hAnsi="Source Sans Pro" w:cs="Arial"/>
+        </w:rPr>
+        <w:t>section</w:t>
+      </w:r>
+      <w:r>
+        <w:rPr>
+          <w:rFonts w:ascii="Source Sans Pro" w:hAnsi="Source Sans Pro" w:cs="Arial"/>
+        </w:rPr>
+        <w:t xml:space="preserve">, not </w:t>
+      </w:r>
+      <w:r>
+        <w:rPr>
+          <w:rFonts w:ascii="Source Sans Pro" w:hAnsi="Source Sans Pro" w:cs="Arial"/>
+        </w:rPr>
+        <w:t xml:space="preserve">the </w:t>
+      </w:r>
+      <w:r>
+        <w:rPr>
+          <w:rFonts w:ascii="Source Sans Pro" w:hAnsi="Source Sans Pro" w:cs="Arial"/>
+        </w:rPr>
+        <w:t xml:space="preserve">trees </w:t>
+      </w:r>
+      <w:r>
+        <w:rPr>
+          <w:rFonts w:ascii="Source Sans Pro" w:hAnsi="Source Sans Pro" w:cs="Arial"/>
+        </w:rPr>
+        <w:t>section</w:t>
+      </w:r>
+      <w:r>
+        <w:rPr>
+          <w:rFonts w:ascii="Source Sans Pro" w:hAnsi="Source Sans Pro" w:cs="Arial"/>
+        </w:rPr>
+        <w:t>.</w:t>
+      </w:r>
     </w:p>
     <w:p>
       <w:pPr>
         <w:jc w:val="both"/>
         <w:rPr>
           <w:rFonts w:ascii="Source Sans Pro" w:hAnsi="Source Sans Pro" w:cs="Arial"/>
+        </w:rPr>
+      </w:pPr>
+    </w:p>
+    <w:p>
+      <w:pPr>
+        <w:jc w:val="both"/>
+        <w:rPr>
+          <w:rFonts w:ascii="Source Sans Pro" w:hAnsi="Source Sans Pro" w:cs="Arial"/>
           <w:b/>
           <w:bCs/>
         </w:rPr>
@@ -1392,7 +1754,7 @@
         <w:t>12. Improved Crop Varieties</w:t>
       </w:r>
     </w:p>
-    <w:p w14:noSpellErr="1">
+    <w:p>
       <w:pPr>
         <w:jc w:val="both"/>
         <w:rPr>
@@ -1403,21 +1765,7 @@
         <w:rPr>
           <w:rFonts w:ascii="Source Sans Pro" w:hAnsi="Source Sans Pro" w:cs="Arial"/>
         </w:rPr>
-        <w:t xml:space="preserve">This section is used when the paper's angle is variety </w:t>
-      </w:r>
-      <w:proofErr w:type="gramStart"/>
-      <w:r>
-        <w:rPr>
-          <w:rFonts w:ascii="Source Sans Pro" w:hAnsi="Source Sans Pro" w:cs="Arial"/>
-        </w:rPr>
-        <w:t>comparison</w:t>
-      </w:r>
-      <w:proofErr w:type="gramEnd"/>
-      <w:r>
-        <w:rPr>
-          <w:rFonts w:ascii="Source Sans Pro" w:hAnsi="Source Sans Pro" w:cs="Arial"/>
-        </w:rPr>
-        <w:t xml:space="preserve">, for example drought-tolerant vs. non-drought-tolerant, or one variety vs. a mix. </w:t>
+        <w:t xml:space="preserve">This section is used when the paper's angle is variety comparison, for example drought-tolerant vs. non-drought-tolerant, or one variety vs. a mix. </w:t>
       </w:r>
     </w:p>
     <w:p>
@@ -1446,7 +1794,7 @@
         <w:t>13. Intercropping</w:t>
       </w:r>
     </w:p>
-    <w:p w14:noSpellErr="1">
+    <w:p>
       <w:pPr>
         <w:jc w:val="both"/>
         <w:rPr>
@@ -1462,8 +1810,8 @@
       <w:r>
         <w:rPr>
           <w:rFonts w:ascii="Source Sans Pro" w:hAnsi="Source Sans Pro" w:cs="Arial"/>
-          <w:i w:val="1"/>
-          <w:iCs w:val="1"/>
+          <w:i/>
+          <w:iCs/>
         </w:rPr>
         <w:t>additive</w:t>
       </w:r>
@@ -1476,8 +1824,8 @@
       <w:r>
         <w:rPr>
           <w:rFonts w:ascii="Source Sans Pro" w:hAnsi="Source Sans Pro" w:cs="Arial"/>
-          <w:i w:val="1"/>
-          <w:iCs w:val="1"/>
+          <w:i/>
+          <w:iCs/>
         </w:rPr>
         <w:t>replacement</w:t>
       </w:r>
@@ -1514,7 +1862,7 @@
         <w:t>14. Crop Sequence and Rotation</w:t>
       </w:r>
     </w:p>
-    <w:p w14:noSpellErr="1">
+    <w:p>
       <w:pPr>
         <w:jc w:val="both"/>
         <w:rPr>
@@ -1527,7 +1875,6 @@
         </w:rPr>
         <w:t xml:space="preserve">The product section has separate columns for crop rotation and intercropping — make sure you fill the right one. N-fixing crops are legumes. If you're unsure which practice to select, go to the </w:t>
       </w:r>
-      <w:proofErr w:type="gramStart"/>
       <w:r>
         <w:rPr>
           <w:rFonts w:ascii="Source Sans Pro" w:hAnsi="Source Sans Pro" w:cs="Arial"/>
@@ -1538,14 +1885,7 @@
         <w:rPr>
           <w:rFonts w:ascii="Source Sans Pro" w:hAnsi="Source Sans Pro" w:cs="Arial"/>
         </w:rPr>
-        <w:t>practice</w:t>
-      </w:r>
-      <w:proofErr w:type="gramEnd"/>
-      <w:r>
-        <w:rPr>
-          <w:rFonts w:ascii="Source Sans Pro" w:hAnsi="Source Sans Pro" w:cs="Arial"/>
-        </w:rPr>
-        <w:t xml:space="preserve"> tab and read the definitions.</w:t>
+        <w:t>practice tab and read the definitions.</w:t>
       </w:r>
     </w:p>
     <w:p>
@@ -1574,7 +1914,7 @@
         <w:t>15. Agroforestry</w:t>
       </w:r>
     </w:p>
-    <w:p w14:noSpellErr="1">
+    <w:p>
       <w:pPr>
         <w:jc w:val="both"/>
         <w:rPr>
@@ -1585,21 +1925,7 @@
         <w:rPr>
           <w:rFonts w:ascii="Source Sans Pro" w:hAnsi="Source Sans Pro" w:cs="Arial"/>
         </w:rPr>
-        <w:t xml:space="preserve">Mario raised that we need a clear, objective system to classify high- vs. low-shade agroforestry. This is still under discussion and </w:t>
-      </w:r>
-      <w:proofErr w:type="gramStart"/>
-      <w:r>
-        <w:rPr>
-          <w:rFonts w:ascii="Source Sans Pro" w:hAnsi="Source Sans Pro" w:cs="Arial"/>
-        </w:rPr>
-        <w:t>not</w:t>
-      </w:r>
-      <w:proofErr w:type="gramEnd"/>
-      <w:r>
-        <w:rPr>
-          <w:rFonts w:ascii="Source Sans Pro" w:hAnsi="Source Sans Pro" w:cs="Arial"/>
-        </w:rPr>
-        <w:t xml:space="preserve"> finalized.</w:t>
+        <w:t>Mario raised that we need a clear, objective system to classify high- vs. low-shade agroforestry. This is still under discussion and not finalized.</w:t>
       </w:r>
     </w:p>
     <w:p>
@@ -1628,7 +1954,7 @@
         <w:t>16. Fertilizers</w:t>
       </w:r>
     </w:p>
-    <w:p w14:noSpellErr="1">
+    <w:p>
       <w:pPr>
         <w:jc w:val="both"/>
         <w:rPr>
@@ -1668,7 +1994,7 @@
         <w:t>17. Product Component</w:t>
       </w:r>
     </w:p>
-    <w:p w14:noSpellErr="1">
+    <w:p>
       <w:pPr>
         <w:jc w:val="both"/>
         <w:rPr>
@@ -1703,21 +2029,7 @@
         <w:rPr>
           <w:rFonts w:ascii="Source Sans Pro" w:hAnsi="Source Sans Pro" w:cs="Arial"/>
         </w:rPr>
-        <w:t xml:space="preserve">. This preserves the </w:t>
-      </w:r>
-      <w:proofErr w:type="gramStart"/>
-      <w:r>
-        <w:rPr>
-          <w:rFonts w:ascii="Source Sans Pro" w:hAnsi="Source Sans Pro" w:cs="Arial"/>
-        </w:rPr>
-        <w:t>system</w:t>
-      </w:r>
-      <w:proofErr w:type="gramEnd"/>
-      <w:r>
-        <w:rPr>
-          <w:rFonts w:ascii="Source Sans Pro" w:hAnsi="Source Sans Pro" w:cs="Arial"/>
-        </w:rPr>
-        <w:t xml:space="preserve"> context while keeping each outcome tied to its component.</w:t>
+        <w:t>. This preserves the system context while keeping each outcome tied to its component.</w:t>
       </w:r>
     </w:p>
     <w:p>
@@ -1746,7 +2058,7 @@
         <w:t>18. Outcomes — Which to Extract</w:t>
       </w:r>
     </w:p>
-    <w:p w14:noSpellErr="1">
+    <w:p>
       <w:pPr>
         <w:jc w:val="both"/>
         <w:rPr>
@@ -1757,41 +2069,13 @@
         <w:rPr>
           <w:rFonts w:ascii="Source Sans Pro" w:hAnsi="Source Sans Pro" w:cs="Arial"/>
         </w:rPr>
-        <w:t xml:space="preserve">Consult the 01. Outcomes tab — it lists outcomes we extract and outcomes we </w:t>
-      </w:r>
-      <w:proofErr w:type="gramStart"/>
-      <w:r>
-        <w:rPr>
-          <w:rFonts w:ascii="Source Sans Pro" w:hAnsi="Source Sans Pro" w:cs="Arial"/>
-        </w:rPr>
-        <w:t>skip</w:t>
-      </w:r>
-      <w:r>
-        <w:rPr>
-          <w:rFonts w:ascii="Source Sans Pro" w:hAnsi="Source Sans Pro" w:cs="Arial"/>
-        </w:rPr>
-        <w:t>, or</w:t>
-      </w:r>
-      <w:proofErr w:type="gramEnd"/>
-      <w:r>
-        <w:rPr>
-          <w:rFonts w:ascii="Source Sans Pro" w:hAnsi="Source Sans Pro" w:cs="Arial"/>
-        </w:rPr>
-        <w:t xml:space="preserve"> directly look at the </w:t>
-      </w:r>
-      <w:proofErr w:type="gramStart"/>
-      <w:r>
-        <w:rPr>
-          <w:rFonts w:ascii="Source Sans Pro" w:hAnsi="Source Sans Pro" w:cs="Arial"/>
-        </w:rPr>
-        <w:t>drop down</w:t>
-      </w:r>
-      <w:proofErr w:type="gramEnd"/>
-      <w:r>
-        <w:rPr>
-          <w:rFonts w:ascii="Source Sans Pro" w:hAnsi="Source Sans Pro" w:cs="Arial"/>
-        </w:rPr>
-        <w:t xml:space="preserve"> menus in the excel. </w:t>
+        <w:t>Consult the 01. Outcomes tab — it lists outcomes we extract and outcomes we skip</w:t>
+      </w:r>
+      <w:r>
+        <w:rPr>
+          <w:rFonts w:ascii="Source Sans Pro" w:hAnsi="Source Sans Pro" w:cs="Arial"/>
+        </w:rPr>
+        <w:t xml:space="preserve">, or directly look at the drop down menus in the excel. </w:t>
       </w:r>
     </w:p>
     <w:p>
@@ -1835,7 +2119,31 @@
           <w:b/>
           <w:bCs/>
         </w:rPr>
-        <w:t>Sample size</w:t>
+        <w:t xml:space="preserve">Data </w:t>
+      </w:r>
+      <w:r>
+        <w:rPr>
+          <w:rFonts w:ascii="Source Sans Pro" w:hAnsi="Source Sans Pro" w:cs="Arial"/>
+          <w:b/>
+          <w:bCs/>
+        </w:rPr>
+        <w:t>from g</w:t>
+      </w:r>
+      <w:r>
+        <w:rPr>
+          <w:rFonts w:ascii="Source Sans Pro" w:hAnsi="Source Sans Pro" w:cs="Arial"/>
+          <w:b/>
+          <w:bCs/>
+        </w:rPr>
+        <w:t>rap</w:t>
+      </w:r>
+      <w:r>
+        <w:rPr>
+          <w:rFonts w:ascii="Source Sans Pro" w:hAnsi="Source Sans Pro" w:cs="Arial"/>
+          <w:b/>
+          <w:bCs/>
+        </w:rPr>
+        <w:t>hs</w:t>
       </w:r>
     </w:p>
     <w:p>
@@ -1849,27 +2157,22 @@
         <w:rPr>
           <w:rFonts w:ascii="Source Sans Pro" w:hAnsi="Source Sans Pro" w:cs="Arial"/>
         </w:rPr>
-        <w:t xml:space="preserve">Sample size equals the number of plants or animals multiplied by the number of replicates. For example, 5 plants × 3 replicates </w:t>
-      </w:r>
-      <w:proofErr w:type="gramStart"/>
-      <w:r>
-        <w:rPr>
-          <w:rFonts w:ascii="Source Sans Pro" w:hAnsi="Source Sans Pro" w:cs="Arial"/>
-        </w:rPr>
-        <w:t>gives</w:t>
-      </w:r>
-      <w:proofErr w:type="gramEnd"/>
-      <w:r>
-        <w:rPr>
-          <w:rFonts w:ascii="Source Sans Pro" w:hAnsi="Source Sans Pro" w:cs="Arial"/>
-        </w:rPr>
-        <w:t xml:space="preserve"> a sample size of 15. If yield was measured across 5 different plots, the sample size is 5. If unsure, log it in extraction observations.</w:t>
-      </w:r>
-      <w:r>
-        <w:rPr>
-          <w:rFonts w:ascii="Source Sans Pro" w:hAnsi="Source Sans Pro" w:cs="Arial"/>
-        </w:rPr>
-        <w:t xml:space="preserve"> Andrea to check </w:t>
+        <w:t xml:space="preserve">For extracting data from figures use: </w:t>
+      </w:r>
+      <w:hyperlink r:id="rId13" w:tgtFrame="_blank" w:history="1">
+        <w:r>
+          <w:rPr>
+            <w:rStyle w:val="Hyperlink"/>
+            <w:rFonts w:ascii="Source Sans Pro" w:hAnsi="Source Sans Pro" w:cs="Arial"/>
+          </w:rPr>
+          <w:t>https://automeris.io/</w:t>
+        </w:r>
+      </w:hyperlink>
+      <w:r>
+        <w:rPr>
+          <w:rFonts w:ascii="Source Sans Pro" w:hAnsi="Source Sans Pro" w:cs="Arial"/>
+        </w:rPr>
+        <w:t>. Please save the csv and png of the extracted figure in 01.table_figure_extraction folder</w:t>
       </w:r>
     </w:p>
     <w:p>
@@ -1887,7 +2190,7 @@
           <w:b/>
           <w:bCs/>
         </w:rPr>
-        <w:t>Crop yield — intercropping vs. monoculture</w:t>
+        <w:t>Sample size</w:t>
       </w:r>
     </w:p>
     <w:p>
@@ -1901,7 +2204,13 @@
         <w:rPr>
           <w:rFonts w:ascii="Source Sans Pro" w:hAnsi="Source Sans Pro" w:cs="Arial"/>
         </w:rPr>
-        <w:t>Comparing a single crop's yield in both systems is misleading: monoculture will appear higher simply because there are more plants per unit area. The correct comparison is the Land Equivalent Ratio (LER).</w:t>
+        <w:t>Sample size equals the number of plants or animals multiplied by the number of replicates. For example, 5 plants × 3 replicates gives a sample size of 15. If yield was measured across 5 different plots, the sample size is 5. If unsure, log it in extraction observations.</w:t>
+      </w:r>
+      <w:r>
+        <w:rPr>
+          <w:rFonts w:ascii="Source Sans Pro" w:hAnsi="Source Sans Pro" w:cs="Arial"/>
+        </w:rPr>
+        <w:t xml:space="preserve"> Andrea to check </w:t>
       </w:r>
     </w:p>
     <w:p>
@@ -1919,7 +2228,7 @@
           <w:b/>
           <w:bCs/>
         </w:rPr>
-        <w:t>Extracting LER</w:t>
+        <w:t>Crop yield — intercropping vs. monoculture</w:t>
       </w:r>
     </w:p>
     <w:p>
@@ -1933,42 +2242,7 @@
         <w:rPr>
           <w:rFonts w:ascii="Source Sans Pro" w:hAnsi="Source Sans Pro" w:cs="Arial"/>
         </w:rPr>
-        <w:t xml:space="preserve">If the study provides LER directly, extract it as given. If the study doesn't provide LER but provides the inputs, we will be able to calculate it. The inputs needed </w:t>
-      </w:r>
-      <w:proofErr w:type="gramStart"/>
-      <w:r>
-        <w:rPr>
-          <w:rFonts w:ascii="Source Sans Pro" w:hAnsi="Source Sans Pro" w:cs="Arial"/>
-        </w:rPr>
-        <w:t>are:</w:t>
-      </w:r>
-      <w:proofErr w:type="gramEnd"/>
-      <w:r>
-        <w:rPr>
-          <w:rFonts w:ascii="Source Sans Pro" w:hAnsi="Source Sans Pro" w:cs="Arial"/>
-        </w:rPr>
-        <w:t xml:space="preserve"> the yield of each crop </w:t>
-      </w:r>
-      <w:r>
-        <w:rPr>
-          <w:rFonts w:ascii="Source Sans Pro" w:hAnsi="Source Sans Pro" w:cs="Arial"/>
-        </w:rPr>
-        <w:lastRenderedPageBreak/>
-        <w:t xml:space="preserve">in monoculture, the yield of each crop in the intercropping system, and all yields in the same metric. The metric itself doesn't matter — kg/ha, kg/plot, </w:t>
-      </w:r>
-      <w:proofErr w:type="gramStart"/>
-      <w:r>
-        <w:rPr>
-          <w:rFonts w:ascii="Source Sans Pro" w:hAnsi="Source Sans Pro" w:cs="Arial"/>
-        </w:rPr>
-        <w:t>etc. —</w:t>
-      </w:r>
-      <w:proofErr w:type="gramEnd"/>
-      <w:r>
-        <w:rPr>
-          <w:rFonts w:ascii="Source Sans Pro" w:hAnsi="Source Sans Pro" w:cs="Arial"/>
-        </w:rPr>
-        <w:t xml:space="preserve"> because the meta-analysis uses log effect sizes, but it must be consistent across the comparison. You do not need to convert units yourself; extract data exactly as the study reports it.</w:t>
+        <w:t>Comparing a single crop's yield in both systems is misleading: monoculture will appear higher simply because there are more plants per unit area. The correct comparison is the Land Equivalent Ratio (LER).</w:t>
       </w:r>
     </w:p>
     <w:p>
@@ -1986,21 +2260,7 @@
           <w:b/>
           <w:bCs/>
         </w:rPr>
-        <w:t>Row structure for yield and LER</w:t>
-      </w:r>
-    </w:p>
-    <w:p w14:noSpellErr="1">
-      <w:pPr>
-        <w:jc w:val="both"/>
-        <w:rPr>
-          <w:rFonts w:ascii="Source Sans Pro" w:hAnsi="Source Sans Pro" w:cs="Arial"/>
-        </w:rPr>
-      </w:pPr>
-      <w:r>
-        <w:rPr>
-          <w:rFonts w:ascii="Source Sans Pro" w:hAnsi="Source Sans Pro" w:cs="Arial"/>
-        </w:rPr>
-        <w:t>Create one row per monoculture (one per crop), one row per intercropping yield, and one row per value — never aggregate multiple values into one row. For Component 1 and Component 2 columns, put each crop's yield in the column for its respective component. Monoculture rows fill only the relevant component column.</w:t>
+        <w:t>Extracting LER</w:t>
       </w:r>
     </w:p>
     <w:p>
@@ -2010,6 +2270,12 @@
           <w:rFonts w:ascii="Source Sans Pro" w:hAnsi="Source Sans Pro" w:cs="Arial"/>
         </w:rPr>
       </w:pPr>
+      <w:r>
+        <w:rPr>
+          <w:rFonts w:ascii="Source Sans Pro" w:hAnsi="Source Sans Pro" w:cs="Arial"/>
+        </w:rPr>
+        <w:t>If the study provides LER directly, extract it as given. If the study doesn't provide LER but provides the inputs, we will be able to calculate it. The inputs needed are: the yield of each crop in monoculture, the yield of each crop in the intercropping system, and all yields in the same metric. The metric itself doesn't matter — kg/ha, kg/plot, etc. — because the meta-analysis uses log effect sizes, but it must be consistent across the comparison. You do not need to convert units yourself; extract data exactly as the study reports it.</w:t>
+      </w:r>
     </w:p>
     <w:p>
       <w:pPr>
@@ -2026,7 +2292,7 @@
           <w:b/>
           <w:bCs/>
         </w:rPr>
-        <w:t>20. Outcome Time</w:t>
+        <w:t>Row structure for yield and LER</w:t>
       </w:r>
     </w:p>
     <w:p>
@@ -2040,41 +2306,7 @@
         <w:rPr>
           <w:rFonts w:ascii="Source Sans Pro" w:hAnsi="Source Sans Pro" w:cs="Arial"/>
         </w:rPr>
-        <w:t xml:space="preserve">For </w:t>
-      </w:r>
-      <w:proofErr w:type="spellStart"/>
-      <w:r>
-        <w:rPr>
-          <w:rFonts w:ascii="Source Sans Pro" w:hAnsi="Source Sans Pro" w:cs="Arial"/>
-        </w:rPr>
-        <w:t>Bioversity</w:t>
-      </w:r>
-      <w:proofErr w:type="spellEnd"/>
-      <w:r>
-        <w:rPr>
-          <w:rFonts w:ascii="Source Sans Pro" w:hAnsi="Source Sans Pro" w:cs="Arial"/>
-        </w:rPr>
-        <w:t xml:space="preserve">, extract data from the last year only. For </w:t>
-      </w:r>
-      <w:proofErr w:type="gramStart"/>
-      <w:r>
-        <w:rPr>
-          <w:rFonts w:ascii="Source Sans Pro" w:hAnsi="Source Sans Pro" w:cs="Arial"/>
-        </w:rPr>
-        <w:t xml:space="preserve">Yield </w:t>
-      </w:r>
-      <w:r>
-        <w:rPr>
-          <w:rFonts w:ascii="Source Sans Pro" w:hAnsi="Source Sans Pro" w:cs="Arial"/>
-        </w:rPr>
-        <w:t xml:space="preserve"> and</w:t>
-      </w:r>
-      <w:proofErr w:type="gramEnd"/>
-      <w:r>
-        <w:rPr>
-          <w:rFonts w:ascii="Source Sans Pro" w:hAnsi="Source Sans Pro" w:cs="Arial"/>
-        </w:rPr>
-        <w:t xml:space="preserve"> LER analyses, extract data for all years reported. Andrea will add this distinction explicitly to the rules.</w:t>
+        <w:t>Create one row per monoculture (one per crop), one row per intercropping yield, and one row per value — never aggregate multiple values into one row. For Component 1 and Component 2 columns, put each crop's yield in the column for its respective component. Monoculture rows fill only the relevant component column.</w:t>
       </w:r>
     </w:p>
     <w:p>
@@ -2085,8 +2317,84 @@
         </w:rPr>
       </w:pPr>
     </w:p>
+    <w:p>
+      <w:pPr>
+        <w:jc w:val="both"/>
+        <w:rPr>
+          <w:rFonts w:ascii="Source Sans Pro" w:hAnsi="Source Sans Pro" w:cs="Arial"/>
+          <w:b/>
+          <w:bCs/>
+        </w:rPr>
+      </w:pPr>
+      <w:r>
+        <w:rPr>
+          <w:rFonts w:ascii="Source Sans Pro" w:hAnsi="Source Sans Pro" w:cs="Arial"/>
+          <w:b/>
+          <w:bCs/>
+        </w:rPr>
+        <w:t>20. Outcome Time</w:t>
+      </w:r>
+    </w:p>
+    <w:p>
+      <w:pPr>
+        <w:jc w:val="both"/>
+        <w:rPr>
+          <w:rFonts w:ascii="Source Sans Pro" w:hAnsi="Source Sans Pro" w:cs="Arial"/>
+        </w:rPr>
+      </w:pPr>
+      <w:r>
+        <w:rPr>
+          <w:rFonts w:ascii="Source Sans Pro" w:hAnsi="Source Sans Pro" w:cs="Arial"/>
+        </w:rPr>
+        <w:t xml:space="preserve">For </w:t>
+      </w:r>
+      <w:r>
+        <w:rPr>
+          <w:rFonts w:ascii="Source Sans Pro" w:hAnsi="Source Sans Pro" w:cs="Arial"/>
+        </w:rPr>
+        <w:t>Bio</w:t>
+      </w:r>
+      <w:r>
+        <w:rPr>
+          <w:rFonts w:ascii="Source Sans Pro" w:hAnsi="Source Sans Pro" w:cs="Arial"/>
+        </w:rPr>
+        <w:t>di</w:t>
+      </w:r>
+      <w:r>
+        <w:rPr>
+          <w:rFonts w:ascii="Source Sans Pro" w:hAnsi="Source Sans Pro" w:cs="Arial"/>
+        </w:rPr>
+        <w:t>versity</w:t>
+      </w:r>
+      <w:r>
+        <w:rPr>
+          <w:rFonts w:ascii="Source Sans Pro" w:hAnsi="Source Sans Pro" w:cs="Arial"/>
+        </w:rPr>
+        <w:t xml:space="preserve">, extract data from the last year only. For </w:t>
+      </w:r>
+      <w:r>
+        <w:rPr>
+          <w:rFonts w:ascii="Source Sans Pro" w:hAnsi="Source Sans Pro" w:cs="Arial"/>
+        </w:rPr>
+        <w:t xml:space="preserve">Yield </w:t>
+      </w:r>
+      <w:r>
+        <w:rPr>
+          <w:rFonts w:ascii="Source Sans Pro" w:hAnsi="Source Sans Pro" w:cs="Arial"/>
+        </w:rPr>
+        <w:t>and LER analyses, extract data for all years reported. Andrea will add this distinction explicitly to the rules.</w:t>
+      </w:r>
+    </w:p>
+    <w:p>
+      <w:pPr>
+        <w:jc w:val="both"/>
+        <w:rPr>
+          <w:rFonts w:ascii="Source Sans Pro" w:hAnsi="Source Sans Pro" w:cs="Arial"/>
+        </w:rPr>
+      </w:pPr>
+    </w:p>
     <w:sectPr>
-      <w:pgSz w:w="12240" w:h="15840" w:orient="portrait"/>
+      <w:pgSz w:w="12240" w:h="15840"/>
       <w:pgMar w:top="1440" w:right="1440" w:bottom="1440" w:left="1440" w:header="720" w:footer="720" w:gutter="0"/>
       <w:cols w:space="720"/>
       <w:docGrid w:linePitch="360"/>
@@ -2113,7 +2421,7 @@
         <w:ind w:left="720" w:hanging="360"/>
       </w:pPr>
       <w:rPr>
-        <w:rFonts w:hint="default" w:ascii="Symbol" w:hAnsi="Symbol"/>
+        <w:rFonts w:ascii="Symbol" w:hAnsi="Symbol" w:hint="default"/>
         <w:sz w:val="20"/>
       </w:rPr>
     </w:lvl>
@@ -2129,7 +2437,7 @@
         <w:ind w:left="1440" w:hanging="360"/>
       </w:pPr>
       <w:rPr>
-        <w:rFonts w:hint="default" w:ascii="Courier New" w:hAnsi="Courier New"/>
+        <w:rFonts w:ascii="Courier New" w:hAnsi="Courier New" w:hint="default"/>
         <w:sz w:val="20"/>
       </w:rPr>
     </w:lvl>
@@ -2145,7 +2453,7 @@
         <w:ind w:left="2160" w:hanging="360"/>
       </w:pPr>
       <w:rPr>
-        <w:rFonts w:hint="default" w:ascii="Wingdings" w:hAnsi="Wingdings"/>
+        <w:rFonts w:ascii="Wingdings" w:hAnsi="Wingdings" w:hint="default"/>
         <w:sz w:val="20"/>
       </w:rPr>
     </w:lvl>
@@ -2161,7 +2469,7 @@
         <w:ind w:left="2880" w:hanging="360"/>
       </w:pPr>
       <w:rPr>
-        <w:rFonts w:hint="default" w:ascii="Wingdings" w:hAnsi="Wingdings"/>
+        <w:rFonts w:ascii="Wingdings" w:hAnsi="Wingdings" w:hint="default"/>
         <w:sz w:val="20"/>
       </w:rPr>
     </w:lvl>
@@ -2177,7 +2485,7 @@
         <w:ind w:left="3600" w:hanging="360"/>
       </w:pPr>
       <w:rPr>
-        <w:rFonts w:hint="default" w:ascii="Wingdings" w:hAnsi="Wingdings"/>
+        <w:rFonts w:ascii="Wingdings" w:hAnsi="Wingdings" w:hint="default"/>
         <w:sz w:val="20"/>
       </w:rPr>
     </w:lvl>
@@ -2193,7 +2501,7 @@
         <w:ind w:left="4320" w:hanging="360"/>
       </w:pPr>
       <w:rPr>
-        <w:rFonts w:hint="default" w:ascii="Wingdings" w:hAnsi="Wingdings"/>
+        <w:rFonts w:ascii="Wingdings" w:hAnsi="Wingdings" w:hint="default"/>
         <w:sz w:val="20"/>
       </w:rPr>
     </w:lvl>
@@ -2209,7 +2517,7 @@
         <w:ind w:left="5040" w:hanging="360"/>
       </w:pPr>
       <w:rPr>
-        <w:rFonts w:hint="default" w:ascii="Wingdings" w:hAnsi="Wingdings"/>
+        <w:rFonts w:ascii="Wingdings" w:hAnsi="Wingdings" w:hint="default"/>
         <w:sz w:val="20"/>
       </w:rPr>
     </w:lvl>
@@ -2225,7 +2533,7 @@
         <w:ind w:left="5760" w:hanging="360"/>
       </w:pPr>
       <w:rPr>
-        <w:rFonts w:hint="default" w:ascii="Wingdings" w:hAnsi="Wingdings"/>
+        <w:rFonts w:ascii="Wingdings" w:hAnsi="Wingdings" w:hint="default"/>
         <w:sz w:val="20"/>
       </w:rPr>
     </w:lvl>
@@ -2241,7 +2549,7 @@
         <w:ind w:left="6480" w:hanging="360"/>
       </w:pPr>
       <w:rPr>
-        <w:rFonts w:hint="default" w:ascii="Wingdings" w:hAnsi="Wingdings"/>
+        <w:rFonts w:ascii="Wingdings" w:hAnsi="Wingdings" w:hint="default"/>
         <w:sz w:val="20"/>
       </w:rPr>
     </w:lvl>
@@ -2262,7 +2570,7 @@
         <w:ind w:left="720" w:hanging="360"/>
       </w:pPr>
       <w:rPr>
-        <w:rFonts w:hint="default" w:ascii="Symbol" w:hAnsi="Symbol"/>
+        <w:rFonts w:ascii="Symbol" w:hAnsi="Symbol" w:hint="default"/>
         <w:sz w:val="20"/>
       </w:rPr>
     </w:lvl>
@@ -2278,7 +2586,7 @@
         <w:ind w:left="1440" w:hanging="360"/>
       </w:pPr>
       <w:rPr>
-        <w:rFonts w:hint="default" w:ascii="Courier New" w:hAnsi="Courier New"/>
+        <w:rFonts w:ascii="Courier New" w:hAnsi="Courier New" w:hint="default"/>
         <w:sz w:val="20"/>
       </w:rPr>
     </w:lvl>
@@ -2294,7 +2602,7 @@
         <w:ind w:left="2160" w:hanging="360"/>
       </w:pPr>
       <w:rPr>
-        <w:rFonts w:hint="default" w:ascii="Wingdings" w:hAnsi="Wingdings"/>
+        <w:rFonts w:ascii="Wingdings" w:hAnsi="Wingdings" w:hint="default"/>
         <w:sz w:val="20"/>
       </w:rPr>
     </w:lvl>
@@ -2310,7 +2618,7 @@
         <w:ind w:left="2880" w:hanging="360"/>
       </w:pPr>
       <w:rPr>
-        <w:rFonts w:hint="default" w:ascii="Wingdings" w:hAnsi="Wingdings"/>
+        <w:rFonts w:ascii="Wingdings" w:hAnsi="Wingdings" w:hint="default"/>
         <w:sz w:val="20"/>
       </w:rPr>
     </w:lvl>
@@ -2326,7 +2634,7 @@
         <w:ind w:left="3600" w:hanging="360"/>
       </w:pPr>
       <w:rPr>
-        <w:rFonts w:hint="default" w:ascii="Wingdings" w:hAnsi="Wingdings"/>
+        <w:rFonts w:ascii="Wingdings" w:hAnsi="Wingdings" w:hint="default"/>
         <w:sz w:val="20"/>
       </w:rPr>
     </w:lvl>
@@ -2342,7 +2650,7 @@
         <w:ind w:left="4320" w:hanging="360"/>
       </w:pPr>
       <w:rPr>
-        <w:rFonts w:hint="default" w:ascii="Wingdings" w:hAnsi="Wingdings"/>
+        <w:rFonts w:ascii="Wingdings" w:hAnsi="Wingdings" w:hint="default"/>
         <w:sz w:val="20"/>
       </w:rPr>
     </w:lvl>
@@ -2358,7 +2666,7 @@
         <w:ind w:left="5040" w:hanging="360"/>
       </w:pPr>
       <w:rPr>
-        <w:rFonts w:hint="default" w:ascii="Wingdings" w:hAnsi="Wingdings"/>
+        <w:rFonts w:ascii="Wingdings" w:hAnsi="Wingdings" w:hint="default"/>
         <w:sz w:val="20"/>
       </w:rPr>
     </w:lvl>
@@ -2374,7 +2682,7 @@
         <w:ind w:left="5760" w:hanging="360"/>
       </w:pPr>
       <w:rPr>
-        <w:rFonts w:hint="default" w:ascii="Wingdings" w:hAnsi="Wingdings"/>
+        <w:rFonts w:ascii="Wingdings" w:hAnsi="Wingdings" w:hint="default"/>
         <w:sz w:val="20"/>
       </w:rPr>
     </w:lvl>
@@ -2390,7 +2698,7 @@
         <w:ind w:left="6480" w:hanging="360"/>
       </w:pPr>
       <w:rPr>
-        <w:rFonts w:hint="default" w:ascii="Wingdings" w:hAnsi="Wingdings"/>
+        <w:rFonts w:ascii="Wingdings" w:hAnsi="Wingdings" w:hint="default"/>
         <w:sz w:val="20"/>
       </w:rPr>
     </w:lvl>
@@ -2411,7 +2719,7 @@
         <w:ind w:left="720" w:hanging="360"/>
       </w:pPr>
       <w:rPr>
-        <w:rFonts w:hint="default" w:ascii="Symbol" w:hAnsi="Symbol"/>
+        <w:rFonts w:ascii="Symbol" w:hAnsi="Symbol" w:hint="default"/>
         <w:sz w:val="20"/>
       </w:rPr>
     </w:lvl>
@@ -2427,7 +2735,7 @@
         <w:ind w:left="1440" w:hanging="360"/>
       </w:pPr>
       <w:rPr>
-        <w:rFonts w:hint="default" w:ascii="Courier New" w:hAnsi="Courier New"/>
+        <w:rFonts w:ascii="Courier New" w:hAnsi="Courier New" w:hint="default"/>
         <w:sz w:val="20"/>
       </w:rPr>
     </w:lvl>
@@ -2443,7 +2751,7 @@
         <w:ind w:left="2160" w:hanging="360"/>
       </w:pPr>
       <w:rPr>
-        <w:rFonts w:hint="default" w:ascii="Wingdings" w:hAnsi="Wingdings"/>
+        <w:rFonts w:ascii="Wingdings" w:hAnsi="Wingdings" w:hint="default"/>
         <w:sz w:val="20"/>
       </w:rPr>
     </w:lvl>
@@ -2459,7 +2767,7 @@
         <w:ind w:left="2880" w:hanging="360"/>
       </w:pPr>
       <w:rPr>
-        <w:rFonts w:hint="default" w:ascii="Wingdings" w:hAnsi="Wingdings"/>
+        <w:rFonts w:ascii="Wingdings" w:hAnsi="Wingdings" w:hint="default"/>
         <w:sz w:val="20"/>
       </w:rPr>
     </w:lvl>
@@ -2475,7 +2783,7 @@
         <w:ind w:left="3600" w:hanging="360"/>
       </w:pPr>
       <w:rPr>
-        <w:rFonts w:hint="default" w:ascii="Wingdings" w:hAnsi="Wingdings"/>
+        <w:rFonts w:ascii="Wingdings" w:hAnsi="Wingdings" w:hint="default"/>
         <w:sz w:val="20"/>
       </w:rPr>
     </w:lvl>
@@ -2491,7 +2799,7 @@
         <w:ind w:left="4320" w:hanging="360"/>
       </w:pPr>
       <w:rPr>
-        <w:rFonts w:hint="default" w:ascii="Wingdings" w:hAnsi="Wingdings"/>
+        <w:rFonts w:ascii="Wingdings" w:hAnsi="Wingdings" w:hint="default"/>
         <w:sz w:val="20"/>
       </w:rPr>
     </w:lvl>
@@ -2507,7 +2815,7 @@
         <w:ind w:left="5040" w:hanging="360"/>
       </w:pPr>
       <w:rPr>
-        <w:rFonts w:hint="default" w:ascii="Wingdings" w:hAnsi="Wingdings"/>
+        <w:rFonts w:ascii="Wingdings" w:hAnsi="Wingdings" w:hint="default"/>
         <w:sz w:val="20"/>
       </w:rPr>
     </w:lvl>
@@ -2523,7 +2831,7 @@
         <w:ind w:left="5760" w:hanging="360"/>
       </w:pPr>
       <w:rPr>
-        <w:rFonts w:hint="default" w:ascii="Wingdings" w:hAnsi="Wingdings"/>
+        <w:rFonts w:ascii="Wingdings" w:hAnsi="Wingdings" w:hint="default"/>
         <w:sz w:val="20"/>
       </w:rPr>
     </w:lvl>
@@ -2539,7 +2847,7 @@
         <w:ind w:left="6480" w:hanging="360"/>
       </w:pPr>
       <w:rPr>
-        <w:rFonts w:hint="default" w:ascii="Wingdings" w:hAnsi="Wingdings"/>
+        <w:rFonts w:ascii="Wingdings" w:hAnsi="Wingdings" w:hint="default"/>
         <w:sz w:val="20"/>
       </w:rPr>
     </w:lvl>
@@ -2560,7 +2868,7 @@
         <w:ind w:left="720" w:hanging="360"/>
       </w:pPr>
       <w:rPr>
-        <w:rFonts w:hint="default" w:ascii="Symbol" w:hAnsi="Symbol"/>
+        <w:rFonts w:ascii="Symbol" w:hAnsi="Symbol" w:hint="default"/>
         <w:sz w:val="20"/>
       </w:rPr>
     </w:lvl>
@@ -2576,7 +2884,7 @@
         <w:ind w:left="1440" w:hanging="360"/>
       </w:pPr>
       <w:rPr>
-        <w:rFonts w:hint="default" w:ascii="Courier New" w:hAnsi="Courier New"/>
+        <w:rFonts w:ascii="Courier New" w:hAnsi="Courier New" w:hint="default"/>
         <w:sz w:val="20"/>
       </w:rPr>
     </w:lvl>
@@ -2592,7 +2900,7 @@
         <w:ind w:left="2160" w:hanging="360"/>
       </w:pPr>
       <w:rPr>
-        <w:rFonts w:hint="default" w:ascii="Wingdings" w:hAnsi="Wingdings"/>
+        <w:rFonts w:ascii="Wingdings" w:hAnsi="Wingdings" w:hint="default"/>
         <w:sz w:val="20"/>
       </w:rPr>
     </w:lvl>
@@ -2608,7 +2916,7 @@
         <w:ind w:left="2880" w:hanging="360"/>
       </w:pPr>
       <w:rPr>
-        <w:rFonts w:hint="default" w:ascii="Wingdings" w:hAnsi="Wingdings"/>
+        <w:rFonts w:ascii="Wingdings" w:hAnsi="Wingdings" w:hint="default"/>
         <w:sz w:val="20"/>
       </w:rPr>
     </w:lvl>
@@ -2624,7 +2932,7 @@
         <w:ind w:left="3600" w:hanging="360"/>
       </w:pPr>
       <w:rPr>
-        <w:rFonts w:hint="default" w:ascii="Wingdings" w:hAnsi="Wingdings"/>
+        <w:rFonts w:ascii="Wingdings" w:hAnsi="Wingdings" w:hint="default"/>
         <w:sz w:val="20"/>
       </w:rPr>
     </w:lvl>
@@ -2640,7 +2948,7 @@
         <w:ind w:left="4320" w:hanging="360"/>
       </w:pPr>
       <w:rPr>
-        <w:rFonts w:hint="default" w:ascii="Wingdings" w:hAnsi="Wingdings"/>
+        <w:rFonts w:ascii="Wingdings" w:hAnsi="Wingdings" w:hint="default"/>
         <w:sz w:val="20"/>
       </w:rPr>
     </w:lvl>
@@ -2656,7 +2964,7 @@
         <w:ind w:left="5040" w:hanging="360"/>
       </w:pPr>
       <w:rPr>
-        <w:rFonts w:hint="default" w:ascii="Wingdings" w:hAnsi="Wingdings"/>
+        <w:rFonts w:ascii="Wingdings" w:hAnsi="Wingdings" w:hint="default"/>
         <w:sz w:val="20"/>
       </w:rPr>
     </w:lvl>
@@ -2672,7 +2980,7 @@
         <w:ind w:left="5760" w:hanging="360"/>
       </w:pPr>
       <w:rPr>
-        <w:rFonts w:hint="default" w:ascii="Wingdings" w:hAnsi="Wingdings"/>
+        <w:rFonts w:ascii="Wingdings" w:hAnsi="Wingdings" w:hint="default"/>
         <w:sz w:val="20"/>
       </w:rPr>
     </w:lvl>
@@ -2688,7 +2996,7 @@
         <w:ind w:left="6480" w:hanging="360"/>
       </w:pPr>
       <w:rPr>
-        <w:rFonts w:hint="default" w:ascii="Wingdings" w:hAnsi="Wingdings"/>
+        <w:rFonts w:ascii="Wingdings" w:hAnsi="Wingdings" w:hint="default"/>
         <w:sz w:val="20"/>
       </w:rPr>
     </w:lvl>
@@ -2709,7 +3017,7 @@
         <w:ind w:left="720" w:hanging="360"/>
       </w:pPr>
       <w:rPr>
-        <w:rFonts w:hint="default" w:ascii="Symbol" w:hAnsi="Symbol"/>
+        <w:rFonts w:ascii="Symbol" w:hAnsi="Symbol" w:hint="default"/>
         <w:sz w:val="20"/>
       </w:rPr>
     </w:lvl>
@@ -2725,7 +3033,7 @@
         <w:ind w:left="1440" w:hanging="360"/>
       </w:pPr>
       <w:rPr>
-        <w:rFonts w:hint="default" w:ascii="Courier New" w:hAnsi="Courier New"/>
+        <w:rFonts w:ascii="Courier New" w:hAnsi="Courier New" w:hint="default"/>
         <w:sz w:val="20"/>
       </w:rPr>
     </w:lvl>
@@ -2741,7 +3049,7 @@
         <w:ind w:left="2160" w:hanging="360"/>
       </w:pPr>
       <w:rPr>
-        <w:rFonts w:hint="default" w:ascii="Wingdings" w:hAnsi="Wingdings"/>
+        <w:rFonts w:ascii="Wingdings" w:hAnsi="Wingdings" w:hint="default"/>
         <w:sz w:val="20"/>
       </w:rPr>
     </w:lvl>
@@ -2757,7 +3065,7 @@
         <w:ind w:left="2880" w:hanging="360"/>
       </w:pPr>
       <w:rPr>
-        <w:rFonts w:hint="default" w:ascii="Wingdings" w:hAnsi="Wingdings"/>
+        <w:rFonts w:ascii="Wingdings" w:hAnsi="Wingdings" w:hint="default"/>
         <w:sz w:val="20"/>
       </w:rPr>
     </w:lvl>
@@ -2773,7 +3081,7 @@
         <w:ind w:left="3600" w:hanging="360"/>
       </w:pPr>
       <w:rPr>
-        <w:rFonts w:hint="default" w:ascii="Wingdings" w:hAnsi="Wingdings"/>
+        <w:rFonts w:ascii="Wingdings" w:hAnsi="Wingdings" w:hint="default"/>
         <w:sz w:val="20"/>
       </w:rPr>
     </w:lvl>
@@ -2789,7 +3097,7 @@
         <w:ind w:left="4320" w:hanging="360"/>
       </w:pPr>
       <w:rPr>
-        <w:rFonts w:hint="default" w:ascii="Wingdings" w:hAnsi="Wingdings"/>
+        <w:rFonts w:ascii="Wingdings" w:hAnsi="Wingdings" w:hint="default"/>
         <w:sz w:val="20"/>
       </w:rPr>
     </w:lvl>
@@ -2805,7 +3113,7 @@
         <w:ind w:left="5040" w:hanging="360"/>
       </w:pPr>
       <w:rPr>
-        <w:rFonts w:hint="default" w:ascii="Wingdings" w:hAnsi="Wingdings"/>
+        <w:rFonts w:ascii="Wingdings" w:hAnsi="Wingdings" w:hint="default"/>
         <w:sz w:val="20"/>
       </w:rPr>
     </w:lvl>
@@ -2821,7 +3129,7 @@
         <w:ind w:left="5760" w:hanging="360"/>
       </w:pPr>
       <w:rPr>
-        <w:rFonts w:hint="default" w:ascii="Wingdings" w:hAnsi="Wingdings"/>
+        <w:rFonts w:ascii="Wingdings" w:hAnsi="Wingdings" w:hint="default"/>
         <w:sz w:val="20"/>
       </w:rPr>
     </w:lvl>
@@ -2837,7 +3145,7 @@
         <w:ind w:left="6480" w:hanging="360"/>
       </w:pPr>
       <w:rPr>
-        <w:rFonts w:hint="default" w:ascii="Wingdings" w:hAnsi="Wingdings"/>
+        <w:rFonts w:ascii="Wingdings" w:hAnsi="Wingdings" w:hint="default"/>
         <w:sz w:val="20"/>
       </w:rPr>
     </w:lvl>
@@ -2858,7 +3166,7 @@
         <w:ind w:left="720" w:hanging="360"/>
       </w:pPr>
       <w:rPr>
-        <w:rFonts w:hint="default" w:ascii="Symbol" w:hAnsi="Symbol"/>
+        <w:rFonts w:ascii="Symbol" w:hAnsi="Symbol" w:hint="default"/>
         <w:sz w:val="20"/>
       </w:rPr>
     </w:lvl>
@@ -2874,7 +3182,7 @@
         <w:ind w:left="1440" w:hanging="360"/>
       </w:pPr>
       <w:rPr>
-        <w:rFonts w:hint="default" w:ascii="Courier New" w:hAnsi="Courier New"/>
+        <w:rFonts w:ascii="Courier New" w:hAnsi="Courier New" w:hint="default"/>
         <w:sz w:val="20"/>
       </w:rPr>
     </w:lvl>
@@ -2890,7 +3198,7 @@
         <w:ind w:left="2160" w:hanging="360"/>
       </w:pPr>
       <w:rPr>
-        <w:rFonts w:hint="default" w:ascii="Wingdings" w:hAnsi="Wingdings"/>
+        <w:rFonts w:ascii="Wingdings" w:hAnsi="Wingdings" w:hint="default"/>
         <w:sz w:val="20"/>
       </w:rPr>
     </w:lvl>
@@ -2906,7 +3214,7 @@
         <w:ind w:left="2880" w:hanging="360"/>
       </w:pPr>
       <w:rPr>
-        <w:rFonts w:hint="default" w:ascii="Wingdings" w:hAnsi="Wingdings"/>
+        <w:rFonts w:ascii="Wingdings" w:hAnsi="Wingdings" w:hint="default"/>
         <w:sz w:val="20"/>
       </w:rPr>
     </w:lvl>
@@ -2922,7 +3230,7 @@
         <w:ind w:left="3600" w:hanging="360"/>
       </w:pPr>
       <w:rPr>
-        <w:rFonts w:hint="default" w:ascii="Wingdings" w:hAnsi="Wingdings"/>
+        <w:rFonts w:ascii="Wingdings" w:hAnsi="Wingdings" w:hint="default"/>
         <w:sz w:val="20"/>
       </w:rPr>
     </w:lvl>
@@ -2938,7 +3246,7 @@
         <w:ind w:left="4320" w:hanging="360"/>
       </w:pPr>
       <w:rPr>
-        <w:rFonts w:hint="default" w:ascii="Wingdings" w:hAnsi="Wingdings"/>
+        <w:rFonts w:ascii="Wingdings" w:hAnsi="Wingdings" w:hint="default"/>
         <w:sz w:val="20"/>
       </w:rPr>
     </w:lvl>
@@ -2954,7 +3262,7 @@
         <w:ind w:left="5040" w:hanging="360"/>
       </w:pPr>
       <w:rPr>
-        <w:rFonts w:hint="default" w:ascii="Wingdings" w:hAnsi="Wingdings"/>
+        <w:rFonts w:ascii="Wingdings" w:hAnsi="Wingdings" w:hint="default"/>
         <w:sz w:val="20"/>
       </w:rPr>
     </w:lvl>
@@ -2970,7 +3278,7 @@
         <w:ind w:left="5760" w:hanging="360"/>
       </w:pPr>
       <w:rPr>
-        <w:rFonts w:hint="default" w:ascii="Wingdings" w:hAnsi="Wingdings"/>
+        <w:rFonts w:ascii="Wingdings" w:hAnsi="Wingdings" w:hint="default"/>
         <w:sz w:val="20"/>
       </w:rPr>
     </w:lvl>
@@ -2986,7 +3294,7 @@
         <w:ind w:left="6480" w:hanging="360"/>
       </w:pPr>
       <w:rPr>
-        <w:rFonts w:hint="default" w:ascii="Wingdings" w:hAnsi="Wingdings"/>
+        <w:rFonts w:ascii="Wingdings" w:hAnsi="Wingdings" w:hint="default"/>
         <w:sz w:val="20"/>
       </w:rPr>
     </w:lvl>
@@ -3007,7 +3315,7 @@
         <w:ind w:left="720" w:hanging="360"/>
       </w:pPr>
       <w:rPr>
-        <w:rFonts w:hint="default" w:ascii="Symbol" w:hAnsi="Symbol"/>
+        <w:rFonts w:ascii="Symbol" w:hAnsi="Symbol" w:hint="default"/>
         <w:sz w:val="20"/>
       </w:rPr>
     </w:lvl>
@@ -3023,7 +3331,7 @@
         <w:ind w:left="1440" w:hanging="360"/>
       </w:pPr>
       <w:rPr>
-        <w:rFonts w:hint="default" w:ascii="Courier New" w:hAnsi="Courier New"/>
+        <w:rFonts w:ascii="Courier New" w:hAnsi="Courier New" w:hint="default"/>
         <w:sz w:val="20"/>
       </w:rPr>
     </w:lvl>
@@ -3039,7 +3347,7 @@
         <w:ind w:left="2160" w:hanging="360"/>
       </w:pPr>
       <w:rPr>
-        <w:rFonts w:hint="default" w:ascii="Wingdings" w:hAnsi="Wingdings"/>
+        <w:rFonts w:ascii="Wingdings" w:hAnsi="Wingdings" w:hint="default"/>
         <w:sz w:val="20"/>
       </w:rPr>
     </w:lvl>
@@ -3055,7 +3363,7 @@
         <w:ind w:left="2880" w:hanging="360"/>
       </w:pPr>
       <w:rPr>
-        <w:rFonts w:hint="default" w:ascii="Wingdings" w:hAnsi="Wingdings"/>
+        <w:rFonts w:ascii="Wingdings" w:hAnsi="Wingdings" w:hint="default"/>
         <w:sz w:val="20"/>
       </w:rPr>
     </w:lvl>
@@ -3071,7 +3379,7 @@
         <w:ind w:left="3600" w:hanging="360"/>
       </w:pPr>
       <w:rPr>
-        <w:rFonts w:hint="default" w:ascii="Wingdings" w:hAnsi="Wingdings"/>
+        <w:rFonts w:ascii="Wingdings" w:hAnsi="Wingdings" w:hint="default"/>
         <w:sz w:val="20"/>
       </w:rPr>
     </w:lvl>
@@ -3087,7 +3395,7 @@
         <w:ind w:left="4320" w:hanging="360"/>
       </w:pPr>
       <w:rPr>
-        <w:rFonts w:hint="default" w:ascii="Wingdings" w:hAnsi="Wingdings"/>
+        <w:rFonts w:ascii="Wingdings" w:hAnsi="Wingdings" w:hint="default"/>
         <w:sz w:val="20"/>
       </w:rPr>
     </w:lvl>
@@ -3103,7 +3411,7 @@
         <w:ind w:left="5040" w:hanging="360"/>
       </w:pPr>
       <w:rPr>
-        <w:rFonts w:hint="default" w:ascii="Wingdings" w:hAnsi="Wingdings"/>
+        <w:rFonts w:ascii="Wingdings" w:hAnsi="Wingdings" w:hint="default"/>
         <w:sz w:val="20"/>
       </w:rPr>
     </w:lvl>
@@ -3119,7 +3427,7 @@
         <w:ind w:left="5760" w:hanging="360"/>
       </w:pPr>
       <w:rPr>
-        <w:rFonts w:hint="default" w:ascii="Wingdings" w:hAnsi="Wingdings"/>
+        <w:rFonts w:ascii="Wingdings" w:hAnsi="Wingdings" w:hint="default"/>
         <w:sz w:val="20"/>
       </w:rPr>
     </w:lvl>
@@ -3135,7 +3443,7 @@
         <w:ind w:left="6480" w:hanging="360"/>
       </w:pPr>
       <w:rPr>
-        <w:rFonts w:hint="default" w:ascii="Wingdings" w:hAnsi="Wingdings"/>
+        <w:rFonts w:ascii="Wingdings" w:hAnsi="Wingdings" w:hint="default"/>
         <w:sz w:val="20"/>
       </w:rPr>
     </w:lvl>
@@ -3156,7 +3464,7 @@
         <w:ind w:left="720" w:hanging="360"/>
       </w:pPr>
       <w:rPr>
-        <w:rFonts w:hint="default" w:ascii="Symbol" w:hAnsi="Symbol"/>
+        <w:rFonts w:ascii="Symbol" w:hAnsi="Symbol" w:hint="default"/>
         <w:sz w:val="20"/>
       </w:rPr>
     </w:lvl>
@@ -3172,7 +3480,7 @@
         <w:ind w:left="1440" w:hanging="360"/>
       </w:pPr>
       <w:rPr>
-        <w:rFonts w:hint="default" w:ascii="Courier New" w:hAnsi="Courier New"/>
+        <w:rFonts w:ascii="Courier New" w:hAnsi="Courier New" w:hint="default"/>
         <w:sz w:val="20"/>
       </w:rPr>
     </w:lvl>
@@ -3188,7 +3496,7 @@
         <w:ind w:left="2160" w:hanging="360"/>
       </w:pPr>
       <w:rPr>
-        <w:rFonts w:hint="default" w:ascii="Wingdings" w:hAnsi="Wingdings"/>
+        <w:rFonts w:ascii="Wingdings" w:hAnsi="Wingdings" w:hint="default"/>
         <w:sz w:val="20"/>
       </w:rPr>
     </w:lvl>
@@ -3204,7 +3512,7 @@
         <w:ind w:left="2880" w:hanging="360"/>
       </w:pPr>
       <w:rPr>
-        <w:rFonts w:hint="default" w:ascii="Wingdings" w:hAnsi="Wingdings"/>
+        <w:rFonts w:ascii="Wingdings" w:hAnsi="Wingdings" w:hint="default"/>
         <w:sz w:val="20"/>
       </w:rPr>
     </w:lvl>
@@ -3220,7 +3528,7 @@
         <w:ind w:left="3600" w:hanging="360"/>
       </w:pPr>
       <w:rPr>
-        <w:rFonts w:hint="default" w:ascii="Wingdings" w:hAnsi="Wingdings"/>
+        <w:rFonts w:ascii="Wingdings" w:hAnsi="Wingdings" w:hint="default"/>
         <w:sz w:val="20"/>
       </w:rPr>
     </w:lvl>
@@ -3236,7 +3544,7 @@
         <w:ind w:left="4320" w:hanging="360"/>
       </w:pPr>
       <w:rPr>
-        <w:rFonts w:hint="default" w:ascii="Wingdings" w:hAnsi="Wingdings"/>
+        <w:rFonts w:ascii="Wingdings" w:hAnsi="Wingdings" w:hint="default"/>
         <w:sz w:val="20"/>
       </w:rPr>
     </w:lvl>
@@ -3252,7 +3560,7 @@
         <w:ind w:left="5040" w:hanging="360"/>
       </w:pPr>
       <w:rPr>
-        <w:rFonts w:hint="default" w:ascii="Wingdings" w:hAnsi="Wingdings"/>
+        <w:rFonts w:ascii="Wingdings" w:hAnsi="Wingdings" w:hint="default"/>
         <w:sz w:val="20"/>
       </w:rPr>
     </w:lvl>
@@ -3268,7 +3576,7 @@
         <w:ind w:left="5760" w:hanging="360"/>
       </w:pPr>
       <w:rPr>
-        <w:rFonts w:hint="default" w:ascii="Wingdings" w:hAnsi="Wingdings"/>
+        <w:rFonts w:ascii="Wingdings" w:hAnsi="Wingdings" w:hint="default"/>
         <w:sz w:val="20"/>
       </w:rPr>
     </w:lvl>
@@ -3284,7 +3592,7 @@
         <w:ind w:left="6480" w:hanging="360"/>
       </w:pPr>
       <w:rPr>
-        <w:rFonts w:hint="default" w:ascii="Wingdings" w:hAnsi="Wingdings"/>
+        <w:rFonts w:ascii="Wingdings" w:hAnsi="Wingdings" w:hint="default"/>
         <w:sz w:val="20"/>
       </w:rPr>
     </w:lvl>
@@ -3305,7 +3613,7 @@
         <w:ind w:left="720" w:hanging="360"/>
       </w:pPr>
       <w:rPr>
-        <w:rFonts w:hint="default" w:ascii="Symbol" w:hAnsi="Symbol"/>
+        <w:rFonts w:ascii="Symbol" w:hAnsi="Symbol" w:hint="default"/>
         <w:sz w:val="20"/>
       </w:rPr>
     </w:lvl>
@@ -3321,7 +3629,7 @@
         <w:ind w:left="1440" w:hanging="360"/>
       </w:pPr>
       <w:rPr>
-        <w:rFonts w:hint="default" w:ascii="Courier New" w:hAnsi="Courier New"/>
+        <w:rFonts w:ascii="Courier New" w:hAnsi="Courier New" w:hint="default"/>
         <w:sz w:val="20"/>
       </w:rPr>
     </w:lvl>
@@ -3337,7 +3645,7 @@
         <w:ind w:left="2160" w:hanging="360"/>
       </w:pPr>
       <w:rPr>
-        <w:rFonts w:hint="default" w:ascii="Wingdings" w:hAnsi="Wingdings"/>
+        <w:rFonts w:ascii="Wingdings" w:hAnsi="Wingdings" w:hint="default"/>
         <w:sz w:val="20"/>
       </w:rPr>
     </w:lvl>
@@ -3353,7 +3661,7 @@
         <w:ind w:left="2880" w:hanging="360"/>
       </w:pPr>
       <w:rPr>
-        <w:rFonts w:hint="default" w:ascii="Wingdings" w:hAnsi="Wingdings"/>
+        <w:rFonts w:ascii="Wingdings" w:hAnsi="Wingdings" w:hint="default"/>
         <w:sz w:val="20"/>
       </w:rPr>
     </w:lvl>
@@ -3369,7 +3677,7 @@
         <w:ind w:left="3600" w:hanging="360"/>
       </w:pPr>
       <w:rPr>
-        <w:rFonts w:hint="default" w:ascii="Wingdings" w:hAnsi="Wingdings"/>
+        <w:rFonts w:ascii="Wingdings" w:hAnsi="Wingdings" w:hint="default"/>
         <w:sz w:val="20"/>
       </w:rPr>
     </w:lvl>
@@ -3385,7 +3693,7 @@
         <w:ind w:left="4320" w:hanging="360"/>
       </w:pPr>
       <w:rPr>
-        <w:rFonts w:hint="default" w:ascii="Wingdings" w:hAnsi="Wingdings"/>
+        <w:rFonts w:ascii="Wingdings" w:hAnsi="Wingdings" w:hint="default"/>
         <w:sz w:val="20"/>
       </w:rPr>
     </w:lvl>
@@ -3401,7 +3709,7 @@
         <w:ind w:left="5040" w:hanging="360"/>
       </w:pPr>
       <w:rPr>
-        <w:rFonts w:hint="default" w:ascii="Wingdings" w:hAnsi="Wingdings"/>
+        <w:rFonts w:ascii="Wingdings" w:hAnsi="Wingdings" w:hint="default"/>
         <w:sz w:val="20"/>
       </w:rPr>
     </w:lvl>
@@ -3417,7 +3725,7 @@
         <w:ind w:left="5760" w:hanging="360"/>
       </w:pPr>
       <w:rPr>
-        <w:rFonts w:hint="default" w:ascii="Wingdings" w:hAnsi="Wingdings"/>
+        <w:rFonts w:ascii="Wingdings" w:hAnsi="Wingdings" w:hint="default"/>
         <w:sz w:val="20"/>
       </w:rPr>
     </w:lvl>
@@ -3433,7 +3741,7 @@
         <w:ind w:left="6480" w:hanging="360"/>
       </w:pPr>
       <w:rPr>
-        <w:rFonts w:hint="default" w:ascii="Wingdings" w:hAnsi="Wingdings"/>
+        <w:rFonts w:ascii="Wingdings" w:hAnsi="Wingdings" w:hint="default"/>
         <w:sz w:val="20"/>
       </w:rPr>
     </w:lvl>
@@ -3454,7 +3762,7 @@
         <w:ind w:left="720" w:hanging="360"/>
       </w:pPr>
       <w:rPr>
-        <w:rFonts w:hint="default" w:ascii="Symbol" w:hAnsi="Symbol"/>
+        <w:rFonts w:ascii="Symbol" w:hAnsi="Symbol" w:hint="default"/>
         <w:sz w:val="20"/>
       </w:rPr>
     </w:lvl>
@@ -3470,7 +3778,7 @@
         <w:ind w:left="1440" w:hanging="360"/>
       </w:pPr>
       <w:rPr>
-        <w:rFonts w:hint="default" w:ascii="Courier New" w:hAnsi="Courier New"/>
+        <w:rFonts w:ascii="Courier New" w:hAnsi="Courier New" w:hint="default"/>
         <w:sz w:val="20"/>
       </w:rPr>
     </w:lvl>
@@ -3486,7 +3794,7 @@
         <w:ind w:left="2160" w:hanging="360"/>
       </w:pPr>
       <w:rPr>
-        <w:rFonts w:hint="default" w:ascii="Wingdings" w:hAnsi="Wingdings"/>
+        <w:rFonts w:ascii="Wingdings" w:hAnsi="Wingdings" w:hint="default"/>
         <w:sz w:val="20"/>
       </w:rPr>
     </w:lvl>
@@ -3502,7 +3810,7 @@
         <w:ind w:left="2880" w:hanging="360"/>
       </w:pPr>
       <w:rPr>
-        <w:rFonts w:hint="default" w:ascii="Wingdings" w:hAnsi="Wingdings"/>
+        <w:rFonts w:ascii="Wingdings" w:hAnsi="Wingdings" w:hint="default"/>
         <w:sz w:val="20"/>
       </w:rPr>
     </w:lvl>
@@ -3518,7 +3826,7 @@
         <w:ind w:left="3600" w:hanging="360"/>
       </w:pPr>
       <w:rPr>
-        <w:rFonts w:hint="default" w:ascii="Wingdings" w:hAnsi="Wingdings"/>
+        <w:rFonts w:ascii="Wingdings" w:hAnsi="Wingdings" w:hint="default"/>
         <w:sz w:val="20"/>
       </w:rPr>
     </w:lvl>
@@ -3534,7 +3842,7 @@
         <w:ind w:left="4320" w:hanging="360"/>
       </w:pPr>
       <w:rPr>
-        <w:rFonts w:hint="default" w:ascii="Wingdings" w:hAnsi="Wingdings"/>
+        <w:rFonts w:ascii="Wingdings" w:hAnsi="Wingdings" w:hint="default"/>
         <w:sz w:val="20"/>
       </w:rPr>
     </w:lvl>
@@ -3550,7 +3858,7 @@
         <w:ind w:left="5040" w:hanging="360"/>
       </w:pPr>
       <w:rPr>
-        <w:rFonts w:hint="default" w:ascii="Wingdings" w:hAnsi="Wingdings"/>
+        <w:rFonts w:ascii="Wingdings" w:hAnsi="Wingdings" w:hint="default"/>
         <w:sz w:val="20"/>
       </w:rPr>
     </w:lvl>
@@ -3566,7 +3874,7 @@
         <w:ind w:left="5760" w:hanging="360"/>
       </w:pPr>
       <w:rPr>
-        <w:rFonts w:hint="default" w:ascii="Wingdings" w:hAnsi="Wingdings"/>
+        <w:rFonts w:ascii="Wingdings" w:hAnsi="Wingdings" w:hint="default"/>
         <w:sz w:val="20"/>
       </w:rPr>
     </w:lvl>
@@ -3582,7 +3890,7 @@
         <w:ind w:left="6480" w:hanging="360"/>
       </w:pPr>
       <w:rPr>
-        <w:rFonts w:hint="default" w:ascii="Wingdings" w:hAnsi="Wingdings"/>
+        <w:rFonts w:ascii="Wingdings" w:hAnsi="Wingdings" w:hint="default"/>
         <w:sz w:val="20"/>
       </w:rPr>
     </w:lvl>
@@ -3603,7 +3911,7 @@
         <w:ind w:left="720" w:hanging="360"/>
       </w:pPr>
       <w:rPr>
-        <w:rFonts w:hint="default" w:ascii="Symbol" w:hAnsi="Symbol"/>
+        <w:rFonts w:ascii="Symbol" w:hAnsi="Symbol" w:hint="default"/>
         <w:sz w:val="20"/>
       </w:rPr>
     </w:lvl>
@@ -3619,7 +3927,7 @@
         <w:ind w:left="1440" w:hanging="360"/>
       </w:pPr>
       <w:rPr>
-        <w:rFonts w:hint="default" w:ascii="Courier New" w:hAnsi="Courier New"/>
+        <w:rFonts w:ascii="Courier New" w:hAnsi="Courier New" w:hint="default"/>
         <w:sz w:val="20"/>
       </w:rPr>
     </w:lvl>
@@ -3635,7 +3943,7 @@
         <w:ind w:left="2160" w:hanging="360"/>
       </w:pPr>
       <w:rPr>
-        <w:rFonts w:hint="default" w:ascii="Wingdings" w:hAnsi="Wingdings"/>
+        <w:rFonts w:ascii="Wingdings" w:hAnsi="Wingdings" w:hint="default"/>
         <w:sz w:val="20"/>
       </w:rPr>
     </w:lvl>
@@ -3651,7 +3959,7 @@
         <w:ind w:left="2880" w:hanging="360"/>
       </w:pPr>
       <w:rPr>
-        <w:rFonts w:hint="default" w:ascii="Wingdings" w:hAnsi="Wingdings"/>
+        <w:rFonts w:ascii="Wingdings" w:hAnsi="Wingdings" w:hint="default"/>
         <w:sz w:val="20"/>
       </w:rPr>
     </w:lvl>
@@ -3667,7 +3975,7 @@
         <w:ind w:left="3600" w:hanging="360"/>
       </w:pPr>
       <w:rPr>
-        <w:rFonts w:hint="default" w:ascii="Wingdings" w:hAnsi="Wingdings"/>
+        <w:rFonts w:ascii="Wingdings" w:hAnsi="Wingdings" w:hint="default"/>
         <w:sz w:val="20"/>
       </w:rPr>
     </w:lvl>
@@ -3683,7 +3991,7 @@
         <w:ind w:left="4320" w:hanging="360"/>
       </w:pPr>
       <w:rPr>
-        <w:rFonts w:hint="default" w:ascii="Wingdings" w:hAnsi="Wingdings"/>
+        <w:rFonts w:ascii="Wingdings" w:hAnsi="Wingdings" w:hint="default"/>
         <w:sz w:val="20"/>
       </w:rPr>
     </w:lvl>
@@ -3699,7 +4007,7 @@
         <w:ind w:left="5040" w:hanging="360"/>
       </w:pPr>
       <w:rPr>
-        <w:rFonts w:hint="default" w:ascii="Wingdings" w:hAnsi="Wingdings"/>
+        <w:rFonts w:ascii="Wingdings" w:hAnsi="Wingdings" w:hint="default"/>
         <w:sz w:val="20"/>
       </w:rPr>
     </w:lvl>
@@ -3715,7 +4023,7 @@
         <w:ind w:left="5760" w:hanging="360"/>
       </w:pPr>
       <w:rPr>
-        <w:rFonts w:hint="default" w:ascii="Wingdings" w:hAnsi="Wingdings"/>
+        <w:rFonts w:ascii="Wingdings" w:hAnsi="Wingdings" w:hint="default"/>
         <w:sz w:val="20"/>
       </w:rPr>
     </w:lvl>
@@ -3731,7 +4039,7 @@
         <w:ind w:left="6480" w:hanging="360"/>
       </w:pPr>
       <w:rPr>
-        <w:rFonts w:hint="default" w:ascii="Wingdings" w:hAnsi="Wingdings"/>
+        <w:rFonts w:ascii="Wingdings" w:hAnsi="Wingdings" w:hint="default"/>
         <w:sz w:val="20"/>
       </w:rPr>
     </w:lvl>
@@ -3752,7 +4060,7 @@
         <w:ind w:left="720" w:hanging="360"/>
       </w:pPr>
       <w:rPr>
-        <w:rFonts w:hint="default" w:ascii="Symbol" w:hAnsi="Symbol"/>
+        <w:rFonts w:ascii="Symbol" w:hAnsi="Symbol" w:hint="default"/>
         <w:sz w:val="20"/>
       </w:rPr>
     </w:lvl>
@@ -3768,7 +4076,7 @@
         <w:ind w:left="1440" w:hanging="360"/>
       </w:pPr>
       <w:rPr>
-        <w:rFonts w:hint="default" w:ascii="Courier New" w:hAnsi="Courier New"/>
+        <w:rFonts w:ascii="Courier New" w:hAnsi="Courier New" w:hint="default"/>
         <w:sz w:val="20"/>
       </w:rPr>
     </w:lvl>
@@ -3784,7 +4092,7 @@
         <w:ind w:left="2160" w:hanging="360"/>
       </w:pPr>
       <w:rPr>
-        <w:rFonts w:hint="default" w:ascii="Wingdings" w:hAnsi="Wingdings"/>
+        <w:rFonts w:ascii="Wingdings" w:hAnsi="Wingdings" w:hint="default"/>
         <w:sz w:val="20"/>
       </w:rPr>
     </w:lvl>
@@ -3800,7 +4108,7 @@
         <w:ind w:left="2880" w:hanging="360"/>
       </w:pPr>
       <w:rPr>
-        <w:rFonts w:hint="default" w:ascii="Wingdings" w:hAnsi="Wingdings"/>
+        <w:rFonts w:ascii="Wingdings" w:hAnsi="Wingdings" w:hint="default"/>
         <w:sz w:val="20"/>
       </w:rPr>
     </w:lvl>
@@ -3816,7 +4124,7 @@
         <w:ind w:left="3600" w:hanging="360"/>
       </w:pPr>
       <w:rPr>
-        <w:rFonts w:hint="default" w:ascii="Wingdings" w:hAnsi="Wingdings"/>
+        <w:rFonts w:ascii="Wingdings" w:hAnsi="Wingdings" w:hint="default"/>
         <w:sz w:val="20"/>
       </w:rPr>
     </w:lvl>
@@ -3832,7 +4140,7 @@
         <w:ind w:left="4320" w:hanging="360"/>
       </w:pPr>
       <w:rPr>
-        <w:rFonts w:hint="default" w:ascii="Wingdings" w:hAnsi="Wingdings"/>
+        <w:rFonts w:ascii="Wingdings" w:hAnsi="Wingdings" w:hint="default"/>
         <w:sz w:val="20"/>
       </w:rPr>
     </w:lvl>
@@ -3848,7 +4156,7 @@
         <w:ind w:left="5040" w:hanging="360"/>
       </w:pPr>
       <w:rPr>
-        <w:rFonts w:hint="default" w:ascii="Wingdings" w:hAnsi="Wingdings"/>
+        <w:rFonts w:ascii="Wingdings" w:hAnsi="Wingdings" w:hint="default"/>
         <w:sz w:val="20"/>
       </w:rPr>
     </w:lvl>
@@ -3864,7 +4172,7 @@
         <w:ind w:left="5760" w:hanging="360"/>
       </w:pPr>
       <w:rPr>
-        <w:rFonts w:hint="default" w:ascii="Wingdings" w:hAnsi="Wingdings"/>
+        <w:rFonts w:ascii="Wingdings" w:hAnsi="Wingdings" w:hint="default"/>
         <w:sz w:val="20"/>
       </w:rPr>
     </w:lvl>
@@ -3880,7 +4188,7 @@
         <w:ind w:left="6480" w:hanging="360"/>
       </w:pPr>
       <w:rPr>
-        <w:rFonts w:hint="default" w:ascii="Wingdings" w:hAnsi="Wingdings"/>
+        <w:rFonts w:ascii="Wingdings" w:hAnsi="Wingdings" w:hint="default"/>
         <w:sz w:val="20"/>
       </w:rPr>
     </w:lvl>
@@ -3901,7 +4209,7 @@
         <w:ind w:left="720" w:hanging="360"/>
       </w:pPr>
       <w:rPr>
-        <w:rFonts w:hint="default" w:ascii="Symbol" w:hAnsi="Symbol"/>
+        <w:rFonts w:ascii="Symbol" w:hAnsi="Symbol" w:hint="default"/>
         <w:sz w:val="20"/>
       </w:rPr>
     </w:lvl>
@@ -3917,7 +4225,7 @@
         <w:ind w:left="1440" w:hanging="360"/>
       </w:pPr>
       <w:rPr>
-        <w:rFonts w:hint="default" w:ascii="Courier New" w:hAnsi="Courier New"/>
+        <w:rFonts w:ascii="Courier New" w:hAnsi="Courier New" w:hint="default"/>
         <w:sz w:val="20"/>
       </w:rPr>
     </w:lvl>
@@ -3933,7 +4241,7 @@
         <w:ind w:left="2160" w:hanging="360"/>
       </w:pPr>
       <w:rPr>
-        <w:rFonts w:hint="default" w:ascii="Wingdings" w:hAnsi="Wingdings"/>
+        <w:rFonts w:ascii="Wingdings" w:hAnsi="Wingdings" w:hint="default"/>
         <w:sz w:val="20"/>
       </w:rPr>
     </w:lvl>
@@ -3949,7 +4257,7 @@
         <w:ind w:left="2880" w:hanging="360"/>
       </w:pPr>
       <w:rPr>
-        <w:rFonts w:hint="default" w:ascii="Wingdings" w:hAnsi="Wingdings"/>
+        <w:rFonts w:ascii="Wingdings" w:hAnsi="Wingdings" w:hint="default"/>
         <w:sz w:val="20"/>
       </w:rPr>
     </w:lvl>
@@ -3965,7 +4273,7 @@
         <w:ind w:left="3600" w:hanging="360"/>
       </w:pPr>
       <w:rPr>
-        <w:rFonts w:hint="default" w:ascii="Wingdings" w:hAnsi="Wingdings"/>
+        <w:rFonts w:ascii="Wingdings" w:hAnsi="Wingdings" w:hint="default"/>
         <w:sz w:val="20"/>
       </w:rPr>
     </w:lvl>
@@ -3981,7 +4289,7 @@
         <w:ind w:left="4320" w:hanging="360"/>
       </w:pPr>
       <w:rPr>
-        <w:rFonts w:hint="default" w:ascii="Wingdings" w:hAnsi="Wingdings"/>
+        <w:rFonts w:ascii="Wingdings" w:hAnsi="Wingdings" w:hint="default"/>
         <w:sz w:val="20"/>
       </w:rPr>
     </w:lvl>
@@ -3997,7 +4305,7 @@
         <w:ind w:left="5040" w:hanging="360"/>
       </w:pPr>
       <w:rPr>
-        <w:rFonts w:hint="default" w:ascii="Wingdings" w:hAnsi="Wingdings"/>
+        <w:rFonts w:ascii="Wingdings" w:hAnsi="Wingdings" w:hint="default"/>
         <w:sz w:val="20"/>
       </w:rPr>
     </w:lvl>
@@ -4013,7 +4321,7 @@
         <w:ind w:left="5760" w:hanging="360"/>
       </w:pPr>
       <w:rPr>
-        <w:rFonts w:hint="default" w:ascii="Wingdings" w:hAnsi="Wingdings"/>
+        <w:rFonts w:ascii="Wingdings" w:hAnsi="Wingdings" w:hint="default"/>
         <w:sz w:val="20"/>
       </w:rPr>
     </w:lvl>
@@ -4029,7 +4337,7 @@
         <w:ind w:left="6480" w:hanging="360"/>
       </w:pPr>
       <w:rPr>
-        <w:rFonts w:hint="default" w:ascii="Wingdings" w:hAnsi="Wingdings"/>
+        <w:rFonts w:ascii="Wingdings" w:hAnsi="Wingdings" w:hint="default"/>
         <w:sz w:val="20"/>
       </w:rPr>
     </w:lvl>
@@ -4050,7 +4358,7 @@
         <w:ind w:left="720" w:hanging="360"/>
       </w:pPr>
       <w:rPr>
-        <w:rFonts w:hint="default" w:ascii="Symbol" w:hAnsi="Symbol"/>
+        <w:rFonts w:ascii="Symbol" w:hAnsi="Symbol" w:hint="default"/>
         <w:sz w:val="20"/>
       </w:rPr>
     </w:lvl>
@@ -4066,7 +4374,7 @@
         <w:ind w:left="1440" w:hanging="360"/>
       </w:pPr>
       <w:rPr>
-        <w:rFonts w:hint="default" w:ascii="Courier New" w:hAnsi="Courier New"/>
+        <w:rFonts w:ascii="Courier New" w:hAnsi="Courier New" w:hint="default"/>
         <w:sz w:val="20"/>
       </w:rPr>
     </w:lvl>
@@ -4082,7 +4390,7 @@
         <w:ind w:left="2160" w:hanging="360"/>
       </w:pPr>
       <w:rPr>
-        <w:rFonts w:hint="default" w:ascii="Wingdings" w:hAnsi="Wingdings"/>
+        <w:rFonts w:ascii="Wingdings" w:hAnsi="Wingdings" w:hint="default"/>
         <w:sz w:val="20"/>
       </w:rPr>
     </w:lvl>
@@ -4098,7 +4406,7 @@
         <w:ind w:left="2880" w:hanging="360"/>
       </w:pPr>
       <w:rPr>
-        <w:rFonts w:hint="default" w:ascii="Wingdings" w:hAnsi="Wingdings"/>
+        <w:rFonts w:ascii="Wingdings" w:hAnsi="Wingdings" w:hint="default"/>
         <w:sz w:val="20"/>
       </w:rPr>
     </w:lvl>
@@ -4114,7 +4422,7 @@
         <w:ind w:left="3600" w:hanging="360"/>
       </w:pPr>
       <w:rPr>
-        <w:rFonts w:hint="default" w:ascii="Wingdings" w:hAnsi="Wingdings"/>
+        <w:rFonts w:ascii="Wingdings" w:hAnsi="Wingdings" w:hint="default"/>
         <w:sz w:val="20"/>
       </w:rPr>
     </w:lvl>
@@ -4130,7 +4438,7 @@
         <w:ind w:left="4320" w:hanging="360"/>
       </w:pPr>
       <w:rPr>
-        <w:rFonts w:hint="default" w:ascii="Wingdings" w:hAnsi="Wingdings"/>
+        <w:rFonts w:ascii="Wingdings" w:hAnsi="Wingdings" w:hint="default"/>
         <w:sz w:val="20"/>
       </w:rPr>
     </w:lvl>
@@ -4146,7 +4454,7 @@
         <w:ind w:left="5040" w:hanging="360"/>
       </w:pPr>
       <w:rPr>
-        <w:rFonts w:hint="default" w:ascii="Wingdings" w:hAnsi="Wingdings"/>
+        <w:rFonts w:ascii="Wingdings" w:hAnsi="Wingdings" w:hint="default"/>
         <w:sz w:val="20"/>
       </w:rPr>
     </w:lvl>
@@ -4162,7 +4470,7 @@
         <w:ind w:left="5760" w:hanging="360"/>
       </w:pPr>
       <w:rPr>
-        <w:rFonts w:hint="default" w:ascii="Wingdings" w:hAnsi="Wingdings"/>
+        <w:rFonts w:ascii="Wingdings" w:hAnsi="Wingdings" w:hint="default"/>
         <w:sz w:val="20"/>
       </w:rPr>
     </w:lvl>
@@ -4178,7 +4486,7 @@
         <w:ind w:left="6480" w:hanging="360"/>
       </w:pPr>
       <w:rPr>
-        <w:rFonts w:hint="default" w:ascii="Wingdings" w:hAnsi="Wingdings"/>
+        <w:rFonts w:ascii="Wingdings" w:hAnsi="Wingdings" w:hint="default"/>
         <w:sz w:val="20"/>
       </w:rPr>
     </w:lvl>
@@ -4199,7 +4507,7 @@
         <w:ind w:left="720" w:hanging="360"/>
       </w:pPr>
       <w:rPr>
-        <w:rFonts w:hint="default" w:ascii="Symbol" w:hAnsi="Symbol"/>
+        <w:rFonts w:ascii="Symbol" w:hAnsi="Symbol" w:hint="default"/>
         <w:sz w:val="20"/>
       </w:rPr>
     </w:lvl>
@@ -4215,7 +4523,7 @@
         <w:ind w:left="1440" w:hanging="360"/>
       </w:pPr>
       <w:rPr>
-        <w:rFonts w:hint="default" w:ascii="Courier New" w:hAnsi="Courier New"/>
+        <w:rFonts w:ascii="Courier New" w:hAnsi="Courier New" w:hint="default"/>
         <w:sz w:val="20"/>
       </w:rPr>
     </w:lvl>
@@ -4231,7 +4539,7 @@
         <w:ind w:left="2160" w:hanging="360"/>
       </w:pPr>
       <w:rPr>
-        <w:rFonts w:hint="default" w:ascii="Wingdings" w:hAnsi="Wingdings"/>
+        <w:rFonts w:ascii="Wingdings" w:hAnsi="Wingdings" w:hint="default"/>
         <w:sz w:val="20"/>
       </w:rPr>
     </w:lvl>
@@ -4247,7 +4555,7 @@
         <w:ind w:left="2880" w:hanging="360"/>
       </w:pPr>
       <w:rPr>
-        <w:rFonts w:hint="default" w:ascii="Wingdings" w:hAnsi="Wingdings"/>
+        <w:rFonts w:ascii="Wingdings" w:hAnsi="Wingdings" w:hint="default"/>
         <w:sz w:val="20"/>
       </w:rPr>
     </w:lvl>
@@ -4263,7 +4571,7 @@
         <w:ind w:left="3600" w:hanging="360"/>
       </w:pPr>
       <w:rPr>
-        <w:rFonts w:hint="default" w:ascii="Wingdings" w:hAnsi="Wingdings"/>
+        <w:rFonts w:ascii="Wingdings" w:hAnsi="Wingdings" w:hint="default"/>
         <w:sz w:val="20"/>
       </w:rPr>
     </w:lvl>
@@ -4279,7 +4587,7 @@
         <w:ind w:left="4320" w:hanging="360"/>
       </w:pPr>
       <w:rPr>
-        <w:rFonts w:hint="default" w:ascii="Wingdings" w:hAnsi="Wingdings"/>
+        <w:rFonts w:ascii="Wingdings" w:hAnsi="Wingdings" w:hint="default"/>
         <w:sz w:val="20"/>
       </w:rPr>
     </w:lvl>
@@ -4295,7 +4603,7 @@
         <w:ind w:left="5040" w:hanging="360"/>
       </w:pPr>
       <w:rPr>
-        <w:rFonts w:hint="default" w:ascii="Wingdings" w:hAnsi="Wingdings"/>
+        <w:rFonts w:ascii="Wingdings" w:hAnsi="Wingdings" w:hint="default"/>
         <w:sz w:val="20"/>
       </w:rPr>
     </w:lvl>
@@ -4311,7 +4619,7 @@
         <w:ind w:left="5760" w:hanging="360"/>
       </w:pPr>
       <w:rPr>
-        <w:rFonts w:hint="default" w:ascii="Wingdings" w:hAnsi="Wingdings"/>
+        <w:rFonts w:ascii="Wingdings" w:hAnsi="Wingdings" w:hint="default"/>
         <w:sz w:val="20"/>
       </w:rPr>
     </w:lvl>
@@ -4327,7 +4635,7 @@
         <w:ind w:left="6480" w:hanging="360"/>
       </w:pPr>
       <w:rPr>
-        <w:rFonts w:hint="default" w:ascii="Wingdings" w:hAnsi="Wingdings"/>
+        <w:rFonts w:ascii="Wingdings" w:hAnsi="Wingdings" w:hint="default"/>
         <w:sz w:val="20"/>
       </w:rPr>
     </w:lvl>
@@ -4348,7 +4656,7 @@
         <w:ind w:left="720" w:hanging="360"/>
       </w:pPr>
       <w:rPr>
-        <w:rFonts w:hint="default" w:ascii="Symbol" w:hAnsi="Symbol"/>
+        <w:rFonts w:ascii="Symbol" w:hAnsi="Symbol" w:hint="default"/>
         <w:sz w:val="20"/>
       </w:rPr>
     </w:lvl>
@@ -4364,7 +4672,7 @@
         <w:ind w:left="1440" w:hanging="360"/>
       </w:pPr>
       <w:rPr>
-        <w:rFonts w:hint="default" w:ascii="Courier New" w:hAnsi="Courier New"/>
+        <w:rFonts w:ascii="Courier New" w:hAnsi="Courier New" w:hint="default"/>
         <w:sz w:val="20"/>
       </w:rPr>
     </w:lvl>
@@ -4380,7 +4688,7 @@
         <w:ind w:left="2160" w:hanging="360"/>
       </w:pPr>
       <w:rPr>
-        <w:rFonts w:hint="default" w:ascii="Wingdings" w:hAnsi="Wingdings"/>
+        <w:rFonts w:ascii="Wingdings" w:hAnsi="Wingdings" w:hint="default"/>
         <w:sz w:val="20"/>
       </w:rPr>
     </w:lvl>
@@ -4396,7 +4704,7 @@
         <w:ind w:left="2880" w:hanging="360"/>
       </w:pPr>
       <w:rPr>
-        <w:rFonts w:hint="default" w:ascii="Wingdings" w:hAnsi="Wingdings"/>
+        <w:rFonts w:ascii="Wingdings" w:hAnsi="Wingdings" w:hint="default"/>
         <w:sz w:val="20"/>
       </w:rPr>
     </w:lvl>
@@ -4412,7 +4720,7 @@
         <w:ind w:left="3600" w:hanging="360"/>
       </w:pPr>
       <w:rPr>
-        <w:rFonts w:hint="default" w:ascii="Wingdings" w:hAnsi="Wingdings"/>
+        <w:rFonts w:ascii="Wingdings" w:hAnsi="Wingdings" w:hint="default"/>
         <w:sz w:val="20"/>
       </w:rPr>
     </w:lvl>
@@ -4428,7 +4736,7 @@
         <w:ind w:left="4320" w:hanging="360"/>
       </w:pPr>
       <w:rPr>
-        <w:rFonts w:hint="default" w:ascii="Wingdings" w:hAnsi="Wingdings"/>
+        <w:rFonts w:ascii="Wingdings" w:hAnsi="Wingdings" w:hint="default"/>
         <w:sz w:val="20"/>
       </w:rPr>
     </w:lvl>
@@ -4444,7 +4752,7 @@
         <w:ind w:left="5040" w:hanging="360"/>
       </w:pPr>
       <w:rPr>
-        <w:rFonts w:hint="default" w:ascii="Wingdings" w:hAnsi="Wingdings"/>
+        <w:rFonts w:ascii="Wingdings" w:hAnsi="Wingdings" w:hint="default"/>
         <w:sz w:val="20"/>
       </w:rPr>
     </w:lvl>
@@ -4460,7 +4768,7 @@
         <w:ind w:left="5760" w:hanging="360"/>
       </w:pPr>
       <w:rPr>
-        <w:rFonts w:hint="default" w:ascii="Wingdings" w:hAnsi="Wingdings"/>
+        <w:rFonts w:ascii="Wingdings" w:hAnsi="Wingdings" w:hint="default"/>
         <w:sz w:val="20"/>
       </w:rPr>
     </w:lvl>
@@ -4476,7 +4784,7 @@
         <w:ind w:left="6480" w:hanging="360"/>
       </w:pPr>
       <w:rPr>
-        <w:rFonts w:hint="default" w:ascii="Wingdings" w:hAnsi="Wingdings"/>
+        <w:rFonts w:ascii="Wingdings" w:hAnsi="Wingdings" w:hint="default"/>
         <w:sz w:val="20"/>
       </w:rPr>
     </w:lvl>
@@ -4497,7 +4805,7 @@
         <w:ind w:left="720" w:hanging="360"/>
       </w:pPr>
       <w:rPr>
-        <w:rFonts w:hint="default" w:ascii="Symbol" w:hAnsi="Symbol"/>
+        <w:rFonts w:ascii="Symbol" w:hAnsi="Symbol" w:hint="default"/>
         <w:sz w:val="20"/>
       </w:rPr>
     </w:lvl>
@@ -4513,7 +4821,7 @@
         <w:ind w:left="1440" w:hanging="360"/>
       </w:pPr>
       <w:rPr>
-        <w:rFonts w:hint="default" w:ascii="Courier New" w:hAnsi="Courier New"/>
+        <w:rFonts w:ascii="Courier New" w:hAnsi="Courier New" w:hint="default"/>
         <w:sz w:val="20"/>
       </w:rPr>
     </w:lvl>
@@ -4529,7 +4837,7 @@
         <w:ind w:left="2160" w:hanging="360"/>
       </w:pPr>
       <w:rPr>
-        <w:rFonts w:hint="default" w:ascii="Wingdings" w:hAnsi="Wingdings"/>
+        <w:rFonts w:ascii="Wingdings" w:hAnsi="Wingdings" w:hint="default"/>
         <w:sz w:val="20"/>
       </w:rPr>
     </w:lvl>
@@ -4545,7 +4853,7 @@
         <w:ind w:left="2880" w:hanging="360"/>
       </w:pPr>
       <w:rPr>
-        <w:rFonts w:hint="default" w:ascii="Wingdings" w:hAnsi="Wingdings"/>
+        <w:rFonts w:ascii="Wingdings" w:hAnsi="Wingdings" w:hint="default"/>
         <w:sz w:val="20"/>
       </w:rPr>
     </w:lvl>
@@ -4561,7 +4869,7 @@
         <w:ind w:left="3600" w:hanging="360"/>
       </w:pPr>
       <w:rPr>
-        <w:rFonts w:hint="default" w:ascii="Wingdings" w:hAnsi="Wingdings"/>
+        <w:rFonts w:ascii="Wingdings" w:hAnsi="Wingdings" w:hint="default"/>
         <w:sz w:val="20"/>
       </w:rPr>
     </w:lvl>
@@ -4577,7 +4885,7 @@
         <w:ind w:left="4320" w:hanging="360"/>
       </w:pPr>
       <w:rPr>
-        <w:rFonts w:hint="default" w:ascii="Wingdings" w:hAnsi="Wingdings"/>
+        <w:rFonts w:ascii="Wingdings" w:hAnsi="Wingdings" w:hint="default"/>
         <w:sz w:val="20"/>
       </w:rPr>
     </w:lvl>
@@ -4593,7 +4901,7 @@
         <w:ind w:left="5040" w:hanging="360"/>
       </w:pPr>
       <w:rPr>
-        <w:rFonts w:hint="default" w:ascii="Wingdings" w:hAnsi="Wingdings"/>
+        <w:rFonts w:ascii="Wingdings" w:hAnsi="Wingdings" w:hint="default"/>
         <w:sz w:val="20"/>
       </w:rPr>
     </w:lvl>
@@ -4609,7 +4917,7 @@
         <w:ind w:left="5760" w:hanging="360"/>
       </w:pPr>
       <w:rPr>
-        <w:rFonts w:hint="default" w:ascii="Wingdings" w:hAnsi="Wingdings"/>
+        <w:rFonts w:ascii="Wingdings" w:hAnsi="Wingdings" w:hint="default"/>
         <w:sz w:val="20"/>
       </w:rPr>
     </w:lvl>
@@ -4625,7 +4933,7 @@
         <w:ind w:left="6480" w:hanging="360"/>
       </w:pPr>
       <w:rPr>
-        <w:rFonts w:hint="default" w:ascii="Wingdings" w:hAnsi="Wingdings"/>
+        <w:rFonts w:ascii="Wingdings" w:hAnsi="Wingdings" w:hint="default"/>
         <w:sz w:val="20"/>
       </w:rPr>
     </w:lvl>
@@ -4646,7 +4954,7 @@
         <w:ind w:left="720" w:hanging="360"/>
       </w:pPr>
       <w:rPr>
-        <w:rFonts w:hint="default" w:ascii="Symbol" w:hAnsi="Symbol"/>
+        <w:rFonts w:ascii="Symbol" w:hAnsi="Symbol" w:hint="default"/>
         <w:sz w:val="20"/>
       </w:rPr>
     </w:lvl>
@@ -4662,7 +4970,7 @@
         <w:ind w:left="1440" w:hanging="360"/>
       </w:pPr>
       <w:rPr>
-        <w:rFonts w:hint="default" w:ascii="Courier New" w:hAnsi="Courier New"/>
+        <w:rFonts w:ascii="Courier New" w:hAnsi="Courier New" w:hint="default"/>
         <w:sz w:val="20"/>
       </w:rPr>
     </w:lvl>
@@ -4678,7 +4986,7 @@
         <w:ind w:left="2160" w:hanging="360"/>
       </w:pPr>
       <w:rPr>
-        <w:rFonts w:hint="default" w:ascii="Wingdings" w:hAnsi="Wingdings"/>
+        <w:rFonts w:ascii="Wingdings" w:hAnsi="Wingdings" w:hint="default"/>
         <w:sz w:val="20"/>
       </w:rPr>
     </w:lvl>
@@ -4694,7 +5002,7 @@
         <w:ind w:left="2880" w:hanging="360"/>
       </w:pPr>
       <w:rPr>
-        <w:rFonts w:hint="default" w:ascii="Wingdings" w:hAnsi="Wingdings"/>
+        <w:rFonts w:ascii="Wingdings" w:hAnsi="Wingdings" w:hint="default"/>
         <w:sz w:val="20"/>
       </w:rPr>
     </w:lvl>
@@ -4710,7 +5018,7 @@
         <w:ind w:left="3600" w:hanging="360"/>
       </w:pPr>
       <w:rPr>
-        <w:rFonts w:hint="default" w:ascii="Wingdings" w:hAnsi="Wingdings"/>
+        <w:rFonts w:ascii="Wingdings" w:hAnsi="Wingdings" w:hint="default"/>
         <w:sz w:val="20"/>
       </w:rPr>
     </w:lvl>
@@ -4726,7 +5034,7 @@
         <w:ind w:left="4320" w:hanging="360"/>
       </w:pPr>
       <w:rPr>
-        <w:rFonts w:hint="default" w:ascii="Wingdings" w:hAnsi="Wingdings"/>
+        <w:rFonts w:ascii="Wingdings" w:hAnsi="Wingdings" w:hint="default"/>
         <w:sz w:val="20"/>
       </w:rPr>
     </w:lvl>
@@ -4742,7 +5050,7 @@
         <w:ind w:left="5040" w:hanging="360"/>
       </w:pPr>
       <w:rPr>
-        <w:rFonts w:hint="default" w:ascii="Wingdings" w:hAnsi="Wingdings"/>
+        <w:rFonts w:ascii="Wingdings" w:hAnsi="Wingdings" w:hint="default"/>
         <w:sz w:val="20"/>
       </w:rPr>
     </w:lvl>
@@ -4758,7 +5066,7 @@
         <w:ind w:left="5760" w:hanging="360"/>
       </w:pPr>
       <w:rPr>
-        <w:rFonts w:hint="default" w:ascii="Wingdings" w:hAnsi="Wingdings"/>
+        <w:rFonts w:ascii="Wingdings" w:hAnsi="Wingdings" w:hint="default"/>
         <w:sz w:val="20"/>
       </w:rPr>
     </w:lvl>
@@ -4774,7 +5082,7 @@
         <w:ind w:left="6480" w:hanging="360"/>
       </w:pPr>
       <w:rPr>
-        <w:rFonts w:hint="default" w:ascii="Wingdings" w:hAnsi="Wingdings"/>
+        <w:rFonts w:ascii="Wingdings" w:hAnsi="Wingdings" w:hint="default"/>
         <w:sz w:val="20"/>
       </w:rPr>
     </w:lvl>
@@ -4795,7 +5103,7 @@
         <w:ind w:left="720" w:hanging="360"/>
       </w:pPr>
       <w:rPr>
-        <w:rFonts w:hint="default" w:ascii="Symbol" w:hAnsi="Symbol"/>
+        <w:rFonts w:ascii="Symbol" w:hAnsi="Symbol" w:hint="default"/>
         <w:sz w:val="20"/>
       </w:rPr>
     </w:lvl>
@@ -4811,7 +5119,7 @@
         <w:ind w:left="1440" w:hanging="360"/>
       </w:pPr>
       <w:rPr>
-        <w:rFonts w:hint="default" w:ascii="Courier New" w:hAnsi="Courier New"/>
+        <w:rFonts w:ascii="Courier New" w:hAnsi="Courier New" w:hint="default"/>
         <w:sz w:val="20"/>
       </w:rPr>
     </w:lvl>
@@ -4827,7 +5135,7 @@
         <w:ind w:left="2160" w:hanging="360"/>
       </w:pPr>
       <w:rPr>
-        <w:rFonts w:hint="default" w:ascii="Wingdings" w:hAnsi="Wingdings"/>
+        <w:rFonts w:ascii="Wingdings" w:hAnsi="Wingdings" w:hint="default"/>
         <w:sz w:val="20"/>
       </w:rPr>
     </w:lvl>
@@ -4843,7 +5151,7 @@
         <w:ind w:left="2880" w:hanging="360"/>
       </w:pPr>
       <w:rPr>
-        <w:rFonts w:hint="default" w:ascii="Wingdings" w:hAnsi="Wingdings"/>
+        <w:rFonts w:ascii="Wingdings" w:hAnsi="Wingdings" w:hint="default"/>
         <w:sz w:val="20"/>
       </w:rPr>
     </w:lvl>
@@ -4859,7 +5167,7 @@
         <w:ind w:left="3600" w:hanging="360"/>
       </w:pPr>
       <w:rPr>
-        <w:rFonts w:hint="default" w:ascii="Wingdings" w:hAnsi="Wingdings"/>
+        <w:rFonts w:ascii="Wingdings" w:hAnsi="Wingdings" w:hint="default"/>
         <w:sz w:val="20"/>
       </w:rPr>
     </w:lvl>
@@ -4875,7 +5183,7 @@
         <w:ind w:left="4320" w:hanging="360"/>
       </w:pPr>
       <w:rPr>
-        <w:rFonts w:hint="default" w:ascii="Wingdings" w:hAnsi="Wingdings"/>
+        <w:rFonts w:ascii="Wingdings" w:hAnsi="Wingdings" w:hint="default"/>
         <w:sz w:val="20"/>
       </w:rPr>
     </w:lvl>
@@ -4891,7 +5199,7 @@
         <w:ind w:left="5040" w:hanging="360"/>
       </w:pPr>
       <w:rPr>
-        <w:rFonts w:hint="default" w:ascii="Wingdings" w:hAnsi="Wingdings"/>
+        <w:rFonts w:ascii="Wingdings" w:hAnsi="Wingdings" w:hint="default"/>
         <w:sz w:val="20"/>
       </w:rPr>
     </w:lvl>
@@ -4907,7 +5215,7 @@
         <w:ind w:left="5760" w:hanging="360"/>
       </w:pPr>
       <w:rPr>
-        <w:rFonts w:hint="default" w:ascii="Wingdings" w:hAnsi="Wingdings"/>
+        <w:rFonts w:ascii="Wingdings" w:hAnsi="Wingdings" w:hint="default"/>
         <w:sz w:val="20"/>
       </w:rPr>
     </w:lvl>
@@ -4923,7 +5231,7 @@
         <w:ind w:left="6480" w:hanging="360"/>
       </w:pPr>
       <w:rPr>
-        <w:rFonts w:hint="default" w:ascii="Wingdings" w:hAnsi="Wingdings"/>
+        <w:rFonts w:ascii="Wingdings" w:hAnsi="Wingdings" w:hint="default"/>
         <w:sz w:val="20"/>
       </w:rPr>
     </w:lvl>
@@ -4944,7 +5252,7 @@
         <w:ind w:left="720" w:hanging="360"/>
       </w:pPr>
       <w:rPr>
-        <w:rFonts w:hint="default" w:ascii="Symbol" w:hAnsi="Symbol"/>
+        <w:rFonts w:ascii="Symbol" w:hAnsi="Symbol" w:hint="default"/>
         <w:sz w:val="20"/>
       </w:rPr>
     </w:lvl>
@@ -4960,7 +5268,7 @@
         <w:ind w:left="1440" w:hanging="360"/>
       </w:pPr>
       <w:rPr>
-        <w:rFonts w:hint="default" w:ascii="Courier New" w:hAnsi="Courier New"/>
+        <w:rFonts w:ascii="Courier New" w:hAnsi="Courier New" w:hint="default"/>
         <w:sz w:val="20"/>
       </w:rPr>
     </w:lvl>
@@ -4976,7 +5284,7 @@
         <w:ind w:left="2160" w:hanging="360"/>
       </w:pPr>
       <w:rPr>
-        <w:rFonts w:hint="default" w:ascii="Wingdings" w:hAnsi="Wingdings"/>
+        <w:rFonts w:ascii="Wingdings" w:hAnsi="Wingdings" w:hint="default"/>
         <w:sz w:val="20"/>
       </w:rPr>
     </w:lvl>
@@ -4992,7 +5300,7 @@
         <w:ind w:left="2880" w:hanging="360"/>
       </w:pPr>
       <w:rPr>
-        <w:rFonts w:hint="default" w:ascii="Wingdings" w:hAnsi="Wingdings"/>
+        <w:rFonts w:ascii="Wingdings" w:hAnsi="Wingdings" w:hint="default"/>
         <w:sz w:val="20"/>
       </w:rPr>
     </w:lvl>
@@ -5008,7 +5316,7 @@
         <w:ind w:left="3600" w:hanging="360"/>
       </w:pPr>
       <w:rPr>
-        <w:rFonts w:hint="default" w:ascii="Wingdings" w:hAnsi="Wingdings"/>
+        <w:rFonts w:ascii="Wingdings" w:hAnsi="Wingdings" w:hint="default"/>
         <w:sz w:val="20"/>
       </w:rPr>
     </w:lvl>
@@ -5024,7 +5332,7 @@
         <w:ind w:left="4320" w:hanging="360"/>
       </w:pPr>
       <w:rPr>
-        <w:rFonts w:hint="default" w:ascii="Wingdings" w:hAnsi="Wingdings"/>
+        <w:rFonts w:ascii="Wingdings" w:hAnsi="Wingdings" w:hint="default"/>
         <w:sz w:val="20"/>
       </w:rPr>
     </w:lvl>
@@ -5040,7 +5348,7 @@
         <w:ind w:left="5040" w:hanging="360"/>
       </w:pPr>
       <w:rPr>
-        <w:rFonts w:hint="default" w:ascii="Wingdings" w:hAnsi="Wingdings"/>
+        <w:rFonts w:ascii="Wingdings" w:hAnsi="Wingdings" w:hint="default"/>
         <w:sz w:val="20"/>
       </w:rPr>
     </w:lvl>
@@ -5056,7 +5364,7 @@
         <w:ind w:left="5760" w:hanging="360"/>
       </w:pPr>
       <w:rPr>
-        <w:rFonts w:hint="default" w:ascii="Wingdings" w:hAnsi="Wingdings"/>
+        <w:rFonts w:ascii="Wingdings" w:hAnsi="Wingdings" w:hint="default"/>
         <w:sz w:val="20"/>
       </w:rPr>
     </w:lvl>
@@ -5072,7 +5380,7 @@
         <w:ind w:left="6480" w:hanging="360"/>
       </w:pPr>
       <w:rPr>
-        <w:rFonts w:hint="default" w:ascii="Wingdings" w:hAnsi="Wingdings"/>
+        <w:rFonts w:ascii="Wingdings" w:hAnsi="Wingdings" w:hint="default"/>
         <w:sz w:val="20"/>
       </w:rPr>
     </w:lvl>
@@ -5093,7 +5401,7 @@
         <w:ind w:left="720" w:hanging="360"/>
       </w:pPr>
       <w:rPr>
-        <w:rFonts w:hint="default" w:ascii="Symbol" w:hAnsi="Symbol"/>
+        <w:rFonts w:ascii="Symbol" w:hAnsi="Symbol" w:hint="default"/>
         <w:sz w:val="20"/>
       </w:rPr>
     </w:lvl>
@@ -5109,7 +5417,7 @@
         <w:ind w:left="1440" w:hanging="360"/>
       </w:pPr>
       <w:rPr>
-        <w:rFonts w:hint="default" w:ascii="Courier New" w:hAnsi="Courier New"/>
+        <w:rFonts w:ascii="Courier New" w:hAnsi="Courier New" w:hint="default"/>
         <w:sz w:val="20"/>
       </w:rPr>
     </w:lvl>
@@ -5125,7 +5433,7 @@
         <w:ind w:left="2160" w:hanging="360"/>
       </w:pPr>
       <w:rPr>
-        <w:rFonts w:hint="default" w:ascii="Wingdings" w:hAnsi="Wingdings"/>
+        <w:rFonts w:ascii="Wingdings" w:hAnsi="Wingdings" w:hint="default"/>
         <w:sz w:val="20"/>
       </w:rPr>
     </w:lvl>
@@ -5141,7 +5449,7 @@
         <w:ind w:left="2880" w:hanging="360"/>
       </w:pPr>
       <w:rPr>
-        <w:rFonts w:hint="default" w:ascii="Wingdings" w:hAnsi="Wingdings"/>
+        <w:rFonts w:ascii="Wingdings" w:hAnsi="Wingdings" w:hint="default"/>
         <w:sz w:val="20"/>
       </w:rPr>
     </w:lvl>
@@ -5157,7 +5465,7 @@
         <w:ind w:left="3600" w:hanging="360"/>
       </w:pPr>
       <w:rPr>
-        <w:rFonts w:hint="default" w:ascii="Wingdings" w:hAnsi="Wingdings"/>
+        <w:rFonts w:ascii="Wingdings" w:hAnsi="Wingdings" w:hint="default"/>
         <w:sz w:val="20"/>
       </w:rPr>
     </w:lvl>
@@ -5173,7 +5481,7 @@
         <w:ind w:left="4320" w:hanging="360"/>
       </w:pPr>
       <w:rPr>
-        <w:rFonts w:hint="default" w:ascii="Wingdings" w:hAnsi="Wingdings"/>
+        <w:rFonts w:ascii="Wingdings" w:hAnsi="Wingdings" w:hint="default"/>
         <w:sz w:val="20"/>
       </w:rPr>
     </w:lvl>
@@ -5189,7 +5497,7 @@
         <w:ind w:left="5040" w:hanging="360"/>
       </w:pPr>
       <w:rPr>
-        <w:rFonts w:hint="default" w:ascii="Wingdings" w:hAnsi="Wingdings"/>
+        <w:rFonts w:ascii="Wingdings" w:hAnsi="Wingdings" w:hint="default"/>
         <w:sz w:val="20"/>
       </w:rPr>
     </w:lvl>
@@ -5205,7 +5513,7 @@
         <w:ind w:left="5760" w:hanging="360"/>
       </w:pPr>
       <w:rPr>
-        <w:rFonts w:hint="default" w:ascii="Wingdings" w:hAnsi="Wingdings"/>
+        <w:rFonts w:ascii="Wingdings" w:hAnsi="Wingdings" w:hint="default"/>
         <w:sz w:val="20"/>
       </w:rPr>
     </w:lvl>
@@ -5221,7 +5529,7 @@
         <w:ind w:left="6480" w:hanging="360"/>
       </w:pPr>
       <w:rPr>
-        <w:rFonts w:hint="default" w:ascii="Wingdings" w:hAnsi="Wingdings"/>
+        <w:rFonts w:ascii="Wingdings" w:hAnsi="Wingdings" w:hint="default"/>
         <w:sz w:val="20"/>
       </w:rPr>
     </w:lvl>
@@ -5242,7 +5550,7 @@
         <w:ind w:left="720" w:hanging="360"/>
       </w:pPr>
       <w:rPr>
-        <w:rFonts w:hint="default" w:ascii="Symbol" w:hAnsi="Symbol"/>
+        <w:rFonts w:ascii="Symbol" w:hAnsi="Symbol" w:hint="default"/>
         <w:sz w:val="20"/>
       </w:rPr>
     </w:lvl>
@@ -5258,7 +5566,7 @@
         <w:ind w:left="1440" w:hanging="360"/>
       </w:pPr>
       <w:rPr>
-        <w:rFonts w:hint="default" w:ascii="Courier New" w:hAnsi="Courier New"/>
+        <w:rFonts w:ascii="Courier New" w:hAnsi="Courier New" w:hint="default"/>
         <w:sz w:val="20"/>
       </w:rPr>
     </w:lvl>
@@ -5274,7 +5582,7 @@
         <w:ind w:left="2160" w:hanging="360"/>
       </w:pPr>
       <w:rPr>
-        <w:rFonts w:hint="default" w:ascii="Wingdings" w:hAnsi="Wingdings"/>
+        <w:rFonts w:ascii="Wingdings" w:hAnsi="Wingdings" w:hint="default"/>
         <w:sz w:val="20"/>
       </w:rPr>
     </w:lvl>
@@ -5290,7 +5598,7 @@
         <w:ind w:left="2880" w:hanging="360"/>
       </w:pPr>
       <w:rPr>
-        <w:rFonts w:hint="default" w:ascii="Wingdings" w:hAnsi="Wingdings"/>
+        <w:rFonts w:ascii="Wingdings" w:hAnsi="Wingdings" w:hint="default"/>
         <w:sz w:val="20"/>
       </w:rPr>
     </w:lvl>
@@ -5306,7 +5614,7 @@
         <w:ind w:left="3600" w:hanging="360"/>
       </w:pPr>
       <w:rPr>
-        <w:rFonts w:hint="default" w:ascii="Wingdings" w:hAnsi="Wingdings"/>
+        <w:rFonts w:ascii="Wingdings" w:hAnsi="Wingdings" w:hint="default"/>
         <w:sz w:val="20"/>
       </w:rPr>
     </w:lvl>
@@ -5322,7 +5630,7 @@
         <w:ind w:left="4320" w:hanging="360"/>
       </w:pPr>
       <w:rPr>
-        <w:rFonts w:hint="default" w:ascii="Wingdings" w:hAnsi="Wingdings"/>
+        <w:rFonts w:ascii="Wingdings" w:hAnsi="Wingdings" w:hint="default"/>
         <w:sz w:val="20"/>
       </w:rPr>
     </w:lvl>
@@ -5338,7 +5646,7 @@
         <w:ind w:left="5040" w:hanging="360"/>
       </w:pPr>
       <w:rPr>
-        <w:rFonts w:hint="default" w:ascii="Wingdings" w:hAnsi="Wingdings"/>
+        <w:rFonts w:ascii="Wingdings" w:hAnsi="Wingdings" w:hint="default"/>
         <w:sz w:val="20"/>
       </w:rPr>
     </w:lvl>
@@ -5354,7 +5662,7 @@
         <w:ind w:left="5760" w:hanging="360"/>
       </w:pPr>
       <w:rPr>
-        <w:rFonts w:hint="default" w:ascii="Wingdings" w:hAnsi="Wingdings"/>
+        <w:rFonts w:ascii="Wingdings" w:hAnsi="Wingdings" w:hint="default"/>
         <w:sz w:val="20"/>
       </w:rPr>
     </w:lvl>
@@ -5370,7 +5678,7 @@
         <w:ind w:left="6480" w:hanging="360"/>
       </w:pPr>
       <w:rPr>
-        <w:rFonts w:hint="default" w:ascii="Wingdings" w:hAnsi="Wingdings"/>
+        <w:rFonts w:ascii="Wingdings" w:hAnsi="Wingdings" w:hint="default"/>
         <w:sz w:val="20"/>
       </w:rPr>
     </w:lvl>
@@ -5391,7 +5699,7 @@
         <w:ind w:left="720" w:hanging="360"/>
       </w:pPr>
       <w:rPr>
-        <w:rFonts w:hint="default" w:ascii="Symbol" w:hAnsi="Symbol"/>
+        <w:rFonts w:ascii="Symbol" w:hAnsi="Symbol" w:hint="default"/>
         <w:sz w:val="20"/>
       </w:rPr>
     </w:lvl>
@@ -5407,7 +5715,7 @@
         <w:ind w:left="1440" w:hanging="360"/>
       </w:pPr>
       <w:rPr>
-        <w:rFonts w:hint="default" w:ascii="Courier New" w:hAnsi="Courier New"/>
+        <w:rFonts w:ascii="Courier New" w:hAnsi="Courier New" w:hint="default"/>
         <w:sz w:val="20"/>
       </w:rPr>
     </w:lvl>
@@ -5423,7 +5731,7 @@
         <w:ind w:left="2160" w:hanging="360"/>
       </w:pPr>
       <w:rPr>
-        <w:rFonts w:hint="default" w:ascii="Wingdings" w:hAnsi="Wingdings"/>
+        <w:rFonts w:ascii="Wingdings" w:hAnsi="Wingdings" w:hint="default"/>
         <w:sz w:val="20"/>
       </w:rPr>
     </w:lvl>
@@ -5439,7 +5747,7 @@
         <w:ind w:left="2880" w:hanging="360"/>
       </w:pPr>
       <w:rPr>
-        <w:rFonts w:hint="default" w:ascii="Wingdings" w:hAnsi="Wingdings"/>
+        <w:rFonts w:ascii="Wingdings" w:hAnsi="Wingdings" w:hint="default"/>
         <w:sz w:val="20"/>
       </w:rPr>
     </w:lvl>
@@ -5455,7 +5763,7 @@
         <w:ind w:left="3600" w:hanging="360"/>
       </w:pPr>
       <w:rPr>
-        <w:rFonts w:hint="default" w:ascii="Wingdings" w:hAnsi="Wingdings"/>
+        <w:rFonts w:ascii="Wingdings" w:hAnsi="Wingdings" w:hint="default"/>
         <w:sz w:val="20"/>
       </w:rPr>
     </w:lvl>
@@ -5471,7 +5779,7 @@
         <w:ind w:left="4320" w:hanging="360"/>
       </w:pPr>
       <w:rPr>
-        <w:rFonts w:hint="default" w:ascii="Wingdings" w:hAnsi="Wingdings"/>
+        <w:rFonts w:ascii="Wingdings" w:hAnsi="Wingdings" w:hint="default"/>
         <w:sz w:val="20"/>
       </w:rPr>
     </w:lvl>
@@ -5487,7 +5795,7 @@
         <w:ind w:left="5040" w:hanging="360"/>
       </w:pPr>
       <w:rPr>
-        <w:rFonts w:hint="default" w:ascii="Wingdings" w:hAnsi="Wingdings"/>
+        <w:rFonts w:ascii="Wingdings" w:hAnsi="Wingdings" w:hint="default"/>
         <w:sz w:val="20"/>
       </w:rPr>
     </w:lvl>
@@ -5503,7 +5811,7 @@
         <w:ind w:left="5760" w:hanging="360"/>
       </w:pPr>
       <w:rPr>
-        <w:rFonts w:hint="default" w:ascii="Wingdings" w:hAnsi="Wingdings"/>
+        <w:rFonts w:ascii="Wingdings" w:hAnsi="Wingdings" w:hint="default"/>
         <w:sz w:val="20"/>
       </w:rPr>
     </w:lvl>
@@ -5519,7 +5827,7 @@
         <w:ind w:left="6480" w:hanging="360"/>
       </w:pPr>
       <w:rPr>
-        <w:rFonts w:hint="default" w:ascii="Wingdings" w:hAnsi="Wingdings"/>
+        <w:rFonts w:ascii="Wingdings" w:hAnsi="Wingdings" w:hint="default"/>
         <w:sz w:val="20"/>
       </w:rPr>
     </w:lvl>
@@ -5540,7 +5848,7 @@
         <w:ind w:left="720" w:hanging="360"/>
       </w:pPr>
       <w:rPr>
-        <w:rFonts w:hint="default" w:ascii="Symbol" w:hAnsi="Symbol"/>
+        <w:rFonts w:ascii="Symbol" w:hAnsi="Symbol" w:hint="default"/>
         <w:sz w:val="20"/>
       </w:rPr>
     </w:lvl>
@@ -5556,7 +5864,7 @@
         <w:ind w:left="1440" w:hanging="360"/>
       </w:pPr>
       <w:rPr>
-        <w:rFonts w:hint="default" w:ascii="Courier New" w:hAnsi="Courier New"/>
+        <w:rFonts w:ascii="Courier New" w:hAnsi="Courier New" w:hint="default"/>
         <w:sz w:val="20"/>
       </w:rPr>
     </w:lvl>
@@ -5572,7 +5880,7 @@
         <w:ind w:left="2160" w:hanging="360"/>
       </w:pPr>
       <w:rPr>
-        <w:rFonts w:hint="default" w:ascii="Wingdings" w:hAnsi="Wingdings"/>
+        <w:rFonts w:ascii="Wingdings" w:hAnsi="Wingdings" w:hint="default"/>
         <w:sz w:val="20"/>
       </w:rPr>
     </w:lvl>
@@ -5588,7 +5896,7 @@
         <w:ind w:left="2880" w:hanging="360"/>
       </w:pPr>
       <w:rPr>
-        <w:rFonts w:hint="default" w:ascii="Wingdings" w:hAnsi="Wingdings"/>
+        <w:rFonts w:ascii="Wingdings" w:hAnsi="Wingdings" w:hint="default"/>
         <w:sz w:val="20"/>
       </w:rPr>
     </w:lvl>
@@ -5604,7 +5912,7 @@
         <w:ind w:left="3600" w:hanging="360"/>
       </w:pPr>
       <w:rPr>
-        <w:rFonts w:hint="default" w:ascii="Wingdings" w:hAnsi="Wingdings"/>
+        <w:rFonts w:ascii="Wingdings" w:hAnsi="Wingdings" w:hint="default"/>
         <w:sz w:val="20"/>
       </w:rPr>
     </w:lvl>
@@ -5620,7 +5928,7 @@
         <w:ind w:left="4320" w:hanging="360"/>
       </w:pPr>
       <w:rPr>
-        <w:rFonts w:hint="default" w:ascii="Wingdings" w:hAnsi="Wingdings"/>
+        <w:rFonts w:ascii="Wingdings" w:hAnsi="Wingdings" w:hint="default"/>
         <w:sz w:val="20"/>
       </w:rPr>
     </w:lvl>
@@ -5636,7 +5944,7 @@
         <w:ind w:left="5040" w:hanging="360"/>
       </w:pPr>
       <w:rPr>
-        <w:rFonts w:hint="default" w:ascii="Wingdings" w:hAnsi="Wingdings"/>
+        <w:rFonts w:ascii="Wingdings" w:hAnsi="Wingdings" w:hint="default"/>
         <w:sz w:val="20"/>
       </w:rPr>
     </w:lvl>
@@ -5652,7 +5960,7 @@
         <w:ind w:left="5760" w:hanging="360"/>
       </w:pPr>
       <w:rPr>
-        <w:rFonts w:hint="default" w:ascii="Wingdings" w:hAnsi="Wingdings"/>
+        <w:rFonts w:ascii="Wingdings" w:hAnsi="Wingdings" w:hint="default"/>
         <w:sz w:val="20"/>
       </w:rPr>
     </w:lvl>
@@ -5668,7 +5976,7 @@
         <w:ind w:left="6480" w:hanging="360"/>
       </w:pPr>
       <w:rPr>
-        <w:rFonts w:hint="default" w:ascii="Wingdings" w:hAnsi="Wingdings"/>
+        <w:rFonts w:ascii="Wingdings" w:hAnsi="Wingdings" w:hint="default"/>
         <w:sz w:val="20"/>
       </w:rPr>
     </w:lvl>
@@ -5689,7 +5997,7 @@
         <w:ind w:left="720" w:hanging="360"/>
       </w:pPr>
       <w:rPr>
-        <w:rFonts w:hint="default" w:ascii="Symbol" w:hAnsi="Symbol"/>
+        <w:rFonts w:ascii="Symbol" w:hAnsi="Symbol" w:hint="default"/>
         <w:sz w:val="20"/>
       </w:rPr>
     </w:lvl>
@@ -5705,7 +6013,7 @@
         <w:ind w:left="1440" w:hanging="360"/>
       </w:pPr>
       <w:rPr>
-        <w:rFonts w:hint="default" w:ascii="Courier New" w:hAnsi="Courier New"/>
+        <w:rFonts w:ascii="Courier New" w:hAnsi="Courier New" w:hint="default"/>
         <w:sz w:val="20"/>
       </w:rPr>
     </w:lvl>
@@ -5721,7 +6029,7 @@
         <w:ind w:left="2160" w:hanging="360"/>
       </w:pPr>
       <w:rPr>
-        <w:rFonts w:hint="default" w:ascii="Wingdings" w:hAnsi="Wingdings"/>
+        <w:rFonts w:ascii="Wingdings" w:hAnsi="Wingdings" w:hint="default"/>
         <w:sz w:val="20"/>
       </w:rPr>
     </w:lvl>
@@ -5737,7 +6045,7 @@
         <w:ind w:left="2880" w:hanging="360"/>
       </w:pPr>
       <w:rPr>
-        <w:rFonts w:hint="default" w:ascii="Wingdings" w:hAnsi="Wingdings"/>
+        <w:rFonts w:ascii="Wingdings" w:hAnsi="Wingdings" w:hint="default"/>
         <w:sz w:val="20"/>
       </w:rPr>
     </w:lvl>
@@ -5753,7 +6061,7 @@
         <w:ind w:left="3600" w:hanging="360"/>
       </w:pPr>
       <w:rPr>
-        <w:rFonts w:hint="default" w:ascii="Wingdings" w:hAnsi="Wingdings"/>
+        <w:rFonts w:ascii="Wingdings" w:hAnsi="Wingdings" w:hint="default"/>
         <w:sz w:val="20"/>
       </w:rPr>
     </w:lvl>
@@ -5769,7 +6077,7 @@
         <w:ind w:left="4320" w:hanging="360"/>
       </w:pPr>
       <w:rPr>
-        <w:rFonts w:hint="default" w:ascii="Wingdings" w:hAnsi="Wingdings"/>
+        <w:rFonts w:ascii="Wingdings" w:hAnsi="Wingdings" w:hint="default"/>
         <w:sz w:val="20"/>
       </w:rPr>
     </w:lvl>
@@ -5785,7 +6093,7 @@
         <w:ind w:left="5040" w:hanging="360"/>
       </w:pPr>
       <w:rPr>
-        <w:rFonts w:hint="default" w:ascii="Wingdings" w:hAnsi="Wingdings"/>
+        <w:rFonts w:ascii="Wingdings" w:hAnsi="Wingdings" w:hint="default"/>
         <w:sz w:val="20"/>
       </w:rPr>
     </w:lvl>
@@ -5801,7 +6109,7 @@
         <w:ind w:left="5760" w:hanging="360"/>
       </w:pPr>
       <w:rPr>
-        <w:rFonts w:hint="default" w:ascii="Wingdings" w:hAnsi="Wingdings"/>
+        <w:rFonts w:ascii="Wingdings" w:hAnsi="Wingdings" w:hint="default"/>
         <w:sz w:val="20"/>
       </w:rPr>
     </w:lvl>
@@ -5817,7 +6125,7 @@
         <w:ind w:left="6480" w:hanging="360"/>
       </w:pPr>
       <w:rPr>
-        <w:rFonts w:hint="default" w:ascii="Wingdings" w:hAnsi="Wingdings"/>
+        <w:rFonts w:ascii="Wingdings" w:hAnsi="Wingdings" w:hint="default"/>
         <w:sz w:val="20"/>
       </w:rPr>
     </w:lvl>
@@ -5838,7 +6146,7 @@
         <w:ind w:left="720" w:hanging="360"/>
       </w:pPr>
       <w:rPr>
-        <w:rFonts w:hint="default" w:ascii="Symbol" w:hAnsi="Symbol"/>
+        <w:rFonts w:ascii="Symbol" w:hAnsi="Symbol" w:hint="default"/>
         <w:sz w:val="20"/>
       </w:rPr>
     </w:lvl>
@@ -5854,7 +6162,7 @@
         <w:ind w:left="1440" w:hanging="360"/>
       </w:pPr>
       <w:rPr>
-        <w:rFonts w:hint="default" w:ascii="Courier New" w:hAnsi="Courier New"/>
+        <w:rFonts w:ascii="Courier New" w:hAnsi="Courier New" w:hint="default"/>
         <w:sz w:val="20"/>
       </w:rPr>
     </w:lvl>
@@ -5870,7 +6178,7 @@
         <w:ind w:left="2160" w:hanging="360"/>
       </w:pPr>
       <w:rPr>
-        <w:rFonts w:hint="default" w:ascii="Wingdings" w:hAnsi="Wingdings"/>
+        <w:rFonts w:ascii="Wingdings" w:hAnsi="Wingdings" w:hint="default"/>
         <w:sz w:val="20"/>
       </w:rPr>
     </w:lvl>
@@ -5886,7 +6194,7 @@
         <w:ind w:left="2880" w:hanging="360"/>
       </w:pPr>
       <w:rPr>
-        <w:rFonts w:hint="default" w:ascii="Wingdings" w:hAnsi="Wingdings"/>
+        <w:rFonts w:ascii="Wingdings" w:hAnsi="Wingdings" w:hint="default"/>
         <w:sz w:val="20"/>
       </w:rPr>
     </w:lvl>
@@ -5902,7 +6210,7 @@
         <w:ind w:left="3600" w:hanging="360"/>
       </w:pPr>
       <w:rPr>
-        <w:rFonts w:hint="default" w:ascii="Wingdings" w:hAnsi="Wingdings"/>
+        <w:rFonts w:ascii="Wingdings" w:hAnsi="Wingdings" w:hint="default"/>
         <w:sz w:val="20"/>
       </w:rPr>
     </w:lvl>
@@ -5918,7 +6226,7 @@
         <w:ind w:left="4320" w:hanging="360"/>
       </w:pPr>
       <w:rPr>
-        <w:rFonts w:hint="default" w:ascii="Wingdings" w:hAnsi="Wingdings"/>
+        <w:rFonts w:ascii="Wingdings" w:hAnsi="Wingdings" w:hint="default"/>
         <w:sz w:val="20"/>
       </w:rPr>
     </w:lvl>
@@ -5934,7 +6242,7 @@
         <w:ind w:left="5040" w:hanging="360"/>
       </w:pPr>
       <w:rPr>
-        <w:rFonts w:hint="default" w:ascii="Wingdings" w:hAnsi="Wingdings"/>
+        <w:rFonts w:ascii="Wingdings" w:hAnsi="Wingdings" w:hint="default"/>
         <w:sz w:val="20"/>
       </w:rPr>
     </w:lvl>
@@ -5950,7 +6258,7 @@
         <w:ind w:left="5760" w:hanging="360"/>
       </w:pPr>
       <w:rPr>
-        <w:rFonts w:hint="default" w:ascii="Wingdings" w:hAnsi="Wingdings"/>
+        <w:rFonts w:ascii="Wingdings" w:hAnsi="Wingdings" w:hint="default"/>
         <w:sz w:val="20"/>
       </w:rPr>
     </w:lvl>
@@ -5966,7 +6274,7 @@
         <w:ind w:left="6480" w:hanging="360"/>
       </w:pPr>
       <w:rPr>
-        <w:rFonts w:hint="default" w:ascii="Wingdings" w:hAnsi="Wingdings"/>
+        <w:rFonts w:ascii="Wingdings" w:hAnsi="Wingdings" w:hint="default"/>
         <w:sz w:val="20"/>
       </w:rPr>
     </w:lvl>
@@ -5987,7 +6295,7 @@
         <w:ind w:left="720" w:hanging="360"/>
       </w:pPr>
       <w:rPr>
-        <w:rFonts w:hint="default" w:ascii="Symbol" w:hAnsi="Symbol"/>
+        <w:rFonts w:ascii="Symbol" w:hAnsi="Symbol" w:hint="default"/>
         <w:sz w:val="20"/>
       </w:rPr>
     </w:lvl>
@@ -6003,7 +6311,7 @@
         <w:ind w:left="1440" w:hanging="360"/>
       </w:pPr>
       <w:rPr>
-        <w:rFonts w:hint="default" w:ascii="Courier New" w:hAnsi="Courier New"/>
+        <w:rFonts w:ascii="Courier New" w:hAnsi="Courier New" w:hint="default"/>
         <w:sz w:val="20"/>
       </w:rPr>
     </w:lvl>
@@ -6019,7 +6327,7 @@
         <w:ind w:left="2160" w:hanging="360"/>
       </w:pPr>
       <w:rPr>
-        <w:rFonts w:hint="default" w:ascii="Wingdings" w:hAnsi="Wingdings"/>
+        <w:rFonts w:ascii="Wingdings" w:hAnsi="Wingdings" w:hint="default"/>
         <w:sz w:val="20"/>
       </w:rPr>
     </w:lvl>
@@ -6035,7 +6343,7 @@
         <w:ind w:left="2880" w:hanging="360"/>
       </w:pPr>
       <w:rPr>
-        <w:rFonts w:hint="default" w:ascii="Wingdings" w:hAnsi="Wingdings"/>
+        <w:rFonts w:ascii="Wingdings" w:hAnsi="Wingdings" w:hint="default"/>
         <w:sz w:val="20"/>
       </w:rPr>
     </w:lvl>
@@ -6051,7 +6359,7 @@
         <w:ind w:left="3600" w:hanging="360"/>
       </w:pPr>
       <w:rPr>
-        <w:rFonts w:hint="default" w:ascii="Wingdings" w:hAnsi="Wingdings"/>
+        <w:rFonts w:ascii="Wingdings" w:hAnsi="Wingdings" w:hint="default"/>
         <w:sz w:val="20"/>
       </w:rPr>
     </w:lvl>
@@ -6067,7 +6375,7 @@
         <w:ind w:left="4320" w:hanging="360"/>
       </w:pPr>
       <w:rPr>
-        <w:rFonts w:hint="default" w:ascii="Wingdings" w:hAnsi="Wingdings"/>
+        <w:rFonts w:ascii="Wingdings" w:hAnsi="Wingdings" w:hint="default"/>
         <w:sz w:val="20"/>
       </w:rPr>
     </w:lvl>
@@ -6083,7 +6391,7 @@
         <w:ind w:left="5040" w:hanging="360"/>
       </w:pPr>
       <w:rPr>
-        <w:rFonts w:hint="default" w:ascii="Wingdings" w:hAnsi="Wingdings"/>
+        <w:rFonts w:ascii="Wingdings" w:hAnsi="Wingdings" w:hint="default"/>
         <w:sz w:val="20"/>
       </w:rPr>
     </w:lvl>
@@ -6099,7 +6407,7 @@
         <w:ind w:left="5760" w:hanging="360"/>
       </w:pPr>
       <w:rPr>
-        <w:rFonts w:hint="default" w:ascii="Wingdings" w:hAnsi="Wingdings"/>
+        <w:rFonts w:ascii="Wingdings" w:hAnsi="Wingdings" w:hint="default"/>
         <w:sz w:val="20"/>
       </w:rPr>
     </w:lvl>
@@ -6115,7 +6423,7 @@
         <w:ind w:left="6480" w:hanging="360"/>
       </w:pPr>
       <w:rPr>
-        <w:rFonts w:hint="default" w:ascii="Wingdings" w:hAnsi="Wingdings"/>
+        <w:rFonts w:ascii="Wingdings" w:hAnsi="Wingdings" w:hint="default"/>
         <w:sz w:val="20"/>
       </w:rPr>
     </w:lvl>
@@ -6136,7 +6444,7 @@
         <w:ind w:left="720" w:hanging="360"/>
       </w:pPr>
       <w:rPr>
-        <w:rFonts w:hint="default" w:ascii="Symbol" w:hAnsi="Symbol"/>
+        <w:rFonts w:ascii="Symbol" w:hAnsi="Symbol" w:hint="default"/>
         <w:sz w:val="20"/>
       </w:rPr>
     </w:lvl>
@@ -6152,7 +6460,7 @@
         <w:ind w:left="1440" w:hanging="360"/>
       </w:pPr>
       <w:rPr>
-        <w:rFonts w:hint="default" w:ascii="Courier New" w:hAnsi="Courier New"/>
+        <w:rFonts w:ascii="Courier New" w:hAnsi="Courier New" w:hint="default"/>
         <w:sz w:val="20"/>
       </w:rPr>
     </w:lvl>
@@ -6168,7 +6476,7 @@
         <w:ind w:left="2160" w:hanging="360"/>
       </w:pPr>
       <w:rPr>
-        <w:rFonts w:hint="default" w:ascii="Wingdings" w:hAnsi="Wingdings"/>
+        <w:rFonts w:ascii="Wingdings" w:hAnsi="Wingdings" w:hint="default"/>
         <w:sz w:val="20"/>
       </w:rPr>
     </w:lvl>
@@ -6184,7 +6492,7 @@
         <w:ind w:left="2880" w:hanging="360"/>
       </w:pPr>
       <w:rPr>
-        <w:rFonts w:hint="default" w:ascii="Wingdings" w:hAnsi="Wingdings"/>
+        <w:rFonts w:ascii="Wingdings" w:hAnsi="Wingdings" w:hint="default"/>
         <w:sz w:val="20"/>
       </w:rPr>
     </w:lvl>
@@ -6200,7 +6508,7 @@
         <w:ind w:left="3600" w:hanging="360"/>
       </w:pPr>
       <w:rPr>
-        <w:rFonts w:hint="default" w:ascii="Wingdings" w:hAnsi="Wingdings"/>
+        <w:rFonts w:ascii="Wingdings" w:hAnsi="Wingdings" w:hint="default"/>
         <w:sz w:val="20"/>
       </w:rPr>
     </w:lvl>
@@ -6216,7 +6524,7 @@
         <w:ind w:left="4320" w:hanging="360"/>
       </w:pPr>
       <w:rPr>
-        <w:rFonts w:hint="default" w:ascii="Wingdings" w:hAnsi="Wingdings"/>
+        <w:rFonts w:ascii="Wingdings" w:hAnsi="Wingdings" w:hint="default"/>
         <w:sz w:val="20"/>
       </w:rPr>
     </w:lvl>
@@ -6232,7 +6540,7 @@
         <w:ind w:left="5040" w:hanging="360"/>
       </w:pPr>
       <w:rPr>
-        <w:rFonts w:hint="default" w:ascii="Wingdings" w:hAnsi="Wingdings"/>
+        <w:rFonts w:ascii="Wingdings" w:hAnsi="Wingdings" w:hint="default"/>
         <w:sz w:val="20"/>
       </w:rPr>
     </w:lvl>
@@ -6248,7 +6556,7 @@
         <w:ind w:left="5760" w:hanging="360"/>
       </w:pPr>
       <w:rPr>
-        <w:rFonts w:hint="default" w:ascii="Wingdings" w:hAnsi="Wingdings"/>
+        <w:rFonts w:ascii="Wingdings" w:hAnsi="Wingdings" w:hint="default"/>
         <w:sz w:val="20"/>
       </w:rPr>
     </w:lvl>
@@ -6264,7 +6572,7 @@
         <w:ind w:left="6480" w:hanging="360"/>
       </w:pPr>
       <w:rPr>
-        <w:rFonts w:hint="default" w:ascii="Wingdings" w:hAnsi="Wingdings"/>
+        <w:rFonts w:ascii="Wingdings" w:hAnsi="Wingdings" w:hint="default"/>
         <w:sz w:val="20"/>
       </w:rPr>
     </w:lvl>
@@ -6285,7 +6593,7 @@
         <w:ind w:left="720" w:hanging="360"/>
       </w:pPr>
       <w:rPr>
-        <w:rFonts w:hint="default" w:ascii="Symbol" w:hAnsi="Symbol"/>
+        <w:rFonts w:ascii="Symbol" w:hAnsi="Symbol" w:hint="default"/>
         <w:sz w:val="20"/>
       </w:rPr>
     </w:lvl>
@@ -6301,7 +6609,7 @@
         <w:ind w:left="1440" w:hanging="360"/>
       </w:pPr>
       <w:rPr>
-        <w:rFonts w:hint="default" w:ascii="Courier New" w:hAnsi="Courier New"/>
+        <w:rFonts w:ascii="Courier New" w:hAnsi="Courier New" w:hint="default"/>
         <w:sz w:val="20"/>
       </w:rPr>
     </w:lvl>
@@ -6317,7 +6625,7 @@
         <w:ind w:left="2160" w:hanging="360"/>
       </w:pPr>
       <w:rPr>
-        <w:rFonts w:hint="default" w:ascii="Wingdings" w:hAnsi="Wingdings"/>
+        <w:rFonts w:ascii="Wingdings" w:hAnsi="Wingdings" w:hint="default"/>
         <w:sz w:val="20"/>
       </w:rPr>
     </w:lvl>
@@ -6333,7 +6641,7 @@
         <w:ind w:left="2880" w:hanging="360"/>
       </w:pPr>
       <w:rPr>
-        <w:rFonts w:hint="default" w:ascii="Wingdings" w:hAnsi="Wingdings"/>
+        <w:rFonts w:ascii="Wingdings" w:hAnsi="Wingdings" w:hint="default"/>
         <w:sz w:val="20"/>
       </w:rPr>
     </w:lvl>
@@ -6349,7 +6657,7 @@
         <w:ind w:left="3600" w:hanging="360"/>
       </w:pPr>
       <w:rPr>
-        <w:rFonts w:hint="default" w:ascii="Wingdings" w:hAnsi="Wingdings"/>
+        <w:rFonts w:ascii="Wingdings" w:hAnsi="Wingdings" w:hint="default"/>
         <w:sz w:val="20"/>
       </w:rPr>
     </w:lvl>
@@ -6365,7 +6673,7 @@
         <w:ind w:left="4320" w:hanging="360"/>
       </w:pPr>
       <w:rPr>
-        <w:rFonts w:hint="default" w:ascii="Wingdings" w:hAnsi="Wingdings"/>
+        <w:rFonts w:ascii="Wingdings" w:hAnsi="Wingdings" w:hint="default"/>
         <w:sz w:val="20"/>
       </w:rPr>
     </w:lvl>
@@ -6381,7 +6689,7 @@
         <w:ind w:left="5040" w:hanging="360"/>
       </w:pPr>
       <w:rPr>
-        <w:rFonts w:hint="default" w:ascii="Wingdings" w:hAnsi="Wingdings"/>
+        <w:rFonts w:ascii="Wingdings" w:hAnsi="Wingdings" w:hint="default"/>
         <w:sz w:val="20"/>
       </w:rPr>
     </w:lvl>
@@ -6397,7 +6705,7 @@
         <w:ind w:left="5760" w:hanging="360"/>
       </w:pPr>
       <w:rPr>
-        <w:rFonts w:hint="default" w:ascii="Wingdings" w:hAnsi="Wingdings"/>
+        <w:rFonts w:ascii="Wingdings" w:hAnsi="Wingdings" w:hint="default"/>
         <w:sz w:val="20"/>
       </w:rPr>
     </w:lvl>
@@ -6413,7 +6721,7 @@
         <w:ind w:left="6480" w:hanging="360"/>
       </w:pPr>
       <w:rPr>
-        <w:rFonts w:hint="default" w:ascii="Wingdings" w:hAnsi="Wingdings"/>
+        <w:rFonts w:ascii="Wingdings" w:hAnsi="Wingdings" w:hint="default"/>
         <w:sz w:val="20"/>
       </w:rPr>
     </w:lvl>
@@ -6434,7 +6742,7 @@
         <w:ind w:left="720" w:hanging="360"/>
       </w:pPr>
       <w:rPr>
-        <w:rFonts w:hint="default" w:ascii="Symbol" w:hAnsi="Symbol"/>
+        <w:rFonts w:ascii="Symbol" w:hAnsi="Symbol" w:hint="default"/>
         <w:sz w:val="20"/>
       </w:rPr>
     </w:lvl>
@@ -6450,7 +6758,7 @@
         <w:ind w:left="1440" w:hanging="360"/>
       </w:pPr>
       <w:rPr>
-        <w:rFonts w:hint="default" w:ascii="Courier New" w:hAnsi="Courier New"/>
+        <w:rFonts w:ascii="Courier New" w:hAnsi="Courier New" w:hint="default"/>
         <w:sz w:val="20"/>
       </w:rPr>
     </w:lvl>
@@ -6466,7 +6774,7 @@
         <w:ind w:left="2160" w:hanging="360"/>
       </w:pPr>
       <w:rPr>
-        <w:rFonts w:hint="default" w:ascii="Wingdings" w:hAnsi="Wingdings"/>
+        <w:rFonts w:ascii="Wingdings" w:hAnsi="Wingdings" w:hint="default"/>
         <w:sz w:val="20"/>
       </w:rPr>
     </w:lvl>
@@ -6482,7 +6790,7 @@
         <w:ind w:left="2880" w:hanging="360"/>
       </w:pPr>
       <w:rPr>
-        <w:rFonts w:hint="default" w:ascii="Wingdings" w:hAnsi="Wingdings"/>
+        <w:rFonts w:ascii="Wingdings" w:hAnsi="Wingdings" w:hint="default"/>
         <w:sz w:val="20"/>
       </w:rPr>
     </w:lvl>
@@ -6498,7 +6806,7 @@
         <w:ind w:left="3600" w:hanging="360"/>
       </w:pPr>
       <w:rPr>
-        <w:rFonts w:hint="default" w:ascii="Wingdings" w:hAnsi="Wingdings"/>
+        <w:rFonts w:ascii="Wingdings" w:hAnsi="Wingdings" w:hint="default"/>
         <w:sz w:val="20"/>
       </w:rPr>
     </w:lvl>
@@ -6514,7 +6822,7 @@
         <w:ind w:left="4320" w:hanging="360"/>
       </w:pPr>
       <w:rPr>
-        <w:rFonts w:hint="default" w:ascii="Wingdings" w:hAnsi="Wingdings"/>
+        <w:rFonts w:ascii="Wingdings" w:hAnsi="Wingdings" w:hint="default"/>
         <w:sz w:val="20"/>
       </w:rPr>
     </w:lvl>
@@ -6530,7 +6838,7 @@
         <w:ind w:left="5040" w:hanging="360"/>
       </w:pPr>
       <w:rPr>
-        <w:rFonts w:hint="default" w:ascii="Wingdings" w:hAnsi="Wingdings"/>
+        <w:rFonts w:ascii="Wingdings" w:hAnsi="Wingdings" w:hint="default"/>
         <w:sz w:val="20"/>
       </w:rPr>
     </w:lvl>
@@ -6546,7 +6854,7 @@
         <w:ind w:left="5760" w:hanging="360"/>
       </w:pPr>
       <w:rPr>
-        <w:rFonts w:hint="default" w:ascii="Wingdings" w:hAnsi="Wingdings"/>
+        <w:rFonts w:ascii="Wingdings" w:hAnsi="Wingdings" w:hint="default"/>
         <w:sz w:val="20"/>
       </w:rPr>
     </w:lvl>
@@ -6562,7 +6870,7 @@
         <w:ind w:left="6480" w:hanging="360"/>
       </w:pPr>
       <w:rPr>
-        <w:rFonts w:hint="default" w:ascii="Wingdings" w:hAnsi="Wingdings"/>
+        <w:rFonts w:ascii="Wingdings" w:hAnsi="Wingdings" w:hint="default"/>
         <w:sz w:val="20"/>
       </w:rPr>
     </w:lvl>
@@ -6583,7 +6891,7 @@
         <w:ind w:left="720" w:hanging="360"/>
       </w:pPr>
       <w:rPr>
-        <w:rFonts w:hint="default" w:ascii="Symbol" w:hAnsi="Symbol"/>
+        <w:rFonts w:ascii="Symbol" w:hAnsi="Symbol" w:hint="default"/>
         <w:sz w:val="20"/>
       </w:rPr>
     </w:lvl>
@@ -6599,7 +6907,7 @@
         <w:ind w:left="1440" w:hanging="360"/>
       </w:pPr>
       <w:rPr>
-        <w:rFonts w:hint="default" w:ascii="Courier New" w:hAnsi="Courier New"/>
+        <w:rFonts w:ascii="Courier New" w:hAnsi="Courier New" w:hint="default"/>
         <w:sz w:val="20"/>
       </w:rPr>
     </w:lvl>
@@ -6615,7 +6923,7 @@
         <w:ind w:left="2160" w:hanging="360"/>
       </w:pPr>
       <w:rPr>
-        <w:rFonts w:hint="default" w:ascii="Wingdings" w:hAnsi="Wingdings"/>
+        <w:rFonts w:ascii="Wingdings" w:hAnsi="Wingdings" w:hint="default"/>
         <w:sz w:val="20"/>
       </w:rPr>
     </w:lvl>
@@ -6631,7 +6939,7 @@
         <w:ind w:left="2880" w:hanging="360"/>
       </w:pPr>
       <w:rPr>
-        <w:rFonts w:hint="default" w:ascii="Wingdings" w:hAnsi="Wingdings"/>
+        <w:rFonts w:ascii="Wingdings" w:hAnsi="Wingdings" w:hint="default"/>
         <w:sz w:val="20"/>
       </w:rPr>
     </w:lvl>
@@ -6647,7 +6955,7 @@
         <w:ind w:left="3600" w:hanging="360"/>
       </w:pPr>
       <w:rPr>
-        <w:rFonts w:hint="default" w:ascii="Wingdings" w:hAnsi="Wingdings"/>
+        <w:rFonts w:ascii="Wingdings" w:hAnsi="Wingdings" w:hint="default"/>
         <w:sz w:val="20"/>
       </w:rPr>
     </w:lvl>
@@ -6663,7 +6971,7 @@
         <w:ind w:left="4320" w:hanging="360"/>
       </w:pPr>
       <w:rPr>
-        <w:rFonts w:hint="default" w:ascii="Wingdings" w:hAnsi="Wingdings"/>
+        <w:rFonts w:ascii="Wingdings" w:hAnsi="Wingdings" w:hint="default"/>
         <w:sz w:val="20"/>
       </w:rPr>
     </w:lvl>
@@ -6679,7 +6987,7 @@
         <w:ind w:left="5040" w:hanging="360"/>
       </w:pPr>
       <w:rPr>
-        <w:rFonts w:hint="default" w:ascii="Wingdings" w:hAnsi="Wingdings"/>
+        <w:rFonts w:ascii="Wingdings" w:hAnsi="Wingdings" w:hint="default"/>
         <w:sz w:val="20"/>
       </w:rPr>
     </w:lvl>
@@ -6695,7 +7003,7 @@
         <w:ind w:left="5760" w:hanging="360"/>
       </w:pPr>
       <w:rPr>
-        <w:rFonts w:hint="default" w:ascii="Wingdings" w:hAnsi="Wingdings"/>
+        <w:rFonts w:ascii="Wingdings" w:hAnsi="Wingdings" w:hint="default"/>
         <w:sz w:val="20"/>
       </w:rPr>
     </w:lvl>
@@ -6711,7 +7019,7 @@
         <w:ind w:left="6480" w:hanging="360"/>
       </w:pPr>
       <w:rPr>
-        <w:rFonts w:hint="default" w:ascii="Wingdings" w:hAnsi="Wingdings"/>
+        <w:rFonts w:ascii="Wingdings" w:hAnsi="Wingdings" w:hint="default"/>
         <w:sz w:val="20"/>
       </w:rPr>
     </w:lvl>
@@ -6732,7 +7040,7 @@
         <w:ind w:left="720" w:hanging="360"/>
       </w:pPr>
       <w:rPr>
-        <w:rFonts w:hint="default" w:ascii="Symbol" w:hAnsi="Symbol"/>
+        <w:rFonts w:ascii="Symbol" w:hAnsi="Symbol" w:hint="default"/>
         <w:sz w:val="20"/>
       </w:rPr>
     </w:lvl>
@@ -6748,7 +7056,7 @@
         <w:ind w:left="1440" w:hanging="360"/>
       </w:pPr>
       <w:rPr>
-        <w:rFonts w:hint="default" w:ascii="Courier New" w:hAnsi="Courier New"/>
+        <w:rFonts w:ascii="Courier New" w:hAnsi="Courier New" w:hint="default"/>
         <w:sz w:val="20"/>
       </w:rPr>
     </w:lvl>
@@ -6764,7 +7072,7 @@
         <w:ind w:left="2160" w:hanging="360"/>
       </w:pPr>
       <w:rPr>
-        <w:rFonts w:hint="default" w:ascii="Wingdings" w:hAnsi="Wingdings"/>
+        <w:rFonts w:ascii="Wingdings" w:hAnsi="Wingdings" w:hint="default"/>
         <w:sz w:val="20"/>
       </w:rPr>
     </w:lvl>
@@ -6780,7 +7088,7 @@
         <w:ind w:left="2880" w:hanging="360"/>
       </w:pPr>
       <w:rPr>
-        <w:rFonts w:hint="default" w:ascii="Wingdings" w:hAnsi="Wingdings"/>
+        <w:rFonts w:ascii="Wingdings" w:hAnsi="Wingdings" w:hint="default"/>
         <w:sz w:val="20"/>
       </w:rPr>
     </w:lvl>
@@ -6796,7 +7104,7 @@
         <w:ind w:left="3600" w:hanging="360"/>
       </w:pPr>
       <w:rPr>
-        <w:rFonts w:hint="default" w:ascii="Wingdings" w:hAnsi="Wingdings"/>
+        <w:rFonts w:ascii="Wingdings" w:hAnsi="Wingdings" w:hint="default"/>
         <w:sz w:val="20"/>
       </w:rPr>
     </w:lvl>
@@ -6812,7 +7120,7 @@
         <w:ind w:left="4320" w:hanging="360"/>
       </w:pPr>
       <w:rPr>
-        <w:rFonts w:hint="default" w:ascii="Wingdings" w:hAnsi="Wingdings"/>
+        <w:rFonts w:ascii="Wingdings" w:hAnsi="Wingdings" w:hint="default"/>
         <w:sz w:val="20"/>
       </w:rPr>
     </w:lvl>
@@ -6828,7 +7136,7 @@
         <w:ind w:left="5040" w:hanging="360"/>
       </w:pPr>
       <w:rPr>
-        <w:rFonts w:hint="default" w:ascii="Wingdings" w:hAnsi="Wingdings"/>
+        <w:rFonts w:ascii="Wingdings" w:hAnsi="Wingdings" w:hint="default"/>
         <w:sz w:val="20"/>
       </w:rPr>
     </w:lvl>
@@ -6844,7 +7152,7 @@
         <w:ind w:left="5760" w:hanging="360"/>
       </w:pPr>
       <w:rPr>
-        <w:rFonts w:hint="default" w:ascii="Wingdings" w:hAnsi="Wingdings"/>
+        <w:rFonts w:ascii="Wingdings" w:hAnsi="Wingdings" w:hint="default"/>
         <w:sz w:val="20"/>
       </w:rPr>
     </w:lvl>
@@ -6860,7 +7168,7 @@
         <w:ind w:left="6480" w:hanging="360"/>
       </w:pPr>
       <w:rPr>
-        <w:rFonts w:hint="default" w:ascii="Wingdings" w:hAnsi="Wingdings"/>
+        <w:rFonts w:ascii="Wingdings" w:hAnsi="Wingdings" w:hint="default"/>
         <w:sz w:val="20"/>
       </w:rPr>
     </w:lvl>
@@ -6881,7 +7189,7 @@
         <w:ind w:left="720" w:hanging="360"/>
       </w:pPr>
       <w:rPr>
-        <w:rFonts w:hint="default" w:ascii="Symbol" w:hAnsi="Symbol"/>
+        <w:rFonts w:ascii="Symbol" w:hAnsi="Symbol" w:hint="default"/>
         <w:sz w:val="20"/>
       </w:rPr>
     </w:lvl>
@@ -6897,7 +7205,7 @@
         <w:ind w:left="1440" w:hanging="360"/>
       </w:pPr>
       <w:rPr>
-        <w:rFonts w:hint="default" w:ascii="Courier New" w:hAnsi="Courier New"/>
+        <w:rFonts w:ascii="Courier New" w:hAnsi="Courier New" w:hint="default"/>
         <w:sz w:val="20"/>
       </w:rPr>
     </w:lvl>
@@ -6913,7 +7221,7 @@
         <w:ind w:left="2160" w:hanging="360"/>
       </w:pPr>
       <w:rPr>
-        <w:rFonts w:hint="default" w:ascii="Wingdings" w:hAnsi="Wingdings"/>
+        <w:rFonts w:ascii="Wingdings" w:hAnsi="Wingdings" w:hint="default"/>
         <w:sz w:val="20"/>
       </w:rPr>
     </w:lvl>
@@ -6929,7 +7237,7 @@
         <w:ind w:left="2880" w:hanging="360"/>
       </w:pPr>
       <w:rPr>
-        <w:rFonts w:hint="default" w:ascii="Wingdings" w:hAnsi="Wingdings"/>
+        <w:rFonts w:ascii="Wingdings" w:hAnsi="Wingdings" w:hint="default"/>
         <w:sz w:val="20"/>
       </w:rPr>
     </w:lvl>
@@ -6945,7 +7253,7 @@
         <w:ind w:left="3600" w:hanging="360"/>
       </w:pPr>
       <w:rPr>
-        <w:rFonts w:hint="default" w:ascii="Wingdings" w:hAnsi="Wingdings"/>
+        <w:rFonts w:ascii="Wingdings" w:hAnsi="Wingdings" w:hint="default"/>
         <w:sz w:val="20"/>
       </w:rPr>
     </w:lvl>
@@ -6961,7 +7269,7 @@
         <w:ind w:left="4320" w:hanging="360"/>
       </w:pPr>
       <w:rPr>
-        <w:rFonts w:hint="default" w:ascii="Wingdings" w:hAnsi="Wingdings"/>
+        <w:rFonts w:ascii="Wingdings" w:hAnsi="Wingdings" w:hint="default"/>
         <w:sz w:val="20"/>
       </w:rPr>
     </w:lvl>
@@ -6977,7 +7285,7 @@
         <w:ind w:left="5040" w:hanging="360"/>
       </w:pPr>
       <w:rPr>
-        <w:rFonts w:hint="default" w:ascii="Wingdings" w:hAnsi="Wingdings"/>
+        <w:rFonts w:ascii="Wingdings" w:hAnsi="Wingdings" w:hint="default"/>
         <w:sz w:val="20"/>
       </w:rPr>
     </w:lvl>
@@ -6993,7 +7301,7 @@
         <w:ind w:left="5760" w:hanging="360"/>
       </w:pPr>
       <w:rPr>
-        <w:rFonts w:hint="default" w:ascii="Wingdings" w:hAnsi="Wingdings"/>
+        <w:rFonts w:ascii="Wingdings" w:hAnsi="Wingdings" w:hint="default"/>
         <w:sz w:val="20"/>
       </w:rPr>
     </w:lvl>
@@ -7009,7 +7317,7 @@
         <w:ind w:left="6480" w:hanging="360"/>
       </w:pPr>
       <w:rPr>
-        <w:rFonts w:hint="default" w:ascii="Wingdings" w:hAnsi="Wingdings"/>
+        <w:rFonts w:ascii="Wingdings" w:hAnsi="Wingdings" w:hint="default"/>
         <w:sz w:val="20"/>
       </w:rPr>
     </w:lvl>
@@ -7030,7 +7338,7 @@
         <w:ind w:left="720" w:hanging="360"/>
       </w:pPr>
       <w:rPr>
-        <w:rFonts w:hint="default" w:ascii="Symbol" w:hAnsi="Symbol"/>
+        <w:rFonts w:ascii="Symbol" w:hAnsi="Symbol" w:hint="default"/>
         <w:sz w:val="20"/>
       </w:rPr>
     </w:lvl>
@@ -7046,7 +7354,7 @@
         <w:ind w:left="1440" w:hanging="360"/>
       </w:pPr>
       <w:rPr>
-        <w:rFonts w:hint="default" w:ascii="Courier New" w:hAnsi="Courier New"/>
+        <w:rFonts w:ascii="Courier New" w:hAnsi="Courier New" w:hint="default"/>
         <w:sz w:val="20"/>
       </w:rPr>
     </w:lvl>
@@ -7062,7 +7370,7 @@
         <w:ind w:left="2160" w:hanging="360"/>
       </w:pPr>
       <w:rPr>
-        <w:rFonts w:hint="default" w:ascii="Wingdings" w:hAnsi="Wingdings"/>
+        <w:rFonts w:ascii="Wingdings" w:hAnsi="Wingdings" w:hint="default"/>
         <w:sz w:val="20"/>
       </w:rPr>
     </w:lvl>
@@ -7078,7 +7386,7 @@
         <w:ind w:left="2880" w:hanging="360"/>
       </w:pPr>
       <w:rPr>
-        <w:rFonts w:hint="default" w:ascii="Wingdings" w:hAnsi="Wingdings"/>
+        <w:rFonts w:ascii="Wingdings" w:hAnsi="Wingdings" w:hint="default"/>
         <w:sz w:val="20"/>
       </w:rPr>
     </w:lvl>
@@ -7094,7 +7402,7 @@
         <w:ind w:left="3600" w:hanging="360"/>
       </w:pPr>
       <w:rPr>
-        <w:rFonts w:hint="default" w:ascii="Wingdings" w:hAnsi="Wingdings"/>
+        <w:rFonts w:ascii="Wingdings" w:hAnsi="Wingdings" w:hint="default"/>
         <w:sz w:val="20"/>
       </w:rPr>
     </w:lvl>
@@ -7110,7 +7418,7 @@
         <w:ind w:left="4320" w:hanging="360"/>
       </w:pPr>
       <w:rPr>
-        <w:rFonts w:hint="default" w:ascii="Wingdings" w:hAnsi="Wingdings"/>
+        <w:rFonts w:ascii="Wingdings" w:hAnsi="Wingdings" w:hint="default"/>
         <w:sz w:val="20"/>
       </w:rPr>
     </w:lvl>
@@ -7126,7 +7434,7 @@
         <w:ind w:left="5040" w:hanging="360"/>
       </w:pPr>
       <w:rPr>
-        <w:rFonts w:hint="default" w:ascii="Wingdings" w:hAnsi="Wingdings"/>
+        <w:rFonts w:ascii="Wingdings" w:hAnsi="Wingdings" w:hint="default"/>
         <w:sz w:val="20"/>
       </w:rPr>
     </w:lvl>
@@ -7142,7 +7450,7 @@
         <w:ind w:left="5760" w:hanging="360"/>
       </w:pPr>
       <w:rPr>
-        <w:rFonts w:hint="default" w:ascii="Wingdings" w:hAnsi="Wingdings"/>
+        <w:rFonts w:ascii="Wingdings" w:hAnsi="Wingdings" w:hint="default"/>
         <w:sz w:val="20"/>
       </w:rPr>
     </w:lvl>
@@ -7158,7 +7466,7 @@
         <w:ind w:left="6480" w:hanging="360"/>
       </w:pPr>
       <w:rPr>
-        <w:rFonts w:hint="default" w:ascii="Wingdings" w:hAnsi="Wingdings"/>
+        <w:rFonts w:ascii="Wingdings" w:hAnsi="Wingdings" w:hint="default"/>
         <w:sz w:val="20"/>
       </w:rPr>
     </w:lvl>
@@ -7176,7 +7484,7 @@
         <w:ind w:left="720" w:hanging="360"/>
       </w:pPr>
       <w:rPr>
-        <w:rFonts w:hint="default" w:ascii="Symbol" w:hAnsi="Symbol"/>
+        <w:rFonts w:ascii="Symbol" w:hAnsi="Symbol" w:hint="default"/>
       </w:rPr>
     </w:lvl>
     <w:lvl w:ilvl="1" w:tplc="04090003" w:tentative="1">
@@ -7188,7 +7496,7 @@
         <w:ind w:left="1440" w:hanging="360"/>
       </w:pPr>
       <w:rPr>
-        <w:rFonts w:hint="default" w:ascii="Courier New" w:hAnsi="Courier New" w:cs="Courier New"/>
+        <w:rFonts w:ascii="Courier New" w:hAnsi="Courier New" w:cs="Courier New" w:hint="default"/>
       </w:rPr>
     </w:lvl>
     <w:lvl w:ilvl="2" w:tplc="04090005" w:tentative="1">
@@ -7200,7 +7508,7 @@
         <w:ind w:left="2160" w:hanging="360"/>
       </w:pPr>
       <w:rPr>
-        <w:rFonts w:hint="default" w:ascii="Wingdings" w:hAnsi="Wingdings"/>
+        <w:rFonts w:ascii="Wingdings" w:hAnsi="Wingdings" w:hint="default"/>
       </w:rPr>
     </w:lvl>
     <w:lvl w:ilvl="3" w:tplc="04090001" w:tentative="1">
@@ -7212,7 +7520,7 @@
         <w:ind w:left="2880" w:hanging="360"/>
       </w:pPr>
       <w:rPr>
-        <w:rFonts w:hint="default" w:ascii="Symbol" w:hAnsi="Symbol"/>
+        <w:rFonts w:ascii="Symbol" w:hAnsi="Symbol" w:hint="default"/>
       </w:rPr>
     </w:lvl>
     <w:lvl w:ilvl="4" w:tplc="04090003" w:tentative="1">
@@ -7224,7 +7532,7 @@
         <w:ind w:left="3600" w:hanging="360"/>
       </w:pPr>
       <w:rPr>
-        <w:rFonts w:hint="default" w:ascii="Courier New" w:hAnsi="Courier New" w:cs="Courier New"/>
+        <w:rFonts w:ascii="Courier New" w:hAnsi="Courier New" w:cs="Courier New" w:hint="default"/>
       </w:rPr>
     </w:lvl>
     <w:lvl w:ilvl="5" w:tplc="04090005" w:tentative="1">
@@ -7236,7 +7544,7 @@
         <w:ind w:left="4320" w:hanging="360"/>
       </w:pPr>
       <w:rPr>
-        <w:rFonts w:hint="default" w:ascii="Wingdings" w:hAnsi="Wingdings"/>
+        <w:rFonts w:ascii="Wingdings" w:hAnsi="Wingdings" w:hint="default"/>
       </w:rPr>
     </w:lvl>
     <w:lvl w:ilvl="6" w:tplc="04090001" w:tentative="1">
@@ -7248,7 +7556,7 @@
         <w:ind w:left="5040" w:hanging="360"/>
       </w:pPr>
       <w:rPr>
-        <w:rFonts w:hint="default" w:ascii="Symbol" w:hAnsi="Symbol"/>
+        <w:rFonts w:ascii="Symbol" w:hAnsi="Symbol" w:hint="default"/>
       </w:rPr>
     </w:lvl>
     <w:lvl w:ilvl="7" w:tplc="04090003" w:tentative="1">
@@ -7260,7 +7568,7 @@
         <w:ind w:left="5760" w:hanging="360"/>
       </w:pPr>
       <w:rPr>
-        <w:rFonts w:hint="default" w:ascii="Courier New" w:hAnsi="Courier New" w:cs="Courier New"/>
+        <w:rFonts w:ascii="Courier New" w:hAnsi="Courier New" w:cs="Courier New" w:hint="default"/>
       </w:rPr>
     </w:lvl>
     <w:lvl w:ilvl="8" w:tplc="04090005" w:tentative="1">
@@ -7272,7 +7580,7 @@
         <w:ind w:left="6480" w:hanging="360"/>
       </w:pPr>
       <w:rPr>
-        <w:rFonts w:hint="default" w:ascii="Wingdings" w:hAnsi="Wingdings"/>
+        <w:rFonts w:ascii="Wingdings" w:hAnsi="Wingdings" w:hint="default"/>
       </w:rPr>
     </w:lvl>
   </w:abstractNum>
@@ -7292,7 +7600,7 @@
         <w:ind w:left="720" w:hanging="360"/>
       </w:pPr>
       <w:rPr>
-        <w:rFonts w:hint="default" w:ascii="Symbol" w:hAnsi="Symbol"/>
+        <w:rFonts w:ascii="Symbol" w:hAnsi="Symbol" w:hint="default"/>
         <w:sz w:val="20"/>
       </w:rPr>
     </w:lvl>
@@ -7308,7 +7616,7 @@
         <w:ind w:left="1440" w:hanging="360"/>
       </w:pPr>
       <w:rPr>
-        <w:rFonts w:hint="default" w:ascii="Courier New" w:hAnsi="Courier New"/>
+        <w:rFonts w:ascii="Courier New" w:hAnsi="Courier New" w:hint="default"/>
         <w:sz w:val="20"/>
       </w:rPr>
     </w:lvl>
@@ -7324,7 +7632,7 @@
         <w:ind w:left="2160" w:hanging="360"/>
       </w:pPr>
       <w:rPr>
-        <w:rFonts w:hint="default" w:ascii="Wingdings" w:hAnsi="Wingdings"/>
+        <w:rFonts w:ascii="Wingdings" w:hAnsi="Wingdings" w:hint="default"/>
         <w:sz w:val="20"/>
       </w:rPr>
     </w:lvl>
@@ -7340,7 +7648,7 @@
         <w:ind w:left="2880" w:hanging="360"/>
       </w:pPr>
       <w:rPr>
-        <w:rFonts w:hint="default" w:ascii="Wingdings" w:hAnsi="Wingdings"/>
+        <w:rFonts w:ascii="Wingdings" w:hAnsi="Wingdings" w:hint="default"/>
         <w:sz w:val="20"/>
       </w:rPr>
     </w:lvl>
@@ -7356,7 +7664,7 @@
         <w:ind w:left="3600" w:hanging="360"/>
       </w:pPr>
       <w:rPr>
-        <w:rFonts w:hint="default" w:ascii="Wingdings" w:hAnsi="Wingdings"/>
+        <w:rFonts w:ascii="Wingdings" w:hAnsi="Wingdings" w:hint="default"/>
         <w:sz w:val="20"/>
       </w:rPr>
     </w:lvl>
@@ -7372,7 +7680,7 @@
         <w:ind w:left="4320" w:hanging="360"/>
       </w:pPr>
       <w:rPr>
-        <w:rFonts w:hint="default" w:ascii="Wingdings" w:hAnsi="Wingdings"/>
+        <w:rFonts w:ascii="Wingdings" w:hAnsi="Wingdings" w:hint="default"/>
         <w:sz w:val="20"/>
       </w:rPr>
     </w:lvl>
@@ -7388,7 +7696,7 @@
         <w:ind w:left="5040" w:hanging="360"/>
       </w:pPr>
       <w:rPr>
-        <w:rFonts w:hint="default" w:ascii="Wingdings" w:hAnsi="Wingdings"/>
+        <w:rFonts w:ascii="Wingdings" w:hAnsi="Wingdings" w:hint="default"/>
         <w:sz w:val="20"/>
       </w:rPr>
     </w:lvl>
@@ -7404,7 +7712,7 @@
         <w:ind w:left="5760" w:hanging="360"/>
       </w:pPr>
       <w:rPr>
-        <w:rFonts w:hint="default" w:ascii="Wingdings" w:hAnsi="Wingdings"/>
+        <w:rFonts w:ascii="Wingdings" w:hAnsi="Wingdings" w:hint="default"/>
         <w:sz w:val="20"/>
       </w:rPr>
     </w:lvl>
@@ -7420,7 +7728,7 @@
         <w:ind w:left="6480" w:hanging="360"/>
       </w:pPr>
       <w:rPr>
-        <w:rFonts w:hint="default" w:ascii="Wingdings" w:hAnsi="Wingdings"/>
+        <w:rFonts w:ascii="Wingdings" w:hAnsi="Wingdings" w:hint="default"/>
         <w:sz w:val="20"/>
       </w:rPr>
     </w:lvl>
@@ -7441,7 +7749,7 @@
         <w:ind w:left="720" w:hanging="360"/>
       </w:pPr>
       <w:rPr>
-        <w:rFonts w:hint="default" w:ascii="Symbol" w:hAnsi="Symbol"/>
+        <w:rFonts w:ascii="Symbol" w:hAnsi="Symbol" w:hint="default"/>
         <w:sz w:val="20"/>
       </w:rPr>
     </w:lvl>
@@ -7457,7 +7765,7 @@
         <w:ind w:left="1440" w:hanging="360"/>
       </w:pPr>
       <w:rPr>
-        <w:rFonts w:hint="default" w:ascii="Courier New" w:hAnsi="Courier New"/>
+        <w:rFonts w:ascii="Courier New" w:hAnsi="Courier New" w:hint="default"/>
         <w:sz w:val="20"/>
       </w:rPr>
     </w:lvl>
@@ -7473,7 +7781,7 @@
         <w:ind w:left="2160" w:hanging="360"/>
       </w:pPr>
       <w:rPr>
-        <w:rFonts w:hint="default" w:ascii="Wingdings" w:hAnsi="Wingdings"/>
+        <w:rFonts w:ascii="Wingdings" w:hAnsi="Wingdings" w:hint="default"/>
         <w:sz w:val="20"/>
       </w:rPr>
     </w:lvl>
@@ -7489,7 +7797,7 @@
         <w:ind w:left="2880" w:hanging="360"/>
       </w:pPr>
       <w:rPr>
-        <w:rFonts w:hint="default" w:ascii="Wingdings" w:hAnsi="Wingdings"/>
+        <w:rFonts w:ascii="Wingdings" w:hAnsi="Wingdings" w:hint="default"/>
         <w:sz w:val="20"/>
       </w:rPr>
     </w:lvl>
@@ -7505,7 +7813,7 @@
         <w:ind w:left="3600" w:hanging="360"/>
       </w:pPr>
       <w:rPr>
-        <w:rFonts w:hint="default" w:ascii="Wingdings" w:hAnsi="Wingdings"/>
+        <w:rFonts w:ascii="Wingdings" w:hAnsi="Wingdings" w:hint="default"/>
         <w:sz w:val="20"/>
       </w:rPr>
     </w:lvl>
@@ -7521,7 +7829,7 @@
         <w:ind w:left="4320" w:hanging="360"/>
       </w:pPr>
       <w:rPr>
-        <w:rFonts w:hint="default" w:ascii="Wingdings" w:hAnsi="Wingdings"/>
+        <w:rFonts w:ascii="Wingdings" w:hAnsi="Wingdings" w:hint="default"/>
         <w:sz w:val="20"/>
       </w:rPr>
     </w:lvl>
@@ -7537,7 +7845,7 @@
         <w:ind w:left="5040" w:hanging="360"/>
       </w:pPr>
       <w:rPr>
-        <w:rFonts w:hint="default" w:ascii="Wingdings" w:hAnsi="Wingdings"/>
+        <w:rFonts w:ascii="Wingdings" w:hAnsi="Wingdings" w:hint="default"/>
         <w:sz w:val="20"/>
       </w:rPr>
     </w:lvl>
@@ -7553,7 +7861,7 @@
         <w:ind w:left="5760" w:hanging="360"/>
       </w:pPr>
       <w:rPr>
-        <w:rFonts w:hint="default" w:ascii="Wingdings" w:hAnsi="Wingdings"/>
+        <w:rFonts w:ascii="Wingdings" w:hAnsi="Wingdings" w:hint="default"/>
         <w:sz w:val="20"/>
       </w:rPr>
     </w:lvl>
@@ -7569,7 +7877,7 @@
         <w:ind w:left="6480" w:hanging="360"/>
       </w:pPr>
       <w:rPr>
-        <w:rFonts w:hint="default" w:ascii="Wingdings" w:hAnsi="Wingdings"/>
+        <w:rFonts w:ascii="Wingdings" w:hAnsi="Wingdings" w:hint="default"/>
         <w:sz w:val="20"/>
       </w:rPr>
     </w:lvl>
@@ -7590,7 +7898,7 @@
         <w:ind w:left="720" w:hanging="360"/>
       </w:pPr>
       <w:rPr>
-        <w:rFonts w:hint="default" w:ascii="Symbol" w:hAnsi="Symbol"/>
+        <w:rFonts w:ascii="Symbol" w:hAnsi="Symbol" w:hint="default"/>
         <w:sz w:val="20"/>
       </w:rPr>
     </w:lvl>
@@ -7606,7 +7914,7 @@
         <w:ind w:left="1440" w:hanging="360"/>
       </w:pPr>
       <w:rPr>
-        <w:rFonts w:hint="default" w:ascii="Courier New" w:hAnsi="Courier New"/>
+        <w:rFonts w:ascii="Courier New" w:hAnsi="Courier New" w:hint="default"/>
         <w:sz w:val="20"/>
       </w:rPr>
     </w:lvl>
@@ -7622,7 +7930,7 @@
         <w:ind w:left="2160" w:hanging="360"/>
       </w:pPr>
       <w:rPr>
-        <w:rFonts w:hint="default" w:ascii="Wingdings" w:hAnsi="Wingdings"/>
+        <w:rFonts w:ascii="Wingdings" w:hAnsi="Wingdings" w:hint="default"/>
         <w:sz w:val="20"/>
       </w:rPr>
     </w:lvl>
@@ -7638,7 +7946,7 @@
         <w:ind w:left="2880" w:hanging="360"/>
       </w:pPr>
       <w:rPr>
-        <w:rFonts w:hint="default" w:ascii="Wingdings" w:hAnsi="Wingdings"/>
+        <w:rFonts w:ascii="Wingdings" w:hAnsi="Wingdings" w:hint="default"/>
         <w:sz w:val="20"/>
       </w:rPr>
     </w:lvl>
@@ -7654,7 +7962,7 @@
         <w:ind w:left="3600" w:hanging="360"/>
       </w:pPr>
       <w:rPr>
-        <w:rFonts w:hint="default" w:ascii="Wingdings" w:hAnsi="Wingdings"/>
+        <w:rFonts w:ascii="Wingdings" w:hAnsi="Wingdings" w:hint="default"/>
         <w:sz w:val="20"/>
       </w:rPr>
     </w:lvl>
@@ -7670,7 +7978,7 @@
         <w:ind w:left="4320" w:hanging="360"/>
       </w:pPr>
       <w:rPr>
-        <w:rFonts w:hint="default" w:ascii="Wingdings" w:hAnsi="Wingdings"/>
+        <w:rFonts w:ascii="Wingdings" w:hAnsi="Wingdings" w:hint="default"/>
         <w:sz w:val="20"/>
       </w:rPr>
     </w:lvl>
@@ -7686,7 +7994,7 @@
         <w:ind w:left="5040" w:hanging="360"/>
       </w:pPr>
       <w:rPr>
-        <w:rFonts w:hint="default" w:ascii="Wingdings" w:hAnsi="Wingdings"/>
+        <w:rFonts w:ascii="Wingdings" w:hAnsi="Wingdings" w:hint="default"/>
         <w:sz w:val="20"/>
       </w:rPr>
     </w:lvl>
@@ -7702,7 +8010,7 @@
         <w:ind w:left="5760" w:hanging="360"/>
       </w:pPr>
       <w:rPr>
-        <w:rFonts w:hint="default" w:ascii="Wingdings" w:hAnsi="Wingdings"/>
+        <w:rFonts w:ascii="Wingdings" w:hAnsi="Wingdings" w:hint="default"/>
         <w:sz w:val="20"/>
       </w:rPr>
     </w:lvl>
@@ -7718,7 +8026,7 @@
         <w:ind w:left="6480" w:hanging="360"/>
       </w:pPr>
       <w:rPr>
-        <w:rFonts w:hint="default" w:ascii="Wingdings" w:hAnsi="Wingdings"/>
+        <w:rFonts w:ascii="Wingdings" w:hAnsi="Wingdings" w:hint="default"/>
         <w:sz w:val="20"/>
       </w:rPr>
     </w:lvl>
@@ -7739,7 +8047,7 @@
         <w:ind w:left="720" w:hanging="360"/>
       </w:pPr>
       <w:rPr>
-        <w:rFonts w:hint="default" w:ascii="Symbol" w:hAnsi="Symbol"/>
+        <w:rFonts w:ascii="Symbol" w:hAnsi="Symbol" w:hint="default"/>
         <w:sz w:val="20"/>
       </w:rPr>
     </w:lvl>
@@ -7755,7 +8063,7 @@
         <w:ind w:left="1440" w:hanging="360"/>
       </w:pPr>
       <w:rPr>
-        <w:rFonts w:hint="default" w:ascii="Courier New" w:hAnsi="Courier New"/>
+        <w:rFonts w:ascii="Courier New" w:hAnsi="Courier New" w:hint="default"/>
         <w:sz w:val="20"/>
       </w:rPr>
     </w:lvl>
@@ -7771,7 +8079,7 @@
         <w:ind w:left="2160" w:hanging="360"/>
       </w:pPr>
       <w:rPr>
-        <w:rFonts w:hint="default" w:ascii="Wingdings" w:hAnsi="Wingdings"/>
+        <w:rFonts w:ascii="Wingdings" w:hAnsi="Wingdings" w:hint="default"/>
         <w:sz w:val="20"/>
       </w:rPr>
     </w:lvl>
@@ -7787,7 +8095,7 @@
         <w:ind w:left="2880" w:hanging="360"/>
       </w:pPr>
       <w:rPr>
-        <w:rFonts w:hint="default" w:ascii="Wingdings" w:hAnsi="Wingdings"/>
+        <w:rFonts w:ascii="Wingdings" w:hAnsi="Wingdings" w:hint="default"/>
         <w:sz w:val="20"/>
       </w:rPr>
     </w:lvl>
@@ -7803,7 +8111,7 @@
         <w:ind w:left="3600" w:hanging="360"/>
       </w:pPr>
       <w:rPr>
-        <w:rFonts w:hint="default" w:ascii="Wingdings" w:hAnsi="Wingdings"/>
+        <w:rFonts w:ascii="Wingdings" w:hAnsi="Wingdings" w:hint="default"/>
         <w:sz w:val="20"/>
       </w:rPr>
     </w:lvl>
@@ -7819,7 +8127,7 @@
         <w:ind w:left="4320" w:hanging="360"/>
       </w:pPr>
       <w:rPr>
-        <w:rFonts w:hint="default" w:ascii="Wingdings" w:hAnsi="Wingdings"/>
+        <w:rFonts w:ascii="Wingdings" w:hAnsi="Wingdings" w:hint="default"/>
         <w:sz w:val="20"/>
       </w:rPr>
     </w:lvl>
@@ -7835,7 +8143,7 @@
         <w:ind w:left="5040" w:hanging="360"/>
       </w:pPr>
       <w:rPr>
-        <w:rFonts w:hint="default" w:ascii="Wingdings" w:hAnsi="Wingdings"/>
+        <w:rFonts w:ascii="Wingdings" w:hAnsi="Wingdings" w:hint="default"/>
         <w:sz w:val="20"/>
       </w:rPr>
     </w:lvl>
@@ -7851,7 +8159,7 @@
         <w:ind w:left="5760" w:hanging="360"/>
       </w:pPr>
       <w:rPr>
-        <w:rFonts w:hint="default" w:ascii="Wingdings" w:hAnsi="Wingdings"/>
+        <w:rFonts w:ascii="Wingdings" w:hAnsi="Wingdings" w:hint="default"/>
         <w:sz w:val="20"/>
       </w:rPr>
     </w:lvl>
@@ -7867,7 +8175,7 @@
         <w:ind w:left="6480" w:hanging="360"/>
       </w:pPr>
       <w:rPr>
-        <w:rFonts w:hint="default" w:ascii="Wingdings" w:hAnsi="Wingdings"/>
+        <w:rFonts w:ascii="Wingdings" w:hAnsi="Wingdings" w:hint="default"/>
         <w:sz w:val="20"/>
       </w:rPr>
     </w:lvl>
@@ -7888,7 +8196,7 @@
         <w:ind w:left="720" w:hanging="360"/>
       </w:pPr>
       <w:rPr>
-        <w:rFonts w:hint="default" w:ascii="Symbol" w:hAnsi="Symbol"/>
+        <w:rFonts w:ascii="Symbol" w:hAnsi="Symbol" w:hint="default"/>
         <w:sz w:val="20"/>
       </w:rPr>
     </w:lvl>
@@ -7904,7 +8212,7 @@
         <w:ind w:left="1440" w:hanging="360"/>
       </w:pPr>
       <w:rPr>
-        <w:rFonts w:hint="default" w:ascii="Courier New" w:hAnsi="Courier New"/>
+        <w:rFonts w:ascii="Courier New" w:hAnsi="Courier New" w:hint="default"/>
         <w:sz w:val="20"/>
       </w:rPr>
     </w:lvl>
@@ -7920,7 +8228,7 @@
         <w:ind w:left="2160" w:hanging="360"/>
       </w:pPr>
       <w:rPr>
-        <w:rFonts w:hint="default" w:ascii="Wingdings" w:hAnsi="Wingdings"/>
+        <w:rFonts w:ascii="Wingdings" w:hAnsi="Wingdings" w:hint="default"/>
         <w:sz w:val="20"/>
       </w:rPr>
     </w:lvl>
@@ -7936,7 +8244,7 @@
         <w:ind w:left="2880" w:hanging="360"/>
       </w:pPr>
       <w:rPr>
-        <w:rFonts w:hint="default" w:ascii="Wingdings" w:hAnsi="Wingdings"/>
+        <w:rFonts w:ascii="Wingdings" w:hAnsi="Wingdings" w:hint="default"/>
         <w:sz w:val="20"/>
       </w:rPr>
     </w:lvl>
@@ -7952,7 +8260,7 @@
         <w:ind w:left="3600" w:hanging="360"/>
       </w:pPr>
       <w:rPr>
-        <w:rFonts w:hint="default" w:ascii="Wingdings" w:hAnsi="Wingdings"/>
+        <w:rFonts w:ascii="Wingdings" w:hAnsi="Wingdings" w:hint="default"/>
         <w:sz w:val="20"/>
       </w:rPr>
     </w:lvl>
@@ -7968,7 +8276,7 @@
         <w:ind w:left="4320" w:hanging="360"/>
       </w:pPr>
       <w:rPr>
-        <w:rFonts w:hint="default" w:ascii="Wingdings" w:hAnsi="Wingdings"/>
+        <w:rFonts w:ascii="Wingdings" w:hAnsi="Wingdings" w:hint="default"/>
         <w:sz w:val="20"/>
       </w:rPr>
     </w:lvl>
@@ -7984,7 +8292,7 @@
         <w:ind w:left="5040" w:hanging="360"/>
       </w:pPr>
       <w:rPr>
-        <w:rFonts w:hint="default" w:ascii="Wingdings" w:hAnsi="Wingdings"/>
+        <w:rFonts w:ascii="Wingdings" w:hAnsi="Wingdings" w:hint="default"/>
         <w:sz w:val="20"/>
       </w:rPr>
     </w:lvl>
@@ -8000,7 +8308,7 @@
         <w:ind w:left="5760" w:hanging="360"/>
       </w:pPr>
       <w:rPr>
-        <w:rFonts w:hint="default" w:ascii="Wingdings" w:hAnsi="Wingdings"/>
+        <w:rFonts w:ascii="Wingdings" w:hAnsi="Wingdings" w:hint="default"/>
         <w:sz w:val="20"/>
       </w:rPr>
     </w:lvl>
@@ -8016,7 +8324,7 @@
         <w:ind w:left="6480" w:hanging="360"/>
       </w:pPr>
       <w:rPr>
-        <w:rFonts w:hint="default" w:ascii="Wingdings" w:hAnsi="Wingdings"/>
+        <w:rFonts w:ascii="Wingdings" w:hAnsi="Wingdings" w:hint="default"/>
         <w:sz w:val="20"/>
       </w:rPr>
     </w:lvl>
@@ -8037,7 +8345,7 @@
         <w:ind w:left="720" w:hanging="360"/>
       </w:pPr>
       <w:rPr>
-        <w:rFonts w:hint="default" w:ascii="Symbol" w:hAnsi="Symbol"/>
+        <w:rFonts w:ascii="Symbol" w:hAnsi="Symbol" w:hint="default"/>
         <w:sz w:val="20"/>
       </w:rPr>
     </w:lvl>
@@ -8053,7 +8361,7 @@
         <w:ind w:left="1440" w:hanging="360"/>
       </w:pPr>
       <w:rPr>
-        <w:rFonts w:hint="default" w:ascii="Courier New" w:hAnsi="Courier New"/>
+        <w:rFonts w:ascii="Courier New" w:hAnsi="Courier New" w:hint="default"/>
         <w:sz w:val="20"/>
       </w:rPr>
     </w:lvl>
@@ -8069,7 +8377,7 @@
         <w:ind w:left="2160" w:hanging="360"/>
       </w:pPr>
       <w:rPr>
-        <w:rFonts w:hint="default" w:ascii="Wingdings" w:hAnsi="Wingdings"/>
+        <w:rFonts w:ascii="Wingdings" w:hAnsi="Wingdings" w:hint="default"/>
         <w:sz w:val="20"/>
       </w:rPr>
     </w:lvl>
@@ -8085,7 +8393,7 @@
         <w:ind w:left="2880" w:hanging="360"/>
       </w:pPr>
       <w:rPr>
-        <w:rFonts w:hint="default" w:ascii="Wingdings" w:hAnsi="Wingdings"/>
+        <w:rFonts w:ascii="Wingdings" w:hAnsi="Wingdings" w:hint="default"/>
         <w:sz w:val="20"/>
       </w:rPr>
     </w:lvl>
@@ -8101,7 +8409,7 @@
         <w:ind w:left="3600" w:hanging="360"/>
       </w:pPr>
       <w:rPr>
-        <w:rFonts w:hint="default" w:ascii="Wingdings" w:hAnsi="Wingdings"/>
+        <w:rFonts w:ascii="Wingdings" w:hAnsi="Wingdings" w:hint="default"/>
         <w:sz w:val="20"/>
       </w:rPr>
     </w:lvl>
@@ -8117,7 +8425,7 @@
         <w:ind w:left="4320" w:hanging="360"/>
       </w:pPr>
       <w:rPr>
-        <w:rFonts w:hint="default" w:ascii="Wingdings" w:hAnsi="Wingdings"/>
+        <w:rFonts w:ascii="Wingdings" w:hAnsi="Wingdings" w:hint="default"/>
         <w:sz w:val="20"/>
       </w:rPr>
     </w:lvl>
@@ -8133,7 +8441,7 @@
         <w:ind w:left="5040" w:hanging="360"/>
       </w:pPr>
       <w:rPr>
-        <w:rFonts w:hint="default" w:ascii="Wingdings" w:hAnsi="Wingdings"/>
+        <w:rFonts w:ascii="Wingdings" w:hAnsi="Wingdings" w:hint="default"/>
         <w:sz w:val="20"/>
       </w:rPr>
     </w:lvl>
@@ -8149,7 +8457,7 @@
         <w:ind w:left="5760" w:hanging="360"/>
       </w:pPr>
       <w:rPr>
-        <w:rFonts w:hint="default" w:ascii="Wingdings" w:hAnsi="Wingdings"/>
+        <w:rFonts w:ascii="Wingdings" w:hAnsi="Wingdings" w:hint="default"/>
         <w:sz w:val="20"/>
       </w:rPr>
     </w:lvl>
@@ -8165,7 +8473,7 @@
         <w:ind w:left="6480" w:hanging="360"/>
       </w:pPr>
       <w:rPr>
-        <w:rFonts w:hint="default" w:ascii="Wingdings" w:hAnsi="Wingdings"/>
+        <w:rFonts w:ascii="Wingdings" w:hAnsi="Wingdings" w:hint="default"/>
         <w:sz w:val="20"/>
       </w:rPr>
     </w:lvl>
@@ -8186,7 +8494,7 @@
         <w:ind w:left="720" w:hanging="360"/>
       </w:pPr>
       <w:rPr>
-        <w:rFonts w:hint="default" w:ascii="Symbol" w:hAnsi="Symbol"/>
+        <w:rFonts w:ascii="Symbol" w:hAnsi="Symbol" w:hint="default"/>
         <w:sz w:val="20"/>
       </w:rPr>
     </w:lvl>
@@ -8202,7 +8510,7 @@
         <w:ind w:left="1440" w:hanging="360"/>
       </w:pPr>
       <w:rPr>
-        <w:rFonts w:hint="default" w:ascii="Courier New" w:hAnsi="Courier New"/>
+        <w:rFonts w:ascii="Courier New" w:hAnsi="Courier New" w:hint="default"/>
         <w:sz w:val="20"/>
       </w:rPr>
     </w:lvl>
@@ -8218,7 +8526,7 @@
         <w:ind w:left="2160" w:hanging="360"/>
       </w:pPr>
       <w:rPr>
-        <w:rFonts w:hint="default" w:ascii="Wingdings" w:hAnsi="Wingdings"/>
+        <w:rFonts w:ascii="Wingdings" w:hAnsi="Wingdings" w:hint="default"/>
         <w:sz w:val="20"/>
       </w:rPr>
     </w:lvl>
@@ -8234,7 +8542,7 @@
         <w:ind w:left="2880" w:hanging="360"/>
       </w:pPr>
       <w:rPr>
-        <w:rFonts w:hint="default" w:ascii="Wingdings" w:hAnsi="Wingdings"/>
+        <w:rFonts w:ascii="Wingdings" w:hAnsi="Wingdings" w:hint="default"/>
         <w:sz w:val="20"/>
       </w:rPr>
     </w:lvl>
@@ -8250,7 +8558,7 @@
         <w:ind w:left="3600" w:hanging="360"/>
       </w:pPr>
       <w:rPr>
-        <w:rFonts w:hint="default" w:ascii="Wingdings" w:hAnsi="Wingdings"/>
+        <w:rFonts w:ascii="Wingdings" w:hAnsi="Wingdings" w:hint="default"/>
         <w:sz w:val="20"/>
       </w:rPr>
     </w:lvl>
@@ -8266,7 +8574,7 @@
         <w:ind w:left="4320" w:hanging="360"/>
       </w:pPr>
       <w:rPr>
-        <w:rFonts w:hint="default" w:ascii="Wingdings" w:hAnsi="Wingdings"/>
+        <w:rFonts w:ascii="Wingdings" w:hAnsi="Wingdings" w:hint="default"/>
         <w:sz w:val="20"/>
       </w:rPr>
     </w:lvl>
@@ -8282,7 +8590,7 @@
         <w:ind w:left="5040" w:hanging="360"/>
       </w:pPr>
       <w:rPr>
-        <w:rFonts w:hint="default" w:ascii="Wingdings" w:hAnsi="Wingdings"/>
+        <w:rFonts w:ascii="Wingdings" w:hAnsi="Wingdings" w:hint="default"/>
         <w:sz w:val="20"/>
       </w:rPr>
     </w:lvl>
@@ -8298,7 +8606,7 @@
         <w:ind w:left="5760" w:hanging="360"/>
       </w:pPr>
       <w:rPr>
-        <w:rFonts w:hint="default" w:ascii="Wingdings" w:hAnsi="Wingdings"/>
+        <w:rFonts w:ascii="Wingdings" w:hAnsi="Wingdings" w:hint="default"/>
         <w:sz w:val="20"/>
       </w:rPr>
     </w:lvl>
@@ -8314,7 +8622,7 @@
         <w:ind w:left="6480" w:hanging="360"/>
       </w:pPr>
       <w:rPr>
-        <w:rFonts w:hint="default" w:ascii="Wingdings" w:hAnsi="Wingdings"/>
+        <w:rFonts w:ascii="Wingdings" w:hAnsi="Wingdings" w:hint="default"/>
         <w:sz w:val="20"/>
       </w:rPr>
     </w:lvl>
@@ -8335,7 +8643,7 @@
         <w:ind w:left="720" w:hanging="360"/>
       </w:pPr>
       <w:rPr>
-        <w:rFonts w:hint="default" w:ascii="Symbol" w:hAnsi="Symbol"/>
+        <w:rFonts w:ascii="Symbol" w:hAnsi="Symbol" w:hint="default"/>
         <w:sz w:val="20"/>
       </w:rPr>
     </w:lvl>
@@ -8351,7 +8659,7 @@
         <w:ind w:left="1440" w:hanging="360"/>
       </w:pPr>
       <w:rPr>
-        <w:rFonts w:hint="default" w:ascii="Courier New" w:hAnsi="Courier New"/>
+        <w:rFonts w:ascii="Courier New" w:hAnsi="Courier New" w:hint="default"/>
         <w:sz w:val="20"/>
       </w:rPr>
     </w:lvl>
@@ -8367,7 +8675,7 @@
         <w:ind w:left="2160" w:hanging="360"/>
       </w:pPr>
       <w:rPr>
-        <w:rFonts w:hint="default" w:ascii="Wingdings" w:hAnsi="Wingdings"/>
+        <w:rFonts w:ascii="Wingdings" w:hAnsi="Wingdings" w:hint="default"/>
         <w:sz w:val="20"/>
       </w:rPr>
     </w:lvl>
@@ -8383,7 +8691,7 @@
         <w:ind w:left="2880" w:hanging="360"/>
       </w:pPr>
       <w:rPr>
-        <w:rFonts w:hint="default" w:ascii="Wingdings" w:hAnsi="Wingdings"/>
+        <w:rFonts w:ascii="Wingdings" w:hAnsi="Wingdings" w:hint="default"/>
         <w:sz w:val="20"/>
       </w:rPr>
     </w:lvl>
@@ -8399,7 +8707,7 @@
         <w:ind w:left="3600" w:hanging="360"/>
       </w:pPr>
       <w:rPr>
-        <w:rFonts w:hint="default" w:ascii="Wingdings" w:hAnsi="Wingdings"/>
+        <w:rFonts w:ascii="Wingdings" w:hAnsi="Wingdings" w:hint="default"/>
         <w:sz w:val="20"/>
       </w:rPr>
     </w:lvl>
@@ -8415,7 +8723,7 @@
         <w:ind w:left="4320" w:hanging="360"/>
       </w:pPr>
       <w:rPr>
-        <w:rFonts w:hint="default" w:ascii="Wingdings" w:hAnsi="Wingdings"/>
+        <w:rFonts w:ascii="Wingdings" w:hAnsi="Wingdings" w:hint="default"/>
         <w:sz w:val="20"/>
       </w:rPr>
     </w:lvl>
@@ -8431,7 +8739,7 @@
         <w:ind w:left="5040" w:hanging="360"/>
       </w:pPr>
       <w:rPr>
-        <w:rFonts w:hint="default" w:ascii="Wingdings" w:hAnsi="Wingdings"/>
+        <w:rFonts w:ascii="Wingdings" w:hAnsi="Wingdings" w:hint="default"/>
         <w:sz w:val="20"/>
       </w:rPr>
     </w:lvl>
@@ -8447,7 +8755,7 @@
         <w:ind w:left="5760" w:hanging="360"/>
       </w:pPr>
       <w:rPr>
-        <w:rFonts w:hint="default" w:ascii="Wingdings" w:hAnsi="Wingdings"/>
+        <w:rFonts w:ascii="Wingdings" w:hAnsi="Wingdings" w:hint="default"/>
         <w:sz w:val="20"/>
       </w:rPr>
     </w:lvl>
@@ -8463,7 +8771,7 @@
         <w:ind w:left="6480" w:hanging="360"/>
       </w:pPr>
       <w:rPr>
-        <w:rFonts w:hint="default" w:ascii="Wingdings" w:hAnsi="Wingdings"/>
+        <w:rFonts w:ascii="Wingdings" w:hAnsi="Wingdings" w:hint="default"/>
         <w:sz w:val="20"/>
       </w:rPr>
     </w:lvl>
@@ -8484,7 +8792,7 @@
         <w:ind w:left="720" w:hanging="360"/>
       </w:pPr>
       <w:rPr>
-        <w:rFonts w:hint="default" w:ascii="Symbol" w:hAnsi="Symbol"/>
+        <w:rFonts w:ascii="Symbol" w:hAnsi="Symbol" w:hint="default"/>
         <w:sz w:val="20"/>
       </w:rPr>
     </w:lvl>
@@ -8500,7 +8808,7 @@
         <w:ind w:left="1440" w:hanging="360"/>
       </w:pPr>
       <w:rPr>
-        <w:rFonts w:hint="default" w:ascii="Courier New" w:hAnsi="Courier New"/>
+        <w:rFonts w:ascii="Courier New" w:hAnsi="Courier New" w:hint="default"/>
         <w:sz w:val="20"/>
       </w:rPr>
     </w:lvl>
@@ -8516,7 +8824,7 @@
         <w:ind w:left="2160" w:hanging="360"/>
       </w:pPr>
       <w:rPr>
-        <w:rFonts w:hint="default" w:ascii="Wingdings" w:hAnsi="Wingdings"/>
+        <w:rFonts w:ascii="Wingdings" w:hAnsi="Wingdings" w:hint="default"/>
         <w:sz w:val="20"/>
       </w:rPr>
     </w:lvl>
@@ -8532,7 +8840,7 @@
         <w:ind w:left="2880" w:hanging="360"/>
       </w:pPr>
       <w:rPr>
-        <w:rFonts w:hint="default" w:ascii="Wingdings" w:hAnsi="Wingdings"/>
+        <w:rFonts w:ascii="Wingdings" w:hAnsi="Wingdings" w:hint="default"/>
         <w:sz w:val="20"/>
       </w:rPr>
     </w:lvl>
@@ -8548,7 +8856,7 @@
         <w:ind w:left="3600" w:hanging="360"/>
       </w:pPr>
       <w:rPr>
-        <w:rFonts w:hint="default" w:ascii="Wingdings" w:hAnsi="Wingdings"/>
+        <w:rFonts w:ascii="Wingdings" w:hAnsi="Wingdings" w:hint="default"/>
         <w:sz w:val="20"/>
       </w:rPr>
     </w:lvl>
@@ -8564,7 +8872,7 @@
         <w:ind w:left="4320" w:hanging="360"/>
       </w:pPr>
       <w:rPr>
-        <w:rFonts w:hint="default" w:ascii="Wingdings" w:hAnsi="Wingdings"/>
+        <w:rFonts w:ascii="Wingdings" w:hAnsi="Wingdings" w:hint="default"/>
         <w:sz w:val="20"/>
       </w:rPr>
     </w:lvl>
@@ -8580,7 +8888,7 @@
         <w:ind w:left="5040" w:hanging="360"/>
       </w:pPr>
       <w:rPr>
-        <w:rFonts w:hint="default" w:ascii="Wingdings" w:hAnsi="Wingdings"/>
+        <w:rFonts w:ascii="Wingdings" w:hAnsi="Wingdings" w:hint="default"/>
         <w:sz w:val="20"/>
       </w:rPr>
     </w:lvl>
@@ -8596,7 +8904,7 @@
         <w:ind w:left="5760" w:hanging="360"/>
       </w:pPr>
       <w:rPr>
-        <w:rFonts w:hint="default" w:ascii="Wingdings" w:hAnsi="Wingdings"/>
+        <w:rFonts w:ascii="Wingdings" w:hAnsi="Wingdings" w:hint="default"/>
         <w:sz w:val="20"/>
       </w:rPr>
     </w:lvl>
@@ -8612,7 +8920,7 @@
         <w:ind w:left="6480" w:hanging="360"/>
       </w:pPr>
       <w:rPr>
-        <w:rFonts w:hint="default" w:ascii="Wingdings" w:hAnsi="Wingdings"/>
+        <w:rFonts w:ascii="Wingdings" w:hAnsi="Wingdings" w:hint="default"/>
         <w:sz w:val="20"/>
       </w:rPr>
     </w:lvl>
@@ -8633,7 +8941,7 @@
         <w:ind w:left="720" w:hanging="360"/>
       </w:pPr>
       <w:rPr>
-        <w:rFonts w:hint="default" w:ascii="Symbol" w:hAnsi="Symbol"/>
+        <w:rFonts w:ascii="Symbol" w:hAnsi="Symbol" w:hint="default"/>
         <w:sz w:val="20"/>
       </w:rPr>
     </w:lvl>
@@ -8649,7 +8957,7 @@
         <w:ind w:left="1440" w:hanging="360"/>
       </w:pPr>
       <w:rPr>
-        <w:rFonts w:hint="default" w:ascii="Courier New" w:hAnsi="Courier New"/>
+        <w:rFonts w:ascii="Courier New" w:hAnsi="Courier New" w:hint="default"/>
         <w:sz w:val="20"/>
       </w:rPr>
     </w:lvl>
@@ -8665,7 +8973,7 @@
         <w:ind w:left="2160" w:hanging="360"/>
       </w:pPr>
       <w:rPr>
-        <w:rFonts w:hint="default" w:ascii="Wingdings" w:hAnsi="Wingdings"/>
+        <w:rFonts w:ascii="Wingdings" w:hAnsi="Wingdings" w:hint="default"/>
         <w:sz w:val="20"/>
       </w:rPr>
     </w:lvl>
@@ -8681,7 +8989,7 @@
         <w:ind w:left="2880" w:hanging="360"/>
       </w:pPr>
       <w:rPr>
-        <w:rFonts w:hint="default" w:ascii="Wingdings" w:hAnsi="Wingdings"/>
+        <w:rFonts w:ascii="Wingdings" w:hAnsi="Wingdings" w:hint="default"/>
         <w:sz w:val="20"/>
       </w:rPr>
     </w:lvl>
@@ -8697,7 +9005,7 @@
         <w:ind w:left="3600" w:hanging="360"/>
       </w:pPr>
       <w:rPr>
-        <w:rFonts w:hint="default" w:ascii="Wingdings" w:hAnsi="Wingdings"/>
+        <w:rFonts w:ascii="Wingdings" w:hAnsi="Wingdings" w:hint="default"/>
         <w:sz w:val="20"/>
       </w:rPr>
     </w:lvl>
@@ -8713,7 +9021,7 @@
         <w:ind w:left="4320" w:hanging="360"/>
       </w:pPr>
       <w:rPr>
-        <w:rFonts w:hint="default" w:ascii="Wingdings" w:hAnsi="Wingdings"/>
+        <w:rFonts w:ascii="Wingdings" w:hAnsi="Wingdings" w:hint="default"/>
         <w:sz w:val="20"/>
       </w:rPr>
     </w:lvl>
@@ -8729,7 +9037,7 @@
         <w:ind w:left="5040" w:hanging="360"/>
       </w:pPr>
       <w:rPr>
-        <w:rFonts w:hint="default" w:ascii="Wingdings" w:hAnsi="Wingdings"/>
+        <w:rFonts w:ascii="Wingdings" w:hAnsi="Wingdings" w:hint="default"/>
         <w:sz w:val="20"/>
       </w:rPr>
     </w:lvl>
@@ -8745,7 +9053,7 @@
         <w:ind w:left="5760" w:hanging="360"/>
       </w:pPr>
       <w:rPr>
-        <w:rFonts w:hint="default" w:ascii="Wingdings" w:hAnsi="Wingdings"/>
+        <w:rFonts w:ascii="Wingdings" w:hAnsi="Wingdings" w:hint="default"/>
         <w:sz w:val="20"/>
       </w:rPr>
     </w:lvl>
@@ -8761,145 +9069,145 @@
         <w:ind w:left="6480" w:hanging="360"/>
       </w:pPr>
       <w:rPr>
-        <w:rFonts w:hint="default" w:ascii="Wingdings" w:hAnsi="Wingdings"/>
+        <w:rFonts w:ascii="Wingdings" w:hAnsi="Wingdings" w:hint="default"/>
         <w:sz w:val="20"/>
       </w:rPr>
     </w:lvl>
   </w:abstractNum>
-  <w:num w:numId="1" w16cid:durableId="1387215708">
+  <w:num w:numId="1" w16cid:durableId="1041712398">
+    <w:abstractNumId w:val="10"/>
+  </w:num>
+  <w:num w:numId="2" w16cid:durableId="108740191">
+    <w:abstractNumId w:val="36"/>
+  </w:num>
+  <w:num w:numId="3" w16cid:durableId="1091661681">
+    <w:abstractNumId w:val="28"/>
+  </w:num>
+  <w:num w:numId="4" w16cid:durableId="1210531525">
+    <w:abstractNumId w:val="14"/>
+  </w:num>
+  <w:num w:numId="5" w16cid:durableId="1215627693">
+    <w:abstractNumId w:val="17"/>
+  </w:num>
+  <w:num w:numId="6" w16cid:durableId="1270165501">
+    <w:abstractNumId w:val="37"/>
+  </w:num>
+  <w:num w:numId="7" w16cid:durableId="1289626706">
+    <w:abstractNumId w:val="0"/>
+  </w:num>
+  <w:num w:numId="8" w16cid:durableId="129057572">
+    <w:abstractNumId w:val="16"/>
+  </w:num>
+  <w:num w:numId="9" w16cid:durableId="1357807370">
+    <w:abstractNumId w:val="9"/>
+  </w:num>
+  <w:num w:numId="10" w16cid:durableId="1387215708">
     <w:abstractNumId w:val="23"/>
   </w:num>
-  <w:num w:numId="2" w16cid:durableId="298268216">
+  <w:num w:numId="11" w16cid:durableId="150097413">
+    <w:abstractNumId w:val="12"/>
+  </w:num>
+  <w:num w:numId="12" w16cid:durableId="1516115451">
+    <w:abstractNumId w:val="3"/>
+  </w:num>
+  <w:num w:numId="13" w16cid:durableId="1573541964">
+    <w:abstractNumId w:val="26"/>
+  </w:num>
+  <w:num w:numId="14" w16cid:durableId="159081194">
+    <w:abstractNumId w:val="8"/>
+  </w:num>
+  <w:num w:numId="15" w16cid:durableId="1632861725">
+    <w:abstractNumId w:val="4"/>
+  </w:num>
+  <w:num w:numId="16" w16cid:durableId="1677072524">
+    <w:abstractNumId w:val="15"/>
+  </w:num>
+  <w:num w:numId="17" w16cid:durableId="1771704858">
+    <w:abstractNumId w:val="7"/>
+  </w:num>
+  <w:num w:numId="18" w16cid:durableId="177431019">
+    <w:abstractNumId w:val="33"/>
+  </w:num>
+  <w:num w:numId="19" w16cid:durableId="1795051965">
+    <w:abstractNumId w:val="40"/>
+  </w:num>
+  <w:num w:numId="20" w16cid:durableId="1801148293">
+    <w:abstractNumId w:val="25"/>
+  </w:num>
+  <w:num w:numId="21" w16cid:durableId="1890024079">
+    <w:abstractNumId w:val="22"/>
+  </w:num>
+  <w:num w:numId="22" w16cid:durableId="1991246349">
+    <w:abstractNumId w:val="6"/>
+  </w:num>
+  <w:num w:numId="23" w16cid:durableId="202837154">
+    <w:abstractNumId w:val="32"/>
+  </w:num>
+  <w:num w:numId="24" w16cid:durableId="2039618314">
+    <w:abstractNumId w:val="11"/>
+  </w:num>
+  <w:num w:numId="25" w16cid:durableId="2092771948">
+    <w:abstractNumId w:val="29"/>
+  </w:num>
+  <w:num w:numId="26" w16cid:durableId="2110007548">
+    <w:abstractNumId w:val="5"/>
+  </w:num>
+  <w:num w:numId="27" w16cid:durableId="2136218487">
+    <w:abstractNumId w:val="35"/>
+  </w:num>
+  <w:num w:numId="28" w16cid:durableId="270085936">
+    <w:abstractNumId w:val="24"/>
+  </w:num>
+  <w:num w:numId="29" w16cid:durableId="291332929">
+    <w:abstractNumId w:val="21"/>
+  </w:num>
+  <w:num w:numId="30" w16cid:durableId="298268216">
     <w:abstractNumId w:val="30"/>
   </w:num>
-  <w:num w:numId="3" w16cid:durableId="923996656">
+  <w:num w:numId="31" w16cid:durableId="299649192">
+    <w:abstractNumId w:val="41"/>
+  </w:num>
+  <w:num w:numId="32" w16cid:durableId="332033428">
+    <w:abstractNumId w:val="13"/>
+  </w:num>
+  <w:num w:numId="33" w16cid:durableId="347367503">
+    <w:abstractNumId w:val="34"/>
+  </w:num>
+  <w:num w:numId="34" w16cid:durableId="402265618">
+    <w:abstractNumId w:val="43"/>
+  </w:num>
+  <w:num w:numId="35" w16cid:durableId="499849641">
+    <w:abstractNumId w:val="38"/>
+  </w:num>
+  <w:num w:numId="36" w16cid:durableId="510528174">
+    <w:abstractNumId w:val="19"/>
+  </w:num>
+  <w:num w:numId="37" w16cid:durableId="514997243">
+    <w:abstractNumId w:val="31"/>
+  </w:num>
+  <w:num w:numId="38" w16cid:durableId="573975229">
+    <w:abstractNumId w:val="18"/>
+  </w:num>
+  <w:num w:numId="39" w16cid:durableId="607545851">
+    <w:abstractNumId w:val="2"/>
+  </w:num>
+  <w:num w:numId="40" w16cid:durableId="721099995">
+    <w:abstractNumId w:val="27"/>
+  </w:num>
+  <w:num w:numId="41" w16cid:durableId="749742696">
+    <w:abstractNumId w:val="42"/>
+  </w:num>
+  <w:num w:numId="42" w16cid:durableId="77025060">
+    <w:abstractNumId w:val="39"/>
+  </w:num>
+  <w:num w:numId="43" w16cid:durableId="814368775">
+    <w:abstractNumId w:val="1"/>
+  </w:num>
+  <w:num w:numId="44" w16cid:durableId="923996656">
     <w:abstractNumId w:val="20"/>
   </w:num>
-  <w:num w:numId="4" w16cid:durableId="1573541964">
-    <w:abstractNumId w:val="26"/>
-  </w:num>
-  <w:num w:numId="5" w16cid:durableId="1210531525">
-    <w:abstractNumId w:val="14"/>
-  </w:num>
-  <w:num w:numId="6" w16cid:durableId="129057572">
-    <w:abstractNumId w:val="16"/>
-  </w:num>
-  <w:num w:numId="7" w16cid:durableId="1516115451">
-    <w:abstractNumId w:val="3"/>
-  </w:num>
-  <w:num w:numId="8" w16cid:durableId="299649192">
-    <w:abstractNumId w:val="41"/>
-  </w:num>
-  <w:num w:numId="9" w16cid:durableId="332033428">
-    <w:abstractNumId w:val="13"/>
-  </w:num>
-  <w:num w:numId="10" w16cid:durableId="1771704858">
-    <w:abstractNumId w:val="7"/>
-  </w:num>
-  <w:num w:numId="11" w16cid:durableId="159081194">
-    <w:abstractNumId w:val="8"/>
-  </w:num>
-  <w:num w:numId="12" w16cid:durableId="499849641">
-    <w:abstractNumId w:val="38"/>
-  </w:num>
-  <w:num w:numId="13" w16cid:durableId="1991246349">
-    <w:abstractNumId w:val="6"/>
-  </w:num>
-  <w:num w:numId="14" w16cid:durableId="291332929">
-    <w:abstractNumId w:val="21"/>
-  </w:num>
-  <w:num w:numId="15" w16cid:durableId="1795051965">
-    <w:abstractNumId w:val="40"/>
-  </w:num>
-  <w:num w:numId="16" w16cid:durableId="814368775">
-    <w:abstractNumId w:val="1"/>
-  </w:num>
-  <w:num w:numId="17" w16cid:durableId="514997243">
-    <w:abstractNumId w:val="31"/>
-  </w:num>
-  <w:num w:numId="18" w16cid:durableId="1890024079">
-    <w:abstractNumId w:val="22"/>
-  </w:num>
-  <w:num w:numId="19" w16cid:durableId="1357807370">
-    <w:abstractNumId w:val="9"/>
-  </w:num>
-  <w:num w:numId="20" w16cid:durableId="108740191">
-    <w:abstractNumId w:val="36"/>
-  </w:num>
-  <w:num w:numId="21" w16cid:durableId="1270165501">
-    <w:abstractNumId w:val="37"/>
-  </w:num>
-  <w:num w:numId="22" w16cid:durableId="150097413">
-    <w:abstractNumId w:val="12"/>
-  </w:num>
-  <w:num w:numId="23" w16cid:durableId="2092771948">
-    <w:abstractNumId w:val="29"/>
-  </w:num>
-  <w:num w:numId="24" w16cid:durableId="347367503">
-    <w:abstractNumId w:val="34"/>
-  </w:num>
-  <w:num w:numId="25" w16cid:durableId="1632861725">
-    <w:abstractNumId w:val="4"/>
-  </w:num>
-  <w:num w:numId="26" w16cid:durableId="1289626706">
-    <w:abstractNumId w:val="0"/>
-  </w:num>
-  <w:num w:numId="27" w16cid:durableId="607545851">
-    <w:abstractNumId w:val="2"/>
-  </w:num>
-  <w:num w:numId="28" w16cid:durableId="1041712398">
-    <w:abstractNumId w:val="10"/>
-  </w:num>
-  <w:num w:numId="29" w16cid:durableId="721099995">
-    <w:abstractNumId w:val="27"/>
-  </w:num>
-  <w:num w:numId="30" w16cid:durableId="1677072524">
-    <w:abstractNumId w:val="15"/>
-  </w:num>
-  <w:num w:numId="31" w16cid:durableId="177431019">
-    <w:abstractNumId w:val="33"/>
-  </w:num>
-  <w:num w:numId="32" w16cid:durableId="510528174">
-    <w:abstractNumId w:val="19"/>
-  </w:num>
-  <w:num w:numId="33" w16cid:durableId="1801148293">
-    <w:abstractNumId w:val="25"/>
-  </w:num>
-  <w:num w:numId="34" w16cid:durableId="1091661681">
-    <w:abstractNumId w:val="28"/>
-  </w:num>
-  <w:num w:numId="35" w16cid:durableId="2110007548">
-    <w:abstractNumId w:val="5"/>
-  </w:num>
-  <w:num w:numId="36" w16cid:durableId="987902090">
+  <w:num w:numId="45" w16cid:durableId="987902090">
     <w:abstractNumId w:val="44"/>
-  </w:num>
-  <w:num w:numId="37" w16cid:durableId="573975229">
-    <w:abstractNumId w:val="18"/>
-  </w:num>
-  <w:num w:numId="38" w16cid:durableId="1215627693">
-    <w:abstractNumId w:val="17"/>
-  </w:num>
-  <w:num w:numId="39" w16cid:durableId="749742696">
-    <w:abstractNumId w:val="42"/>
-  </w:num>
-  <w:num w:numId="40" w16cid:durableId="2039618314">
-    <w:abstractNumId w:val="11"/>
-  </w:num>
-  <w:num w:numId="41" w16cid:durableId="402265618">
-    <w:abstractNumId w:val="43"/>
-  </w:num>
-  <w:num w:numId="42" w16cid:durableId="2136218487">
-    <w:abstractNumId w:val="35"/>
-  </w:num>
-  <w:num w:numId="43" w16cid:durableId="202837154">
-    <w:abstractNumId w:val="32"/>
-  </w:num>
-  <w:num w:numId="44" w16cid:durableId="270085936">
-    <w:abstractNumId w:val="24"/>
-  </w:num>
-  <w:num w:numId="45" w16cid:durableId="77025060">
-    <w:abstractNumId w:val="39"/>
   </w:num>
 </w:numbering>
 </file>
@@ -8909,7 +9217,7 @@
   <w:docDefaults>
     <w:rPrDefault>
       <w:rPr>
-        <w:rFonts w:asciiTheme="minorHAnsi" w:hAnsiTheme="minorHAnsi" w:eastAsiaTheme="minorHAnsi" w:cstheme="minorBidi"/>
+        <w:rFonts w:asciiTheme="minorHAnsi" w:eastAsiaTheme="minorHAnsi" w:hAnsiTheme="minorHAnsi" w:cstheme="minorBidi"/>
         <w:kern w:val="2"/>
         <w:sz w:val="24"/>
         <w:szCs w:val="24"/>
@@ -8926,14 +9234,14 @@
   <w:latentStyles w:defLockedState="0" w:defUIPriority="99" w:defSemiHidden="0" w:defUnhideWhenUsed="0" w:defQFormat="0" w:count="376">
     <w:lsdException w:name="Normal" w:uiPriority="0" w:qFormat="1"/>
     <w:lsdException w:name="heading 1" w:uiPriority="9" w:qFormat="1"/>
-    <w:lsdException w:name="heading 2" w:uiPriority="9" w:semiHidden="1" w:unhideWhenUsed="1" w:qFormat="1"/>
-    <w:lsdException w:name="heading 3" w:uiPriority="9" w:semiHidden="1" w:unhideWhenUsed="1" w:qFormat="1"/>
-    <w:lsdException w:name="heading 4" w:uiPriority="9" w:semiHidden="1" w:unhideWhenUsed="1" w:qFormat="1"/>
-    <w:lsdException w:name="heading 5" w:uiPriority="9" w:semiHidden="1" w:unhideWhenUsed="1" w:qFormat="1"/>
-    <w:lsdException w:name="heading 6" w:uiPriority="9" w:semiHidden="1" w:unhideWhenUsed="1" w:qFormat="1"/>
-    <w:lsdException w:name="heading 7" w:uiPriority="9" w:semiHidden="1" w:unhideWhenUsed="1" w:qFormat="1"/>
-    <w:lsdException w:name="heading 8" w:uiPriority="9" w:semiHidden="1" w:unhideWhenUsed="1" w:qFormat="1"/>
-    <w:lsdException w:name="heading 9" w:uiPriority="9" w:semiHidden="1" w:unhideWhenUsed="1" w:qFormat="1"/>
+    <w:lsdException w:name="heading 2" w:semiHidden="1" w:uiPriority="9" w:unhideWhenUsed="1" w:qFormat="1"/>
+    <w:lsdException w:name="heading 3" w:semiHidden="1" w:uiPriority="9" w:unhideWhenUsed="1" w:qFormat="1"/>
+    <w:lsdException w:name="heading 4" w:semiHidden="1" w:uiPriority="9" w:unhideWhenUsed="1" w:qFormat="1"/>
+    <w:lsdException w:name="heading 5" w:semiHidden="1" w:uiPriority="9" w:unhideWhenUsed="1" w:qFormat="1"/>
+    <w:lsdException w:name="heading 6" w:semiHidden="1" w:uiPriority="9" w:unhideWhenUsed="1" w:qFormat="1"/>
+    <w:lsdException w:name="heading 7" w:semiHidden="1" w:uiPriority="9" w:unhideWhenUsed="1" w:qFormat="1"/>
+    <w:lsdException w:name="heading 8" w:semiHidden="1" w:uiPriority="9" w:unhideWhenUsed="1" w:qFormat="1"/>
+    <w:lsdException w:name="heading 9" w:semiHidden="1" w:uiPriority="9" w:unhideWhenUsed="1" w:qFormat="1"/>
     <w:lsdException w:name="index 1" w:semiHidden="1" w:unhideWhenUsed="1"/>
     <w:lsdException w:name="index 2" w:semiHidden="1" w:unhideWhenUsed="1"/>
     <w:lsdException w:name="index 3" w:semiHidden="1" w:unhideWhenUsed="1"/>
@@ -8943,22 +9251,22 @@
     <w:lsdException w:name="index 7" w:semiHidden="1" w:unhideWhenUsed="1"/>
     <w:lsdException w:name="index 8" w:semiHidden="1" w:unhideWhenUsed="1"/>
     <w:lsdException w:name="index 9" w:semiHidden="1" w:unhideWhenUsed="1"/>
-    <w:lsdException w:name="toc 1" w:uiPriority="39" w:semiHidden="1" w:unhideWhenUsed="1"/>
-    <w:lsdException w:name="toc 2" w:uiPriority="39" w:semiHidden="1" w:unhideWhenUsed="1"/>
-    <w:lsdException w:name="toc 3" w:uiPriority="39" w:semiHidden="1" w:unhideWhenUsed="1"/>
-    <w:lsdException w:name="toc 4" w:uiPriority="39" w:semiHidden="1" w:unhideWhenUsed="1"/>
-    <w:lsdException w:name="toc 5" w:uiPriority="39" w:semiHidden="1" w:unhideWhenUsed="1"/>
-    <w:lsdException w:name="toc 6" w:uiPriority="39" w:semiHidden="1" w:unhideWhenUsed="1"/>
-    <w:lsdException w:name="toc 7" w:uiPriority="39" w:semiHidden="1" w:unhideWhenUsed="1"/>
-    <w:lsdException w:name="toc 8" w:uiPriority="39" w:semiHidden="1" w:unhideWhenUsed="1"/>
-    <w:lsdException w:name="toc 9" w:uiPriority="39" w:semiHidden="1" w:unhideWhenUsed="1"/>
+    <w:lsdException w:name="toc 1" w:semiHidden="1" w:uiPriority="39" w:unhideWhenUsed="1"/>
+    <w:lsdException w:name="toc 2" w:semiHidden="1" w:uiPriority="39" w:unhideWhenUsed="1"/>
+    <w:lsdException w:name="toc 3" w:semiHidden="1" w:uiPriority="39" w:unhideWhenUsed="1"/>
+    <w:lsdException w:name="toc 4" w:semiHidden="1" w:uiPriority="39" w:unhideWhenUsed="1"/>
+    <w:lsdException w:name="toc 5" w:semiHidden="1" w:uiPriority="39" w:unhideWhenUsed="1"/>
+    <w:lsdException w:name="toc 6" w:semiHidden="1" w:uiPriority="39" w:unhideWhenUsed="1"/>
+    <w:lsdException w:name="toc 7" w:semiHidden="1" w:uiPriority="39" w:unhideWhenUsed="1"/>
+    <w:lsdException w:name="toc 8" w:semiHidden="1" w:uiPriority="39" w:unhideWhenUsed="1"/>
+    <w:lsdException w:name="toc 9" w:semiHidden="1" w:uiPriority="39" w:unhideWhenUsed="1"/>
     <w:lsdException w:name="Normal Indent" w:semiHidden="1" w:unhideWhenUsed="1"/>
     <w:lsdException w:name="footnote text" w:semiHidden="1" w:unhideWhenUsed="1"/>
     <w:lsdException w:name="annotation text" w:semiHidden="1" w:unhideWhenUsed="1"/>
     <w:lsdException w:name="header" w:semiHidden="1" w:unhideWhenUsed="1"/>
     <w:lsdException w:name="footer" w:semiHidden="1" w:unhideWhenUsed="1"/>
     <w:lsdException w:name="index heading" w:semiHidden="1" w:unhideWhenUsed="1"/>
-    <w:lsdException w:name="caption" w:uiPriority="35" w:semiHidden="1" w:unhideWhenUsed="1" w:qFormat="1"/>
+    <w:lsdException w:name="caption" w:semiHidden="1" w:uiPriority="35" w:unhideWhenUsed="1" w:qFormat="1"/>
     <w:lsdException w:name="table of figures" w:semiHidden="1" w:unhideWhenUsed="1"/>
     <w:lsdException w:name="envelope address" w:semiHidden="1" w:unhideWhenUsed="1"/>
     <w:lsdException w:name="envelope return" w:semiHidden="1" w:unhideWhenUsed="1"/>
@@ -8989,7 +9297,7 @@
     <w:lsdException w:name="Title" w:uiPriority="10" w:qFormat="1"/>
     <w:lsdException w:name="Closing" w:semiHidden="1" w:unhideWhenUsed="1"/>
     <w:lsdException w:name="Signature" w:semiHidden="1" w:unhideWhenUsed="1"/>
-    <w:lsdException w:name="Default Paragraph Font" w:uiPriority="1" w:semiHidden="1" w:unhideWhenUsed="1"/>
+    <w:lsdException w:name="Default Paragraph Font" w:semiHidden="1" w:uiPriority="1" w:unhideWhenUsed="1"/>
     <w:lsdException w:name="Body Text" w:semiHidden="1" w:unhideWhenUsed="1"/>
     <w:lsdException w:name="Body Text Indent" w:semiHidden="1" w:unhideWhenUsed="1"/>
     <w:lsdException w:name="List Continue" w:semiHidden="1" w:unhideWhenUsed="1"/>
@@ -9189,8 +9497,8 @@
     <w:lsdException w:name="Subtle Reference" w:uiPriority="31" w:qFormat="1"/>
     <w:lsdException w:name="Intense Reference" w:uiPriority="32" w:qFormat="1"/>
     <w:lsdException w:name="Book Title" w:uiPriority="33" w:qFormat="1"/>
-    <w:lsdException w:name="Bibliography" w:uiPriority="37" w:semiHidden="1" w:unhideWhenUsed="1"/>
-    <w:lsdException w:name="TOC Heading" w:uiPriority="39" w:semiHidden="1" w:unhideWhenUsed="1" w:qFormat="1"/>
+    <w:lsdException w:name="Bibliography" w:semiHidden="1" w:uiPriority="37" w:unhideWhenUsed="1"/>
+    <w:lsdException w:name="TOC Heading" w:semiHidden="1" w:uiPriority="39" w:unhideWhenUsed="1" w:qFormat="1"/>
     <w:lsdException w:name="Plain Table 1" w:uiPriority="41"/>
     <w:lsdException w:name="Plain Table 2" w:uiPriority="42"/>
     <w:lsdException w:name="Plain Table 3" w:uiPriority="43"/>
@@ -9301,7 +9609,7 @@
     <w:lsdException w:name="Unresolved Mention" w:semiHidden="1" w:unhideWhenUsed="1"/>
     <w:lsdException w:name="Smart Link" w:semiHidden="1" w:unhideWhenUsed="1"/>
   </w:latentStyles>
-  <w:style w:type="paragraph" w:styleId="Normal" w:default="1">
+  <w:style w:type="paragraph" w:default="1" w:styleId="Normal">
     <w:name w:val="Normal"/>
     <w:qFormat/>
   </w:style>
@@ -9320,7 +9628,7 @@
       <w:outlineLvl w:val="0"/>
     </w:pPr>
     <w:rPr>
-      <w:rFonts w:asciiTheme="majorHAnsi" w:hAnsiTheme="majorHAnsi" w:eastAsiaTheme="majorEastAsia" w:cstheme="majorBidi"/>
+      <w:rFonts w:asciiTheme="majorHAnsi" w:eastAsiaTheme="majorEastAsia" w:hAnsiTheme="majorHAnsi" w:cstheme="majorBidi"/>
       <w:color w:val="0F4761" w:themeColor="accent1" w:themeShade="BF"/>
       <w:sz w:val="40"/>
       <w:szCs w:val="40"/>
@@ -9343,7 +9651,7 @@
       <w:outlineLvl w:val="1"/>
     </w:pPr>
     <w:rPr>
-      <w:rFonts w:asciiTheme="majorHAnsi" w:hAnsiTheme="majorHAnsi" w:eastAsiaTheme="majorEastAsia" w:cstheme="majorBidi"/>
+      <w:rFonts w:asciiTheme="majorHAnsi" w:eastAsiaTheme="majorEastAsia" w:hAnsiTheme="majorHAnsi" w:cstheme="majorBidi"/>
       <w:color w:val="0F4761" w:themeColor="accent1" w:themeShade="BF"/>
       <w:sz w:val="32"/>
       <w:szCs w:val="32"/>
@@ -9504,12 +9812,13 @@
       <w:color w:val="272727" w:themeColor="text1" w:themeTint="D8"/>
     </w:rPr>
   </w:style>
-  <w:style w:type="character" w:styleId="DefaultParagraphFont" w:default="1">
+  <w:style w:type="character" w:default="1" w:styleId="DefaultParagraphFont">
     <w:name w:val="Default Paragraph Font"/>
     <w:uiPriority w:val="1"/>
+    <w:semiHidden/>
     <w:unhideWhenUsed/>
   </w:style>
-  <w:style w:type="table" w:styleId="TableNormal" w:default="1">
+  <w:style w:type="table" w:default="1" w:styleId="TableNormal">
     <w:name w:val="Normal Table"/>
     <w:uiPriority w:val="99"/>
     <w:semiHidden/>
@@ -9524,26 +9833,26 @@
       </w:tblCellMar>
     </w:tblPr>
   </w:style>
-  <w:style w:type="numbering" w:styleId="NoList" w:default="1">
+  <w:style w:type="numbering" w:default="1" w:styleId="NoList">
     <w:name w:val="No List"/>
     <w:uiPriority w:val="99"/>
     <w:semiHidden/>
     <w:unhideWhenUsed/>
   </w:style>
-  <w:style w:type="character" w:styleId="Heading1Char" w:customStyle="1">
+  <w:style w:type="character" w:customStyle="1" w:styleId="Heading1Char">
     <w:name w:val="Heading 1 Char"/>
     <w:basedOn w:val="DefaultParagraphFont"/>
     <w:link w:val="Heading1"/>
     <w:uiPriority w:val="9"/>
     <w:rsid w:val="00190B3D"/>
     <w:rPr>
-      <w:rFonts w:asciiTheme="majorHAnsi" w:hAnsiTheme="majorHAnsi" w:eastAsiaTheme="majorEastAsia" w:cstheme="majorBidi"/>
+      <w:rFonts w:asciiTheme="majorHAnsi" w:eastAsiaTheme="majorEastAsia" w:hAnsiTheme="majorHAnsi" w:cstheme="majorBidi"/>
       <w:color w:val="0F4761" w:themeColor="accent1" w:themeShade="BF"/>
       <w:sz w:val="40"/>
       <w:szCs w:val="40"/>
     </w:rPr>
   </w:style>
-  <w:style w:type="character" w:styleId="Heading2Char" w:customStyle="1">
+  <w:style w:type="character" w:customStyle="1" w:styleId="Heading2Char">
     <w:name w:val="Heading 2 Char"/>
     <w:basedOn w:val="DefaultParagraphFont"/>
     <w:link w:val="Heading2"/>
@@ -9551,13 +9860,13 @@
     <w:semiHidden/>
     <w:rsid w:val="00190B3D"/>
     <w:rPr>
-      <w:rFonts w:asciiTheme="majorHAnsi" w:hAnsiTheme="majorHAnsi" w:eastAsiaTheme="majorEastAsia" w:cstheme="majorBidi"/>
+      <w:rFonts w:asciiTheme="majorHAnsi" w:eastAsiaTheme="majorEastAsia" w:hAnsiTheme="majorHAnsi" w:cstheme="majorBidi"/>
       <w:color w:val="0F4761" w:themeColor="accent1" w:themeShade="BF"/>
       <w:sz w:val="32"/>
       <w:szCs w:val="32"/>
     </w:rPr>
   </w:style>
-  <w:style w:type="character" w:styleId="Heading3Char" w:customStyle="1">
+  <w:style w:type="character" w:customStyle="1" w:styleId="Heading3Char">
     <w:name w:val="Heading 3 Char"/>
     <w:basedOn w:val="DefaultParagraphFont"/>
     <w:link w:val="Heading3"/>
@@ -9571,7 +9880,7 @@
       <w:szCs w:val="28"/>
     </w:rPr>
   </w:style>
-  <w:style w:type="character" w:styleId="Heading4Char" w:customStyle="1">
+  <w:style w:type="character" w:customStyle="1" w:styleId="Heading4Char">
     <w:name w:val="Heading 4 Char"/>
     <w:basedOn w:val="DefaultParagraphFont"/>
     <w:link w:val="Heading4"/>
@@ -9585,7 +9894,7 @@
       <w:color w:val="0F4761" w:themeColor="accent1" w:themeShade="BF"/>
     </w:rPr>
   </w:style>
-  <w:style w:type="character" w:styleId="Heading5Char" w:customStyle="1">
+  <w:style w:type="character" w:customStyle="1" w:styleId="Heading5Char">
     <w:name w:val="Heading 5 Char"/>
     <w:basedOn w:val="DefaultParagraphFont"/>
     <w:link w:val="Heading5"/>
@@ -9597,7 +9906,7 @@
       <w:color w:val="0F4761" w:themeColor="accent1" w:themeShade="BF"/>
     </w:rPr>
   </w:style>
-  <w:style w:type="character" w:styleId="Heading6Char" w:customStyle="1">
+  <w:style w:type="character" w:customStyle="1" w:styleId="Heading6Char">
     <w:name w:val="Heading 6 Char"/>
     <w:basedOn w:val="DefaultParagraphFont"/>
     <w:link w:val="Heading6"/>
@@ -9611,7 +9920,7 @@
       <w:color w:val="595959" w:themeColor="text1" w:themeTint="A6"/>
     </w:rPr>
   </w:style>
-  <w:style w:type="character" w:styleId="Heading7Char" w:customStyle="1">
+  <w:style w:type="character" w:customStyle="1" w:styleId="Heading7Char">
     <w:name w:val="Heading 7 Char"/>
     <w:basedOn w:val="DefaultParagraphFont"/>
     <w:link w:val="Heading7"/>
@@ -9623,7 +9932,7 @@
       <w:color w:val="595959" w:themeColor="text1" w:themeTint="A6"/>
     </w:rPr>
   </w:style>
-  <w:style w:type="character" w:styleId="Heading8Char" w:customStyle="1">
+  <w:style w:type="character" w:customStyle="1" w:styleId="Heading8Char">
     <w:name w:val="Heading 8 Char"/>
     <w:basedOn w:val="DefaultParagraphFont"/>
     <w:link w:val="Heading8"/>
@@ -9637,7 +9946,7 @@
       <w:color w:val="272727" w:themeColor="text1" w:themeTint="D8"/>
     </w:rPr>
   </w:style>
-  <w:style w:type="character" w:styleId="Heading9Char" w:customStyle="1">
+  <w:style w:type="character" w:customStyle="1" w:styleId="Heading9Char">
     <w:name w:val="Heading 9 Char"/>
     <w:basedOn w:val="DefaultParagraphFont"/>
     <w:link w:val="Heading9"/>
@@ -9662,21 +9971,21 @@
       <w:contextualSpacing/>
     </w:pPr>
     <w:rPr>
-      <w:rFonts w:asciiTheme="majorHAnsi" w:hAnsiTheme="majorHAnsi" w:eastAsiaTheme="majorEastAsia" w:cstheme="majorBidi"/>
+      <w:rFonts w:asciiTheme="majorHAnsi" w:eastAsiaTheme="majorEastAsia" w:hAnsiTheme="majorHAnsi" w:cstheme="majorBidi"/>
       <w:spacing w:val="-10"/>
       <w:kern w:val="28"/>
       <w:sz w:val="56"/>
       <w:szCs w:val="56"/>
     </w:rPr>
   </w:style>
-  <w:style w:type="character" w:styleId="TitleChar" w:customStyle="1">
+  <w:style w:type="character" w:customStyle="1" w:styleId="TitleChar">
     <w:name w:val="Title Char"/>
     <w:basedOn w:val="DefaultParagraphFont"/>
     <w:link w:val="Title"/>
     <w:uiPriority w:val="10"/>
     <w:rsid w:val="00190B3D"/>
     <w:rPr>
-      <w:rFonts w:asciiTheme="majorHAnsi" w:hAnsiTheme="majorHAnsi" w:eastAsiaTheme="majorEastAsia" w:cstheme="majorBidi"/>
+      <w:rFonts w:asciiTheme="majorHAnsi" w:eastAsiaTheme="majorEastAsia" w:hAnsiTheme="majorHAnsi" w:cstheme="majorBidi"/>
       <w:spacing w:val="-10"/>
       <w:kern w:val="28"/>
       <w:sz w:val="56"/>
@@ -9704,7 +10013,7 @@
       <w:szCs w:val="28"/>
     </w:rPr>
   </w:style>
-  <w:style w:type="character" w:styleId="SubtitleChar" w:customStyle="1">
+  <w:style w:type="character" w:customStyle="1" w:styleId="SubtitleChar">
     <w:name w:val="Subtitle Char"/>
     <w:basedOn w:val="DefaultParagraphFont"/>
     <w:link w:val="Subtitle"/>
@@ -9736,7 +10045,7 @@
       <w:color w:val="404040" w:themeColor="text1" w:themeTint="BF"/>
     </w:rPr>
   </w:style>
-  <w:style w:type="character" w:styleId="QuoteChar" w:customStyle="1">
+  <w:style w:type="character" w:customStyle="1" w:styleId="QuoteChar">
     <w:name w:val="Quote Char"/>
     <w:basedOn w:val="DefaultParagraphFont"/>
     <w:link w:val="Quote"/>
@@ -9781,8 +10090,8 @@
     <w:rsid w:val="00190B3D"/>
     <w:pPr>
       <w:pBdr>
-        <w:top w:val="single" w:color="0F4761" w:themeColor="accent1" w:themeShade="BF" w:sz="4" w:space="10"/>
-        <w:bottom w:val="single" w:color="0F4761" w:themeColor="accent1" w:themeShade="BF" w:sz="4" w:space="10"/>
+        <w:top w:val="single" w:sz="4" w:space="10" w:color="0F4761" w:themeColor="accent1" w:themeShade="BF"/>
+        <w:bottom w:val="single" w:sz="4" w:space="10" w:color="0F4761" w:themeColor="accent1" w:themeShade="BF"/>
       </w:pBdr>
       <w:spacing w:before="360" w:after="360"/>
       <w:ind w:left="864" w:right="864"/>
@@ -9794,7 +10103,7 @@
       <w:color w:val="0F4761" w:themeColor="accent1" w:themeShade="BF"/>
     </w:rPr>
   </w:style>
-  <w:style w:type="character" w:styleId="IntenseQuoteChar" w:customStyle="1">
+  <w:style w:type="character" w:customStyle="1" w:styleId="IntenseQuoteChar">
     <w:name w:val="Intense Quote Char"/>
     <w:basedOn w:val="DefaultParagraphFont"/>
     <w:link w:val="IntenseQuote"/>
@@ -9855,11 +10164,77 @@
       <w:u w:val="single"/>
     </w:rPr>
   </w:style>
+  <w:style w:type="character" w:styleId="CommentReference">
+    <w:name w:val="annotation reference"/>
+    <w:basedOn w:val="DefaultParagraphFont"/>
+    <w:uiPriority w:val="99"/>
+    <w:semiHidden/>
+    <w:unhideWhenUsed/>
+    <w:rsid w:val="001E42E2"/>
+    <w:rPr>
+      <w:sz w:val="16"/>
+      <w:szCs w:val="16"/>
+    </w:rPr>
+  </w:style>
+  <w:style w:type="paragraph" w:styleId="CommentText">
+    <w:name w:val="annotation text"/>
+    <w:basedOn w:val="Normal"/>
+    <w:link w:val="CommentTextChar"/>
+    <w:uiPriority w:val="99"/>
+    <w:unhideWhenUsed/>
+    <w:rsid w:val="001E42E2"/>
+    <w:pPr>
+      <w:spacing w:line="240" w:lineRule="auto"/>
+    </w:pPr>
+    <w:rPr>
+      <w:sz w:val="20"/>
+      <w:szCs w:val="20"/>
+    </w:rPr>
+  </w:style>
+  <w:style w:type="character" w:customStyle="1" w:styleId="CommentTextChar">
+    <w:name w:val="Comment Text Char"/>
+    <w:basedOn w:val="DefaultParagraphFont"/>
+    <w:link w:val="CommentText"/>
+    <w:uiPriority w:val="99"/>
+    <w:rsid w:val="001E42E2"/>
+    <w:rPr>
+      <w:sz w:val="20"/>
+      <w:szCs w:val="20"/>
+    </w:rPr>
+  </w:style>
+  <w:style w:type="paragraph" w:styleId="CommentSubject">
+    <w:name w:val="annotation subject"/>
+    <w:basedOn w:val="CommentText"/>
+    <w:next w:val="CommentText"/>
+    <w:link w:val="CommentSubjectChar"/>
+    <w:uiPriority w:val="99"/>
+    <w:semiHidden/>
+    <w:unhideWhenUsed/>
+    <w:rsid w:val="001E42E2"/>
+    <w:rPr>
+      <w:b/>
+      <w:bCs/>
+    </w:rPr>
+  </w:style>
+  <w:style w:type="character" w:customStyle="1" w:styleId="CommentSubjectChar">
+    <w:name w:val="Comment Subject Char"/>
+    <w:basedOn w:val="CommentTextChar"/>
+    <w:link w:val="CommentSubject"/>
+    <w:uiPriority w:val="99"/>
+    <w:semiHidden/>
+    <w:rsid w:val="001E42E2"/>
+    <w:rPr>
+      <w:b/>
+      <w:bCs/>
+      <w:sz w:val="20"/>
+      <w:szCs w:val="20"/>
+    </w:rPr>
+  </w:style>
 </w:styles>
 </file>
 
 <file path=word/theme/theme1.xml><?xml version="1.0" encoding="utf-8"?>
-<a:theme xmlns:a="http://schemas.openxmlformats.org/drawingml/2006/main" xmlns:thm15="http://schemas.microsoft.com/office/thememl/2012/main" name="Office Theme">
+<a:theme xmlns:a="http://schemas.openxmlformats.org/drawingml/2006/main" name="Office Theme">
   <a:themeElements>
     <a:clrScheme name="Office">
       <a:dk1>
@@ -10154,6 +10529,17 @@
 </file>
 
 <file path=customXml/item1.xml><?xml version="1.0" encoding="utf-8"?>
+<p:properties xmlns:p="http://schemas.microsoft.com/office/2006/metadata/properties" xmlns:xsi="http://www.w3.org/2001/XMLSchema-instance" xmlns:pc="http://schemas.microsoft.com/office/infopath/2007/PartnerControls">
+  <documentManagement>
+    <lcf76f155ced4ddcb4097134ff3c332f xmlns="4b26243c-b736-4d9c-b036-479be2ad88a1">
+      <Terms xmlns="http://schemas.microsoft.com/office/infopath/2007/PartnerControls"/>
+    </lcf76f155ced4ddcb4097134ff3c332f>
+    <TaxCatchAll xmlns="432dd258-9dce-4cb3-b611-c68c0fbce7f3" xsi:nil="true"/>
+  </documentManagement>
+</p:properties>
+</file>
+
+<file path=customXml/item2.xml><?xml version="1.0" encoding="utf-8"?>
 <ct:contentTypeSchema xmlns:ct="http://schemas.microsoft.com/office/2006/metadata/contentType" xmlns:ma="http://schemas.microsoft.com/office/2006/metadata/properties/metaAttributes" ct:_="" ma:_="" ma:contentTypeName="Document" ma:contentTypeID="0x0101005BE3C66ACF4393458051577D36AC6C25" ma:contentTypeVersion="12" ma:contentTypeDescription="Create a new document." ma:contentTypeScope="" ma:versionID="4e0e0d96de7fb32b1678b66c28514d8e">
   <xsd:schema xmlns:xsd="http://www.w3.org/2001/XMLSchema" xmlns:xs="http://www.w3.org/2001/XMLSchema" xmlns:p="http://schemas.microsoft.com/office/2006/metadata/properties" xmlns:ns2="4b26243c-b736-4d9c-b036-479be2ad88a1" xmlns:ns3="432dd258-9dce-4cb3-b611-c68c0fbce7f3" targetNamespace="http://schemas.microsoft.com/office/2006/metadata/properties" ma:root="true" ma:fieldsID="ac451aab8c96dec805c937cbafca7133" ns2:_="" ns3:_="">
     <xsd:import namespace="4b26243c-b736-4d9c-b036-479be2ad88a1"/>
@@ -10354,7 +10740,7 @@
 </ct:contentTypeSchema>
 </file>
 
-<file path=customXml/item2.xml><?xml version="1.0" encoding="utf-8"?>
+<file path=customXml/item3.xml><?xml version="1.0" encoding="utf-8"?>
 <?mso-contentType ?>
 <FormTemplates xmlns="http://schemas.microsoft.com/sharepoint/v3/contenttype/forms">
   <Display>DocumentLibraryForm</Display>
@@ -10363,25 +10749,40 @@
 </FormTemplates>
 </file>
 
-<file path=customXml/item3.xml><?xml version="1.0" encoding="utf-8"?>
-<p:properties xmlns:p="http://schemas.microsoft.com/office/2006/metadata/properties" xmlns:xsi="http://www.w3.org/2001/XMLSchema-instance" xmlns:pc="http://schemas.microsoft.com/office/infopath/2007/PartnerControls">
-  <documentManagement>
-    <lcf76f155ced4ddcb4097134ff3c332f xmlns="4b26243c-b736-4d9c-b036-479be2ad88a1">
-      <Terms xmlns="http://schemas.microsoft.com/office/infopath/2007/PartnerControls"/>
-    </lcf76f155ced4ddcb4097134ff3c332f>
-    <TaxCatchAll xmlns="432dd258-9dce-4cb3-b611-c68c0fbce7f3" xsi:nil="true"/>
-  </documentManagement>
-</p:properties>
-</file>
-
 <file path=customXml/itemProps1.xml><?xml version="1.0" encoding="utf-8"?>
-<ds:datastoreItem xmlns:ds="http://schemas.openxmlformats.org/officeDocument/2006/customXml" ds:itemID="{CEAD0D9B-B8A2-4291-8EDD-803BC06695AC}"/>
+<ds:datastoreItem xmlns:ds="http://schemas.openxmlformats.org/officeDocument/2006/customXml" ds:itemID="{35427C7C-5932-4A02-B5AE-212C4643C5E0}">
+  <ds:schemaRefs>
+    <ds:schemaRef ds:uri="http://schemas.microsoft.com/office/2006/metadata/properties"/>
+    <ds:schemaRef ds:uri="http://schemas.microsoft.com/office/infopath/2007/PartnerControls"/>
+    <ds:schemaRef ds:uri="4b26243c-b736-4d9c-b036-479be2ad88a1"/>
+    <ds:schemaRef ds:uri="432dd258-9dce-4cb3-b611-c68c0fbce7f3"/>
+  </ds:schemaRefs>
+</ds:datastoreItem>
 </file>
 
 <file path=customXml/itemProps2.xml><?xml version="1.0" encoding="utf-8"?>
-<ds:datastoreItem xmlns:ds="http://schemas.openxmlformats.org/officeDocument/2006/customXml" ds:itemID="{E19F8D37-41DF-4AFD-90ED-50A040633F0E}"/>
+<ds:datastoreItem xmlns:ds="http://schemas.openxmlformats.org/officeDocument/2006/customXml" ds:itemID="{CEAD0D9B-B8A2-4291-8EDD-803BC06695AC}">
+  <ds:schemaRefs>
+    <ds:schemaRef ds:uri="http://schemas.microsoft.com/office/2006/metadata/contentType"/>
+    <ds:schemaRef ds:uri="http://schemas.microsoft.com/office/2006/metadata/properties/metaAttributes"/>
+    <ds:schemaRef ds:uri="http://www.w3.org/2001/XMLSchema"/>
+    <ds:schemaRef ds:uri="http://schemas.microsoft.com/office/2006/metadata/properties"/>
+    <ds:schemaRef ds:uri="4b26243c-b736-4d9c-b036-479be2ad88a1"/>
+    <ds:schemaRef ds:uri="432dd258-9dce-4cb3-b611-c68c0fbce7f3"/>
+    <ds:schemaRef ds:uri="http://schemas.microsoft.com/office/2006/documentManagement/types"/>
+    <ds:schemaRef ds:uri="http://schemas.microsoft.com/office/infopath/2007/PartnerControls"/>
+    <ds:schemaRef ds:uri="http://schemas.openxmlformats.org/package/2006/metadata/core-properties"/>
+    <ds:schemaRef ds:uri="http://purl.org/dc/elements/1.1/"/>
+    <ds:schemaRef ds:uri="http://purl.org/dc/terms/"/>
+    <ds:schemaRef ds:uri="http://schemas.microsoft.com/internal/obd"/>
+  </ds:schemaRefs>
+</ds:datastoreItem>
 </file>
 
 <file path=customXml/itemProps3.xml><?xml version="1.0" encoding="utf-8"?>
-<ds:datastoreItem xmlns:ds="http://schemas.openxmlformats.org/officeDocument/2006/customXml" ds:itemID="{35427C7C-5932-4A02-B5AE-212C4643C5E0}"/>
+<ds:datastoreItem xmlns:ds="http://schemas.openxmlformats.org/officeDocument/2006/customXml" ds:itemID="{E19F8D37-41DF-4AFD-90ED-50A040633F0E}">
+  <ds:schemaRefs>
+    <ds:schemaRef ds:uri="http://schemas.microsoft.com/sharepoint/v3/contenttype/forms"/>
+  </ds:schemaRefs>
+</ds:datastoreItem>
 </file>
--- a/02.FOMD/Training Sessions Summary.docx
+++ b/02.FOMD/Training Sessions Summary.docx
@@ -187,7 +187,7 @@
         </w:rPr>
         <w:t xml:space="preserve">Detailed inclusion and exclusion rules are in the </w:t>
       </w:r>
-      <w:hyperlink r:id="rId8" w:history="1">
+      <w:hyperlink w:history="1" r:id="rId8">
         <w:r>
           <w:rPr>
             <w:rStyle w:val="Hyperlink"/>
@@ -202,7 +202,7 @@
         </w:rPr>
         <w:t xml:space="preserve">, which Andrea updates as new edge cases come up. The </w:t>
       </w:r>
-      <w:hyperlink r:id="rId9" w:history="1">
+      <w:hyperlink w:history="1" r:id="rId9">
         <w:r>
           <w:rPr>
             <w:rStyle w:val="Hyperlink"/>
@@ -430,7 +430,7 @@
         </w:rPr>
         <w:t xml:space="preserve">- Then go to the </w:t>
       </w:r>
-      <w:hyperlink r:id="rId10" w:history="1">
+      <w:hyperlink w:history="1" r:id="rId10">
         <w:r>
           <w:rPr>
             <w:rStyle w:val="Hyperlink"/>
@@ -756,7 +756,7 @@
           <w:rFonts w:ascii="Source Sans Pro" w:hAnsi="Source Sans Pro" w:cs="Arial"/>
         </w:rPr>
       </w:pPr>
-      <w:hyperlink r:id="rId11" w:history="1">
+      <w:hyperlink w:history="1" r:id="rId11">
         <w:r>
           <w:rPr>
             <w:rStyle w:val="Hyperlink"/>
@@ -976,8 +976,8 @@
       <w:r>
         <w:rPr>
           <w:rFonts w:ascii="Source Sans Pro" w:hAnsi="Source Sans Pro" w:cs="Arial"/>
-          <w:i/>
-          <w:iCs/>
+          <w:i w:val="1"/>
+          <w:iCs w:val="1"/>
         </w:rPr>
         <w:t>The study was carried out in the Valparai plateau and the Indira Gandhi wildlife sanctuary of the Anamalai Hills (10°12¢ N–10°35¢ N and 76°49¢ E–77°24¢ E) in the southern Western Ghats between January and May 2005.</w:t>
       </w:r>
@@ -1239,14 +1239,6 @@
         </w:rPr>
         <w:t>.</w:t>
       </w:r>
-    </w:p>
-    <w:p>
-      <w:pPr>
-        <w:jc w:val="both"/>
-        <w:rPr>
-          <w:rFonts w:ascii="Source Sans Pro" w:hAnsi="Source Sans Pro" w:cs="Arial"/>
-        </w:rPr>
-      </w:pPr>
     </w:p>
     <w:p>
       <w:pPr>
@@ -1397,6 +1389,273 @@
         <w:jc w:val="both"/>
         <w:rPr>
           <w:rFonts w:ascii="Source Sans Pro" w:hAnsi="Source Sans Pro" w:cs="Arial"/>
+          <w:b w:val="1"/>
+          <w:bCs w:val="1"/>
+        </w:rPr>
+      </w:pPr>
+      <w:r>
+        <w:rPr>
+          <w:rFonts w:ascii="Source Sans Pro" w:hAnsi="Source Sans Pro" w:cs="Arial"/>
+          <w:b w:val="1"/>
+          <w:bCs w:val="1"/>
+        </w:rPr>
+        <w:t>Plot size vs. Out plot size</w:t>
+      </w:r>
+    </w:p>
+    <w:p>
+      <w:pPr>
+        <w:jc w:val="both"/>
+      </w:pPr>
+      <w:r>
+        <w:rPr>
+          <w:rFonts w:ascii="Source Sans Pro" w:hAnsi="Source Sans Pro" w:eastAsia="Source Sans Pro" w:cs="Source Sans Pro"/>
+          <w:noProof w:val="0"/>
+          <w:sz w:val="24"/>
+          <w:szCs w:val="24"/>
+          <w:lang w:val="en-US"/>
+        </w:rPr>
+        <w:t xml:space="preserve">The difference between </w:t>
+      </w:r>
+      <w:r>
+        <w:rPr>
+          <w:rFonts w:ascii="Consolas" w:hAnsi="Consolas" w:eastAsia="Consolas" w:cs="Consolas"/>
+          <w:noProof w:val="0"/>
+          <w:sz w:val="24"/>
+          <w:szCs w:val="24"/>
+          <w:lang w:val="en-US"/>
+        </w:rPr>
+        <w:t>exp_plot_size</w:t>
+      </w:r>
+      <w:r>
+        <w:rPr>
+          <w:rFonts w:ascii="Source Sans Pro" w:hAnsi="Source Sans Pro" w:eastAsia="Source Sans Pro" w:cs="Source Sans Pro"/>
+          <w:noProof w:val="0"/>
+          <w:sz w:val="24"/>
+          <w:szCs w:val="24"/>
+          <w:lang w:val="en-US"/>
+        </w:rPr>
+        <w:t xml:space="preserve"> and </w:t>
+      </w:r>
+      <w:r>
+        <w:rPr>
+          <w:rFonts w:ascii="Consolas" w:hAnsi="Consolas" w:eastAsia="Consolas" w:cs="Consolas"/>
+          <w:noProof w:val="0"/>
+          <w:sz w:val="24"/>
+          <w:szCs w:val="24"/>
+          <w:lang w:val="en-US"/>
+        </w:rPr>
+        <w:t>out_exp_plot_size</w:t>
+      </w:r>
+      <w:r>
+        <w:rPr>
+          <w:rFonts w:ascii="Source Sans Pro" w:hAnsi="Source Sans Pro" w:eastAsia="Source Sans Pro" w:cs="Source Sans Pro"/>
+          <w:noProof w:val="0"/>
+          <w:sz w:val="24"/>
+          <w:szCs w:val="24"/>
+          <w:lang w:val="en-US"/>
+        </w:rPr>
+        <w:t xml:space="preserve"> is that </w:t>
+      </w:r>
+      <w:r>
+        <w:rPr>
+          <w:rFonts w:ascii="Consolas" w:hAnsi="Consolas" w:eastAsia="Consolas" w:cs="Consolas"/>
+          <w:noProof w:val="0"/>
+          <w:sz w:val="24"/>
+          <w:szCs w:val="24"/>
+          <w:lang w:val="en-US"/>
+        </w:rPr>
+        <w:t>exp_plot_size</w:t>
+      </w:r>
+      <w:r>
+        <w:rPr>
+          <w:rFonts w:ascii="Source Sans Pro" w:hAnsi="Source Sans Pro" w:eastAsia="Source Sans Pro" w:cs="Source Sans Pro"/>
+          <w:noProof w:val="0"/>
+          <w:sz w:val="24"/>
+          <w:szCs w:val="24"/>
+          <w:lang w:val="en-US"/>
+        </w:rPr>
+        <w:t xml:space="preserve"> refers to the total size of the treatment or comparator unit, whereas </w:t>
+      </w:r>
+      <w:r>
+        <w:rPr>
+          <w:rFonts w:ascii="Consolas" w:hAnsi="Consolas" w:eastAsia="Consolas" w:cs="Consolas"/>
+          <w:noProof w:val="0"/>
+          <w:sz w:val="24"/>
+          <w:szCs w:val="24"/>
+          <w:lang w:val="en-US"/>
+        </w:rPr>
+        <w:t>out_exp_plot_size</w:t>
+      </w:r>
+      <w:r>
+        <w:rPr>
+          <w:rFonts w:ascii="Source Sans Pro" w:hAnsi="Source Sans Pro" w:eastAsia="Source Sans Pro" w:cs="Source Sans Pro"/>
+          <w:noProof w:val="0"/>
+          <w:sz w:val="24"/>
+          <w:szCs w:val="24"/>
+          <w:lang w:val="en-US"/>
+        </w:rPr>
+        <w:t xml:space="preserve"> refers to the specific area from which the outcome was measured.</w:t>
+      </w:r>
+    </w:p>
+    <w:p>
+      <w:pPr>
+        <w:jc w:val="both"/>
+      </w:pPr>
+      <w:r>
+        <w:rPr>
+          <w:rFonts w:ascii="Source Sans Pro" w:hAnsi="Source Sans Pro" w:eastAsia="Source Sans Pro" w:cs="Source Sans Pro"/>
+          <w:noProof w:val="0"/>
+          <w:sz w:val="24"/>
+          <w:szCs w:val="24"/>
+          <w:lang w:val="en-US"/>
+        </w:rPr>
+        <w:t>For example, in an experimental study, researchers might establish 6 × 6 m plots (36 m²) for each system type (e.g., monoculture and intercropping). However, yield measurements may only be collected from a 3 × 3 m subplot (9 m²) within each plot to avoid edge effects. In that case:</w:t>
+      </w:r>
+    </w:p>
+    <w:p>
+      <w:pPr>
+        <w:pStyle w:val="ListParagraph"/>
+        <w:numPr>
+          <w:ilvl w:val="0"/>
+          <w:numId w:val="46"/>
+        </w:numPr>
+        <w:spacing w:before="0" w:beforeAutospacing="off" w:after="0" w:afterAutospacing="off"/>
+        <w:jc w:val="both"/>
+        <w:rPr>
+          <w:rFonts w:ascii="Source Sans Pro" w:hAnsi="Source Sans Pro" w:eastAsia="Source Sans Pro" w:cs="Source Sans Pro"/>
+          <w:noProof w:val="0"/>
+          <w:sz w:val="24"/>
+          <w:szCs w:val="24"/>
+          <w:lang w:val="en-US"/>
+        </w:rPr>
+      </w:pPr>
+      <w:r>
+        <w:rPr>
+          <w:rFonts w:ascii="Consolas" w:hAnsi="Consolas" w:eastAsia="Consolas" w:cs="Consolas"/>
+          <w:noProof w:val="0"/>
+          <w:sz w:val="24"/>
+          <w:szCs w:val="24"/>
+          <w:lang w:val="en-US"/>
+        </w:rPr>
+        <w:t>exp_plot_size</w:t>
+      </w:r>
+      <w:r>
+        <w:rPr>
+          <w:rFonts w:ascii="Source Sans Pro" w:hAnsi="Source Sans Pro" w:eastAsia="Source Sans Pro" w:cs="Source Sans Pro"/>
+          <w:noProof w:val="0"/>
+          <w:sz w:val="24"/>
+          <w:szCs w:val="24"/>
+          <w:lang w:val="en-US"/>
+        </w:rPr>
+        <w:t xml:space="preserve"> = 36 m²</w:t>
+      </w:r>
+    </w:p>
+    <w:p>
+      <w:pPr>
+        <w:pStyle w:val="ListParagraph"/>
+        <w:numPr>
+          <w:ilvl w:val="0"/>
+          <w:numId w:val="46"/>
+        </w:numPr>
+        <w:spacing w:before="0" w:beforeAutospacing="off" w:after="0" w:afterAutospacing="off"/>
+        <w:jc w:val="both"/>
+        <w:rPr>
+          <w:rFonts w:ascii="Source Sans Pro" w:hAnsi="Source Sans Pro" w:eastAsia="Source Sans Pro" w:cs="Source Sans Pro"/>
+          <w:noProof w:val="0"/>
+          <w:sz w:val="24"/>
+          <w:szCs w:val="24"/>
+          <w:lang w:val="en-US"/>
+        </w:rPr>
+      </w:pPr>
+      <w:r>
+        <w:rPr>
+          <w:rFonts w:ascii="Consolas" w:hAnsi="Consolas" w:eastAsia="Consolas" w:cs="Consolas"/>
+          <w:noProof w:val="0"/>
+          <w:sz w:val="24"/>
+          <w:szCs w:val="24"/>
+          <w:lang w:val="en-US"/>
+        </w:rPr>
+        <w:t>out_exp_plot_size</w:t>
+      </w:r>
+      <w:r>
+        <w:rPr>
+          <w:rFonts w:ascii="Source Sans Pro" w:hAnsi="Source Sans Pro" w:eastAsia="Source Sans Pro" w:cs="Source Sans Pro"/>
+          <w:noProof w:val="0"/>
+          <w:sz w:val="24"/>
+          <w:szCs w:val="24"/>
+          <w:lang w:val="en-US"/>
+        </w:rPr>
+        <w:t xml:space="preserve"> = 9 m²</w:t>
+      </w:r>
+    </w:p>
+    <w:p>
+      <w:pPr>
+        <w:jc w:val="both"/>
+      </w:pPr>
+      <w:r>
+        <w:rPr>
+          <w:rFonts w:ascii="Source Sans Pro" w:hAnsi="Source Sans Pro" w:eastAsia="Source Sans Pro" w:cs="Source Sans Pro"/>
+          <w:noProof w:val="0"/>
+          <w:sz w:val="24"/>
+          <w:szCs w:val="24"/>
+          <w:lang w:val="en-US"/>
+        </w:rPr>
+        <w:t xml:space="preserve">So, </w:t>
+      </w:r>
+      <w:r>
+        <w:rPr>
+          <w:rFonts w:ascii="Consolas" w:hAnsi="Consolas" w:eastAsia="Consolas" w:cs="Consolas"/>
+          <w:noProof w:val="0"/>
+          <w:sz w:val="24"/>
+          <w:szCs w:val="24"/>
+          <w:lang w:val="en-US"/>
+        </w:rPr>
+        <w:t>exp_plot_size</w:t>
+      </w:r>
+      <w:r>
+        <w:rPr>
+          <w:rFonts w:ascii="Source Sans Pro" w:hAnsi="Source Sans Pro" w:eastAsia="Source Sans Pro" w:cs="Source Sans Pro"/>
+          <w:noProof w:val="0"/>
+          <w:sz w:val="24"/>
+          <w:szCs w:val="24"/>
+          <w:lang w:val="en-US"/>
+        </w:rPr>
+        <w:t xml:space="preserve"> reflects the size of the experimental unit, while </w:t>
+      </w:r>
+      <w:r>
+        <w:rPr>
+          <w:rFonts w:ascii="Consolas" w:hAnsi="Consolas" w:eastAsia="Consolas" w:cs="Consolas"/>
+          <w:noProof w:val="0"/>
+          <w:sz w:val="24"/>
+          <w:szCs w:val="24"/>
+          <w:lang w:val="en-US"/>
+        </w:rPr>
+        <w:t>out_exp_plot_size</w:t>
+      </w:r>
+      <w:r>
+        <w:rPr>
+          <w:rFonts w:ascii="Source Sans Pro" w:hAnsi="Source Sans Pro" w:eastAsia="Source Sans Pro" w:cs="Source Sans Pro"/>
+          <w:noProof w:val="0"/>
+          <w:sz w:val="24"/>
+          <w:szCs w:val="24"/>
+          <w:lang w:val="en-US"/>
+        </w:rPr>
+        <w:t xml:space="preserve"> reflects the sampling area used for the outcome measurement.</w:t>
+      </w:r>
+    </w:p>
+    <w:p>
+      <w:pPr>
+        <w:jc w:val="both"/>
+        <w:rPr>
+          <w:rFonts w:ascii="Source Sans Pro" w:hAnsi="Source Sans Pro" w:cs="Arial"/>
+        </w:rPr>
+      </w:pPr>
+    </w:p>
+    <w:p>
+      <w:pPr>
+        <w:jc w:val="both"/>
+        <w:rPr>
+          <w:rFonts w:ascii="Source Sans Pro" w:hAnsi="Source Sans Pro" w:cs="Arial"/>
           <w:b/>
           <w:bCs/>
         </w:rPr>
@@ -1788,209 +2047,453 @@
       <w:r>
         <w:rPr>
           <w:rFonts w:ascii="Source Sans Pro" w:hAnsi="Source Sans Pro" w:cs="Arial"/>
+          <w:b w:val="1"/>
+          <w:bCs w:val="1"/>
+        </w:rPr>
+        <w:t>13. Intercropping</w:t>
+      </w:r>
+    </w:p>
+    <w:p>
+      <w:pPr>
+        <w:pStyle w:val="Normal"/>
+        <w:jc w:val="both"/>
+      </w:pPr>
+      <w:r>
+        <w:rPr>
+          <w:rFonts w:ascii="Source Sans Pro" w:hAnsi="Source Sans Pro" w:eastAsia="Source Sans Pro" w:cs="Source Sans Pro"/>
+          <w:b w:val="1"/>
+          <w:bCs w:val="1"/>
+          <w:noProof w:val="0"/>
+          <w:sz w:val="24"/>
+          <w:szCs w:val="24"/>
+          <w:lang w:val="en-US"/>
+        </w:rPr>
+        <w:t xml:space="preserve">Replacement </w:t>
+      </w:r>
+      <w:r>
+        <w:rPr>
+          <w:rFonts w:ascii="Source Sans Pro" w:hAnsi="Source Sans Pro" w:eastAsia="Source Sans Pro" w:cs="Source Sans Pro"/>
+          <w:noProof w:val="0"/>
+          <w:sz w:val="24"/>
+          <w:szCs w:val="24"/>
+          <w:lang w:val="en-US"/>
+        </w:rPr>
+        <w:t xml:space="preserve">(i.e., an intercropping system where plants of one crop are replaced by plants of the other crop. Each crop therefore has a lower density in intercrop than in its sole crop, but the total plant density remains the same as in the monoculture stands.). </w:t>
+      </w:r>
+    </w:p>
+    <w:p>
+      <w:pPr>
+        <w:pStyle w:val="Normal"/>
+        <w:jc w:val="both"/>
+      </w:pPr>
+      <w:r>
+        <w:rPr>
+          <w:rFonts w:ascii="Source Sans Pro" w:hAnsi="Source Sans Pro" w:eastAsia="Source Sans Pro" w:cs="Source Sans Pro"/>
+          <w:b w:val="1"/>
+          <w:bCs w:val="1"/>
+          <w:noProof w:val="0"/>
+          <w:sz w:val="24"/>
+          <w:szCs w:val="24"/>
+          <w:lang w:val="en-US"/>
+        </w:rPr>
+        <w:t xml:space="preserve">Additive </w:t>
+      </w:r>
+      <w:r>
+        <w:rPr>
+          <w:rFonts w:ascii="Source Sans Pro" w:hAnsi="Source Sans Pro" w:eastAsia="Source Sans Pro" w:cs="Source Sans Pro"/>
+          <w:noProof w:val="0"/>
+          <w:sz w:val="24"/>
+          <w:szCs w:val="24"/>
+          <w:lang w:val="en-US"/>
+        </w:rPr>
+        <w:t>(i.e., an intercropping system where the full plant densities of the sole crops are combined together. Each crop keeps the same density as in its monoculture, so the total plant density in the intercrop is higher than in the sole crops)</w:t>
+      </w:r>
+    </w:p>
+    <w:p>
+      <w:pPr>
+        <w:pStyle w:val="Normal"/>
+        <w:jc w:val="both"/>
+      </w:pPr>
+      <w:r>
+        <w:rPr>
+          <w:rFonts w:ascii="Source Sans Pro" w:hAnsi="Source Sans Pro" w:eastAsia="Source Sans Pro" w:cs="Source Sans Pro"/>
+          <w:b w:val="1"/>
+          <w:bCs w:val="1"/>
+          <w:noProof w:val="0"/>
+          <w:sz w:val="24"/>
+          <w:szCs w:val="24"/>
+          <w:lang w:val="en-US"/>
+        </w:rPr>
+        <w:t xml:space="preserve">Strip </w:t>
+      </w:r>
+      <w:r>
+        <w:rPr>
+          <w:rFonts w:ascii="Source Sans Pro" w:hAnsi="Source Sans Pro" w:eastAsia="Source Sans Pro" w:cs="Source Sans Pro"/>
+          <w:noProof w:val="0"/>
+          <w:sz w:val="24"/>
+          <w:szCs w:val="24"/>
+          <w:lang w:val="en-US"/>
+        </w:rPr>
+        <w:t>(several rows of one crop species are alternated with one or several rows of another crop species; in this case, a strip contains more than one row.)</w:t>
+      </w:r>
+    </w:p>
+    <w:p>
+      <w:pPr>
+        <w:pStyle w:val="Normal"/>
+        <w:jc w:val="both"/>
+      </w:pPr>
+      <w:r>
+        <w:rPr>
+          <w:rFonts w:ascii="Source Sans Pro" w:hAnsi="Source Sans Pro" w:eastAsia="Source Sans Pro" w:cs="Source Sans Pro"/>
+          <w:b w:val="1"/>
+          <w:bCs w:val="1"/>
+          <w:noProof w:val="0"/>
+          <w:sz w:val="24"/>
+          <w:szCs w:val="24"/>
+          <w:lang w:val="en-US"/>
+        </w:rPr>
+        <w:t xml:space="preserve">Row </w:t>
+      </w:r>
+      <w:r>
+        <w:rPr>
+          <w:rFonts w:ascii="Source Sans Pro" w:hAnsi="Source Sans Pro" w:eastAsia="Source Sans Pro" w:cs="Source Sans Pro"/>
+          <w:noProof w:val="0"/>
+          <w:sz w:val="24"/>
+          <w:szCs w:val="24"/>
+          <w:lang w:val="en-US"/>
+        </w:rPr>
+        <w:t>(two crop species are cultivated in separate alternate rows)</w:t>
+      </w:r>
+    </w:p>
+    <w:p>
+      <w:pPr>
+        <w:pStyle w:val="Normal"/>
+        <w:jc w:val="both"/>
+      </w:pPr>
+      <w:r>
+        <w:rPr>
+          <w:rFonts w:ascii="Source Sans Pro" w:hAnsi="Source Sans Pro" w:eastAsia="Source Sans Pro" w:cs="Source Sans Pro"/>
+          <w:b w:val="1"/>
+          <w:bCs w:val="1"/>
+          <w:noProof w:val="0"/>
+          <w:sz w:val="24"/>
+          <w:szCs w:val="24"/>
+          <w:lang w:val="en-US"/>
+        </w:rPr>
+        <w:t xml:space="preserve">Mixed </w:t>
+      </w:r>
+      <w:r>
+        <w:rPr>
+          <w:rFonts w:ascii="Source Sans Pro" w:hAnsi="Source Sans Pro" w:eastAsia="Source Sans Pro" w:cs="Source Sans Pro"/>
+          <w:noProof w:val="0"/>
+          <w:sz w:val="24"/>
+          <w:szCs w:val="24"/>
+          <w:lang w:val="en-US"/>
+        </w:rPr>
+        <w:t xml:space="preserve">(the </w:t>
+      </w:r>
+      <w:r>
+        <w:rPr>
+          <w:rFonts w:ascii="Source Sans Pro" w:hAnsi="Source Sans Pro" w:eastAsia="Source Sans Pro" w:cs="Source Sans Pro"/>
+          <w:noProof w:val="0"/>
+          <w:sz w:val="24"/>
+          <w:szCs w:val="24"/>
+          <w:lang w:val="en-US"/>
+        </w:rPr>
+        <w:t>component</w:t>
+      </w:r>
+      <w:r>
+        <w:rPr>
+          <w:rFonts w:ascii="Source Sans Pro" w:hAnsi="Source Sans Pro" w:eastAsia="Source Sans Pro" w:cs="Source Sans Pro"/>
+          <w:noProof w:val="0"/>
+          <w:sz w:val="24"/>
+          <w:szCs w:val="24"/>
+          <w:lang w:val="en-US"/>
+        </w:rPr>
+        <w:t xml:space="preserve"> crops are planted simultaneously within the same row or without a distinct row or strip arrangement.)</w:t>
+      </w:r>
+    </w:p>
+    <w:p>
+      <w:pPr>
+        <w:jc w:val="both"/>
+      </w:pPr>
+      <w:r>
+        <w:rPr>
+          <w:rFonts w:ascii="Source Sans Pro" w:hAnsi="Source Sans Pro" w:eastAsia="Source Sans Pro" w:cs="Source Sans Pro"/>
+          <w:noProof w:val="0"/>
+          <w:sz w:val="24"/>
+          <w:szCs w:val="24"/>
+          <w:lang w:val="en-US"/>
+        </w:rPr>
+        <w:t xml:space="preserve">The treatment and control subpractices should be recorded in the same column. For example, if a study compares an intercropping system with a monoculture system, then in the </w:t>
+      </w:r>
+      <w:r>
+        <w:rPr>
+          <w:rFonts w:ascii="Consolas" w:hAnsi="Consolas" w:eastAsia="Consolas" w:cs="Consolas"/>
+          <w:noProof w:val="0"/>
+          <w:sz w:val="24"/>
+          <w:szCs w:val="24"/>
+          <w:lang w:val="en-US"/>
+        </w:rPr>
+        <w:t>intercropping</w:t>
+      </w:r>
+      <w:r>
+        <w:rPr>
+          <w:rFonts w:ascii="Source Sans Pro" w:hAnsi="Source Sans Pro" w:eastAsia="Source Sans Pro" w:cs="Source Sans Pro"/>
+          <w:noProof w:val="0"/>
+          <w:sz w:val="24"/>
+          <w:szCs w:val="24"/>
+          <w:lang w:val="en-US"/>
+        </w:rPr>
+        <w:t xml:space="preserve"> subpractice column you should record:</w:t>
+      </w:r>
+    </w:p>
+    <w:p>
+      <w:pPr>
+        <w:pStyle w:val="ListParagraph"/>
+        <w:numPr>
+          <w:ilvl w:val="0"/>
+          <w:numId w:val="47"/>
+        </w:numPr>
+        <w:spacing w:before="0" w:beforeAutospacing="off" w:after="0" w:afterAutospacing="off"/>
+        <w:jc w:val="both"/>
+        <w:rPr>
+          <w:rFonts w:ascii="Source Sans Pro" w:hAnsi="Source Sans Pro" w:eastAsia="Source Sans Pro" w:cs="Source Sans Pro"/>
+          <w:noProof w:val="0"/>
+          <w:sz w:val="24"/>
+          <w:szCs w:val="24"/>
+          <w:lang w:val="en-US"/>
+        </w:rPr>
+      </w:pPr>
+      <w:r>
+        <w:rPr>
+          <w:rFonts w:ascii="Consolas" w:hAnsi="Consolas" w:eastAsia="Consolas" w:cs="Consolas"/>
+          <w:noProof w:val="0"/>
+          <w:sz w:val="24"/>
+          <w:szCs w:val="24"/>
+          <w:lang w:val="en-US"/>
+        </w:rPr>
+        <w:t>Intercropping</w:t>
+      </w:r>
+      <w:r>
+        <w:rPr>
+          <w:rFonts w:ascii="Source Sans Pro" w:hAnsi="Source Sans Pro" w:eastAsia="Source Sans Pro" w:cs="Source Sans Pro"/>
+          <w:noProof w:val="0"/>
+          <w:sz w:val="24"/>
+          <w:szCs w:val="24"/>
+          <w:lang w:val="en-US"/>
+        </w:rPr>
+        <w:t xml:space="preserve"> for the intercropping row</w:t>
+      </w:r>
+    </w:p>
+    <w:p>
+      <w:pPr>
+        <w:pStyle w:val="ListParagraph"/>
+        <w:numPr>
+          <w:ilvl w:val="0"/>
+          <w:numId w:val="47"/>
+        </w:numPr>
+        <w:spacing w:before="0" w:beforeAutospacing="off" w:after="0" w:afterAutospacing="off"/>
+        <w:jc w:val="both"/>
+        <w:rPr>
+          <w:rFonts w:ascii="Source Sans Pro" w:hAnsi="Source Sans Pro" w:eastAsia="Source Sans Pro" w:cs="Source Sans Pro"/>
+          <w:noProof w:val="0"/>
+          <w:sz w:val="24"/>
+          <w:szCs w:val="24"/>
+          <w:lang w:val="en-US"/>
+        </w:rPr>
+      </w:pPr>
+      <w:r>
+        <w:rPr>
+          <w:rFonts w:ascii="Consolas" w:hAnsi="Consolas" w:eastAsia="Consolas" w:cs="Consolas"/>
+          <w:noProof w:val="0"/>
+          <w:sz w:val="24"/>
+          <w:szCs w:val="24"/>
+          <w:lang w:val="en-US"/>
+        </w:rPr>
+        <w:t>Monoculture</w:t>
+      </w:r>
+      <w:r>
+        <w:rPr>
+          <w:rFonts w:ascii="Source Sans Pro" w:hAnsi="Source Sans Pro" w:eastAsia="Source Sans Pro" w:cs="Source Sans Pro"/>
+          <w:noProof w:val="0"/>
+          <w:sz w:val="24"/>
+          <w:szCs w:val="24"/>
+          <w:lang w:val="en-US"/>
+        </w:rPr>
+        <w:t xml:space="preserve"> for the monoculture row</w:t>
+      </w:r>
+    </w:p>
+    <w:p>
+      <w:pPr>
+        <w:jc w:val="both"/>
+      </w:pPr>
+      <w:r>
+        <w:rPr>
+          <w:rFonts w:ascii="Source Sans Pro" w:hAnsi="Source Sans Pro" w:eastAsia="Source Sans Pro" w:cs="Source Sans Pro"/>
+          <w:noProof w:val="0"/>
+          <w:sz w:val="24"/>
+          <w:szCs w:val="24"/>
+          <w:lang w:val="en-US"/>
+        </w:rPr>
+        <w:t>This ensures that both the treatment and comparator are described consistently within the same subpractice category column.</w:t>
+      </w:r>
+    </w:p>
+    <w:p>
+      <w:pPr>
+        <w:jc w:val="both"/>
+        <w:rPr>
+          <w:rFonts w:ascii="Source Sans Pro" w:hAnsi="Source Sans Pro" w:cs="Arial"/>
+        </w:rPr>
+      </w:pPr>
+    </w:p>
+    <w:p>
+      <w:pPr>
+        <w:jc w:val="both"/>
+        <w:rPr>
+          <w:rFonts w:ascii="Source Sans Pro" w:hAnsi="Source Sans Pro" w:cs="Arial"/>
           <w:b/>
           <w:bCs/>
         </w:rPr>
-        <w:t>13. Intercropping</w:t>
-      </w:r>
-    </w:p>
-    <w:p>
-      <w:pPr>
-        <w:jc w:val="both"/>
-        <w:rPr>
-          <w:rFonts w:ascii="Source Sans Pro" w:hAnsi="Source Sans Pro" w:cs="Arial"/>
-        </w:rPr>
-      </w:pPr>
-      <w:r>
-        <w:rPr>
-          <w:rFonts w:ascii="Source Sans Pro" w:hAnsi="Source Sans Pro" w:cs="Arial"/>
-        </w:rPr>
-        <w:t xml:space="preserve">The definitions for </w:t>
-      </w:r>
-      <w:r>
-        <w:rPr>
-          <w:rFonts w:ascii="Source Sans Pro" w:hAnsi="Source Sans Pro" w:cs="Arial"/>
-          <w:i/>
-          <w:iCs/>
-        </w:rPr>
-        <w:t>additive</w:t>
-      </w:r>
-      <w:r>
-        <w:rPr>
-          <w:rFonts w:ascii="Source Sans Pro" w:hAnsi="Source Sans Pro" w:cs="Arial"/>
-        </w:rPr>
-        <w:t xml:space="preserve"> and </w:t>
-      </w:r>
-      <w:r>
-        <w:rPr>
-          <w:rFonts w:ascii="Source Sans Pro" w:hAnsi="Source Sans Pro" w:cs="Arial"/>
-          <w:i/>
-          <w:iCs/>
-        </w:rPr>
-        <w:t>replacement</w:t>
-      </w:r>
-      <w:r>
-        <w:rPr>
-          <w:rFonts w:ascii="Source Sans Pro" w:hAnsi="Source Sans Pro" w:cs="Arial"/>
-        </w:rPr>
-        <w:t xml:space="preserve"> designs are still being clarified — Andrea will add them. The intercropping section has its own columns for design and pattern (row, strip, mixed, etc.).</w:t>
-      </w:r>
-    </w:p>
-    <w:p>
-      <w:pPr>
-        <w:jc w:val="both"/>
-        <w:rPr>
-          <w:rFonts w:ascii="Source Sans Pro" w:hAnsi="Source Sans Pro" w:cs="Arial"/>
-        </w:rPr>
-      </w:pPr>
-    </w:p>
-    <w:p>
-      <w:pPr>
-        <w:jc w:val="both"/>
+      </w:pPr>
+      <w:r>
         <w:rPr>
           <w:rFonts w:ascii="Source Sans Pro" w:hAnsi="Source Sans Pro" w:cs="Arial"/>
           <w:b/>
           <w:bCs/>
         </w:rPr>
-      </w:pPr>
-      <w:r>
+        <w:t>14. Crop Sequence and Rotation</w:t>
+      </w:r>
+    </w:p>
+    <w:p>
+      <w:pPr>
+        <w:jc w:val="both"/>
+        <w:rPr>
+          <w:rFonts w:ascii="Source Sans Pro" w:hAnsi="Source Sans Pro" w:cs="Arial"/>
+        </w:rPr>
+      </w:pPr>
+      <w:r>
+        <w:rPr>
+          <w:rFonts w:ascii="Source Sans Pro" w:hAnsi="Source Sans Pro" w:cs="Arial"/>
+        </w:rPr>
+        <w:t xml:space="preserve">The product section has separate columns for crop rotation and intercropping — make sure you fill the right one. N-fixing crops are legumes. If you're unsure which practice to select, go to the </w:t>
+      </w:r>
+      <w:r>
+        <w:rPr>
+          <w:rFonts w:ascii="Source Sans Pro" w:hAnsi="Source Sans Pro" w:cs="Arial"/>
+        </w:rPr>
+        <w:t>01.</w:t>
+      </w:r>
+      <w:r>
+        <w:rPr>
+          <w:rFonts w:ascii="Source Sans Pro" w:hAnsi="Source Sans Pro" w:cs="Arial"/>
+        </w:rPr>
+        <w:t>practice tab and read the definitions.</w:t>
+      </w:r>
+    </w:p>
+    <w:p>
+      <w:pPr>
+        <w:jc w:val="both"/>
+        <w:rPr>
+          <w:rFonts w:ascii="Source Sans Pro" w:hAnsi="Source Sans Pro" w:cs="Arial"/>
+        </w:rPr>
+      </w:pPr>
+    </w:p>
+    <w:p>
+      <w:pPr>
+        <w:jc w:val="both"/>
         <w:rPr>
           <w:rFonts w:ascii="Source Sans Pro" w:hAnsi="Source Sans Pro" w:cs="Arial"/>
           <w:b/>
           <w:bCs/>
         </w:rPr>
-        <w:t>14. Crop Sequence and Rotation</w:t>
-      </w:r>
-    </w:p>
-    <w:p>
-      <w:pPr>
-        <w:jc w:val="both"/>
-        <w:rPr>
-          <w:rFonts w:ascii="Source Sans Pro" w:hAnsi="Source Sans Pro" w:cs="Arial"/>
-        </w:rPr>
-      </w:pPr>
-      <w:r>
-        <w:rPr>
-          <w:rFonts w:ascii="Source Sans Pro" w:hAnsi="Source Sans Pro" w:cs="Arial"/>
-        </w:rPr>
-        <w:t xml:space="preserve">The product section has separate columns for crop rotation and intercropping — make sure you fill the right one. N-fixing crops are legumes. If you're unsure which practice to select, go to the </w:t>
-      </w:r>
-      <w:r>
-        <w:rPr>
-          <w:rFonts w:ascii="Source Sans Pro" w:hAnsi="Source Sans Pro" w:cs="Arial"/>
-        </w:rPr>
-        <w:t>01.</w:t>
-      </w:r>
-      <w:r>
-        <w:rPr>
-          <w:rFonts w:ascii="Source Sans Pro" w:hAnsi="Source Sans Pro" w:cs="Arial"/>
-        </w:rPr>
-        <w:t>practice tab and read the definitions.</w:t>
-      </w:r>
-    </w:p>
-    <w:p>
-      <w:pPr>
-        <w:jc w:val="both"/>
-        <w:rPr>
-          <w:rFonts w:ascii="Source Sans Pro" w:hAnsi="Source Sans Pro" w:cs="Arial"/>
-        </w:rPr>
-      </w:pPr>
-    </w:p>
-    <w:p>
-      <w:pPr>
-        <w:jc w:val="both"/>
+      </w:pPr>
+      <w:r>
         <w:rPr>
           <w:rFonts w:ascii="Source Sans Pro" w:hAnsi="Source Sans Pro" w:cs="Arial"/>
           <w:b/>
           <w:bCs/>
         </w:rPr>
-      </w:pPr>
-      <w:r>
+        <w:t>15. Agroforestry</w:t>
+      </w:r>
+    </w:p>
+    <w:p>
+      <w:pPr>
+        <w:jc w:val="both"/>
+        <w:rPr>
+          <w:rFonts w:ascii="Source Sans Pro" w:hAnsi="Source Sans Pro" w:cs="Arial"/>
+        </w:rPr>
+      </w:pPr>
+      <w:r>
+        <w:rPr>
+          <w:rFonts w:ascii="Source Sans Pro" w:hAnsi="Source Sans Pro" w:cs="Arial"/>
+        </w:rPr>
+        <w:t>Mario raised that we need a clear, objective system to classify high- vs. low-shade agroforestry. This is still under discussion and not finalized.</w:t>
+      </w:r>
+    </w:p>
+    <w:p>
+      <w:pPr>
+        <w:jc w:val="both"/>
+        <w:rPr>
+          <w:rFonts w:ascii="Source Sans Pro" w:hAnsi="Source Sans Pro" w:cs="Arial"/>
+        </w:rPr>
+      </w:pPr>
+    </w:p>
+    <w:p>
+      <w:pPr>
+        <w:jc w:val="both"/>
         <w:rPr>
           <w:rFonts w:ascii="Source Sans Pro" w:hAnsi="Source Sans Pro" w:cs="Arial"/>
           <w:b/>
           <w:bCs/>
         </w:rPr>
-        <w:t>15. Agroforestry</w:t>
-      </w:r>
-    </w:p>
-    <w:p>
-      <w:pPr>
-        <w:jc w:val="both"/>
-        <w:rPr>
-          <w:rFonts w:ascii="Source Sans Pro" w:hAnsi="Source Sans Pro" w:cs="Arial"/>
-        </w:rPr>
-      </w:pPr>
-      <w:r>
-        <w:rPr>
-          <w:rFonts w:ascii="Source Sans Pro" w:hAnsi="Source Sans Pro" w:cs="Arial"/>
-        </w:rPr>
-        <w:t>Mario raised that we need a clear, objective system to classify high- vs. low-shade agroforestry. This is still under discussion and not finalized.</w:t>
-      </w:r>
-    </w:p>
-    <w:p>
-      <w:pPr>
-        <w:jc w:val="both"/>
-        <w:rPr>
-          <w:rFonts w:ascii="Source Sans Pro" w:hAnsi="Source Sans Pro" w:cs="Arial"/>
-        </w:rPr>
-      </w:pPr>
-    </w:p>
-    <w:p>
-      <w:pPr>
-        <w:jc w:val="both"/>
+      </w:pPr>
+      <w:r>
         <w:rPr>
           <w:rFonts w:ascii="Source Sans Pro" w:hAnsi="Source Sans Pro" w:cs="Arial"/>
           <w:b/>
           <w:bCs/>
         </w:rPr>
-      </w:pPr>
-      <w:r>
+        <w:t>16. Fertilizers</w:t>
+      </w:r>
+    </w:p>
+    <w:p>
+      <w:pPr>
+        <w:jc w:val="both"/>
+        <w:rPr>
+          <w:rFonts w:ascii="Source Sans Pro" w:hAnsi="Source Sans Pro" w:cs="Arial"/>
+        </w:rPr>
+      </w:pPr>
+      <w:r>
+        <w:rPr>
+          <w:rFonts w:ascii="Source Sans Pro" w:hAnsi="Source Sans Pro" w:cs="Arial"/>
+        </w:rPr>
+        <w:t>The fertilizer section has two complementary sets of columns: one by product and amount, and one by NPK element (broken down by N, P, K, P₂O₅, K₂O). Always fill in fertilizer information when the study provides it, even if fertilizers are not the focus of the paper.</w:t>
+      </w:r>
+    </w:p>
+    <w:p>
+      <w:pPr>
+        <w:jc w:val="both"/>
+        <w:rPr>
+          <w:rFonts w:ascii="Source Sans Pro" w:hAnsi="Source Sans Pro" w:cs="Arial"/>
+        </w:rPr>
+      </w:pPr>
+    </w:p>
+    <w:p>
+      <w:pPr>
+        <w:jc w:val="both"/>
         <w:rPr>
           <w:rFonts w:ascii="Source Sans Pro" w:hAnsi="Source Sans Pro" w:cs="Arial"/>
           <w:b/>
           <w:bCs/>
         </w:rPr>
-        <w:t>16. Fertilizers</w:t>
-      </w:r>
-    </w:p>
-    <w:p>
-      <w:pPr>
-        <w:jc w:val="both"/>
-        <w:rPr>
-          <w:rFonts w:ascii="Source Sans Pro" w:hAnsi="Source Sans Pro" w:cs="Arial"/>
-        </w:rPr>
-      </w:pPr>
-      <w:r>
-        <w:rPr>
-          <w:rFonts w:ascii="Source Sans Pro" w:hAnsi="Source Sans Pro" w:cs="Arial"/>
-        </w:rPr>
-        <w:t>The fertilizer section has two complementary sets of columns: one by product and amount, and one by NPK element (broken down by N, P, K, P₂O₅, K₂O). Always fill in fertilizer information when the study provides it, even if fertilizers are not the focus of the paper.</w:t>
-      </w:r>
-    </w:p>
-    <w:p>
-      <w:pPr>
-        <w:jc w:val="both"/>
-        <w:rPr>
-          <w:rFonts w:ascii="Source Sans Pro" w:hAnsi="Source Sans Pro" w:cs="Arial"/>
-        </w:rPr>
-      </w:pPr>
-    </w:p>
-    <w:p>
-      <w:pPr>
-        <w:jc w:val="both"/>
+      </w:pPr>
+      <w:r>
         <w:rPr>
           <w:rFonts w:ascii="Source Sans Pro" w:hAnsi="Source Sans Pro" w:cs="Arial"/>
           <w:b/>
           <w:bCs/>
         </w:rPr>
-      </w:pPr>
-      <w:r>
-        <w:rPr>
-          <w:rFonts w:ascii="Source Sans Pro" w:hAnsi="Source Sans Pro" w:cs="Arial"/>
-          <w:b/>
-          <w:bCs/>
-        </w:rPr>
         <w:t>17. Product Component</w:t>
       </w:r>
     </w:p>
@@ -2045,17 +2548,212 @@
         <w:jc w:val="both"/>
         <w:rPr>
           <w:rFonts w:ascii="Source Sans Pro" w:hAnsi="Source Sans Pro" w:cs="Arial"/>
-          <w:b/>
-          <w:bCs/>
-        </w:rPr>
-      </w:pPr>
-      <w:r>
-        <w:rPr>
-          <w:rFonts w:ascii="Source Sans Pro" w:hAnsi="Source Sans Pro" w:cs="Arial"/>
-          <w:b/>
-          <w:bCs/>
-        </w:rPr>
-        <w:t>18. Outcomes — Which to Extract</w:t>
+          <w:b w:val="1"/>
+          <w:bCs w:val="1"/>
+        </w:rPr>
+      </w:pPr>
+      <w:r>
+        <w:rPr>
+          <w:rFonts w:ascii="Source Sans Pro" w:hAnsi="Source Sans Pro" w:cs="Arial"/>
+          <w:b w:val="1"/>
+          <w:bCs w:val="1"/>
+        </w:rPr>
+        <w:t>18</w:t>
+      </w:r>
+      <w:r>
+        <w:rPr>
+          <w:rFonts w:ascii="Source Sans Pro" w:hAnsi="Source Sans Pro" w:cs="Arial"/>
+          <w:b w:val="1"/>
+          <w:bCs w:val="1"/>
+        </w:rPr>
+        <w:t xml:space="preserve">. Land </w:t>
+      </w:r>
+      <w:r>
+        <w:rPr>
+          <w:rFonts w:ascii="Source Sans Pro" w:hAnsi="Source Sans Pro" w:cs="Arial"/>
+          <w:b w:val="1"/>
+          <w:bCs w:val="1"/>
+        </w:rPr>
+        <w:t>structure</w:t>
+      </w:r>
+    </w:p>
+    <w:p>
+      <w:pPr>
+        <w:pStyle w:val="Normal"/>
+        <w:spacing w:before="0" w:beforeAutospacing="off" w:after="0" w:afterAutospacing="off"/>
+        <w:ind w:left="0"/>
+        <w:jc w:val="both"/>
+        <w:rPr>
+          <w:rFonts w:ascii="Source Sans Pro" w:hAnsi="Source Sans Pro" w:eastAsia="Source Sans Pro" w:cs="Source Sans Pro"/>
+          <w:noProof w:val="0"/>
+          <w:sz w:val="24"/>
+          <w:szCs w:val="24"/>
+          <w:lang w:val="en-US"/>
+        </w:rPr>
+      </w:pPr>
+      <w:r>
+        <w:rPr>
+          <w:rFonts w:ascii="Source Sans Pro" w:hAnsi="Source Sans Pro" w:eastAsia="Source Sans Pro" w:cs="Source Sans Pro"/>
+          <w:noProof w:val="0"/>
+          <w:sz w:val="24"/>
+          <w:szCs w:val="24"/>
+          <w:lang w:val="en-US"/>
+        </w:rPr>
+        <w:t>The land structure section should be completed depending on what is being compared in the study. Please check the column definitions and response options in this section carefully.</w:t>
+      </w:r>
+    </w:p>
+    <w:p>
+      <w:pPr>
+        <w:jc w:val="both"/>
+      </w:pPr>
+      <w:r>
+        <w:rPr>
+          <w:rFonts w:ascii="Source Sans Pro" w:hAnsi="Source Sans Pro" w:eastAsia="Source Sans Pro" w:cs="Source Sans Pro"/>
+          <w:noProof w:val="0"/>
+          <w:sz w:val="24"/>
+          <w:szCs w:val="24"/>
+          <w:lang w:val="en-US"/>
+        </w:rPr>
+        <w:t>For example, when a study compares an agroforestry system with a natural or semi-natural habitat:</w:t>
+      </w:r>
+    </w:p>
+    <w:p>
+      <w:pPr>
+        <w:pStyle w:val="ListParagraph"/>
+        <w:numPr>
+          <w:ilvl w:val="0"/>
+          <w:numId w:val="49"/>
+        </w:numPr>
+        <w:spacing w:before="0" w:beforeAutospacing="off" w:after="0" w:afterAutospacing="off"/>
+        <w:jc w:val="both"/>
+        <w:rPr>
+          <w:rFonts w:ascii="Source Sans Pro" w:hAnsi="Source Sans Pro" w:eastAsia="Source Sans Pro" w:cs="Source Sans Pro"/>
+          <w:noProof w:val="0"/>
+          <w:sz w:val="24"/>
+          <w:szCs w:val="24"/>
+          <w:lang w:val="en-US"/>
+        </w:rPr>
+      </w:pPr>
+      <w:r>
+        <w:rPr>
+          <w:rFonts w:ascii="Source Sans Pro" w:hAnsi="Source Sans Pro" w:eastAsia="Source Sans Pro" w:cs="Source Sans Pro"/>
+          <w:noProof w:val="0"/>
+          <w:sz w:val="24"/>
+          <w:szCs w:val="24"/>
+          <w:lang w:val="en-US"/>
+        </w:rPr>
+        <w:t>Complete the agroforestry subsystem information in the agroforestry section.</w:t>
+      </w:r>
+    </w:p>
+    <w:p>
+      <w:pPr>
+        <w:pStyle w:val="ListParagraph"/>
+        <w:numPr>
+          <w:ilvl w:val="0"/>
+          <w:numId w:val="49"/>
+        </w:numPr>
+        <w:spacing w:before="0" w:beforeAutospacing="off" w:after="0" w:afterAutospacing="off"/>
+        <w:jc w:val="both"/>
+        <w:rPr>
+          <w:rFonts w:ascii="Source Sans Pro" w:hAnsi="Source Sans Pro" w:eastAsia="Source Sans Pro" w:cs="Source Sans Pro"/>
+          <w:noProof w:val="0"/>
+          <w:sz w:val="24"/>
+          <w:szCs w:val="24"/>
+          <w:lang w:val="en-US"/>
+        </w:rPr>
+      </w:pPr>
+      <w:r>
+        <w:rPr>
+          <w:rFonts w:ascii="Source Sans Pro" w:hAnsi="Source Sans Pro" w:eastAsia="Source Sans Pro" w:cs="Source Sans Pro"/>
+          <w:noProof w:val="0"/>
+          <w:sz w:val="24"/>
+          <w:szCs w:val="24"/>
+          <w:lang w:val="en-US"/>
+        </w:rPr>
+        <w:t>Complete the characteristics of the natural/semi-natural habitat (e.g., management, vegetation structure, disturbance level, etc.) in the landscape structure section.</w:t>
+      </w:r>
+    </w:p>
+    <w:p>
+      <w:pPr>
+        <w:jc w:val="both"/>
+      </w:pPr>
+      <w:r>
+        <w:rPr>
+          <w:rFonts w:ascii="Source Sans Pro" w:hAnsi="Source Sans Pro" w:eastAsia="Source Sans Pro" w:cs="Source Sans Pro"/>
+          <w:noProof w:val="0"/>
+          <w:sz w:val="24"/>
+          <w:szCs w:val="24"/>
+          <w:lang w:val="en-US"/>
+        </w:rPr>
+        <w:t>However, when the comparison is between landscape elements within an agricultural system, such as flower strips versus monoculture, the subsystem information should be completed directly in the landscape structure section.</w:t>
+      </w:r>
+    </w:p>
+    <w:p>
+      <w:pPr>
+        <w:jc w:val="both"/>
+        <w:rPr>
+          <w:rFonts w:ascii="Source Sans Pro" w:hAnsi="Source Sans Pro" w:cs="Arial"/>
+        </w:rPr>
+      </w:pPr>
+    </w:p>
+    <w:p>
+      <w:pPr>
+        <w:jc w:val="both"/>
+        <w:rPr>
+          <w:rFonts w:ascii="Source Sans Pro" w:hAnsi="Source Sans Pro" w:cs="Arial"/>
+        </w:rPr>
+      </w:pPr>
+    </w:p>
+    <w:p>
+      <w:pPr>
+        <w:jc w:val="both"/>
+        <w:rPr>
+          <w:rFonts w:ascii="Source Sans Pro" w:hAnsi="Source Sans Pro" w:cs="Arial"/>
+          <w:b w:val="1"/>
+          <w:bCs w:val="1"/>
+        </w:rPr>
+      </w:pPr>
+      <w:r>
+        <w:rPr>
+          <w:rFonts w:ascii="Source Sans Pro" w:hAnsi="Source Sans Pro" w:cs="Arial"/>
+          <w:b w:val="1"/>
+          <w:bCs w:val="1"/>
+        </w:rPr>
+        <w:t>1</w:t>
+      </w:r>
+      <w:r>
+        <w:rPr>
+          <w:rFonts w:ascii="Source Sans Pro" w:hAnsi="Source Sans Pro" w:cs="Arial"/>
+          <w:b w:val="1"/>
+          <w:bCs w:val="1"/>
+        </w:rPr>
+        <w:t>9</w:t>
+      </w:r>
+      <w:r>
+        <w:rPr>
+          <w:rFonts w:ascii="Source Sans Pro" w:hAnsi="Source Sans Pro" w:cs="Arial"/>
+          <w:b w:val="1"/>
+          <w:bCs w:val="1"/>
+        </w:rPr>
+        <w:t xml:space="preserve">. Outcomes </w:t>
+      </w:r>
+    </w:p>
+    <w:p>
+      <w:pPr>
+        <w:jc w:val="both"/>
+        <w:rPr>
+          <w:rFonts w:ascii="Source Sans Pro" w:hAnsi="Source Sans Pro" w:cs="Arial"/>
+          <w:b w:val="1"/>
+          <w:bCs w:val="1"/>
+        </w:rPr>
+      </w:pPr>
+      <w:r>
+        <w:rPr>
+          <w:rFonts w:ascii="Source Sans Pro" w:hAnsi="Source Sans Pro" w:cs="Arial"/>
+          <w:b w:val="1"/>
+          <w:bCs w:val="1"/>
+        </w:rPr>
+        <w:t>Which to Extract</w:t>
       </w:r>
     </w:p>
     <w:p>
@@ -2083,65 +2781,47 @@
         <w:jc w:val="both"/>
         <w:rPr>
           <w:rFonts w:ascii="Source Sans Pro" w:hAnsi="Source Sans Pro" w:cs="Arial"/>
-        </w:rPr>
-      </w:pPr>
-    </w:p>
-    <w:p>
-      <w:pPr>
-        <w:jc w:val="both"/>
-        <w:rPr>
-          <w:rFonts w:ascii="Source Sans Pro" w:hAnsi="Source Sans Pro" w:cs="Arial"/>
-          <w:b/>
-          <w:bCs/>
-        </w:rPr>
-      </w:pPr>
-      <w:r>
-        <w:rPr>
-          <w:rFonts w:ascii="Source Sans Pro" w:hAnsi="Source Sans Pro" w:cs="Arial"/>
-          <w:b/>
-          <w:bCs/>
-        </w:rPr>
-        <w:t>19. Outcome Values</w:t>
-      </w:r>
-    </w:p>
-    <w:p>
-      <w:pPr>
-        <w:jc w:val="both"/>
-        <w:rPr>
-          <w:rFonts w:ascii="Source Sans Pro" w:hAnsi="Source Sans Pro" w:cs="Arial"/>
-          <w:b/>
-          <w:bCs/>
-        </w:rPr>
-      </w:pPr>
-      <w:r>
-        <w:rPr>
-          <w:rFonts w:ascii="Source Sans Pro" w:hAnsi="Source Sans Pro" w:cs="Arial"/>
-          <w:b/>
-          <w:bCs/>
-        </w:rPr>
-        <w:t xml:space="preserve">Data </w:t>
-      </w:r>
-      <w:r>
-        <w:rPr>
-          <w:rFonts w:ascii="Source Sans Pro" w:hAnsi="Source Sans Pro" w:cs="Arial"/>
-          <w:b/>
-          <w:bCs/>
+          <w:b w:val="1"/>
+          <w:bCs w:val="1"/>
+        </w:rPr>
+      </w:pPr>
+      <w:r>
+        <w:rPr>
+          <w:rFonts w:ascii="Source Sans Pro" w:hAnsi="Source Sans Pro" w:cs="Arial"/>
+          <w:b w:val="1"/>
+          <w:bCs w:val="1"/>
+        </w:rPr>
+        <w:t>Outcome Values</w:t>
+      </w:r>
+      <w:r>
+        <w:rPr>
+          <w:rFonts w:ascii="Source Sans Pro" w:hAnsi="Source Sans Pro" w:cs="Arial"/>
+          <w:b w:val="1"/>
+          <w:bCs w:val="1"/>
+        </w:rPr>
+        <w:t xml:space="preserve"> </w:t>
+      </w:r>
+      <w:r>
+        <w:rPr>
+          <w:rFonts w:ascii="Source Sans Pro" w:hAnsi="Source Sans Pro" w:cs="Arial"/>
+          <w:b w:val="1"/>
+          <w:bCs w:val="1"/>
         </w:rPr>
         <w:t>from g</w:t>
       </w:r>
       <w:r>
         <w:rPr>
           <w:rFonts w:ascii="Source Sans Pro" w:hAnsi="Source Sans Pro" w:cs="Arial"/>
-          <w:b/>
-          <w:bCs/>
+          <w:b w:val="1"/>
+          <w:bCs w:val="1"/>
         </w:rPr>
         <w:t>rap</w:t>
       </w:r>
       <w:r>
         <w:rPr>
           <w:rFonts w:ascii="Source Sans Pro" w:hAnsi="Source Sans Pro" w:cs="Arial"/>
-          <w:b/>
-          <w:bCs/>
+          <w:b w:val="1"/>
+          <w:bCs w:val="1"/>
         </w:rPr>
         <w:t>hs</w:t>
       </w:r>
@@ -2159,7 +2839,7 @@
         </w:rPr>
         <w:t xml:space="preserve">For extracting data from figures use: </w:t>
       </w:r>
-      <w:hyperlink r:id="rId13" w:tgtFrame="_blank" w:history="1">
+      <w:hyperlink w:tgtFrame="_blank" w:history="1" r:id="rId13">
         <w:r>
           <w:rPr>
             <w:rStyle w:val="Hyperlink"/>
@@ -2242,7 +2922,21 @@
         <w:rPr>
           <w:rFonts w:ascii="Source Sans Pro" w:hAnsi="Source Sans Pro" w:cs="Arial"/>
         </w:rPr>
-        <w:t>Comparing a single crop's yield in both systems is misleading: monoculture will appear higher simply because there are more plants per unit area. The correct comparison is the Land Equivalent Ratio (LER).</w:t>
+        <w:t xml:space="preserve">Comparing a single crop's yield in both systems is misleading: monoculture will appear higher simply because there are more plants per unit area. </w:t>
+      </w:r>
+      <w:commentRangeStart w:id="1048910849"/>
+      <w:r>
+        <w:rPr>
+          <w:rFonts w:ascii="Source Sans Pro" w:hAnsi="Source Sans Pro" w:cs="Arial"/>
+        </w:rPr>
+        <w:t>The correct comparison is the Land Equivalent Ratio (LER).</w:t>
+      </w:r>
+      <w:commentRangeEnd w:id="1048910849"/>
+      <w:r>
+        <w:rPr>
+          <w:rStyle w:val="CommentReference"/>
+        </w:rPr>
+        <w:commentReference w:id="1048910849"/>
       </w:r>
     </w:p>
     <w:p>
@@ -2394,7 +3088,7 @@
       </w:pPr>
     </w:p>
     <w:sectPr>
-      <w:pgSz w:w="12240" w:h="15840"/>
+      <w:pgSz w:w="12240" w:h="15840" w:orient="portrait"/>
       <w:pgMar w:top="1440" w:right="1440" w:bottom="1440" w:left="1440" w:header="720" w:footer="720" w:gutter="0"/>
       <w:cols w:space="720"/>
       <w:docGrid w:linePitch="360"/>
@@ -2403,8 +3097,468 @@
 </w:document>
 </file>
 
+<file path=word/comments.xml><?xml version="1.0" encoding="utf-8"?>
+<w:comments xmlns:w14="http://schemas.microsoft.com/office/word/2010/wordml" xmlns:w="http://schemas.openxmlformats.org/wordprocessingml/2006/main">
+  <w:comment xmlns:w="http://schemas.openxmlformats.org/wordprocessingml/2006/main" w:initials="CB" w:author="Contreras Fleury, Mario (Alliance Bioversity-CIAT)" w:date="2026-05-27T18:33:21" w:id="1048910849">
+    <w:p xmlns:w14="http://schemas.microsoft.com/office/word/2010/wordml" xmlns:w="http://schemas.openxmlformats.org/wordprocessingml/2006/main">
+      <w:pPr>
+        <w:pStyle w:val="CommentText"/>
+      </w:pPr>
+      <w:r>
+        <w:rPr>
+          <w:rStyle w:val="CommentReference"/>
+        </w:rPr>
+        <w:annotationRef/>
+      </w:r>
+      <w:r>
+        <w:t>I think both comparisons provide different insights and are correct in their own right, because land is a limited resource, especially from the viewpoint of a farmer.</w:t>
+      </w:r>
+    </w:p>
+  </w:comment>
+</w:comments>
+</file>
+
+<file path=word/commentsExtended.xml><?xml version="1.0" encoding="utf-8"?>
+<w15:commentsEx xmlns:mc="http://schemas.openxmlformats.org/markup-compatibility/2006" xmlns:w15="http://schemas.microsoft.com/office/word/2012/wordml" mc:Ignorable="w15">
+  <w15:commentEx w15:done="0" w15:paraId="4D12D991"/>
+</w15:commentsEx>
+</file>
+
+<file path=word/commentsExtensible.xml><?xml version="1.0" encoding="utf-8"?>
+<w16cex:commentsExtensible xmlns:w16="http://schemas.microsoft.com/office/word/2018/wordml" xmlns:w16cex="http://schemas.microsoft.com/office/word/2018/wordml/cex" xmlns:mc="http://schemas.openxmlformats.org/markup-compatibility/2006" mc:Ignorable="w16 w16cex">
+  <w16cex:commentExtensible w16cex:durableId="2BD39D82" w16cex:dateUtc="2026-05-27T16:33:21.447Z"/>
+</w16cex:commentsExtensible>
+</file>
+
+<file path=word/commentsIds.xml><?xml version="1.0" encoding="utf-8"?>
+<w16cid:commentsIds xmlns:mc="http://schemas.openxmlformats.org/markup-compatibility/2006" xmlns:w16cid="http://schemas.microsoft.com/office/word/2016/wordml/cid" mc:Ignorable="w16cid">
+  <w16cid:commentId w16cid:paraId="4D12D991" w16cid:durableId="2BD39D82"/>
+</w16cid:commentsIds>
+</file>
+
 <file path=word/numbering.xml><?xml version="1.0" encoding="utf-8"?>
 <w:numbering xmlns:wpc="http://schemas.microsoft.com/office/word/2010/wordprocessingCanvas" xmlns:cx="http://schemas.microsoft.com/office/drawing/2014/chartex" xmlns:cx1="http://schemas.microsoft.com/office/drawing/2015/9/8/chartex" xmlns:cx2="http://schemas.microsoft.com/office/drawing/2015/10/21/chartex" xmlns:cx3="http://schemas.microsoft.com/office/drawing/2016/5/9/chartex" xmlns:cx4="http://schemas.microsoft.com/office/drawing/2016/5/10/chartex" xmlns:cx5="http://schemas.microsoft.com/office/drawing/2016/5/11/chartex" xmlns:cx6="http://schemas.microsoft.com/office/drawing/2016/5/12/chartex" xmlns:cx7="http://schemas.microsoft.com/office/drawing/2016/5/13/chartex" xmlns:cx8="http://schemas.microsoft.com/office/drawing/2016/5/14/chartex" xmlns:mc="http://schemas.openxmlformats.org/markup-compatibility/2006" xmlns:aink="http://schemas.microsoft.com/office/drawing/2016/ink" xmlns:am3d="http://schemas.microsoft.com/office/drawing/2017/model3d" xmlns:o="urn:schemas-microsoft-com:office:office" xmlns:oel="http://schemas.microsoft.com/office/2019/extlst" xmlns:r="http://schemas.openxmlformats.org/officeDocument/2006/relationships" xmlns:m="http://schemas.openxmlformats.org/officeDocument/2006/math" xmlns:v="urn:schemas-microsoft-com:vml" xmlns:wp14="http://schemas.microsoft.com/office/word/2010/wordprocessingDrawing" xmlns:wp="http://schemas.openxmlformats.org/drawingml/2006/wordprocessingDrawing" xmlns:w10="urn:schemas-microsoft-com:office:word" xmlns:w="http://schemas.openxmlformats.org/wordprocessingml/2006/main" xmlns:w14="http://schemas.microsoft.com/office/word/2010/wordml" xmlns:w15="http://schemas.microsoft.com/office/word/2012/wordml" xmlns:w16cex="http://schemas.microsoft.com/office/word/2018/wordml/cex" xmlns:w16cid="http://schemas.microsoft.com/office/word/2016/wordml/cid" xmlns:w16="http://schemas.microsoft.com/office/word/2018/wordml" xmlns:w16du="http://schemas.microsoft.com/office/word/2023/wordml/word16du" xmlns:w16sdtdh="http://schemas.microsoft.com/office/word/2020/wordml/sdtdatahash" xmlns:w16sdtfl="http://schemas.microsoft.com/office/word/2024/wordml/sdtformatlock" xmlns:w16se="http://schemas.microsoft.com/office/word/2015/wordml/symex" xmlns:wpg="http://schemas.microsoft.com/office/word/2010/wordprocessingGroup" xmlns:wpi="http://schemas.microsoft.com/office/word/2010/wordprocessingInk" xmlns:wne="http://schemas.microsoft.com/office/word/2006/wordml" xmlns:wps="http://schemas.microsoft.com/office/word/2010/wordprocessingShape" mc:Ignorable="w14 w15 w16se w16cid w16 w16cex w16sdtdh w16sdtfl w16du wp14">
+  <w:abstractNum xmlns:w="http://schemas.openxmlformats.org/wordprocessingml/2006/main" w:abstractNumId="48">
+    <w:nsid w:val="135de177"/>
+    <w:multiLevelType xmlns:w="http://schemas.openxmlformats.org/wordprocessingml/2006/main" w:val="hybridMultilevel"/>
+    <w:lvl xmlns:w="http://schemas.openxmlformats.org/wordprocessingml/2006/main" w:ilvl="0">
+      <w:start w:val="1"/>
+      <w:numFmt w:val="bullet"/>
+      <w:lvlText w:val=""/>
+      <w:lvlJc w:val="left"/>
+      <w:pPr>
+        <w:ind w:left="720" w:hanging="360"/>
+      </w:pPr>
+      <w:rPr>
+        <w:rFonts w:hint="default" w:ascii="Symbol" w:hAnsi="Symbol"/>
+      </w:rPr>
+    </w:lvl>
+    <w:lvl xmlns:w="http://schemas.openxmlformats.org/wordprocessingml/2006/main" w:ilvl="1">
+      <w:start w:val="1"/>
+      <w:numFmt w:val="bullet"/>
+      <w:lvlText w:val="o"/>
+      <w:lvlJc w:val="left"/>
+      <w:pPr>
+        <w:ind w:left="1440" w:hanging="360"/>
+      </w:pPr>
+      <w:rPr>
+        <w:rFonts w:hint="default" w:ascii="Courier New" w:hAnsi="Courier New"/>
+      </w:rPr>
+    </w:lvl>
+    <w:lvl xmlns:w="http://schemas.openxmlformats.org/wordprocessingml/2006/main" w:ilvl="2">
+      <w:start w:val="1"/>
+      <w:numFmt w:val="bullet"/>
+      <w:lvlText w:val=""/>
+      <w:lvlJc w:val="left"/>
+      <w:pPr>
+        <w:ind w:left="2160" w:hanging="360"/>
+      </w:pPr>
+      <w:rPr>
+        <w:rFonts w:hint="default" w:ascii="Wingdings" w:hAnsi="Wingdings"/>
+      </w:rPr>
+    </w:lvl>
+    <w:lvl xmlns:w="http://schemas.openxmlformats.org/wordprocessingml/2006/main" w:ilvl="3">
+      <w:start w:val="1"/>
+      <w:numFmt w:val="bullet"/>
+      <w:lvlText w:val=""/>
+      <w:lvlJc w:val="left"/>
+      <w:pPr>
+        <w:ind w:left="2880" w:hanging="360"/>
+      </w:pPr>
+      <w:rPr>
+        <w:rFonts w:hint="default" w:ascii="Symbol" w:hAnsi="Symbol"/>
+      </w:rPr>
+    </w:lvl>
+    <w:lvl xmlns:w="http://schemas.openxmlformats.org/wordprocessingml/2006/main" w:ilvl="4">
+      <w:start w:val="1"/>
+      <w:numFmt w:val="bullet"/>
+      <w:lvlText w:val="o"/>
+      <w:lvlJc w:val="left"/>
+      <w:pPr>
+        <w:ind w:left="3600" w:hanging="360"/>
+      </w:pPr>
+      <w:rPr>
+        <w:rFonts w:hint="default" w:ascii="Courier New" w:hAnsi="Courier New"/>
+      </w:rPr>
+    </w:lvl>
+    <w:lvl xmlns:w="http://schemas.openxmlformats.org/wordprocessingml/2006/main" w:ilvl="5">
+      <w:start w:val="1"/>
+      <w:numFmt w:val="bullet"/>
+      <w:lvlText w:val=""/>
+      <w:lvlJc w:val="left"/>
+      <w:pPr>
+        <w:ind w:left="4320" w:hanging="360"/>
+      </w:pPr>
+      <w:rPr>
+        <w:rFonts w:hint="default" w:ascii="Wingdings" w:hAnsi="Wingdings"/>
+      </w:rPr>
+    </w:lvl>
+    <w:lvl xmlns:w="http://schemas.openxmlformats.org/wordprocessingml/2006/main" w:ilvl="6">
+      <w:start w:val="1"/>
+      <w:numFmt w:val="bullet"/>
+      <w:lvlText w:val=""/>
+      <w:lvlJc w:val="left"/>
+      <w:pPr>
+        <w:ind w:left="5040" w:hanging="360"/>
+      </w:pPr>
+      <w:rPr>
+        <w:rFonts w:hint="default" w:ascii="Symbol" w:hAnsi="Symbol"/>
+      </w:rPr>
+    </w:lvl>
+    <w:lvl xmlns:w="http://schemas.openxmlformats.org/wordprocessingml/2006/main" w:ilvl="7">
+      <w:start w:val="1"/>
+      <w:numFmt w:val="bullet"/>
+      <w:lvlText w:val="o"/>
+      <w:lvlJc w:val="left"/>
+      <w:pPr>
+        <w:ind w:left="5760" w:hanging="360"/>
+      </w:pPr>
+      <w:rPr>
+        <w:rFonts w:hint="default" w:ascii="Courier New" w:hAnsi="Courier New"/>
+      </w:rPr>
+    </w:lvl>
+    <w:lvl xmlns:w="http://schemas.openxmlformats.org/wordprocessingml/2006/main" w:ilvl="8">
+      <w:start w:val="1"/>
+      <w:numFmt w:val="bullet"/>
+      <w:lvlText w:val=""/>
+      <w:lvlJc w:val="left"/>
+      <w:pPr>
+        <w:ind w:left="6480" w:hanging="360"/>
+      </w:pPr>
+      <w:rPr>
+        <w:rFonts w:hint="default" w:ascii="Wingdings" w:hAnsi="Wingdings"/>
+      </w:rPr>
+    </w:lvl>
+  </w:abstractNum>
+  <w:abstractNum xmlns:w="http://schemas.openxmlformats.org/wordprocessingml/2006/main" w:abstractNumId="47">
+    <w:nsid w:val="7e5fe978"/>
+    <w:multiLevelType xmlns:w="http://schemas.openxmlformats.org/wordprocessingml/2006/main" w:val="hybridMultilevel"/>
+    <w:lvl xmlns:w="http://schemas.openxmlformats.org/wordprocessingml/2006/main" w:ilvl="0">
+      <w:start w:val="3"/>
+      <w:numFmt w:val="decimal"/>
+      <w:lvlText w:val="%1."/>
+      <w:lvlJc w:val="left"/>
+      <w:pPr>
+        <w:ind w:left="720" w:hanging="360"/>
+      </w:pPr>
+    </w:lvl>
+    <w:lvl xmlns:w="http://schemas.openxmlformats.org/wordprocessingml/2006/main" w:ilvl="1">
+      <w:start w:val="1"/>
+      <w:numFmt w:val="lowerLetter"/>
+      <w:lvlText w:val="%2."/>
+      <w:lvlJc w:val="left"/>
+      <w:pPr>
+        <w:ind w:left="1440" w:hanging="360"/>
+      </w:pPr>
+    </w:lvl>
+    <w:lvl xmlns:w="http://schemas.openxmlformats.org/wordprocessingml/2006/main" w:ilvl="2">
+      <w:start w:val="1"/>
+      <w:numFmt w:val="lowerRoman"/>
+      <w:lvlText w:val="%3."/>
+      <w:lvlJc w:val="right"/>
+      <w:pPr>
+        <w:ind w:left="2160" w:hanging="180"/>
+      </w:pPr>
+    </w:lvl>
+    <w:lvl xmlns:w="http://schemas.openxmlformats.org/wordprocessingml/2006/main" w:ilvl="3">
+      <w:start w:val="1"/>
+      <w:numFmt w:val="decimal"/>
+      <w:lvlText w:val="%4."/>
+      <w:lvlJc w:val="left"/>
+      <w:pPr>
+        <w:ind w:left="2880" w:hanging="360"/>
+      </w:pPr>
+    </w:lvl>
+    <w:lvl xmlns:w="http://schemas.openxmlformats.org/wordprocessingml/2006/main" w:ilvl="4">
+      <w:start w:val="1"/>
+      <w:numFmt w:val="lowerLetter"/>
+      <w:lvlText w:val="%5."/>
+      <w:lvlJc w:val="left"/>
+      <w:pPr>
+        <w:ind w:left="3600" w:hanging="360"/>
+      </w:pPr>
+    </w:lvl>
+    <w:lvl xmlns:w="http://schemas.openxmlformats.org/wordprocessingml/2006/main" w:ilvl="5">
+      <w:start w:val="1"/>
+      <w:numFmt w:val="lowerRoman"/>
+      <w:lvlText w:val="%6."/>
+      <w:lvlJc w:val="right"/>
+      <w:pPr>
+        <w:ind w:left="4320" w:hanging="180"/>
+      </w:pPr>
+    </w:lvl>
+    <w:lvl xmlns:w="http://schemas.openxmlformats.org/wordprocessingml/2006/main" w:ilvl="6">
+      <w:start w:val="1"/>
+      <w:numFmt w:val="decimal"/>
+      <w:lvlText w:val="%7."/>
+      <w:lvlJc w:val="left"/>
+      <w:pPr>
+        <w:ind w:left="5040" w:hanging="360"/>
+      </w:pPr>
+    </w:lvl>
+    <w:lvl xmlns:w="http://schemas.openxmlformats.org/wordprocessingml/2006/main" w:ilvl="7">
+      <w:start w:val="1"/>
+      <w:numFmt w:val="lowerLetter"/>
+      <w:lvlText w:val="%8."/>
+      <w:lvlJc w:val="left"/>
+      <w:pPr>
+        <w:ind w:left="5760" w:hanging="360"/>
+      </w:pPr>
+    </w:lvl>
+    <w:lvl xmlns:w="http://schemas.openxmlformats.org/wordprocessingml/2006/main" w:ilvl="8">
+      <w:start w:val="1"/>
+      <w:numFmt w:val="lowerRoman"/>
+      <w:lvlText w:val="%9."/>
+      <w:lvlJc w:val="right"/>
+      <w:pPr>
+        <w:ind w:left="6480" w:hanging="180"/>
+      </w:pPr>
+    </w:lvl>
+  </w:abstractNum>
+  <w:abstractNum xmlns:w="http://schemas.openxmlformats.org/wordprocessingml/2006/main" w:abstractNumId="46">
+    <w:nsid w:val="246379a5"/>
+    <w:multiLevelType xmlns:w="http://schemas.openxmlformats.org/wordprocessingml/2006/main" w:val="hybridMultilevel"/>
+    <w:lvl xmlns:w="http://schemas.openxmlformats.org/wordprocessingml/2006/main" w:ilvl="0">
+      <w:start w:val="1"/>
+      <w:numFmt w:val="bullet"/>
+      <w:lvlText w:val=""/>
+      <w:lvlJc w:val="left"/>
+      <w:pPr>
+        <w:ind w:left="720" w:hanging="360"/>
+      </w:pPr>
+      <w:rPr>
+        <w:rFonts w:hint="default" w:ascii="Symbol" w:hAnsi="Symbol"/>
+      </w:rPr>
+    </w:lvl>
+    <w:lvl xmlns:w="http://schemas.openxmlformats.org/wordprocessingml/2006/main" w:ilvl="1">
+      <w:start w:val="1"/>
+      <w:numFmt w:val="bullet"/>
+      <w:lvlText w:val="o"/>
+      <w:lvlJc w:val="left"/>
+      <w:pPr>
+        <w:ind w:left="1440" w:hanging="360"/>
+      </w:pPr>
+      <w:rPr>
+        <w:rFonts w:hint="default" w:ascii="Courier New" w:hAnsi="Courier New"/>
+      </w:rPr>
+    </w:lvl>
+    <w:lvl xmlns:w="http://schemas.openxmlformats.org/wordprocessingml/2006/main" w:ilvl="2">
+      <w:start w:val="1"/>
+      <w:numFmt w:val="bullet"/>
+      <w:lvlText w:val=""/>
+      <w:lvlJc w:val="left"/>
+      <w:pPr>
+        <w:ind w:left="2160" w:hanging="360"/>
+      </w:pPr>
+      <w:rPr>
+        <w:rFonts w:hint="default" w:ascii="Wingdings" w:hAnsi="Wingdings"/>
+      </w:rPr>
+    </w:lvl>
+    <w:lvl xmlns:w="http://schemas.openxmlformats.org/wordprocessingml/2006/main" w:ilvl="3">
+      <w:start w:val="1"/>
+      <w:numFmt w:val="bullet"/>
+      <w:lvlText w:val=""/>
+      <w:lvlJc w:val="left"/>
+      <w:pPr>
+        <w:ind w:left="2880" w:hanging="360"/>
+      </w:pPr>
+      <w:rPr>
+        <w:rFonts w:hint="default" w:ascii="Symbol" w:hAnsi="Symbol"/>
+      </w:rPr>
+    </w:lvl>
+    <w:lvl xmlns:w="http://schemas.openxmlformats.org/wordprocessingml/2006/main" w:ilvl="4">
+      <w:start w:val="1"/>
+      <w:numFmt w:val="bullet"/>
+      <w:lvlText w:val="o"/>
+      <w:lvlJc w:val="left"/>
+      <w:pPr>
+        <w:ind w:left="3600" w:hanging="360"/>
+      </w:pPr>
+      <w:rPr>
+        <w:rFonts w:hint="default" w:ascii="Courier New" w:hAnsi="Courier New"/>
+      </w:rPr>
+    </w:lvl>
+    <w:lvl xmlns:w="http://schemas.openxmlformats.org/wordprocessingml/2006/main" w:ilvl="5">
+      <w:start w:val="1"/>
+      <w:numFmt w:val="bullet"/>
+      <w:lvlText w:val=""/>
+      <w:lvlJc w:val="left"/>
+      <w:pPr>
+        <w:ind w:left="4320" w:hanging="360"/>
+      </w:pPr>
+      <w:rPr>
+        <w:rFonts w:hint="default" w:ascii="Wingdings" w:hAnsi="Wingdings"/>
+      </w:rPr>
+    </w:lvl>
+    <w:lvl xmlns:w="http://schemas.openxmlformats.org/wordprocessingml/2006/main" w:ilvl="6">
+      <w:start w:val="1"/>
+      <w:numFmt w:val="bullet"/>
+      <w:lvlText w:val=""/>
+      <w:lvlJc w:val="left"/>
+      <w:pPr>
+        <w:ind w:left="5040" w:hanging="360"/>
+      </w:pPr>
+      <w:rPr>
+        <w:rFonts w:hint="default" w:ascii="Symbol" w:hAnsi="Symbol"/>
+      </w:rPr>
+    </w:lvl>
+    <w:lvl xmlns:w="http://schemas.openxmlformats.org/wordprocessingml/2006/main" w:ilvl="7">
+      <w:start w:val="1"/>
+      <w:numFmt w:val="bullet"/>
+      <w:lvlText w:val="o"/>
+      <w:lvlJc w:val="left"/>
+      <w:pPr>
+        <w:ind w:left="5760" w:hanging="360"/>
+      </w:pPr>
+      <w:rPr>
+        <w:rFonts w:hint="default" w:ascii="Courier New" w:hAnsi="Courier New"/>
+      </w:rPr>
+    </w:lvl>
+    <w:lvl xmlns:w="http://schemas.openxmlformats.org/wordprocessingml/2006/main" w:ilvl="8">
+      <w:start w:val="1"/>
+      <w:numFmt w:val="bullet"/>
+      <w:lvlText w:val=""/>
+      <w:lvlJc w:val="left"/>
+      <w:pPr>
+        <w:ind w:left="6480" w:hanging="360"/>
+      </w:pPr>
+      <w:rPr>
+        <w:rFonts w:hint="default" w:ascii="Wingdings" w:hAnsi="Wingdings"/>
+      </w:rPr>
+    </w:lvl>
+  </w:abstractNum>
+  <w:abstractNum xmlns:w="http://schemas.openxmlformats.org/wordprocessingml/2006/main" w:abstractNumId="45">
+    <w:nsid w:val="289299cf"/>
+    <w:multiLevelType xmlns:w="http://schemas.openxmlformats.org/wordprocessingml/2006/main" w:val="hybridMultilevel"/>
+    <w:lvl xmlns:w="http://schemas.openxmlformats.org/wordprocessingml/2006/main" w:ilvl="0">
+      <w:start w:val="1"/>
+      <w:numFmt w:val="bullet"/>
+      <w:lvlText w:val=""/>
+      <w:lvlJc w:val="left"/>
+      <w:pPr>
+        <w:ind w:left="720" w:hanging="360"/>
+      </w:pPr>
+      <w:rPr>
+        <w:rFonts w:hint="default" w:ascii="Symbol" w:hAnsi="Symbol"/>
+      </w:rPr>
+    </w:lvl>
+    <w:lvl xmlns:w="http://schemas.openxmlformats.org/wordprocessingml/2006/main" w:ilvl="1">
+      <w:start w:val="1"/>
+      <w:numFmt w:val="bullet"/>
+      <w:lvlText w:val="o"/>
+      <w:lvlJc w:val="left"/>
+      <w:pPr>
+        <w:ind w:left="1440" w:hanging="360"/>
+      </w:pPr>
+      <w:rPr>
+        <w:rFonts w:hint="default" w:ascii="Courier New" w:hAnsi="Courier New"/>
+      </w:rPr>
+    </w:lvl>
+    <w:lvl xmlns:w="http://schemas.openxmlformats.org/wordprocessingml/2006/main" w:ilvl="2">
+      <w:start w:val="1"/>
+      <w:numFmt w:val="bullet"/>
+      <w:lvlText w:val=""/>
+      <w:lvlJc w:val="left"/>
+      <w:pPr>
+        <w:ind w:left="2160" w:hanging="360"/>
+      </w:pPr>
+      <w:rPr>
+        <w:rFonts w:hint="default" w:ascii="Wingdings" w:hAnsi="Wingdings"/>
+      </w:rPr>
+    </w:lvl>
+    <w:lvl xmlns:w="http://schemas.openxmlformats.org/wordprocessingml/2006/main" w:ilvl="3">
+      <w:start w:val="1"/>
+      <w:numFmt w:val="bullet"/>
+      <w:lvlText w:val=""/>
+      <w:lvlJc w:val="left"/>
+      <w:pPr>
+        <w:ind w:left="2880" w:hanging="360"/>
+      </w:pPr>
+      <w:rPr>
+        <w:rFonts w:hint="default" w:ascii="Symbol" w:hAnsi="Symbol"/>
+      </w:rPr>
+    </w:lvl>
+    <w:lvl xmlns:w="http://schemas.openxmlformats.org/wordprocessingml/2006/main" w:ilvl="4">
+      <w:start w:val="1"/>
+      <w:numFmt w:val="bullet"/>
+      <w:lvlText w:val="o"/>
+      <w:lvlJc w:val="left"/>
+      <w:pPr>
+        <w:ind w:left="3600" w:hanging="360"/>
+      </w:pPr>
+      <w:rPr>
+        <w:rFonts w:hint="default" w:ascii="Courier New" w:hAnsi="Courier New"/>
+      </w:rPr>
+    </w:lvl>
+    <w:lvl xmlns:w="http://schemas.openxmlformats.org/wordprocessingml/2006/main" w:ilvl="5">
+      <w:start w:val="1"/>
+      <w:numFmt w:val="bullet"/>
+      <w:lvlText w:val=""/>
+      <w:lvlJc w:val="left"/>
+      <w:pPr>
+        <w:ind w:left="4320" w:hanging="360"/>
+      </w:pPr>
+      <w:rPr>
+        <w:rFonts w:hint="default" w:ascii="Wingdings" w:hAnsi="Wingdings"/>
+      </w:rPr>
+    </w:lvl>
+    <w:lvl xmlns:w="http://schemas.openxmlformats.org/wordprocessingml/2006/main" w:ilvl="6">
+      <w:start w:val="1"/>
+      <w:numFmt w:val="bullet"/>
+      <w:lvlText w:val=""/>
+      <w:lvlJc w:val="left"/>
+      <w:pPr>
+        <w:ind w:left="5040" w:hanging="360"/>
+      </w:pPr>
+      <w:rPr>
+        <w:rFonts w:hint="default" w:ascii="Symbol" w:hAnsi="Symbol"/>
+      </w:rPr>
+    </w:lvl>
+    <w:lvl xmlns:w="http://schemas.openxmlformats.org/wordprocessingml/2006/main" w:ilvl="7">
+      <w:start w:val="1"/>
+      <w:numFmt w:val="bullet"/>
+      <w:lvlText w:val="o"/>
+      <w:lvlJc w:val="left"/>
+      <w:pPr>
+        <w:ind w:left="5760" w:hanging="360"/>
+      </w:pPr>
+      <w:rPr>
+        <w:rFonts w:hint="default" w:ascii="Courier New" w:hAnsi="Courier New"/>
+      </w:rPr>
+    </w:lvl>
+    <w:lvl xmlns:w="http://schemas.openxmlformats.org/wordprocessingml/2006/main" w:ilvl="8">
+      <w:start w:val="1"/>
+      <w:numFmt w:val="bullet"/>
+      <w:lvlText w:val=""/>
+      <w:lvlJc w:val="left"/>
+      <w:pPr>
+        <w:ind w:left="6480" w:hanging="360"/>
+      </w:pPr>
+      <w:rPr>
+        <w:rFonts w:hint="default" w:ascii="Wingdings" w:hAnsi="Wingdings"/>
+      </w:rPr>
+    </w:lvl>
+  </w:abstractNum>
   <w:abstractNum w:abstractNumId="0" w15:restartNumberingAfterBreak="0">
     <w:nsid w:val="00683916"/>
     <w:multiLevelType w:val="multilevel"/>
@@ -2421,7 +3575,7 @@
         <w:ind w:left="720" w:hanging="360"/>
       </w:pPr>
       <w:rPr>
-        <w:rFonts w:ascii="Symbol" w:hAnsi="Symbol" w:hint="default"/>
+        <w:rFonts w:hint="default" w:ascii="Symbol" w:hAnsi="Symbol"/>
         <w:sz w:val="20"/>
       </w:rPr>
     </w:lvl>
@@ -2437,7 +3591,7 @@
         <w:ind w:left="1440" w:hanging="360"/>
       </w:pPr>
       <w:rPr>
-        <w:rFonts w:ascii="Courier New" w:hAnsi="Courier New" w:hint="default"/>
+        <w:rFonts w:hint="default" w:ascii="Courier New" w:hAnsi="Courier New"/>
         <w:sz w:val="20"/>
       </w:rPr>
     </w:lvl>
@@ -2453,7 +3607,7 @@
         <w:ind w:left="2160" w:hanging="360"/>
       </w:pPr>
       <w:rPr>
-        <w:rFonts w:ascii="Wingdings" w:hAnsi="Wingdings" w:hint="default"/>
+        <w:rFonts w:hint="default" w:ascii="Wingdings" w:hAnsi="Wingdings"/>
         <w:sz w:val="20"/>
       </w:rPr>
     </w:lvl>
@@ -2469,7 +3623,7 @@
         <w:ind w:left="2880" w:hanging="360"/>
       </w:pPr>
       <w:rPr>
-        <w:rFonts w:ascii="Wingdings" w:hAnsi="Wingdings" w:hint="default"/>
+        <w:rFonts w:hint="default" w:ascii="Wingdings" w:hAnsi="Wingdings"/>
         <w:sz w:val="20"/>
       </w:rPr>
     </w:lvl>
@@ -2485,7 +3639,7 @@
         <w:ind w:left="3600" w:hanging="360"/>
       </w:pPr>
       <w:rPr>
-        <w:rFonts w:ascii="Wingdings" w:hAnsi="Wingdings" w:hint="default"/>
+        <w:rFonts w:hint="default" w:ascii="Wingdings" w:hAnsi="Wingdings"/>
         <w:sz w:val="20"/>
       </w:rPr>
     </w:lvl>
@@ -2501,7 +3655,7 @@
         <w:ind w:left="4320" w:hanging="360"/>
       </w:pPr>
       <w:rPr>
-        <w:rFonts w:ascii="Wingdings" w:hAnsi="Wingdings" w:hint="default"/>
+        <w:rFonts w:hint="default" w:ascii="Wingdings" w:hAnsi="Wingdings"/>
         <w:sz w:val="20"/>
       </w:rPr>
     </w:lvl>
@@ -2517,7 +3671,7 @@
         <w:ind w:left="5040" w:hanging="360"/>
       </w:pPr>
       <w:rPr>
-        <w:rFonts w:ascii="Wingdings" w:hAnsi="Wingdings" w:hint="default"/>
+        <w:rFonts w:hint="default" w:ascii="Wingdings" w:hAnsi="Wingdings"/>
         <w:sz w:val="20"/>
       </w:rPr>
     </w:lvl>
@@ -2533,7 +3687,7 @@
         <w:ind w:left="5760" w:hanging="360"/>
       </w:pPr>
       <w:rPr>
-        <w:rFonts w:ascii="Wingdings" w:hAnsi="Wingdings" w:hint="default"/>
+        <w:rFonts w:hint="default" w:ascii="Wingdings" w:hAnsi="Wingdings"/>
         <w:sz w:val="20"/>
       </w:rPr>
     </w:lvl>
@@ -2549,7 +3703,7 @@
         <w:ind w:left="6480" w:hanging="360"/>
       </w:pPr>
       <w:rPr>
-        <w:rFonts w:ascii="Wingdings" w:hAnsi="Wingdings" w:hint="default"/>
+        <w:rFonts w:hint="default" w:ascii="Wingdings" w:hAnsi="Wingdings"/>
         <w:sz w:val="20"/>
       </w:rPr>
     </w:lvl>
@@ -2570,7 +3724,7 @@
         <w:ind w:left="720" w:hanging="360"/>
       </w:pPr>
       <w:rPr>
-        <w:rFonts w:ascii="Symbol" w:hAnsi="Symbol" w:hint="default"/>
+        <w:rFonts w:hint="default" w:ascii="Symbol" w:hAnsi="Symbol"/>
         <w:sz w:val="20"/>
       </w:rPr>
     </w:lvl>
@@ -2586,7 +3740,7 @@
         <w:ind w:left="1440" w:hanging="360"/>
       </w:pPr>
       <w:rPr>
-        <w:rFonts w:ascii="Courier New" w:hAnsi="Courier New" w:hint="default"/>
+        <w:rFonts w:hint="default" w:ascii="Courier New" w:hAnsi="Courier New"/>
         <w:sz w:val="20"/>
       </w:rPr>
     </w:lvl>
@@ -2602,7 +3756,7 @@
         <w:ind w:left="2160" w:hanging="360"/>
       </w:pPr>
       <w:rPr>
-        <w:rFonts w:ascii="Wingdings" w:hAnsi="Wingdings" w:hint="default"/>
+        <w:rFonts w:hint="default" w:ascii="Wingdings" w:hAnsi="Wingdings"/>
         <w:sz w:val="20"/>
       </w:rPr>
     </w:lvl>
@@ -2618,7 +3772,7 @@
         <w:ind w:left="2880" w:hanging="360"/>
       </w:pPr>
       <w:rPr>
-        <w:rFonts w:ascii="Wingdings" w:hAnsi="Wingdings" w:hint="default"/>
+        <w:rFonts w:hint="default" w:ascii="Wingdings" w:hAnsi="Wingdings"/>
         <w:sz w:val="20"/>
       </w:rPr>
     </w:lvl>
@@ -2634,7 +3788,7 @@
         <w:ind w:left="3600" w:hanging="360"/>
       </w:pPr>
       <w:rPr>
-        <w:rFonts w:ascii="Wingdings" w:hAnsi="Wingdings" w:hint="default"/>
+        <w:rFonts w:hint="default" w:ascii="Wingdings" w:hAnsi="Wingdings"/>
         <w:sz w:val="20"/>
       </w:rPr>
     </w:lvl>
@@ -2650,7 +3804,7 @@
         <w:ind w:left="4320" w:hanging="360"/>
       </w:pPr>
       <w:rPr>
-        <w:rFonts w:ascii="Wingdings" w:hAnsi="Wingdings" w:hint="default"/>
+        <w:rFonts w:hint="default" w:ascii="Wingdings" w:hAnsi="Wingdings"/>
         <w:sz w:val="20"/>
       </w:rPr>
     </w:lvl>
@@ -2666,7 +3820,7 @@
         <w:ind w:left="5040" w:hanging="360"/>
       </w:pPr>
       <w:rPr>
-        <w:rFonts w:ascii="Wingdings" w:hAnsi="Wingdings" w:hint="default"/>
+        <w:rFonts w:hint="default" w:ascii="Wingdings" w:hAnsi="Wingdings"/>
         <w:sz w:val="20"/>
       </w:rPr>
     </w:lvl>
@@ -2682,7 +3836,7 @@
         <w:ind w:left="5760" w:hanging="360"/>
       </w:pPr>
       <w:rPr>
-        <w:rFonts w:ascii="Wingdings" w:hAnsi="Wingdings" w:hint="default"/>
+        <w:rFonts w:hint="default" w:ascii="Wingdings" w:hAnsi="Wingdings"/>
         <w:sz w:val="20"/>
       </w:rPr>
     </w:lvl>
@@ -2698,7 +3852,7 @@
         <w:ind w:left="6480" w:hanging="360"/>
       </w:pPr>
       <w:rPr>
-        <w:rFonts w:ascii="Wingdings" w:hAnsi="Wingdings" w:hint="default"/>
+        <w:rFonts w:hint="default" w:ascii="Wingdings" w:hAnsi="Wingdings"/>
         <w:sz w:val="20"/>
       </w:rPr>
     </w:lvl>
@@ -2719,7 +3873,7 @@
         <w:ind w:left="720" w:hanging="360"/>
       </w:pPr>
       <w:rPr>
-        <w:rFonts w:ascii="Symbol" w:hAnsi="Symbol" w:hint="default"/>
+        <w:rFonts w:hint="default" w:ascii="Symbol" w:hAnsi="Symbol"/>
         <w:sz w:val="20"/>
       </w:rPr>
     </w:lvl>
@@ -2735,7 +3889,7 @@
         <w:ind w:left="1440" w:hanging="360"/>
       </w:pPr>
       <w:rPr>
-        <w:rFonts w:ascii="Courier New" w:hAnsi="Courier New" w:hint="default"/>
+        <w:rFonts w:hint="default" w:ascii="Courier New" w:hAnsi="Courier New"/>
         <w:sz w:val="20"/>
       </w:rPr>
     </w:lvl>
@@ -2751,7 +3905,7 @@
         <w:ind w:left="2160" w:hanging="360"/>
       </w:pPr>
       <w:rPr>
-        <w:rFonts w:ascii="Wingdings" w:hAnsi="Wingdings" w:hint="default"/>
+        <w:rFonts w:hint="default" w:ascii="Wingdings" w:hAnsi="Wingdings"/>
         <w:sz w:val="20"/>
       </w:rPr>
     </w:lvl>
@@ -2767,7 +3921,7 @@
         <w:ind w:left="2880" w:hanging="360"/>
       </w:pPr>
       <w:rPr>
-        <w:rFonts w:ascii="Wingdings" w:hAnsi="Wingdings" w:hint="default"/>
+        <w:rFonts w:hint="default" w:ascii="Wingdings" w:hAnsi="Wingdings"/>
         <w:sz w:val="20"/>
       </w:rPr>
     </w:lvl>
@@ -2783,7 +3937,7 @@
         <w:ind w:left="3600" w:hanging="360"/>
       </w:pPr>
       <w:rPr>
-        <w:rFonts w:ascii="Wingdings" w:hAnsi="Wingdings" w:hint="default"/>
+        <w:rFonts w:hint="default" w:ascii="Wingdings" w:hAnsi="Wingdings"/>
         <w:sz w:val="20"/>
       </w:rPr>
     </w:lvl>
@@ -2799,7 +3953,7 @@
         <w:ind w:left="4320" w:hanging="360"/>
       </w:pPr>
       <w:rPr>
-        <w:rFonts w:ascii="Wingdings" w:hAnsi="Wingdings" w:hint="default"/>
+        <w:rFonts w:hint="default" w:ascii="Wingdings" w:hAnsi="Wingdings"/>
         <w:sz w:val="20"/>
       </w:rPr>
     </w:lvl>
@@ -2815,7 +3969,7 @@
         <w:ind w:left="5040" w:hanging="360"/>
       </w:pPr>
       <w:rPr>
-        <w:rFonts w:ascii="Wingdings" w:hAnsi="Wingdings" w:hint="default"/>
+        <w:rFonts w:hint="default" w:ascii="Wingdings" w:hAnsi="Wingdings"/>
         <w:sz w:val="20"/>
       </w:rPr>
     </w:lvl>
@@ -2831,7 +3985,7 @@
         <w:ind w:left="5760" w:hanging="360"/>
       </w:pPr>
       <w:rPr>
-        <w:rFonts w:ascii="Wingdings" w:hAnsi="Wingdings" w:hint="default"/>
+        <w:rFonts w:hint="default" w:ascii="Wingdings" w:hAnsi="Wingdings"/>
         <w:sz w:val="20"/>
       </w:rPr>
     </w:lvl>
@@ -2847,7 +4001,7 @@
         <w:ind w:left="6480" w:hanging="360"/>
       </w:pPr>
       <w:rPr>
-        <w:rFonts w:ascii="Wingdings" w:hAnsi="Wingdings" w:hint="default"/>
+        <w:rFonts w:hint="default" w:ascii="Wingdings" w:hAnsi="Wingdings"/>
         <w:sz w:val="20"/>
       </w:rPr>
     </w:lvl>
@@ -2868,7 +4022,7 @@
         <w:ind w:left="720" w:hanging="360"/>
       </w:pPr>
       <w:rPr>
-        <w:rFonts w:ascii="Symbol" w:hAnsi="Symbol" w:hint="default"/>
+        <w:rFonts w:hint="default" w:ascii="Symbol" w:hAnsi="Symbol"/>
         <w:sz w:val="20"/>
       </w:rPr>
     </w:lvl>
@@ -2884,7 +4038,7 @@
         <w:ind w:left="1440" w:hanging="360"/>
       </w:pPr>
       <w:rPr>
-        <w:rFonts w:ascii="Courier New" w:hAnsi="Courier New" w:hint="default"/>
+        <w:rFonts w:hint="default" w:ascii="Courier New" w:hAnsi="Courier New"/>
         <w:sz w:val="20"/>
       </w:rPr>
     </w:lvl>
@@ -2900,7 +4054,7 @@
         <w:ind w:left="2160" w:hanging="360"/>
       </w:pPr>
       <w:rPr>
-        <w:rFonts w:ascii="Wingdings" w:hAnsi="Wingdings" w:hint="default"/>
+        <w:rFonts w:hint="default" w:ascii="Wingdings" w:hAnsi="Wingdings"/>
         <w:sz w:val="20"/>
       </w:rPr>
     </w:lvl>
@@ -2916,7 +4070,7 @@
         <w:ind w:left="2880" w:hanging="360"/>
       </w:pPr>
       <w:rPr>
-        <w:rFonts w:ascii="Wingdings" w:hAnsi="Wingdings" w:hint="default"/>
+        <w:rFonts w:hint="default" w:ascii="Wingdings" w:hAnsi="Wingdings"/>
         <w:sz w:val="20"/>
       </w:rPr>
     </w:lvl>
@@ -2932,7 +4086,7 @@
         <w:ind w:left="3600" w:hanging="360"/>
       </w:pPr>
       <w:rPr>
-        <w:rFonts w:ascii="Wingdings" w:hAnsi="Wingdings" w:hint="default"/>
+        <w:rFonts w:hint="default" w:ascii="Wingdings" w:hAnsi="Wingdings"/>
         <w:sz w:val="20"/>
       </w:rPr>
     </w:lvl>
@@ -2948,7 +4102,7 @@
         <w:ind w:left="4320" w:hanging="360"/>
       </w:pPr>
       <w:rPr>
-        <w:rFonts w:ascii="Wingdings" w:hAnsi="Wingdings" w:hint="default"/>
+        <w:rFonts w:hint="default" w:ascii="Wingdings" w:hAnsi="Wingdings"/>
         <w:sz w:val="20"/>
       </w:rPr>
     </w:lvl>
@@ -2964,7 +4118,7 @@
         <w:ind w:left="5040" w:hanging="360"/>
       </w:pPr>
       <w:rPr>
-        <w:rFonts w:ascii="Wingdings" w:hAnsi="Wingdings" w:hint="default"/>
+        <w:rFonts w:hint="default" w:ascii="Wingdings" w:hAnsi="Wingdings"/>
         <w:sz w:val="20"/>
       </w:rPr>
     </w:lvl>
@@ -2980,7 +4134,7 @@
         <w:ind w:left="5760" w:hanging="360"/>
       </w:pPr>
       <w:rPr>
-        <w:rFonts w:ascii="Wingdings" w:hAnsi="Wingdings" w:hint="default"/>
+        <w:rFonts w:hint="default" w:ascii="Wingdings" w:hAnsi="Wingdings"/>
         <w:sz w:val="20"/>
       </w:rPr>
     </w:lvl>
@@ -2996,7 +4150,7 @@
         <w:ind w:left="6480" w:hanging="360"/>
       </w:pPr>
       <w:rPr>
-        <w:rFonts w:ascii="Wingdings" w:hAnsi="Wingdings" w:hint="default"/>
+        <w:rFonts w:hint="default" w:ascii="Wingdings" w:hAnsi="Wingdings"/>
         <w:sz w:val="20"/>
       </w:rPr>
     </w:lvl>
@@ -3017,7 +4171,7 @@
         <w:ind w:left="720" w:hanging="360"/>
       </w:pPr>
       <w:rPr>
-        <w:rFonts w:ascii="Symbol" w:hAnsi="Symbol" w:hint="default"/>
+        <w:rFonts w:hint="default" w:ascii="Symbol" w:hAnsi="Symbol"/>
         <w:sz w:val="20"/>
       </w:rPr>
     </w:lvl>
@@ -3033,7 +4187,7 @@
         <w:ind w:left="1440" w:hanging="360"/>
       </w:pPr>
       <w:rPr>
-        <w:rFonts w:ascii="Courier New" w:hAnsi="Courier New" w:hint="default"/>
+        <w:rFonts w:hint="default" w:ascii="Courier New" w:hAnsi="Courier New"/>
         <w:sz w:val="20"/>
       </w:rPr>
     </w:lvl>
@@ -3049,7 +4203,7 @@
         <w:ind w:left="2160" w:hanging="360"/>
       </w:pPr>
       <w:rPr>
-        <w:rFonts w:ascii="Wingdings" w:hAnsi="Wingdings" w:hint="default"/>
+        <w:rFonts w:hint="default" w:ascii="Wingdings" w:hAnsi="Wingdings"/>
         <w:sz w:val="20"/>
       </w:rPr>
     </w:lvl>
@@ -3065,7 +4219,7 @@
         <w:ind w:left="2880" w:hanging="360"/>
       </w:pPr>
       <w:rPr>
-        <w:rFonts w:ascii="Wingdings" w:hAnsi="Wingdings" w:hint="default"/>
+        <w:rFonts w:hint="default" w:ascii="Wingdings" w:hAnsi="Wingdings"/>
         <w:sz w:val="20"/>
       </w:rPr>
     </w:lvl>
@@ -3081,7 +4235,7 @@
         <w:ind w:left="3600" w:hanging="360"/>
       </w:pPr>
       <w:rPr>
-        <w:rFonts w:ascii="Wingdings" w:hAnsi="Wingdings" w:hint="default"/>
+        <w:rFonts w:hint="default" w:ascii="Wingdings" w:hAnsi="Wingdings"/>
         <w:sz w:val="20"/>
       </w:rPr>
     </w:lvl>
@@ -3097,7 +4251,7 @@
         <w:ind w:left="4320" w:hanging="360"/>
       </w:pPr>
       <w:rPr>
-        <w:rFonts w:ascii="Wingdings" w:hAnsi="Wingdings" w:hint="default"/>
+        <w:rFonts w:hint="default" w:ascii="Wingdings" w:hAnsi="Wingdings"/>
         <w:sz w:val="20"/>
       </w:rPr>
     </w:lvl>
@@ -3113,7 +4267,7 @@
         <w:ind w:left="5040" w:hanging="360"/>
       </w:pPr>
       <w:rPr>
-        <w:rFonts w:ascii="Wingdings" w:hAnsi="Wingdings" w:hint="default"/>
+        <w:rFonts w:hint="default" w:ascii="Wingdings" w:hAnsi="Wingdings"/>
         <w:sz w:val="20"/>
       </w:rPr>
     </w:lvl>
@@ -3129,7 +4283,7 @@
         <w:ind w:left="5760" w:hanging="360"/>
       </w:pPr>
       <w:rPr>
-        <w:rFonts w:ascii="Wingdings" w:hAnsi="Wingdings" w:hint="default"/>
+        <w:rFonts w:hint="default" w:ascii="Wingdings" w:hAnsi="Wingdings"/>
         <w:sz w:val="20"/>
       </w:rPr>
     </w:lvl>
@@ -3145,7 +4299,7 @@
         <w:ind w:left="6480" w:hanging="360"/>
       </w:pPr>
       <w:rPr>
-        <w:rFonts w:ascii="Wingdings" w:hAnsi="Wingdings" w:hint="default"/>
+        <w:rFonts w:hint="default" w:ascii="Wingdings" w:hAnsi="Wingdings"/>
         <w:sz w:val="20"/>
       </w:rPr>
     </w:lvl>
@@ -3166,7 +4320,7 @@
         <w:ind w:left="720" w:hanging="360"/>
       </w:pPr>
       <w:rPr>
-        <w:rFonts w:ascii="Symbol" w:hAnsi="Symbol" w:hint="default"/>
+        <w:rFonts w:hint="default" w:ascii="Symbol" w:hAnsi="Symbol"/>
         <w:sz w:val="20"/>
       </w:rPr>
     </w:lvl>
@@ -3182,7 +4336,7 @@
         <w:ind w:left="1440" w:hanging="360"/>
       </w:pPr>
       <w:rPr>
-        <w:rFonts w:ascii="Courier New" w:hAnsi="Courier New" w:hint="default"/>
+        <w:rFonts w:hint="default" w:ascii="Courier New" w:hAnsi="Courier New"/>
         <w:sz w:val="20"/>
       </w:rPr>
     </w:lvl>
@@ -3198,7 +4352,7 @@
         <w:ind w:left="2160" w:hanging="360"/>
       </w:pPr>
       <w:rPr>
-        <w:rFonts w:ascii="Wingdings" w:hAnsi="Wingdings" w:hint="default"/>
+        <w:rFonts w:hint="default" w:ascii="Wingdings" w:hAnsi="Wingdings"/>
         <w:sz w:val="20"/>
       </w:rPr>
     </w:lvl>
@@ -3214,7 +4368,7 @@
         <w:ind w:left="2880" w:hanging="360"/>
       </w:pPr>
       <w:rPr>
-        <w:rFonts w:ascii="Wingdings" w:hAnsi="Wingdings" w:hint="default"/>
+        <w:rFonts w:hint="default" w:ascii="Wingdings" w:hAnsi="Wingdings"/>
         <w:sz w:val="20"/>
       </w:rPr>
     </w:lvl>
@@ -3230,7 +4384,7 @@
         <w:ind w:left="3600" w:hanging="360"/>
       </w:pPr>
       <w:rPr>
-        <w:rFonts w:ascii="Wingdings" w:hAnsi="Wingdings" w:hint="default"/>
+        <w:rFonts w:hint="default" w:ascii="Wingdings" w:hAnsi="Wingdings"/>
         <w:sz w:val="20"/>
       </w:rPr>
     </w:lvl>
@@ -3246,7 +4400,7 @@
         <w:ind w:left="4320" w:hanging="360"/>
       </w:pPr>
       <w:rPr>
-        <w:rFonts w:ascii="Wingdings" w:hAnsi="Wingdings" w:hint="default"/>
+        <w:rFonts w:hint="default" w:ascii="Wingdings" w:hAnsi="Wingdings"/>
         <w:sz w:val="20"/>
       </w:rPr>
     </w:lvl>
@@ -3262,7 +4416,7 @@
         <w:ind w:left="5040" w:hanging="360"/>
       </w:pPr>
       <w:rPr>
-        <w:rFonts w:ascii="Wingdings" w:hAnsi="Wingdings" w:hint="default"/>
+        <w:rFonts w:hint="default" w:ascii="Wingdings" w:hAnsi="Wingdings"/>
         <w:sz w:val="20"/>
       </w:rPr>
     </w:lvl>
@@ -3278,7 +4432,7 @@
         <w:ind w:left="5760" w:hanging="360"/>
       </w:pPr>
       <w:rPr>
-        <w:rFonts w:ascii="Wingdings" w:hAnsi="Wingdings" w:hint="default"/>
+        <w:rFonts w:hint="default" w:ascii="Wingdings" w:hAnsi="Wingdings"/>
         <w:sz w:val="20"/>
       </w:rPr>
     </w:lvl>
@@ -3294,7 +4448,7 @@
         <w:ind w:left="6480" w:hanging="360"/>
       </w:pPr>
       <w:rPr>
-        <w:rFonts w:ascii="Wingdings" w:hAnsi="Wingdings" w:hint="default"/>
+        <w:rFonts w:hint="default" w:ascii="Wingdings" w:hAnsi="Wingdings"/>
         <w:sz w:val="20"/>
       </w:rPr>
     </w:lvl>
@@ -3315,7 +4469,7 @@
         <w:ind w:left="720" w:hanging="360"/>
       </w:pPr>
       <w:rPr>
-        <w:rFonts w:ascii="Symbol" w:hAnsi="Symbol" w:hint="default"/>
+        <w:rFonts w:hint="default" w:ascii="Symbol" w:hAnsi="Symbol"/>
         <w:sz w:val="20"/>
       </w:rPr>
     </w:lvl>
@@ -3331,7 +4485,7 @@
         <w:ind w:left="1440" w:hanging="360"/>
       </w:pPr>
       <w:rPr>
-        <w:rFonts w:ascii="Courier New" w:hAnsi="Courier New" w:hint="default"/>
+        <w:rFonts w:hint="default" w:ascii="Courier New" w:hAnsi="Courier New"/>
         <w:sz w:val="20"/>
       </w:rPr>
     </w:lvl>
@@ -3347,7 +4501,7 @@
         <w:ind w:left="2160" w:hanging="360"/>
       </w:pPr>
       <w:rPr>
-        <w:rFonts w:ascii="Wingdings" w:hAnsi="Wingdings" w:hint="default"/>
+        <w:rFonts w:hint="default" w:ascii="Wingdings" w:hAnsi="Wingdings"/>
         <w:sz w:val="20"/>
       </w:rPr>
     </w:lvl>
@@ -3363,7 +4517,7 @@
         <w:ind w:left="2880" w:hanging="360"/>
       </w:pPr>
       <w:rPr>
-        <w:rFonts w:ascii="Wingdings" w:hAnsi="Wingdings" w:hint="default"/>
+        <w:rFonts w:hint="default" w:ascii="Wingdings" w:hAnsi="Wingdings"/>
         <w:sz w:val="20"/>
       </w:rPr>
     </w:lvl>
@@ -3379,7 +4533,7 @@
         <w:ind w:left="3600" w:hanging="360"/>
       </w:pPr>
       <w:rPr>
-        <w:rFonts w:ascii="Wingdings" w:hAnsi="Wingdings" w:hint="default"/>
+        <w:rFonts w:hint="default" w:ascii="Wingdings" w:hAnsi="Wingdings"/>
         <w:sz w:val="20"/>
       </w:rPr>
     </w:lvl>
@@ -3395,7 +4549,7 @@
         <w:ind w:left="4320" w:hanging="360"/>
       </w:pPr>
       <w:rPr>
-        <w:rFonts w:ascii="Wingdings" w:hAnsi="Wingdings" w:hint="default"/>
+        <w:rFonts w:hint="default" w:ascii="Wingdings" w:hAnsi="Wingdings"/>
         <w:sz w:val="20"/>
       </w:rPr>
     </w:lvl>
@@ -3411,7 +4565,7 @@
         <w:ind w:left="5040" w:hanging="360"/>
       </w:pPr>
       <w:rPr>
-        <w:rFonts w:ascii="Wingdings" w:hAnsi="Wingdings" w:hint="default"/>
+        <w:rFonts w:hint="default" w:ascii="Wingdings" w:hAnsi="Wingdings"/>
         <w:sz w:val="20"/>
       </w:rPr>
     </w:lvl>
@@ -3427,7 +4581,7 @@
         <w:ind w:left="5760" w:hanging="360"/>
       </w:pPr>
       <w:rPr>
-        <w:rFonts w:ascii="Wingdings" w:hAnsi="Wingdings" w:hint="default"/>
+        <w:rFonts w:hint="default" w:ascii="Wingdings" w:hAnsi="Wingdings"/>
         <w:sz w:val="20"/>
       </w:rPr>
     </w:lvl>
@@ -3443,7 +4597,7 @@
         <w:ind w:left="6480" w:hanging="360"/>
       </w:pPr>
       <w:rPr>
-        <w:rFonts w:ascii="Wingdings" w:hAnsi="Wingdings" w:hint="default"/>
+        <w:rFonts w:hint="default" w:ascii="Wingdings" w:hAnsi="Wingdings"/>
         <w:sz w:val="20"/>
       </w:rPr>
     </w:lvl>
@@ -3464,7 +4618,7 @@
         <w:ind w:left="720" w:hanging="360"/>
       </w:pPr>
       <w:rPr>
-        <w:rFonts w:ascii="Symbol" w:hAnsi="Symbol" w:hint="default"/>
+        <w:rFonts w:hint="default" w:ascii="Symbol" w:hAnsi="Symbol"/>
         <w:sz w:val="20"/>
       </w:rPr>
     </w:lvl>
@@ -3480,7 +4634,7 @@
         <w:ind w:left="1440" w:hanging="360"/>
       </w:pPr>
       <w:rPr>
-        <w:rFonts w:ascii="Courier New" w:hAnsi="Courier New" w:hint="default"/>
+        <w:rFonts w:hint="default" w:ascii="Courier New" w:hAnsi="Courier New"/>
         <w:sz w:val="20"/>
       </w:rPr>
     </w:lvl>
@@ -3496,7 +4650,7 @@
         <w:ind w:left="2160" w:hanging="360"/>
       </w:pPr>
       <w:rPr>
-        <w:rFonts w:ascii="Wingdings" w:hAnsi="Wingdings" w:hint="default"/>
+        <w:rFonts w:hint="default" w:ascii="Wingdings" w:hAnsi="Wingdings"/>
         <w:sz w:val="20"/>
       </w:rPr>
     </w:lvl>
@@ -3512,7 +4666,7 @@
         <w:ind w:left="2880" w:hanging="360"/>
       </w:pPr>
       <w:rPr>
-        <w:rFonts w:ascii="Wingdings" w:hAnsi="Wingdings" w:hint="default"/>
+        <w:rFonts w:hint="default" w:ascii="Wingdings" w:hAnsi="Wingdings"/>
         <w:sz w:val="20"/>
       </w:rPr>
     </w:lvl>
@@ -3528,7 +4682,7 @@
         <w:ind w:left="3600" w:hanging="360"/>
       </w:pPr>
       <w:rPr>
-        <w:rFonts w:ascii="Wingdings" w:hAnsi="Wingdings" w:hint="default"/>
+        <w:rFonts w:hint="default" w:ascii="Wingdings" w:hAnsi="Wingdings"/>
         <w:sz w:val="20"/>
       </w:rPr>
     </w:lvl>
@@ -3544,7 +4698,7 @@
         <w:ind w:left="4320" w:hanging="360"/>
       </w:pPr>
       <w:rPr>
-        <w:rFonts w:ascii="Wingdings" w:hAnsi="Wingdings" w:hint="default"/>
+        <w:rFonts w:hint="default" w:ascii="Wingdings" w:hAnsi="Wingdings"/>
         <w:sz w:val="20"/>
       </w:rPr>
     </w:lvl>
@@ -3560,7 +4714,7 @@
         <w:ind w:left="5040" w:hanging="360"/>
       </w:pPr>
       <w:rPr>
-        <w:rFonts w:ascii="Wingdings" w:hAnsi="Wingdings" w:hint="default"/>
+        <w:rFonts w:hint="default" w:ascii="Wingdings" w:hAnsi="Wingdings"/>
         <w:sz w:val="20"/>
       </w:rPr>
     </w:lvl>
@@ -3576,7 +4730,7 @@
         <w:ind w:left="5760" w:hanging="360"/>
       </w:pPr>
       <w:rPr>
-        <w:rFonts w:ascii="Wingdings" w:hAnsi="Wingdings" w:hint="default"/>
+        <w:rFonts w:hint="default" w:ascii="Wingdings" w:hAnsi="Wingdings"/>
         <w:sz w:val="20"/>
       </w:rPr>
     </w:lvl>
@@ -3592,7 +4746,7 @@
         <w:ind w:left="6480" w:hanging="360"/>
       </w:pPr>
       <w:rPr>
-        <w:rFonts w:ascii="Wingdings" w:hAnsi="Wingdings" w:hint="default"/>
+        <w:rFonts w:hint="default" w:ascii="Wingdings" w:hAnsi="Wingdings"/>
         <w:sz w:val="20"/>
       </w:rPr>
     </w:lvl>
@@ -3613,7 +4767,7 @@
         <w:ind w:left="720" w:hanging="360"/>
       </w:pPr>
       <w:rPr>
-        <w:rFonts w:ascii="Symbol" w:hAnsi="Symbol" w:hint="default"/>
+        <w:rFonts w:hint="default" w:ascii="Symbol" w:hAnsi="Symbol"/>
         <w:sz w:val="20"/>
       </w:rPr>
     </w:lvl>
@@ -3629,7 +4783,7 @@
         <w:ind w:left="1440" w:hanging="360"/>
       </w:pPr>
       <w:rPr>
-        <w:rFonts w:ascii="Courier New" w:hAnsi="Courier New" w:hint="default"/>
+        <w:rFonts w:hint="default" w:ascii="Courier New" w:hAnsi="Courier New"/>
         <w:sz w:val="20"/>
       </w:rPr>
     </w:lvl>
@@ -3645,7 +4799,7 @@
         <w:ind w:left="2160" w:hanging="360"/>
       </w:pPr>
       <w:rPr>
-        <w:rFonts w:ascii="Wingdings" w:hAnsi="Wingdings" w:hint="default"/>
+        <w:rFonts w:hint="default" w:ascii="Wingdings" w:hAnsi="Wingdings"/>
         <w:sz w:val="20"/>
       </w:rPr>
     </w:lvl>
@@ -3661,7 +4815,7 @@
         <w:ind w:left="2880" w:hanging="360"/>
       </w:pPr>
       <w:rPr>
-        <w:rFonts w:ascii="Wingdings" w:hAnsi="Wingdings" w:hint="default"/>
+        <w:rFonts w:hint="default" w:ascii="Wingdings" w:hAnsi="Wingdings"/>
         <w:sz w:val="20"/>
       </w:rPr>
     </w:lvl>
@@ -3677,7 +4831,7 @@
         <w:ind w:left="3600" w:hanging="360"/>
       </w:pPr>
       <w:rPr>
-        <w:rFonts w:ascii="Wingdings" w:hAnsi="Wingdings" w:hint="default"/>
+        <w:rFonts w:hint="default" w:ascii="Wingdings" w:hAnsi="Wingdings"/>
         <w:sz w:val="20"/>
       </w:rPr>
     </w:lvl>
@@ -3693,7 +4847,7 @@
         <w:ind w:left="4320" w:hanging="360"/>
       </w:pPr>
       <w:rPr>
-        <w:rFonts w:ascii="Wingdings" w:hAnsi="Wingdings" w:hint="default"/>
+        <w:rFonts w:hint="default" w:ascii="Wingdings" w:hAnsi="Wingdings"/>
         <w:sz w:val="20"/>
       </w:rPr>
     </w:lvl>
@@ -3709,7 +4863,7 @@
         <w:ind w:left="5040" w:hanging="360"/>
       </w:pPr>
       <w:rPr>
-        <w:rFonts w:ascii="Wingdings" w:hAnsi="Wingdings" w:hint="default"/>
+        <w:rFonts w:hint="default" w:ascii="Wingdings" w:hAnsi="Wingdings"/>
         <w:sz w:val="20"/>
       </w:rPr>
     </w:lvl>
@@ -3725,7 +4879,7 @@
         <w:ind w:left="5760" w:hanging="360"/>
       </w:pPr>
       <w:rPr>
-        <w:rFonts w:ascii="Wingdings" w:hAnsi="Wingdings" w:hint="default"/>
+        <w:rFonts w:hint="default" w:ascii="Wingdings" w:hAnsi="Wingdings"/>
         <w:sz w:val="20"/>
       </w:rPr>
     </w:lvl>
@@ -3741,7 +4895,7 @@
         <w:ind w:left="6480" w:hanging="360"/>
       </w:pPr>
       <w:rPr>
-        <w:rFonts w:ascii="Wingdings" w:hAnsi="Wingdings" w:hint="default"/>
+        <w:rFonts w:hint="default" w:ascii="Wingdings" w:hAnsi="Wingdings"/>
         <w:sz w:val="20"/>
       </w:rPr>
     </w:lvl>
@@ -3762,7 +4916,7 @@
         <w:ind w:left="720" w:hanging="360"/>
       </w:pPr>
       <w:rPr>
-        <w:rFonts w:ascii="Symbol" w:hAnsi="Symbol" w:hint="default"/>
+        <w:rFonts w:hint="default" w:ascii="Symbol" w:hAnsi="Symbol"/>
         <w:sz w:val="20"/>
       </w:rPr>
     </w:lvl>
@@ -3778,7 +4932,7 @@
         <w:ind w:left="1440" w:hanging="360"/>
       </w:pPr>
       <w:rPr>
-        <w:rFonts w:ascii="Courier New" w:hAnsi="Courier New" w:hint="default"/>
+        <w:rFonts w:hint="default" w:ascii="Courier New" w:hAnsi="Courier New"/>
         <w:sz w:val="20"/>
       </w:rPr>
     </w:lvl>
@@ -3794,7 +4948,7 @@
         <w:ind w:left="2160" w:hanging="360"/>
       </w:pPr>
       <w:rPr>
-        <w:rFonts w:ascii="Wingdings" w:hAnsi="Wingdings" w:hint="default"/>
+        <w:rFonts w:hint="default" w:ascii="Wingdings" w:hAnsi="Wingdings"/>
         <w:sz w:val="20"/>
       </w:rPr>
     </w:lvl>
@@ -3810,7 +4964,7 @@
         <w:ind w:left="2880" w:hanging="360"/>
       </w:pPr>
       <w:rPr>
-        <w:rFonts w:ascii="Wingdings" w:hAnsi="Wingdings" w:hint="default"/>
+        <w:rFonts w:hint="default" w:ascii="Wingdings" w:hAnsi="Wingdings"/>
         <w:sz w:val="20"/>
       </w:rPr>
     </w:lvl>
@@ -3826,7 +4980,7 @@
         <w:ind w:left="3600" w:hanging="360"/>
       </w:pPr>
       <w:rPr>
-        <w:rFonts w:ascii="Wingdings" w:hAnsi="Wingdings" w:hint="default"/>
+        <w:rFonts w:hint="default" w:ascii="Wingdings" w:hAnsi="Wingdings"/>
         <w:sz w:val="20"/>
       </w:rPr>
     </w:lvl>
@@ -3842,7 +4996,7 @@
         <w:ind w:left="4320" w:hanging="360"/>
       </w:pPr>
       <w:rPr>
-        <w:rFonts w:ascii="Wingdings" w:hAnsi="Wingdings" w:hint="default"/>
+        <w:rFonts w:hint="default" w:ascii="Wingdings" w:hAnsi="Wingdings"/>
         <w:sz w:val="20"/>
       </w:rPr>
     </w:lvl>
@@ -3858,7 +5012,7 @@
         <w:ind w:left="5040" w:hanging="360"/>
       </w:pPr>
       <w:rPr>
-        <w:rFonts w:ascii="Wingdings" w:hAnsi="Wingdings" w:hint="default"/>
+        <w:rFonts w:hint="default" w:ascii="Wingdings" w:hAnsi="Wingdings"/>
         <w:sz w:val="20"/>
       </w:rPr>
     </w:lvl>
@@ -3874,7 +5028,7 @@
         <w:ind w:left="5760" w:hanging="360"/>
       </w:pPr>
       <w:rPr>
-        <w:rFonts w:ascii="Wingdings" w:hAnsi="Wingdings" w:hint="default"/>
+        <w:rFonts w:hint="default" w:ascii="Wingdings" w:hAnsi="Wingdings"/>
         <w:sz w:val="20"/>
       </w:rPr>
     </w:lvl>
@@ -3890,7 +5044,7 @@
         <w:ind w:left="6480" w:hanging="360"/>
       </w:pPr>
       <w:rPr>
-        <w:rFonts w:ascii="Wingdings" w:hAnsi="Wingdings" w:hint="default"/>
+        <w:rFonts w:hint="default" w:ascii="Wingdings" w:hAnsi="Wingdings"/>
         <w:sz w:val="20"/>
       </w:rPr>
     </w:lvl>
@@ -3911,7 +5065,7 @@
         <w:ind w:left="720" w:hanging="360"/>
       </w:pPr>
       <w:rPr>
-        <w:rFonts w:ascii="Symbol" w:hAnsi="Symbol" w:hint="default"/>
+        <w:rFonts w:hint="default" w:ascii="Symbol" w:hAnsi="Symbol"/>
         <w:sz w:val="20"/>
       </w:rPr>
     </w:lvl>
@@ -3927,7 +5081,7 @@
         <w:ind w:left="1440" w:hanging="360"/>
       </w:pPr>
       <w:rPr>
-        <w:rFonts w:ascii="Courier New" w:hAnsi="Courier New" w:hint="default"/>
+        <w:rFonts w:hint="default" w:ascii="Courier New" w:hAnsi="Courier New"/>
         <w:sz w:val="20"/>
       </w:rPr>
     </w:lvl>
@@ -3943,7 +5097,7 @@
         <w:ind w:left="2160" w:hanging="360"/>
       </w:pPr>
       <w:rPr>
-        <w:rFonts w:ascii="Wingdings" w:hAnsi="Wingdings" w:hint="default"/>
+        <w:rFonts w:hint="default" w:ascii="Wingdings" w:hAnsi="Wingdings"/>
         <w:sz w:val="20"/>
       </w:rPr>
     </w:lvl>
@@ -3959,7 +5113,7 @@
         <w:ind w:left="2880" w:hanging="360"/>
       </w:pPr>
       <w:rPr>
-        <w:rFonts w:ascii="Wingdings" w:hAnsi="Wingdings" w:hint="default"/>
+        <w:rFonts w:hint="default" w:ascii="Wingdings" w:hAnsi="Wingdings"/>
         <w:sz w:val="20"/>
       </w:rPr>
     </w:lvl>
@@ -3975,7 +5129,7 @@
         <w:ind w:left="3600" w:hanging="360"/>
       </w:pPr>
       <w:rPr>
-        <w:rFonts w:ascii="Wingdings" w:hAnsi="Wingdings" w:hint="default"/>
+        <w:rFonts w:hint="default" w:ascii="Wingdings" w:hAnsi="Wingdings"/>
         <w:sz w:val="20"/>
       </w:rPr>
     </w:lvl>
@@ -3991,7 +5145,7 @@
         <w:ind w:left="4320" w:hanging="360"/>
       </w:pPr>
       <w:rPr>
-        <w:rFonts w:ascii="Wingdings" w:hAnsi="Wingdings" w:hint="default"/>
+        <w:rFonts w:hint="default" w:ascii="Wingdings" w:hAnsi="Wingdings"/>
         <w:sz w:val="20"/>
       </w:rPr>
     </w:lvl>
@@ -4007,7 +5161,7 @@
         <w:ind w:left="5040" w:hanging="360"/>
       </w:pPr>
       <w:rPr>
-        <w:rFonts w:ascii="Wingdings" w:hAnsi="Wingdings" w:hint="default"/>
+        <w:rFonts w:hint="default" w:ascii="Wingdings" w:hAnsi="Wingdings"/>
         <w:sz w:val="20"/>
       </w:rPr>
     </w:lvl>
@@ -4023,7 +5177,7 @@
         <w:ind w:left="5760" w:hanging="360"/>
       </w:pPr>
       <w:rPr>
-        <w:rFonts w:ascii="Wingdings" w:hAnsi="Wingdings" w:hint="default"/>
+        <w:rFonts w:hint="default" w:ascii="Wingdings" w:hAnsi="Wingdings"/>
         <w:sz w:val="20"/>
       </w:rPr>
     </w:lvl>
@@ -4039,7 +5193,7 @@
         <w:ind w:left="6480" w:hanging="360"/>
       </w:pPr>
       <w:rPr>
-        <w:rFonts w:ascii="Wingdings" w:hAnsi="Wingdings" w:hint="default"/>
+        <w:rFonts w:hint="default" w:ascii="Wingdings" w:hAnsi="Wingdings"/>
         <w:sz w:val="20"/>
       </w:rPr>
     </w:lvl>
@@ -4060,7 +5214,7 @@
         <w:ind w:left="720" w:hanging="360"/>
       </w:pPr>
       <w:rPr>
-        <w:rFonts w:ascii="Symbol" w:hAnsi="Symbol" w:hint="default"/>
+        <w:rFonts w:hint="default" w:ascii="Symbol" w:hAnsi="Symbol"/>
         <w:sz w:val="20"/>
       </w:rPr>
     </w:lvl>
@@ -4076,7 +5230,7 @@
         <w:ind w:left="1440" w:hanging="360"/>
       </w:pPr>
       <w:rPr>
-        <w:rFonts w:ascii="Courier New" w:hAnsi="Courier New" w:hint="default"/>
+        <w:rFonts w:hint="default" w:ascii="Courier New" w:hAnsi="Courier New"/>
         <w:sz w:val="20"/>
       </w:rPr>
     </w:lvl>
@@ -4092,7 +5246,7 @@
         <w:ind w:left="2160" w:hanging="360"/>
       </w:pPr>
       <w:rPr>
-        <w:rFonts w:ascii="Wingdings" w:hAnsi="Wingdings" w:hint="default"/>
+        <w:rFonts w:hint="default" w:ascii="Wingdings" w:hAnsi="Wingdings"/>
         <w:sz w:val="20"/>
       </w:rPr>
     </w:lvl>
@@ -4108,7 +5262,7 @@
         <w:ind w:left="2880" w:hanging="360"/>
       </w:pPr>
       <w:rPr>
-        <w:rFonts w:ascii="Wingdings" w:hAnsi="Wingdings" w:hint="default"/>
+        <w:rFonts w:hint="default" w:ascii="Wingdings" w:hAnsi="Wingdings"/>
         <w:sz w:val="20"/>
       </w:rPr>
     </w:lvl>
@@ -4124,7 +5278,7 @@
         <w:ind w:left="3600" w:hanging="360"/>
       </w:pPr>
       <w:rPr>
-        <w:rFonts w:ascii="Wingdings" w:hAnsi="Wingdings" w:hint="default"/>
+        <w:rFonts w:hint="default" w:ascii="Wingdings" w:hAnsi="Wingdings"/>
         <w:sz w:val="20"/>
       </w:rPr>
     </w:lvl>
@@ -4140,7 +5294,7 @@
         <w:ind w:left="4320" w:hanging="360"/>
       </w:pPr>
       <w:rPr>
-        <w:rFonts w:ascii="Wingdings" w:hAnsi="Wingdings" w:hint="default"/>
+        <w:rFonts w:hint="default" w:ascii="Wingdings" w:hAnsi="Wingdings"/>
         <w:sz w:val="20"/>
       </w:rPr>
     </w:lvl>
@@ -4156,7 +5310,7 @@
         <w:ind w:left="5040" w:hanging="360"/>
       </w:pPr>
       <w:rPr>
-        <w:rFonts w:ascii="Wingdings" w:hAnsi="Wingdings" w:hint="default"/>
+        <w:rFonts w:hint="default" w:ascii="Wingdings" w:hAnsi="Wingdings"/>
         <w:sz w:val="20"/>
       </w:rPr>
     </w:lvl>
@@ -4172,7 +5326,7 @@
         <w:ind w:left="5760" w:hanging="360"/>
       </w:pPr>
       <w:rPr>
-        <w:rFonts w:ascii="Wingdings" w:hAnsi="Wingdings" w:hint="default"/>
+        <w:rFonts w:hint="default" w:ascii="Wingdings" w:hAnsi="Wingdings"/>
         <w:sz w:val="20"/>
       </w:rPr>
     </w:lvl>
@@ -4188,7 +5342,7 @@
         <w:ind w:left="6480" w:hanging="360"/>
       </w:pPr>
       <w:rPr>
-        <w:rFonts w:ascii="Wingdings" w:hAnsi="Wingdings" w:hint="default"/>
+        <w:rFonts w:hint="default" w:ascii="Wingdings" w:hAnsi="Wingdings"/>
         <w:sz w:val="20"/>
       </w:rPr>
     </w:lvl>
@@ -4209,7 +5363,7 @@
         <w:ind w:left="720" w:hanging="360"/>
       </w:pPr>
       <w:rPr>
-        <w:rFonts w:ascii="Symbol" w:hAnsi="Symbol" w:hint="default"/>
+        <w:rFonts w:hint="default" w:ascii="Symbol" w:hAnsi="Symbol"/>
         <w:sz w:val="20"/>
       </w:rPr>
     </w:lvl>
@@ -4225,7 +5379,7 @@
         <w:ind w:left="1440" w:hanging="360"/>
       </w:pPr>
       <w:rPr>
-        <w:rFonts w:ascii="Courier New" w:hAnsi="Courier New" w:hint="default"/>
+        <w:rFonts w:hint="default" w:ascii="Courier New" w:hAnsi="Courier New"/>
         <w:sz w:val="20"/>
       </w:rPr>
     </w:lvl>
@@ -4241,7 +5395,7 @@
         <w:ind w:left="2160" w:hanging="360"/>
       </w:pPr>
       <w:rPr>
-        <w:rFonts w:ascii="Wingdings" w:hAnsi="Wingdings" w:hint="default"/>
+        <w:rFonts w:hint="default" w:ascii="Wingdings" w:hAnsi="Wingdings"/>
         <w:sz w:val="20"/>
       </w:rPr>
     </w:lvl>
@@ -4257,7 +5411,7 @@
         <w:ind w:left="2880" w:hanging="360"/>
       </w:pPr>
       <w:rPr>
-        <w:rFonts w:ascii="Wingdings" w:hAnsi="Wingdings" w:hint="default"/>
+        <w:rFonts w:hint="default" w:ascii="Wingdings" w:hAnsi="Wingdings"/>
         <w:sz w:val="20"/>
       </w:rPr>
     </w:lvl>
@@ -4273,7 +5427,7 @@
         <w:ind w:left="3600" w:hanging="360"/>
       </w:pPr>
       <w:rPr>
-        <w:rFonts w:ascii="Wingdings" w:hAnsi="Wingdings" w:hint="default"/>
+        <w:rFonts w:hint="default" w:ascii="Wingdings" w:hAnsi="Wingdings"/>
         <w:sz w:val="20"/>
       </w:rPr>
     </w:lvl>
@@ -4289,7 +5443,7 @@
         <w:ind w:left="4320" w:hanging="360"/>
       </w:pPr>
       <w:rPr>
-        <w:rFonts w:ascii="Wingdings" w:hAnsi="Wingdings" w:hint="default"/>
+        <w:rFonts w:hint="default" w:ascii="Wingdings" w:hAnsi="Wingdings"/>
         <w:sz w:val="20"/>
       </w:rPr>
     </w:lvl>
@@ -4305,7 +5459,7 @@
         <w:ind w:left="5040" w:hanging="360"/>
       </w:pPr>
       <w:rPr>
-        <w:rFonts w:ascii="Wingdings" w:hAnsi="Wingdings" w:hint="default"/>
+        <w:rFonts w:hint="default" w:ascii="Wingdings" w:hAnsi="Wingdings"/>
         <w:sz w:val="20"/>
       </w:rPr>
     </w:lvl>
@@ -4321,7 +5475,7 @@
         <w:ind w:left="5760" w:hanging="360"/>
       </w:pPr>
       <w:rPr>
-        <w:rFonts w:ascii="Wingdings" w:hAnsi="Wingdings" w:hint="default"/>
+        <w:rFonts w:hint="default" w:ascii="Wingdings" w:hAnsi="Wingdings"/>
         <w:sz w:val="20"/>
       </w:rPr>
     </w:lvl>
@@ -4337,7 +5491,7 @@
         <w:ind w:left="6480" w:hanging="360"/>
       </w:pPr>
       <w:rPr>
-        <w:rFonts w:ascii="Wingdings" w:hAnsi="Wingdings" w:hint="default"/>
+        <w:rFonts w:hint="default" w:ascii="Wingdings" w:hAnsi="Wingdings"/>
         <w:sz w:val="20"/>
       </w:rPr>
     </w:lvl>
@@ -4358,7 +5512,7 @@
         <w:ind w:left="720" w:hanging="360"/>
       </w:pPr>
       <w:rPr>
-        <w:rFonts w:ascii="Symbol" w:hAnsi="Symbol" w:hint="default"/>
+        <w:rFonts w:hint="default" w:ascii="Symbol" w:hAnsi="Symbol"/>
         <w:sz w:val="20"/>
       </w:rPr>
     </w:lvl>
@@ -4374,7 +5528,7 @@
         <w:ind w:left="1440" w:hanging="360"/>
       </w:pPr>
       <w:rPr>
-        <w:rFonts w:ascii="Courier New" w:hAnsi="Courier New" w:hint="default"/>
+        <w:rFonts w:hint="default" w:ascii="Courier New" w:hAnsi="Courier New"/>
         <w:sz w:val="20"/>
       </w:rPr>
     </w:lvl>
@@ -4390,7 +5544,7 @@
         <w:ind w:left="2160" w:hanging="360"/>
       </w:pPr>
       <w:rPr>
-        <w:rFonts w:ascii="Wingdings" w:hAnsi="Wingdings" w:hint="default"/>
+        <w:rFonts w:hint="default" w:ascii="Wingdings" w:hAnsi="Wingdings"/>
         <w:sz w:val="20"/>
       </w:rPr>
     </w:lvl>
@@ -4406,7 +5560,7 @@
         <w:ind w:left="2880" w:hanging="360"/>
       </w:pPr>
       <w:rPr>
-        <w:rFonts w:ascii="Wingdings" w:hAnsi="Wingdings" w:hint="default"/>
+        <w:rFonts w:hint="default" w:ascii="Wingdings" w:hAnsi="Wingdings"/>
         <w:sz w:val="20"/>
       </w:rPr>
     </w:lvl>
@@ -4422,7 +5576,7 @@
         <w:ind w:left="3600" w:hanging="360"/>
       </w:pPr>
       <w:rPr>
-        <w:rFonts w:ascii="Wingdings" w:hAnsi="Wingdings" w:hint="default"/>
+        <w:rFonts w:hint="default" w:ascii="Wingdings" w:hAnsi="Wingdings"/>
         <w:sz w:val="20"/>
       </w:rPr>
     </w:lvl>
@@ -4438,7 +5592,7 @@
         <w:ind w:left="4320" w:hanging="360"/>
       </w:pPr>
       <w:rPr>
-        <w:rFonts w:ascii="Wingdings" w:hAnsi="Wingdings" w:hint="default"/>
+        <w:rFonts w:hint="default" w:ascii="Wingdings" w:hAnsi="Wingdings"/>
         <w:sz w:val="20"/>
       </w:rPr>
     </w:lvl>
@@ -4454,7 +5608,7 @@
         <w:ind w:left="5040" w:hanging="360"/>
       </w:pPr>
       <w:rPr>
-        <w:rFonts w:ascii="Wingdings" w:hAnsi="Wingdings" w:hint="default"/>
+        <w:rFonts w:hint="default" w:ascii="Wingdings" w:hAnsi="Wingdings"/>
         <w:sz w:val="20"/>
       </w:rPr>
     </w:lvl>
@@ -4470,7 +5624,7 @@
         <w:ind w:left="5760" w:hanging="360"/>
       </w:pPr>
       <w:rPr>
-        <w:rFonts w:ascii="Wingdings" w:hAnsi="Wingdings" w:hint="default"/>
+        <w:rFonts w:hint="default" w:ascii="Wingdings" w:hAnsi="Wingdings"/>
         <w:sz w:val="20"/>
       </w:rPr>
     </w:lvl>
@@ -4486,7 +5640,7 @@
         <w:ind w:left="6480" w:hanging="360"/>
       </w:pPr>
       <w:rPr>
-        <w:rFonts w:ascii="Wingdings" w:hAnsi="Wingdings" w:hint="default"/>
+        <w:rFonts w:hint="default" w:ascii="Wingdings" w:hAnsi="Wingdings"/>
         <w:sz w:val="20"/>
       </w:rPr>
     </w:lvl>
@@ -4507,7 +5661,7 @@
         <w:ind w:left="720" w:hanging="360"/>
       </w:pPr>
       <w:rPr>
-        <w:rFonts w:ascii="Symbol" w:hAnsi="Symbol" w:hint="default"/>
+        <w:rFonts w:hint="default" w:ascii="Symbol" w:hAnsi="Symbol"/>
         <w:sz w:val="20"/>
       </w:rPr>
     </w:lvl>
@@ -4523,7 +5677,7 @@
         <w:ind w:left="1440" w:hanging="360"/>
       </w:pPr>
       <w:rPr>
-        <w:rFonts w:ascii="Courier New" w:hAnsi="Courier New" w:hint="default"/>
+        <w:rFonts w:hint="default" w:ascii="Courier New" w:hAnsi="Courier New"/>
         <w:sz w:val="20"/>
       </w:rPr>
     </w:lvl>
@@ -4539,7 +5693,7 @@
         <w:ind w:left="2160" w:hanging="360"/>
       </w:pPr>
       <w:rPr>
-        <w:rFonts w:ascii="Wingdings" w:hAnsi="Wingdings" w:hint="default"/>
+        <w:rFonts w:hint="default" w:ascii="Wingdings" w:hAnsi="Wingdings"/>
         <w:sz w:val="20"/>
       </w:rPr>
     </w:lvl>
@@ -4555,7 +5709,7 @@
         <w:ind w:left="2880" w:hanging="360"/>
       </w:pPr>
       <w:rPr>
-        <w:rFonts w:ascii="Wingdings" w:hAnsi="Wingdings" w:hint="default"/>
+        <w:rFonts w:hint="default" w:ascii="Wingdings" w:hAnsi="Wingdings"/>
         <w:sz w:val="20"/>
       </w:rPr>
     </w:lvl>
@@ -4571,7 +5725,7 @@
         <w:ind w:left="3600" w:hanging="360"/>
       </w:pPr>
       <w:rPr>
-        <w:rFonts w:ascii="Wingdings" w:hAnsi="Wingdings" w:hint="default"/>
+        <w:rFonts w:hint="default" w:ascii="Wingdings" w:hAnsi="Wingdings"/>
         <w:sz w:val="20"/>
       </w:rPr>
     </w:lvl>
@@ -4587,7 +5741,7 @@
         <w:ind w:left="4320" w:hanging="360"/>
       </w:pPr>
       <w:rPr>
-        <w:rFonts w:ascii="Wingdings" w:hAnsi="Wingdings" w:hint="default"/>
+        <w:rFonts w:hint="default" w:ascii="Wingdings" w:hAnsi="Wingdings"/>
         <w:sz w:val="20"/>
       </w:rPr>
     </w:lvl>
@@ -4603,7 +5757,7 @@
         <w:ind w:left="5040" w:hanging="360"/>
       </w:pPr>
       <w:rPr>
-        <w:rFonts w:ascii="Wingdings" w:hAnsi="Wingdings" w:hint="default"/>
+        <w:rFonts w:hint="default" w:ascii="Wingdings" w:hAnsi="Wingdings"/>
         <w:sz w:val="20"/>
       </w:rPr>
     </w:lvl>
@@ -4619,7 +5773,7 @@
         <w:ind w:left="5760" w:hanging="360"/>
       </w:pPr>
       <w:rPr>
-        <w:rFonts w:ascii="Wingdings" w:hAnsi="Wingdings" w:hint="default"/>
+        <w:rFonts w:hint="default" w:ascii="Wingdings" w:hAnsi="Wingdings"/>
         <w:sz w:val="20"/>
       </w:rPr>
     </w:lvl>
@@ -4635,7 +5789,7 @@
         <w:ind w:left="6480" w:hanging="360"/>
       </w:pPr>
       <w:rPr>
-        <w:rFonts w:ascii="Wingdings" w:hAnsi="Wingdings" w:hint="default"/>
+        <w:rFonts w:hint="default" w:ascii="Wingdings" w:hAnsi="Wingdings"/>
         <w:sz w:val="20"/>
       </w:rPr>
     </w:lvl>
@@ -4656,7 +5810,7 @@
         <w:ind w:left="720" w:hanging="360"/>
       </w:pPr>
       <w:rPr>
-        <w:rFonts w:ascii="Symbol" w:hAnsi="Symbol" w:hint="default"/>
+        <w:rFonts w:hint="default" w:ascii="Symbol" w:hAnsi="Symbol"/>
         <w:sz w:val="20"/>
       </w:rPr>
     </w:lvl>
@@ -4672,7 +5826,7 @@
         <w:ind w:left="1440" w:hanging="360"/>
       </w:pPr>
       <w:rPr>
-        <w:rFonts w:ascii="Courier New" w:hAnsi="Courier New" w:hint="default"/>
+        <w:rFonts w:hint="default" w:ascii="Courier New" w:hAnsi="Courier New"/>
         <w:sz w:val="20"/>
       </w:rPr>
     </w:lvl>
@@ -4688,7 +5842,7 @@
         <w:ind w:left="2160" w:hanging="360"/>
       </w:pPr>
       <w:rPr>
-        <w:rFonts w:ascii="Wingdings" w:hAnsi="Wingdings" w:hint="default"/>
+        <w:rFonts w:hint="default" w:ascii="Wingdings" w:hAnsi="Wingdings"/>
         <w:sz w:val="20"/>
       </w:rPr>
     </w:lvl>
@@ -4704,7 +5858,7 @@
         <w:ind w:left="2880" w:hanging="360"/>
       </w:pPr>
       <w:rPr>
-        <w:rFonts w:ascii="Wingdings" w:hAnsi="Wingdings" w:hint="default"/>
+        <w:rFonts w:hint="default" w:ascii="Wingdings" w:hAnsi="Wingdings"/>
         <w:sz w:val="20"/>
       </w:rPr>
     </w:lvl>
@@ -4720,7 +5874,7 @@
         <w:ind w:left="3600" w:hanging="360"/>
       </w:pPr>
       <w:rPr>
-        <w:rFonts w:ascii="Wingdings" w:hAnsi="Wingdings" w:hint="default"/>
+        <w:rFonts w:hint="default" w:ascii="Wingdings" w:hAnsi="Wingdings"/>
         <w:sz w:val="20"/>
       </w:rPr>
     </w:lvl>
@@ -4736,7 +5890,7 @@
         <w:ind w:left="4320" w:hanging="360"/>
       </w:pPr>
       <w:rPr>
-        <w:rFonts w:ascii="Wingdings" w:hAnsi="Wingdings" w:hint="default"/>
+        <w:rFonts w:hint="default" w:ascii="Wingdings" w:hAnsi="Wingdings"/>
         <w:sz w:val="20"/>
       </w:rPr>
     </w:lvl>
@@ -4752,7 +5906,7 @@
         <w:ind w:left="5040" w:hanging="360"/>
       </w:pPr>
       <w:rPr>
-        <w:rFonts w:ascii="Wingdings" w:hAnsi="Wingdings" w:hint="default"/>
+        <w:rFonts w:hint="default" w:ascii="Wingdings" w:hAnsi="Wingdings"/>
         <w:sz w:val="20"/>
       </w:rPr>
     </w:lvl>
@@ -4768,7 +5922,7 @@
         <w:ind w:left="5760" w:hanging="360"/>
       </w:pPr>
       <w:rPr>
-        <w:rFonts w:ascii="Wingdings" w:hAnsi="Wingdings" w:hint="default"/>
+        <w:rFonts w:hint="default" w:ascii="Wingdings" w:hAnsi="Wingdings"/>
         <w:sz w:val="20"/>
       </w:rPr>
     </w:lvl>
@@ -4784,7 +5938,7 @@
         <w:ind w:left="6480" w:hanging="360"/>
       </w:pPr>
       <w:rPr>
-        <w:rFonts w:ascii="Wingdings" w:hAnsi="Wingdings" w:hint="default"/>
+        <w:rFonts w:hint="default" w:ascii="Wingdings" w:hAnsi="Wingdings"/>
         <w:sz w:val="20"/>
       </w:rPr>
     </w:lvl>
@@ -4805,7 +5959,7 @@
         <w:ind w:left="720" w:hanging="360"/>
       </w:pPr>
       <w:rPr>
-        <w:rFonts w:ascii="Symbol" w:hAnsi="Symbol" w:hint="default"/>
+        <w:rFonts w:hint="default" w:ascii="Symbol" w:hAnsi="Symbol"/>
         <w:sz w:val="20"/>
       </w:rPr>
     </w:lvl>
@@ -4821,7 +5975,7 @@
         <w:ind w:left="1440" w:hanging="360"/>
       </w:pPr>
       <w:rPr>
-        <w:rFonts w:ascii="Courier New" w:hAnsi="Courier New" w:hint="default"/>
+        <w:rFonts w:hint="default" w:ascii="Courier New" w:hAnsi="Courier New"/>
         <w:sz w:val="20"/>
       </w:rPr>
     </w:lvl>
@@ -4837,7 +5991,7 @@
         <w:ind w:left="2160" w:hanging="360"/>
       </w:pPr>
       <w:rPr>
-        <w:rFonts w:ascii="Wingdings" w:hAnsi="Wingdings" w:hint="default"/>
+        <w:rFonts w:hint="default" w:ascii="Wingdings" w:hAnsi="Wingdings"/>
         <w:sz w:val="20"/>
       </w:rPr>
     </w:lvl>
@@ -4853,7 +6007,7 @@
         <w:ind w:left="2880" w:hanging="360"/>
       </w:pPr>
       <w:rPr>
-        <w:rFonts w:ascii="Wingdings" w:hAnsi="Wingdings" w:hint="default"/>
+        <w:rFonts w:hint="default" w:ascii="Wingdings" w:hAnsi="Wingdings"/>
         <w:sz w:val="20"/>
       </w:rPr>
     </w:lvl>
@@ -4869,7 +6023,7 @@
         <w:ind w:left="3600" w:hanging="360"/>
       </w:pPr>
       <w:rPr>
-        <w:rFonts w:ascii="Wingdings" w:hAnsi="Wingdings" w:hint="default"/>
+        <w:rFonts w:hint="default" w:ascii="Wingdings" w:hAnsi="Wingdings"/>
         <w:sz w:val="20"/>
       </w:rPr>
     </w:lvl>
@@ -4885,7 +6039,7 @@
         <w:ind w:left="4320" w:hanging="360"/>
       </w:pPr>
       <w:rPr>
-        <w:rFonts w:ascii="Wingdings" w:hAnsi="Wingdings" w:hint="default"/>
+        <w:rFonts w:hint="default" w:ascii="Wingdings" w:hAnsi="Wingdings"/>
         <w:sz w:val="20"/>
       </w:rPr>
     </w:lvl>
@@ -4901,7 +6055,7 @@
         <w:ind w:left="5040" w:hanging="360"/>
       </w:pPr>
       <w:rPr>
-        <w:rFonts w:ascii="Wingdings" w:hAnsi="Wingdings" w:hint="default"/>
+        <w:rFonts w:hint="default" w:ascii="Wingdings" w:hAnsi="Wingdings"/>
         <w:sz w:val="20"/>
       </w:rPr>
     </w:lvl>
@@ -4917,7 +6071,7 @@
         <w:ind w:left="5760" w:hanging="360"/>
       </w:pPr>
       <w:rPr>
-        <w:rFonts w:ascii="Wingdings" w:hAnsi="Wingdings" w:hint="default"/>
+        <w:rFonts w:hint="default" w:ascii="Wingdings" w:hAnsi="Wingdings"/>
         <w:sz w:val="20"/>
       </w:rPr>
     </w:lvl>
@@ -4933,7 +6087,7 @@
         <w:ind w:left="6480" w:hanging="360"/>
       </w:pPr>
       <w:rPr>
-        <w:rFonts w:ascii="Wingdings" w:hAnsi="Wingdings" w:hint="default"/>
+        <w:rFonts w:hint="default" w:ascii="Wingdings" w:hAnsi="Wingdings"/>
         <w:sz w:val="20"/>
       </w:rPr>
     </w:lvl>
@@ -4954,7 +6108,7 @@
         <w:ind w:left="720" w:hanging="360"/>
       </w:pPr>
       <w:rPr>
-        <w:rFonts w:ascii="Symbol" w:hAnsi="Symbol" w:hint="default"/>
+        <w:rFonts w:hint="default" w:ascii="Symbol" w:hAnsi="Symbol"/>
         <w:sz w:val="20"/>
       </w:rPr>
     </w:lvl>
@@ -4970,7 +6124,7 @@
         <w:ind w:left="1440" w:hanging="360"/>
       </w:pPr>
       <w:rPr>
-        <w:rFonts w:ascii="Courier New" w:hAnsi="Courier New" w:hint="default"/>
+        <w:rFonts w:hint="default" w:ascii="Courier New" w:hAnsi="Courier New"/>
         <w:sz w:val="20"/>
       </w:rPr>
     </w:lvl>
@@ -4986,7 +6140,7 @@
         <w:ind w:left="2160" w:hanging="360"/>
       </w:pPr>
       <w:rPr>
-        <w:rFonts w:ascii="Wingdings" w:hAnsi="Wingdings" w:hint="default"/>
+        <w:rFonts w:hint="default" w:ascii="Wingdings" w:hAnsi="Wingdings"/>
         <w:sz w:val="20"/>
       </w:rPr>
     </w:lvl>
@@ -5002,7 +6156,7 @@
         <w:ind w:left="2880" w:hanging="360"/>
       </w:pPr>
       <w:rPr>
-        <w:rFonts w:ascii="Wingdings" w:hAnsi="Wingdings" w:hint="default"/>
+        <w:rFonts w:hint="default" w:ascii="Wingdings" w:hAnsi="Wingdings"/>
         <w:sz w:val="20"/>
       </w:rPr>
     </w:lvl>
@@ -5018,7 +6172,7 @@
         <w:ind w:left="3600" w:hanging="360"/>
       </w:pPr>
       <w:rPr>
-        <w:rFonts w:ascii="Wingdings" w:hAnsi="Wingdings" w:hint="default"/>
+        <w:rFonts w:hint="default" w:ascii="Wingdings" w:hAnsi="Wingdings"/>
         <w:sz w:val="20"/>
       </w:rPr>
     </w:lvl>
@@ -5034,7 +6188,7 @@
         <w:ind w:left="4320" w:hanging="360"/>
       </w:pPr>
       <w:rPr>
-        <w:rFonts w:ascii="Wingdings" w:hAnsi="Wingdings" w:hint="default"/>
+        <w:rFonts w:hint="default" w:ascii="Wingdings" w:hAnsi="Wingdings"/>
         <w:sz w:val="20"/>
       </w:rPr>
     </w:lvl>
@@ -5050,7 +6204,7 @@
         <w:ind w:left="5040" w:hanging="360"/>
       </w:pPr>
       <w:rPr>
-        <w:rFonts w:ascii="Wingdings" w:hAnsi="Wingdings" w:hint="default"/>
+        <w:rFonts w:hint="default" w:ascii="Wingdings" w:hAnsi="Wingdings"/>
         <w:sz w:val="20"/>
       </w:rPr>
     </w:lvl>
@@ -5066,7 +6220,7 @@
         <w:ind w:left="5760" w:hanging="360"/>
       </w:pPr>
       <w:rPr>
-        <w:rFonts w:ascii="Wingdings" w:hAnsi="Wingdings" w:hint="default"/>
+        <w:rFonts w:hint="default" w:ascii="Wingdings" w:hAnsi="Wingdings"/>
         <w:sz w:val="20"/>
       </w:rPr>
     </w:lvl>
@@ -5082,7 +6236,7 @@
         <w:ind w:left="6480" w:hanging="360"/>
       </w:pPr>
       <w:rPr>
-        <w:rFonts w:ascii="Wingdings" w:hAnsi="Wingdings" w:hint="default"/>
+        <w:rFonts w:hint="default" w:ascii="Wingdings" w:hAnsi="Wingdings"/>
         <w:sz w:val="20"/>
       </w:rPr>
     </w:lvl>
@@ -5103,7 +6257,7 @@
         <w:ind w:left="720" w:hanging="360"/>
       </w:pPr>
       <w:rPr>
-        <w:rFonts w:ascii="Symbol" w:hAnsi="Symbol" w:hint="default"/>
+        <w:rFonts w:hint="default" w:ascii="Symbol" w:hAnsi="Symbol"/>
         <w:sz w:val="20"/>
       </w:rPr>
     </w:lvl>
@@ -5119,7 +6273,7 @@
         <w:ind w:left="1440" w:hanging="360"/>
       </w:pPr>
       <w:rPr>
-        <w:rFonts w:ascii="Courier New" w:hAnsi="Courier New" w:hint="default"/>
+        <w:rFonts w:hint="default" w:ascii="Courier New" w:hAnsi="Courier New"/>
         <w:sz w:val="20"/>
       </w:rPr>
     </w:lvl>
@@ -5135,7 +6289,7 @@
         <w:ind w:left="2160" w:hanging="360"/>
       </w:pPr>
       <w:rPr>
-        <w:rFonts w:ascii="Wingdings" w:hAnsi="Wingdings" w:hint="default"/>
+        <w:rFonts w:hint="default" w:ascii="Wingdings" w:hAnsi="Wingdings"/>
         <w:sz w:val="20"/>
       </w:rPr>
     </w:lvl>
@@ -5151,7 +6305,7 @@
         <w:ind w:left="2880" w:hanging="360"/>
       </w:pPr>
       <w:rPr>
-        <w:rFonts w:ascii="Wingdings" w:hAnsi="Wingdings" w:hint="default"/>
+        <w:rFonts w:hint="default" w:ascii="Wingdings" w:hAnsi="Wingdings"/>
         <w:sz w:val="20"/>
       </w:rPr>
     </w:lvl>
@@ -5167,7 +6321,7 @@
         <w:ind w:left="3600" w:hanging="360"/>
       </w:pPr>
       <w:rPr>
-        <w:rFonts w:ascii="Wingdings" w:hAnsi="Wingdings" w:hint="default"/>
+        <w:rFonts w:hint="default" w:ascii="Wingdings" w:hAnsi="Wingdings"/>
         <w:sz w:val="20"/>
       </w:rPr>
     </w:lvl>
@@ -5183,7 +6337,7 @@
         <w:ind w:left="4320" w:hanging="360"/>
       </w:pPr>
       <w:rPr>
-        <w:rFonts w:ascii="Wingdings" w:hAnsi="Wingdings" w:hint="default"/>
+        <w:rFonts w:hint="default" w:ascii="Wingdings" w:hAnsi="Wingdings"/>
         <w:sz w:val="20"/>
       </w:rPr>
     </w:lvl>
@@ -5199,7 +6353,7 @@
         <w:ind w:left="5040" w:hanging="360"/>
       </w:pPr>
       <w:rPr>
-        <w:rFonts w:ascii="Wingdings" w:hAnsi="Wingdings" w:hint="default"/>
+        <w:rFonts w:hint="default" w:ascii="Wingdings" w:hAnsi="Wingdings"/>
         <w:sz w:val="20"/>
       </w:rPr>
     </w:lvl>
@@ -5215,7 +6369,7 @@
         <w:ind w:left="5760" w:hanging="360"/>
       </w:pPr>
       <w:rPr>
-        <w:rFonts w:ascii="Wingdings" w:hAnsi="Wingdings" w:hint="default"/>
+        <w:rFonts w:hint="default" w:ascii="Wingdings" w:hAnsi="Wingdings"/>
         <w:sz w:val="20"/>
       </w:rPr>
     </w:lvl>
@@ -5231,7 +6385,7 @@
         <w:ind w:left="6480" w:hanging="360"/>
       </w:pPr>
       <w:rPr>
-        <w:rFonts w:ascii="Wingdings" w:hAnsi="Wingdings" w:hint="default"/>
+        <w:rFonts w:hint="default" w:ascii="Wingdings" w:hAnsi="Wingdings"/>
         <w:sz w:val="20"/>
       </w:rPr>
     </w:lvl>
@@ -5252,7 +6406,7 @@
         <w:ind w:left="720" w:hanging="360"/>
       </w:pPr>
       <w:rPr>
-        <w:rFonts w:ascii="Symbol" w:hAnsi="Symbol" w:hint="default"/>
+        <w:rFonts w:hint="default" w:ascii="Symbol" w:hAnsi="Symbol"/>
         <w:sz w:val="20"/>
       </w:rPr>
     </w:lvl>
@@ -5268,7 +6422,7 @@
         <w:ind w:left="1440" w:hanging="360"/>
       </w:pPr>
       <w:rPr>
-        <w:rFonts w:ascii="Courier New" w:hAnsi="Courier New" w:hint="default"/>
+        <w:rFonts w:hint="default" w:ascii="Courier New" w:hAnsi="Courier New"/>
         <w:sz w:val="20"/>
       </w:rPr>
     </w:lvl>
@@ -5284,7 +6438,7 @@
         <w:ind w:left="2160" w:hanging="360"/>
       </w:pPr>
       <w:rPr>
-        <w:rFonts w:ascii="Wingdings" w:hAnsi="Wingdings" w:hint="default"/>
+        <w:rFonts w:hint="default" w:ascii="Wingdings" w:hAnsi="Wingdings"/>
         <w:sz w:val="20"/>
       </w:rPr>
     </w:lvl>
@@ -5300,7 +6454,7 @@
         <w:ind w:left="2880" w:hanging="360"/>
       </w:pPr>
       <w:rPr>
-        <w:rFonts w:ascii="Wingdings" w:hAnsi="Wingdings" w:hint="default"/>
+        <w:rFonts w:hint="default" w:ascii="Wingdings" w:hAnsi="Wingdings"/>
         <w:sz w:val="20"/>
       </w:rPr>
     </w:lvl>
@@ -5316,7 +6470,7 @@
         <w:ind w:left="3600" w:hanging="360"/>
       </w:pPr>
       <w:rPr>
-        <w:rFonts w:ascii="Wingdings" w:hAnsi="Wingdings" w:hint="default"/>
+        <w:rFonts w:hint="default" w:ascii="Wingdings" w:hAnsi="Wingdings"/>
         <w:sz w:val="20"/>
       </w:rPr>
     </w:lvl>
@@ -5332,7 +6486,7 @@
         <w:ind w:left="4320" w:hanging="360"/>
       </w:pPr>
       <w:rPr>
-        <w:rFonts w:ascii="Wingdings" w:hAnsi="Wingdings" w:hint="default"/>
+        <w:rFonts w:hint="default" w:ascii="Wingdings" w:hAnsi="Wingdings"/>
         <w:sz w:val="20"/>
       </w:rPr>
     </w:lvl>
@@ -5348,7 +6502,7 @@
         <w:ind w:left="5040" w:hanging="360"/>
       </w:pPr>
       <w:rPr>
-        <w:rFonts w:ascii="Wingdings" w:hAnsi="Wingdings" w:hint="default"/>
+        <w:rFonts w:hint="default" w:ascii="Wingdings" w:hAnsi="Wingdings"/>
         <w:sz w:val="20"/>
       </w:rPr>
     </w:lvl>
@@ -5364,7 +6518,7 @@
         <w:ind w:left="5760" w:hanging="360"/>
       </w:pPr>
       <w:rPr>
-        <w:rFonts w:ascii="Wingdings" w:hAnsi="Wingdings" w:hint="default"/>
+        <w:rFonts w:hint="default" w:ascii="Wingdings" w:hAnsi="Wingdings"/>
         <w:sz w:val="20"/>
       </w:rPr>
     </w:lvl>
@@ -5380,7 +6534,7 @@
         <w:ind w:left="6480" w:hanging="360"/>
       </w:pPr>
       <w:rPr>
-        <w:rFonts w:ascii="Wingdings" w:hAnsi="Wingdings" w:hint="default"/>
+        <w:rFonts w:hint="default" w:ascii="Wingdings" w:hAnsi="Wingdings"/>
         <w:sz w:val="20"/>
       </w:rPr>
     </w:lvl>
@@ -5401,7 +6555,7 @@
         <w:ind w:left="720" w:hanging="360"/>
       </w:pPr>
       <w:rPr>
-        <w:rFonts w:ascii="Symbol" w:hAnsi="Symbol" w:hint="default"/>
+        <w:rFonts w:hint="default" w:ascii="Symbol" w:hAnsi="Symbol"/>
         <w:sz w:val="20"/>
       </w:rPr>
     </w:lvl>
@@ -5417,7 +6571,7 @@
         <w:ind w:left="1440" w:hanging="360"/>
       </w:pPr>
       <w:rPr>
-        <w:rFonts w:ascii="Courier New" w:hAnsi="Courier New" w:hint="default"/>
+        <w:rFonts w:hint="default" w:ascii="Courier New" w:hAnsi="Courier New"/>
         <w:sz w:val="20"/>
       </w:rPr>
     </w:lvl>
@@ -5433,7 +6587,7 @@
         <w:ind w:left="2160" w:hanging="360"/>
       </w:pPr>
       <w:rPr>
-        <w:rFonts w:ascii="Wingdings" w:hAnsi="Wingdings" w:hint="default"/>
+        <w:rFonts w:hint="default" w:ascii="Wingdings" w:hAnsi="Wingdings"/>
         <w:sz w:val="20"/>
       </w:rPr>
     </w:lvl>
@@ -5449,7 +6603,7 @@
         <w:ind w:left="2880" w:hanging="360"/>
       </w:pPr>
       <w:rPr>
-        <w:rFonts w:ascii="Wingdings" w:hAnsi="Wingdings" w:hint="default"/>
+        <w:rFonts w:hint="default" w:ascii="Wingdings" w:hAnsi="Wingdings"/>
         <w:sz w:val="20"/>
       </w:rPr>
     </w:lvl>
@@ -5465,7 +6619,7 @@
         <w:ind w:left="3600" w:hanging="360"/>
       </w:pPr>
       <w:rPr>
-        <w:rFonts w:ascii="Wingdings" w:hAnsi="Wingdings" w:hint="default"/>
+        <w:rFonts w:hint="default" w:ascii="Wingdings" w:hAnsi="Wingdings"/>
         <w:sz w:val="20"/>
       </w:rPr>
     </w:lvl>
@@ -5481,7 +6635,7 @@
         <w:ind w:left="4320" w:hanging="360"/>
       </w:pPr>
       <w:rPr>
-        <w:rFonts w:ascii="Wingdings" w:hAnsi="Wingdings" w:hint="default"/>
+        <w:rFonts w:hint="default" w:ascii="Wingdings" w:hAnsi="Wingdings"/>
         <w:sz w:val="20"/>
       </w:rPr>
     </w:lvl>
@@ -5497,7 +6651,7 @@
         <w:ind w:left="5040" w:hanging="360"/>
       </w:pPr>
       <w:rPr>
-        <w:rFonts w:ascii="Wingdings" w:hAnsi="Wingdings" w:hint="default"/>
+        <w:rFonts w:hint="default" w:ascii="Wingdings" w:hAnsi="Wingdings"/>
         <w:sz w:val="20"/>
       </w:rPr>
     </w:lvl>
@@ -5513,7 +6667,7 @@
         <w:ind w:left="5760" w:hanging="360"/>
       </w:pPr>
       <w:rPr>
-        <w:rFonts w:ascii="Wingdings" w:hAnsi="Wingdings" w:hint="default"/>
+        <w:rFonts w:hint="default" w:ascii="Wingdings" w:hAnsi="Wingdings"/>
         <w:sz w:val="20"/>
       </w:rPr>
     </w:lvl>
@@ -5529,7 +6683,7 @@
         <w:ind w:left="6480" w:hanging="360"/>
       </w:pPr>
       <w:rPr>
-        <w:rFonts w:ascii="Wingdings" w:hAnsi="Wingdings" w:hint="default"/>
+        <w:rFonts w:hint="default" w:ascii="Wingdings" w:hAnsi="Wingdings"/>
         <w:sz w:val="20"/>
       </w:rPr>
     </w:lvl>
@@ -5550,7 +6704,7 @@
         <w:ind w:left="720" w:hanging="360"/>
       </w:pPr>
       <w:rPr>
-        <w:rFonts w:ascii="Symbol" w:hAnsi="Symbol" w:hint="default"/>
+        <w:rFonts w:hint="default" w:ascii="Symbol" w:hAnsi="Symbol"/>
         <w:sz w:val="20"/>
       </w:rPr>
     </w:lvl>
@@ -5566,7 +6720,7 @@
         <w:ind w:left="1440" w:hanging="360"/>
       </w:pPr>
       <w:rPr>
-        <w:rFonts w:ascii="Courier New" w:hAnsi="Courier New" w:hint="default"/>
+        <w:rFonts w:hint="default" w:ascii="Courier New" w:hAnsi="Courier New"/>
         <w:sz w:val="20"/>
       </w:rPr>
     </w:lvl>
@@ -5582,7 +6736,7 @@
         <w:ind w:left="2160" w:hanging="360"/>
       </w:pPr>
       <w:rPr>
-        <w:rFonts w:ascii="Wingdings" w:hAnsi="Wingdings" w:hint="default"/>
+        <w:rFonts w:hint="default" w:ascii="Wingdings" w:hAnsi="Wingdings"/>
         <w:sz w:val="20"/>
       </w:rPr>
     </w:lvl>
@@ -5598,7 +6752,7 @@
         <w:ind w:left="2880" w:hanging="360"/>
       </w:pPr>
       <w:rPr>
-        <w:rFonts w:ascii="Wingdings" w:hAnsi="Wingdings" w:hint="default"/>
+        <w:rFonts w:hint="default" w:ascii="Wingdings" w:hAnsi="Wingdings"/>
         <w:sz w:val="20"/>
       </w:rPr>
     </w:lvl>
@@ -5614,7 +6768,7 @@
         <w:ind w:left="3600" w:hanging="360"/>
       </w:pPr>
       <w:rPr>
-        <w:rFonts w:ascii="Wingdings" w:hAnsi="Wingdings" w:hint="default"/>
+        <w:rFonts w:hint="default" w:ascii="Wingdings" w:hAnsi="Wingdings"/>
         <w:sz w:val="20"/>
       </w:rPr>
     </w:lvl>
@@ -5630,7 +6784,7 @@
         <w:ind w:left="4320" w:hanging="360"/>
       </w:pPr>
       <w:rPr>
-        <w:rFonts w:ascii="Wingdings" w:hAnsi="Wingdings" w:hint="default"/>
+        <w:rFonts w:hint="default" w:ascii="Wingdings" w:hAnsi="Wingdings"/>
         <w:sz w:val="20"/>
       </w:rPr>
     </w:lvl>
@@ -5646,7 +6800,7 @@
         <w:ind w:left="5040" w:hanging="360"/>
       </w:pPr>
       <w:rPr>
-        <w:rFonts w:ascii="Wingdings" w:hAnsi="Wingdings" w:hint="default"/>
+        <w:rFonts w:hint="default" w:ascii="Wingdings" w:hAnsi="Wingdings"/>
         <w:sz w:val="20"/>
       </w:rPr>
     </w:lvl>
@@ -5662,7 +6816,7 @@
         <w:ind w:left="5760" w:hanging="360"/>
       </w:pPr>
       <w:rPr>
-        <w:rFonts w:ascii="Wingdings" w:hAnsi="Wingdings" w:hint="default"/>
+        <w:rFonts w:hint="default" w:ascii="Wingdings" w:hAnsi="Wingdings"/>
         <w:sz w:val="20"/>
       </w:rPr>
     </w:lvl>
@@ -5678,7 +6832,7 @@
         <w:ind w:left="6480" w:hanging="360"/>
       </w:pPr>
       <w:rPr>
-        <w:rFonts w:ascii="Wingdings" w:hAnsi="Wingdings" w:hint="default"/>
+        <w:rFonts w:hint="default" w:ascii="Wingdings" w:hAnsi="Wingdings"/>
         <w:sz w:val="20"/>
       </w:rPr>
     </w:lvl>
@@ -5699,7 +6853,7 @@
         <w:ind w:left="720" w:hanging="360"/>
       </w:pPr>
       <w:rPr>
-        <w:rFonts w:ascii="Symbol" w:hAnsi="Symbol" w:hint="default"/>
+        <w:rFonts w:hint="default" w:ascii="Symbol" w:hAnsi="Symbol"/>
         <w:sz w:val="20"/>
       </w:rPr>
     </w:lvl>
@@ -5715,7 +6869,7 @@
         <w:ind w:left="1440" w:hanging="360"/>
       </w:pPr>
       <w:rPr>
-        <w:rFonts w:ascii="Courier New" w:hAnsi="Courier New" w:hint="default"/>
+        <w:rFonts w:hint="default" w:ascii="Courier New" w:hAnsi="Courier New"/>
         <w:sz w:val="20"/>
       </w:rPr>
     </w:lvl>
@@ -5731,7 +6885,7 @@
         <w:ind w:left="2160" w:hanging="360"/>
       </w:pPr>
       <w:rPr>
-        <w:rFonts w:ascii="Wingdings" w:hAnsi="Wingdings" w:hint="default"/>
+        <w:rFonts w:hint="default" w:ascii="Wingdings" w:hAnsi="Wingdings"/>
         <w:sz w:val="20"/>
       </w:rPr>
     </w:lvl>
@@ -5747,7 +6901,7 @@
         <w:ind w:left="2880" w:hanging="360"/>
       </w:pPr>
       <w:rPr>
-        <w:rFonts w:ascii="Wingdings" w:hAnsi="Wingdings" w:hint="default"/>
+        <w:rFonts w:hint="default" w:ascii="Wingdings" w:hAnsi="Wingdings"/>
         <w:sz w:val="20"/>
       </w:rPr>
     </w:lvl>
@@ -5763,7 +6917,7 @@
         <w:ind w:left="3600" w:hanging="360"/>
       </w:pPr>
       <w:rPr>
-        <w:rFonts w:ascii="Wingdings" w:hAnsi="Wingdings" w:hint="default"/>
+        <w:rFonts w:hint="default" w:ascii="Wingdings" w:hAnsi="Wingdings"/>
         <w:sz w:val="20"/>
       </w:rPr>
     </w:lvl>
@@ -5779,7 +6933,7 @@
         <w:ind w:left="4320" w:hanging="360"/>
       </w:pPr>
       <w:rPr>
-        <w:rFonts w:ascii="Wingdings" w:hAnsi="Wingdings" w:hint="default"/>
+        <w:rFonts w:hint="default" w:ascii="Wingdings" w:hAnsi="Wingdings"/>
         <w:sz w:val="20"/>
       </w:rPr>
     </w:lvl>
@@ -5795,7 +6949,7 @@
         <w:ind w:left="5040" w:hanging="360"/>
       </w:pPr>
       <w:rPr>
-        <w:rFonts w:ascii="Wingdings" w:hAnsi="Wingdings" w:hint="default"/>
+        <w:rFonts w:hint="default" w:ascii="Wingdings" w:hAnsi="Wingdings"/>
         <w:sz w:val="20"/>
       </w:rPr>
     </w:lvl>
@@ -5811,7 +6965,7 @@
         <w:ind w:left="5760" w:hanging="360"/>
       </w:pPr>
       <w:rPr>
-        <w:rFonts w:ascii="Wingdings" w:hAnsi="Wingdings" w:hint="default"/>
+        <w:rFonts w:hint="default" w:ascii="Wingdings" w:hAnsi="Wingdings"/>
         <w:sz w:val="20"/>
       </w:rPr>
     </w:lvl>
@@ -5827,7 +6981,7 @@
         <w:ind w:left="6480" w:hanging="360"/>
       </w:pPr>
       <w:rPr>
-        <w:rFonts w:ascii="Wingdings" w:hAnsi="Wingdings" w:hint="default"/>
+        <w:rFonts w:hint="default" w:ascii="Wingdings" w:hAnsi="Wingdings"/>
         <w:sz w:val="20"/>
       </w:rPr>
     </w:lvl>
@@ -5848,7 +7002,7 @@
         <w:ind w:left="720" w:hanging="360"/>
       </w:pPr>
       <w:rPr>
-        <w:rFonts w:ascii="Symbol" w:hAnsi="Symbol" w:hint="default"/>
+        <w:rFonts w:hint="default" w:ascii="Symbol" w:hAnsi="Symbol"/>
         <w:sz w:val="20"/>
       </w:rPr>
     </w:lvl>
@@ -5864,7 +7018,7 @@
         <w:ind w:left="1440" w:hanging="360"/>
       </w:pPr>
       <w:rPr>
-        <w:rFonts w:ascii="Courier New" w:hAnsi="Courier New" w:hint="default"/>
+        <w:rFonts w:hint="default" w:ascii="Courier New" w:hAnsi="Courier New"/>
         <w:sz w:val="20"/>
       </w:rPr>
     </w:lvl>
@@ -5880,7 +7034,7 @@
         <w:ind w:left="2160" w:hanging="360"/>
       </w:pPr>
       <w:rPr>
-        <w:rFonts w:ascii="Wingdings" w:hAnsi="Wingdings" w:hint="default"/>
+        <w:rFonts w:hint="default" w:ascii="Wingdings" w:hAnsi="Wingdings"/>
         <w:sz w:val="20"/>
       </w:rPr>
     </w:lvl>
@@ -5896,7 +7050,7 @@
         <w:ind w:left="2880" w:hanging="360"/>
       </w:pPr>
       <w:rPr>
-        <w:rFonts w:ascii="Wingdings" w:hAnsi="Wingdings" w:hint="default"/>
+        <w:rFonts w:hint="default" w:ascii="Wingdings" w:hAnsi="Wingdings"/>
         <w:sz w:val="20"/>
       </w:rPr>
     </w:lvl>
@@ -5912,7 +7066,7 @@
         <w:ind w:left="3600" w:hanging="360"/>
       </w:pPr>
       <w:rPr>
-        <w:rFonts w:ascii="Wingdings" w:hAnsi="Wingdings" w:hint="default"/>
+        <w:rFonts w:hint="default" w:ascii="Wingdings" w:hAnsi="Wingdings"/>
         <w:sz w:val="20"/>
       </w:rPr>
     </w:lvl>
@@ -5928,7 +7082,7 @@
         <w:ind w:left="4320" w:hanging="360"/>
       </w:pPr>
       <w:rPr>
-        <w:rFonts w:ascii="Wingdings" w:hAnsi="Wingdings" w:hint="default"/>
+        <w:rFonts w:hint="default" w:ascii="Wingdings" w:hAnsi="Wingdings"/>
         <w:sz w:val="20"/>
       </w:rPr>
     </w:lvl>
@@ -5944,7 +7098,7 @@
         <w:ind w:left="5040" w:hanging="360"/>
       </w:pPr>
       <w:rPr>
-        <w:rFonts w:ascii="Wingdings" w:hAnsi="Wingdings" w:hint="default"/>
+        <w:rFonts w:hint="default" w:ascii="Wingdings" w:hAnsi="Wingdings"/>
         <w:sz w:val="20"/>
       </w:rPr>
     </w:lvl>
@@ -5960,7 +7114,7 @@
         <w:ind w:left="5760" w:hanging="360"/>
       </w:pPr>
       <w:rPr>
-        <w:rFonts w:ascii="Wingdings" w:hAnsi="Wingdings" w:hint="default"/>
+        <w:rFonts w:hint="default" w:ascii="Wingdings" w:hAnsi="Wingdings"/>
         <w:sz w:val="20"/>
       </w:rPr>
     </w:lvl>
@@ -5976,7 +7130,7 @@
         <w:ind w:left="6480" w:hanging="360"/>
       </w:pPr>
       <w:rPr>
-        <w:rFonts w:ascii="Wingdings" w:hAnsi="Wingdings" w:hint="default"/>
+        <w:rFonts w:hint="default" w:ascii="Wingdings" w:hAnsi="Wingdings"/>
         <w:sz w:val="20"/>
       </w:rPr>
     </w:lvl>
@@ -5997,7 +7151,7 @@
         <w:ind w:left="720" w:hanging="360"/>
       </w:pPr>
       <w:rPr>
-        <w:rFonts w:ascii="Symbol" w:hAnsi="Symbol" w:hint="default"/>
+        <w:rFonts w:hint="default" w:ascii="Symbol" w:hAnsi="Symbol"/>
         <w:sz w:val="20"/>
       </w:rPr>
     </w:lvl>
@@ -6013,7 +7167,7 @@
         <w:ind w:left="1440" w:hanging="360"/>
       </w:pPr>
       <w:rPr>
-        <w:rFonts w:ascii="Courier New" w:hAnsi="Courier New" w:hint="default"/>
+        <w:rFonts w:hint="default" w:ascii="Courier New" w:hAnsi="Courier New"/>
         <w:sz w:val="20"/>
       </w:rPr>
     </w:lvl>
@@ -6029,7 +7183,7 @@
         <w:ind w:left="2160" w:hanging="360"/>
       </w:pPr>
       <w:rPr>
-        <w:rFonts w:ascii="Wingdings" w:hAnsi="Wingdings" w:hint="default"/>
+        <w:rFonts w:hint="default" w:ascii="Wingdings" w:hAnsi="Wingdings"/>
         <w:sz w:val="20"/>
       </w:rPr>
     </w:lvl>
@@ -6045,7 +7199,7 @@
         <w:ind w:left="2880" w:hanging="360"/>
       </w:pPr>
       <w:rPr>
-        <w:rFonts w:ascii="Wingdings" w:hAnsi="Wingdings" w:hint="default"/>
+        <w:rFonts w:hint="default" w:ascii="Wingdings" w:hAnsi="Wingdings"/>
         <w:sz w:val="20"/>
       </w:rPr>
     </w:lvl>
@@ -6061,7 +7215,7 @@
         <w:ind w:left="3600" w:hanging="360"/>
       </w:pPr>
       <w:rPr>
-        <w:rFonts w:ascii="Wingdings" w:hAnsi="Wingdings" w:hint="default"/>
+        <w:rFonts w:hint="default" w:ascii="Wingdings" w:hAnsi="Wingdings"/>
         <w:sz w:val="20"/>
       </w:rPr>
     </w:lvl>
@@ -6077,7 +7231,7 @@
         <w:ind w:left="4320" w:hanging="360"/>
       </w:pPr>
       <w:rPr>
-        <w:rFonts w:ascii="Wingdings" w:hAnsi="Wingdings" w:hint="default"/>
+        <w:rFonts w:hint="default" w:ascii="Wingdings" w:hAnsi="Wingdings"/>
         <w:sz w:val="20"/>
       </w:rPr>
     </w:lvl>
@@ -6093,7 +7247,7 @@
         <w:ind w:left="5040" w:hanging="360"/>
       </w:pPr>
       <w:rPr>
-        <w:rFonts w:ascii="Wingdings" w:hAnsi="Wingdings" w:hint="default"/>
+        <w:rFonts w:hint="default" w:ascii="Wingdings" w:hAnsi="Wingdings"/>
         <w:sz w:val="20"/>
       </w:rPr>
     </w:lvl>
@@ -6109,7 +7263,7 @@
         <w:ind w:left="5760" w:hanging="360"/>
       </w:pPr>
       <w:rPr>
-        <w:rFonts w:ascii="Wingdings" w:hAnsi="Wingdings" w:hint="default"/>
+        <w:rFonts w:hint="default" w:ascii="Wingdings" w:hAnsi="Wingdings"/>
         <w:sz w:val="20"/>
       </w:rPr>
     </w:lvl>
@@ -6125,7 +7279,7 @@
         <w:ind w:left="6480" w:hanging="360"/>
       </w:pPr>
       <w:rPr>
-        <w:rFonts w:ascii="Wingdings" w:hAnsi="Wingdings" w:hint="default"/>
+        <w:rFonts w:hint="default" w:ascii="Wingdings" w:hAnsi="Wingdings"/>
         <w:sz w:val="20"/>
       </w:rPr>
     </w:lvl>
@@ -6146,7 +7300,7 @@
         <w:ind w:left="720" w:hanging="360"/>
       </w:pPr>
       <w:rPr>
-        <w:rFonts w:ascii="Symbol" w:hAnsi="Symbol" w:hint="default"/>
+        <w:rFonts w:hint="default" w:ascii="Symbol" w:hAnsi="Symbol"/>
         <w:sz w:val="20"/>
       </w:rPr>
     </w:lvl>
@@ -6162,7 +7316,7 @@
         <w:ind w:left="1440" w:hanging="360"/>
       </w:pPr>
       <w:rPr>
-        <w:rFonts w:ascii="Courier New" w:hAnsi="Courier New" w:hint="default"/>
+        <w:rFonts w:hint="default" w:ascii="Courier New" w:hAnsi="Courier New"/>
         <w:sz w:val="20"/>
       </w:rPr>
     </w:lvl>
@@ -6178,7 +7332,7 @@
         <w:ind w:left="2160" w:hanging="360"/>
       </w:pPr>
       <w:rPr>
-        <w:rFonts w:ascii="Wingdings" w:hAnsi="Wingdings" w:hint="default"/>
+        <w:rFonts w:hint="default" w:ascii="Wingdings" w:hAnsi="Wingdings"/>
         <w:sz w:val="20"/>
       </w:rPr>
     </w:lvl>
@@ -6194,7 +7348,7 @@
         <w:ind w:left="2880" w:hanging="360"/>
       </w:pPr>
       <w:rPr>
-        <w:rFonts w:ascii="Wingdings" w:hAnsi="Wingdings" w:hint="default"/>
+        <w:rFonts w:hint="default" w:ascii="Wingdings" w:hAnsi="Wingdings"/>
         <w:sz w:val="20"/>
       </w:rPr>
     </w:lvl>
@@ -6210,7 +7364,7 @@
         <w:ind w:left="3600" w:hanging="360"/>
       </w:pPr>
       <w:rPr>
-        <w:rFonts w:ascii="Wingdings" w:hAnsi="Wingdings" w:hint="default"/>
+        <w:rFonts w:hint="default" w:ascii="Wingdings" w:hAnsi="Wingdings"/>
         <w:sz w:val="20"/>
       </w:rPr>
     </w:lvl>
@@ -6226,7 +7380,7 @@
         <w:ind w:left="4320" w:hanging="360"/>
       </w:pPr>
       <w:rPr>
-        <w:rFonts w:ascii="Wingdings" w:hAnsi="Wingdings" w:hint="default"/>
+        <w:rFonts w:hint="default" w:ascii="Wingdings" w:hAnsi="Wingdings"/>
         <w:sz w:val="20"/>
       </w:rPr>
     </w:lvl>
@@ -6242,7 +7396,7 @@
         <w:ind w:left="5040" w:hanging="360"/>
       </w:pPr>
       <w:rPr>
-        <w:rFonts w:ascii="Wingdings" w:hAnsi="Wingdings" w:hint="default"/>
+        <w:rFonts w:hint="default" w:ascii="Wingdings" w:hAnsi="Wingdings"/>
         <w:sz w:val="20"/>
       </w:rPr>
     </w:lvl>
@@ -6258,7 +7412,7 @@
         <w:ind w:left="5760" w:hanging="360"/>
       </w:pPr>
       <w:rPr>
-        <w:rFonts w:ascii="Wingdings" w:hAnsi="Wingdings" w:hint="default"/>
+        <w:rFonts w:hint="default" w:ascii="Wingdings" w:hAnsi="Wingdings"/>
         <w:sz w:val="20"/>
       </w:rPr>
     </w:lvl>
@@ -6274,7 +7428,7 @@
         <w:ind w:left="6480" w:hanging="360"/>
       </w:pPr>
       <w:rPr>
-        <w:rFonts w:ascii="Wingdings" w:hAnsi="Wingdings" w:hint="default"/>
+        <w:rFonts w:hint="default" w:ascii="Wingdings" w:hAnsi="Wingdings"/>
         <w:sz w:val="20"/>
       </w:rPr>
     </w:lvl>
@@ -6295,7 +7449,7 @@
         <w:ind w:left="720" w:hanging="360"/>
       </w:pPr>
       <w:rPr>
-        <w:rFonts w:ascii="Symbol" w:hAnsi="Symbol" w:hint="default"/>
+        <w:rFonts w:hint="default" w:ascii="Symbol" w:hAnsi="Symbol"/>
         <w:sz w:val="20"/>
       </w:rPr>
     </w:lvl>
@@ -6311,7 +7465,7 @@
         <w:ind w:left="1440" w:hanging="360"/>
       </w:pPr>
       <w:rPr>
-        <w:rFonts w:ascii="Courier New" w:hAnsi="Courier New" w:hint="default"/>
+        <w:rFonts w:hint="default" w:ascii="Courier New" w:hAnsi="Courier New"/>
         <w:sz w:val="20"/>
       </w:rPr>
     </w:lvl>
@@ -6327,7 +7481,7 @@
         <w:ind w:left="2160" w:hanging="360"/>
       </w:pPr>
       <w:rPr>
-        <w:rFonts w:ascii="Wingdings" w:hAnsi="Wingdings" w:hint="default"/>
+        <w:rFonts w:hint="default" w:ascii="Wingdings" w:hAnsi="Wingdings"/>
         <w:sz w:val="20"/>
       </w:rPr>
     </w:lvl>
@@ -6343,7 +7497,7 @@
         <w:ind w:left="2880" w:hanging="360"/>
       </w:pPr>
       <w:rPr>
-        <w:rFonts w:ascii="Wingdings" w:hAnsi="Wingdings" w:hint="default"/>
+        <w:rFonts w:hint="default" w:ascii="Wingdings" w:hAnsi="Wingdings"/>
         <w:sz w:val="20"/>
       </w:rPr>
     </w:lvl>
@@ -6359,7 +7513,7 @@
         <w:ind w:left="3600" w:hanging="360"/>
       </w:pPr>
       <w:rPr>
-        <w:rFonts w:ascii="Wingdings" w:hAnsi="Wingdings" w:hint="default"/>
+        <w:rFonts w:hint="default" w:ascii="Wingdings" w:hAnsi="Wingdings"/>
         <w:sz w:val="20"/>
       </w:rPr>
     </w:lvl>
@@ -6375,7 +7529,7 @@
         <w:ind w:left="4320" w:hanging="360"/>
       </w:pPr>
       <w:rPr>
-        <w:rFonts w:ascii="Wingdings" w:hAnsi="Wingdings" w:hint="default"/>
+        <w:rFonts w:hint="default" w:ascii="Wingdings" w:hAnsi="Wingdings"/>
         <w:sz w:val="20"/>
       </w:rPr>
     </w:lvl>
@@ -6391,7 +7545,7 @@
         <w:ind w:left="5040" w:hanging="360"/>
       </w:pPr>
       <w:rPr>
-        <w:rFonts w:ascii="Wingdings" w:hAnsi="Wingdings" w:hint="default"/>
+        <w:rFonts w:hint="default" w:ascii="Wingdings" w:hAnsi="Wingdings"/>
         <w:sz w:val="20"/>
       </w:rPr>
     </w:lvl>
@@ -6407,7 +7561,7 @@
         <w:ind w:left="5760" w:hanging="360"/>
       </w:pPr>
       <w:rPr>
-        <w:rFonts w:ascii="Wingdings" w:hAnsi="Wingdings" w:hint="default"/>
+        <w:rFonts w:hint="default" w:ascii="Wingdings" w:hAnsi="Wingdings"/>
         <w:sz w:val="20"/>
       </w:rPr>
     </w:lvl>
@@ -6423,7 +7577,7 @@
         <w:ind w:left="6480" w:hanging="360"/>
       </w:pPr>
       <w:rPr>
-        <w:rFonts w:ascii="Wingdings" w:hAnsi="Wingdings" w:hint="default"/>
+        <w:rFonts w:hint="default" w:ascii="Wingdings" w:hAnsi="Wingdings"/>
         <w:sz w:val="20"/>
       </w:rPr>
     </w:lvl>
@@ -6444,7 +7598,7 @@
         <w:ind w:left="720" w:hanging="360"/>
       </w:pPr>
       <w:rPr>
-        <w:rFonts w:ascii="Symbol" w:hAnsi="Symbol" w:hint="default"/>
+        <w:rFonts w:hint="default" w:ascii="Symbol" w:hAnsi="Symbol"/>
         <w:sz w:val="20"/>
       </w:rPr>
     </w:lvl>
@@ -6460,7 +7614,7 @@
         <w:ind w:left="1440" w:hanging="360"/>
       </w:pPr>
       <w:rPr>
-        <w:rFonts w:ascii="Courier New" w:hAnsi="Courier New" w:hint="default"/>
+        <w:rFonts w:hint="default" w:ascii="Courier New" w:hAnsi="Courier New"/>
         <w:sz w:val="20"/>
       </w:rPr>
     </w:lvl>
@@ -6476,7 +7630,7 @@
         <w:ind w:left="2160" w:hanging="360"/>
       </w:pPr>
       <w:rPr>
-        <w:rFonts w:ascii="Wingdings" w:hAnsi="Wingdings" w:hint="default"/>
+        <w:rFonts w:hint="default" w:ascii="Wingdings" w:hAnsi="Wingdings"/>
         <w:sz w:val="20"/>
       </w:rPr>
     </w:lvl>
@@ -6492,7 +7646,7 @@
         <w:ind w:left="2880" w:hanging="360"/>
       </w:pPr>
       <w:rPr>
-        <w:rFonts w:ascii="Wingdings" w:hAnsi="Wingdings" w:hint="default"/>
+        <w:rFonts w:hint="default" w:ascii="Wingdings" w:hAnsi="Wingdings"/>
         <w:sz w:val="20"/>
       </w:rPr>
     </w:lvl>
@@ -6508,7 +7662,7 @@
         <w:ind w:left="3600" w:hanging="360"/>
       </w:pPr>
       <w:rPr>
-        <w:rFonts w:ascii="Wingdings" w:hAnsi="Wingdings" w:hint="default"/>
+        <w:rFonts w:hint="default" w:ascii="Wingdings" w:hAnsi="Wingdings"/>
         <w:sz w:val="20"/>
       </w:rPr>
     </w:lvl>
@@ -6524,7 +7678,7 @@
         <w:ind w:left="4320" w:hanging="360"/>
       </w:pPr>
       <w:rPr>
-        <w:rFonts w:ascii="Wingdings" w:hAnsi="Wingdings" w:hint="default"/>
+        <w:rFonts w:hint="default" w:ascii="Wingdings" w:hAnsi="Wingdings"/>
         <w:sz w:val="20"/>
       </w:rPr>
     </w:lvl>
@@ -6540,7 +7694,7 @@
         <w:ind w:left="5040" w:hanging="360"/>
       </w:pPr>
       <w:rPr>
-        <w:rFonts w:ascii="Wingdings" w:hAnsi="Wingdings" w:hint="default"/>
+        <w:rFonts w:hint="default" w:ascii="Wingdings" w:hAnsi="Wingdings"/>
         <w:sz w:val="20"/>
       </w:rPr>
     </w:lvl>
@@ -6556,7 +7710,7 @@
         <w:ind w:left="5760" w:hanging="360"/>
       </w:pPr>
       <w:rPr>
-        <w:rFonts w:ascii="Wingdings" w:hAnsi="Wingdings" w:hint="default"/>
+        <w:rFonts w:hint="default" w:ascii="Wingdings" w:hAnsi="Wingdings"/>
         <w:sz w:val="20"/>
       </w:rPr>
     </w:lvl>
@@ -6572,7 +7726,7 @@
         <w:ind w:left="6480" w:hanging="360"/>
       </w:pPr>
       <w:rPr>
-        <w:rFonts w:ascii="Wingdings" w:hAnsi="Wingdings" w:hint="default"/>
+        <w:rFonts w:hint="default" w:ascii="Wingdings" w:hAnsi="Wingdings"/>
         <w:sz w:val="20"/>
       </w:rPr>
     </w:lvl>
@@ -6593,7 +7747,7 @@
         <w:ind w:left="720" w:hanging="360"/>
       </w:pPr>
       <w:rPr>
-        <w:rFonts w:ascii="Symbol" w:hAnsi="Symbol" w:hint="default"/>
+        <w:rFonts w:hint="default" w:ascii="Symbol" w:hAnsi="Symbol"/>
         <w:sz w:val="20"/>
       </w:rPr>
     </w:lvl>
@@ -6609,7 +7763,7 @@
         <w:ind w:left="1440" w:hanging="360"/>
       </w:pPr>
       <w:rPr>
-        <w:rFonts w:ascii="Courier New" w:hAnsi="Courier New" w:hint="default"/>
+        <w:rFonts w:hint="default" w:ascii="Courier New" w:hAnsi="Courier New"/>
         <w:sz w:val="20"/>
       </w:rPr>
     </w:lvl>
@@ -6625,7 +7779,7 @@
         <w:ind w:left="2160" w:hanging="360"/>
       </w:pPr>
       <w:rPr>
-        <w:rFonts w:ascii="Wingdings" w:hAnsi="Wingdings" w:hint="default"/>
+        <w:rFonts w:hint="default" w:ascii="Wingdings" w:hAnsi="Wingdings"/>
         <w:sz w:val="20"/>
       </w:rPr>
     </w:lvl>
@@ -6641,7 +7795,7 @@
         <w:ind w:left="2880" w:hanging="360"/>
       </w:pPr>
       <w:rPr>
-        <w:rFonts w:ascii="Wingdings" w:hAnsi="Wingdings" w:hint="default"/>
+        <w:rFonts w:hint="default" w:ascii="Wingdings" w:hAnsi="Wingdings"/>
         <w:sz w:val="20"/>
       </w:rPr>
     </w:lvl>
@@ -6657,7 +7811,7 @@
         <w:ind w:left="3600" w:hanging="360"/>
       </w:pPr>
       <w:rPr>
-        <w:rFonts w:ascii="Wingdings" w:hAnsi="Wingdings" w:hint="default"/>
+        <w:rFonts w:hint="default" w:ascii="Wingdings" w:hAnsi="Wingdings"/>
         <w:sz w:val="20"/>
       </w:rPr>
     </w:lvl>
@@ -6673,7 +7827,7 @@
         <w:ind w:left="4320" w:hanging="360"/>
       </w:pPr>
       <w:rPr>
-        <w:rFonts w:ascii="Wingdings" w:hAnsi="Wingdings" w:hint="default"/>
+        <w:rFonts w:hint="default" w:ascii="Wingdings" w:hAnsi="Wingdings"/>
         <w:sz w:val="20"/>
       </w:rPr>
     </w:lvl>
@@ -6689,7 +7843,7 @@
         <w:ind w:left="5040" w:hanging="360"/>
       </w:pPr>
       <w:rPr>
-        <w:rFonts w:ascii="Wingdings" w:hAnsi="Wingdings" w:hint="default"/>
+        <w:rFonts w:hint="default" w:ascii="Wingdings" w:hAnsi="Wingdings"/>
         <w:sz w:val="20"/>
       </w:rPr>
     </w:lvl>
@@ -6705,7 +7859,7 @@
         <w:ind w:left="5760" w:hanging="360"/>
       </w:pPr>
       <w:rPr>
-        <w:rFonts w:ascii="Wingdings" w:hAnsi="Wingdings" w:hint="default"/>
+        <w:rFonts w:hint="default" w:ascii="Wingdings" w:hAnsi="Wingdings"/>
         <w:sz w:val="20"/>
       </w:rPr>
     </w:lvl>
@@ -6721,7 +7875,7 @@
         <w:ind w:left="6480" w:hanging="360"/>
       </w:pPr>
       <w:rPr>
-        <w:rFonts w:ascii="Wingdings" w:hAnsi="Wingdings" w:hint="default"/>
+        <w:rFonts w:hint="default" w:ascii="Wingdings" w:hAnsi="Wingdings"/>
         <w:sz w:val="20"/>
       </w:rPr>
     </w:lvl>
@@ -6742,7 +7896,7 @@
         <w:ind w:left="720" w:hanging="360"/>
       </w:pPr>
       <w:rPr>
-        <w:rFonts w:ascii="Symbol" w:hAnsi="Symbol" w:hint="default"/>
+        <w:rFonts w:hint="default" w:ascii="Symbol" w:hAnsi="Symbol"/>
         <w:sz w:val="20"/>
       </w:rPr>
     </w:lvl>
@@ -6758,7 +7912,7 @@
         <w:ind w:left="1440" w:hanging="360"/>
       </w:pPr>
       <w:rPr>
-        <w:rFonts w:ascii="Courier New" w:hAnsi="Courier New" w:hint="default"/>
+        <w:rFonts w:hint="default" w:ascii="Courier New" w:hAnsi="Courier New"/>
         <w:sz w:val="20"/>
       </w:rPr>
     </w:lvl>
@@ -6774,7 +7928,7 @@
         <w:ind w:left="2160" w:hanging="360"/>
       </w:pPr>
       <w:rPr>
-        <w:rFonts w:ascii="Wingdings" w:hAnsi="Wingdings" w:hint="default"/>
+        <w:rFonts w:hint="default" w:ascii="Wingdings" w:hAnsi="Wingdings"/>
         <w:sz w:val="20"/>
       </w:rPr>
     </w:lvl>
@@ -6790,7 +7944,7 @@
         <w:ind w:left="2880" w:hanging="360"/>
       </w:pPr>
       <w:rPr>
-        <w:rFonts w:ascii="Wingdings" w:hAnsi="Wingdings" w:hint="default"/>
+        <w:rFonts w:hint="default" w:ascii="Wingdings" w:hAnsi="Wingdings"/>
         <w:sz w:val="20"/>
       </w:rPr>
     </w:lvl>
@@ -6806,7 +7960,7 @@
         <w:ind w:left="3600" w:hanging="360"/>
       </w:pPr>
       <w:rPr>
-        <w:rFonts w:ascii="Wingdings" w:hAnsi="Wingdings" w:hint="default"/>
+        <w:rFonts w:hint="default" w:ascii="Wingdings" w:hAnsi="Wingdings"/>
         <w:sz w:val="20"/>
       </w:rPr>
     </w:lvl>
@@ -6822,7 +7976,7 @@
         <w:ind w:left="4320" w:hanging="360"/>
       </w:pPr>
       <w:rPr>
-        <w:rFonts w:ascii="Wingdings" w:hAnsi="Wingdings" w:hint="default"/>
+        <w:rFonts w:hint="default" w:ascii="Wingdings" w:hAnsi="Wingdings"/>
         <w:sz w:val="20"/>
       </w:rPr>
     </w:lvl>
@@ -6838,7 +7992,7 @@
         <w:ind w:left="5040" w:hanging="360"/>
       </w:pPr>
       <w:rPr>
-        <w:rFonts w:ascii="Wingdings" w:hAnsi="Wingdings" w:hint="default"/>
+        <w:rFonts w:hint="default" w:ascii="Wingdings" w:hAnsi="Wingdings"/>
         <w:sz w:val="20"/>
       </w:rPr>
     </w:lvl>
@@ -6854,7 +8008,7 @@
         <w:ind w:left="5760" w:hanging="360"/>
       </w:pPr>
       <w:rPr>
-        <w:rFonts w:ascii="Wingdings" w:hAnsi="Wingdings" w:hint="default"/>
+        <w:rFonts w:hint="default" w:ascii="Wingdings" w:hAnsi="Wingdings"/>
         <w:sz w:val="20"/>
       </w:rPr>
     </w:lvl>
@@ -6870,7 +8024,7 @@
         <w:ind w:left="6480" w:hanging="360"/>
       </w:pPr>
       <w:rPr>
-        <w:rFonts w:ascii="Wingdings" w:hAnsi="Wingdings" w:hint="default"/>
+        <w:rFonts w:hint="default" w:ascii="Wingdings" w:hAnsi="Wingdings"/>
         <w:sz w:val="20"/>
       </w:rPr>
     </w:lvl>
@@ -6891,7 +8045,7 @@
         <w:ind w:left="720" w:hanging="360"/>
       </w:pPr>
       <w:rPr>
-        <w:rFonts w:ascii="Symbol" w:hAnsi="Symbol" w:hint="default"/>
+        <w:rFonts w:hint="default" w:ascii="Symbol" w:hAnsi="Symbol"/>
         <w:sz w:val="20"/>
       </w:rPr>
     </w:lvl>
@@ -6907,7 +8061,7 @@
         <w:ind w:left="1440" w:hanging="360"/>
       </w:pPr>
       <w:rPr>
-        <w:rFonts w:ascii="Courier New" w:hAnsi="Courier New" w:hint="default"/>
+        <w:rFonts w:hint="default" w:ascii="Courier New" w:hAnsi="Courier New"/>
         <w:sz w:val="20"/>
       </w:rPr>
     </w:lvl>
@@ -6923,7 +8077,7 @@
         <w:ind w:left="2160" w:hanging="360"/>
       </w:pPr>
       <w:rPr>
-        <w:rFonts w:ascii="Wingdings" w:hAnsi="Wingdings" w:hint="default"/>
+        <w:rFonts w:hint="default" w:ascii="Wingdings" w:hAnsi="Wingdings"/>
         <w:sz w:val="20"/>
       </w:rPr>
     </w:lvl>
@@ -6939,7 +8093,7 @@
         <w:ind w:left="2880" w:hanging="360"/>
       </w:pPr>
       <w:rPr>
-        <w:rFonts w:ascii="Wingdings" w:hAnsi="Wingdings" w:hint="default"/>
+        <w:rFonts w:hint="default" w:ascii="Wingdings" w:hAnsi="Wingdings"/>
         <w:sz w:val="20"/>
       </w:rPr>
     </w:lvl>
@@ -6955,7 +8109,7 @@
         <w:ind w:left="3600" w:hanging="360"/>
       </w:pPr>
       <w:rPr>
-        <w:rFonts w:ascii="Wingdings" w:hAnsi="Wingdings" w:hint="default"/>
+        <w:rFonts w:hint="default" w:ascii="Wingdings" w:hAnsi="Wingdings"/>
         <w:sz w:val="20"/>
       </w:rPr>
     </w:lvl>
@@ -6971,7 +8125,7 @@
         <w:ind w:left="4320" w:hanging="360"/>
       </w:pPr>
       <w:rPr>
-        <w:rFonts w:ascii="Wingdings" w:hAnsi="Wingdings" w:hint="default"/>
+        <w:rFonts w:hint="default" w:ascii="Wingdings" w:hAnsi="Wingdings"/>
         <w:sz w:val="20"/>
       </w:rPr>
     </w:lvl>
@@ -6987,7 +8141,7 @@
         <w:ind w:left="5040" w:hanging="360"/>
       </w:pPr>
       <w:rPr>
-        <w:rFonts w:ascii="Wingdings" w:hAnsi="Wingdings" w:hint="default"/>
+        <w:rFonts w:hint="default" w:ascii="Wingdings" w:hAnsi="Wingdings"/>
         <w:sz w:val="20"/>
       </w:rPr>
     </w:lvl>
@@ -7003,7 +8157,7 @@
         <w:ind w:left="5760" w:hanging="360"/>
       </w:pPr>
       <w:rPr>
-        <w:rFonts w:ascii="Wingdings" w:hAnsi="Wingdings" w:hint="default"/>
+        <w:rFonts w:hint="default" w:ascii="Wingdings" w:hAnsi="Wingdings"/>
         <w:sz w:val="20"/>
       </w:rPr>
     </w:lvl>
@@ -7019,7 +8173,7 @@
         <w:ind w:left="6480" w:hanging="360"/>
       </w:pPr>
       <w:rPr>
-        <w:rFonts w:ascii="Wingdings" w:hAnsi="Wingdings" w:hint="default"/>
+        <w:rFonts w:hint="default" w:ascii="Wingdings" w:hAnsi="Wingdings"/>
         <w:sz w:val="20"/>
       </w:rPr>
     </w:lvl>
@@ -7040,7 +8194,7 @@
         <w:ind w:left="720" w:hanging="360"/>
       </w:pPr>
       <w:rPr>
-        <w:rFonts w:ascii="Symbol" w:hAnsi="Symbol" w:hint="default"/>
+        <w:rFonts w:hint="default" w:ascii="Symbol" w:hAnsi="Symbol"/>
         <w:sz w:val="20"/>
       </w:rPr>
     </w:lvl>
@@ -7056,7 +8210,7 @@
         <w:ind w:left="1440" w:hanging="360"/>
       </w:pPr>
       <w:rPr>
-        <w:rFonts w:ascii="Courier New" w:hAnsi="Courier New" w:hint="default"/>
+        <w:rFonts w:hint="default" w:ascii="Courier New" w:hAnsi="Courier New"/>
         <w:sz w:val="20"/>
       </w:rPr>
     </w:lvl>
@@ -7072,7 +8226,7 @@
         <w:ind w:left="2160" w:hanging="360"/>
       </w:pPr>
       <w:rPr>
-        <w:rFonts w:ascii="Wingdings" w:hAnsi="Wingdings" w:hint="default"/>
+        <w:rFonts w:hint="default" w:ascii="Wingdings" w:hAnsi="Wingdings"/>
         <w:sz w:val="20"/>
       </w:rPr>
     </w:lvl>
@@ -7088,7 +8242,7 @@
         <w:ind w:left="2880" w:hanging="360"/>
       </w:pPr>
       <w:rPr>
-        <w:rFonts w:ascii="Wingdings" w:hAnsi="Wingdings" w:hint="default"/>
+        <w:rFonts w:hint="default" w:ascii="Wingdings" w:hAnsi="Wingdings"/>
         <w:sz w:val="20"/>
       </w:rPr>
     </w:lvl>
@@ -7104,7 +8258,7 @@
         <w:ind w:left="3600" w:hanging="360"/>
       </w:pPr>
       <w:rPr>
-        <w:rFonts w:ascii="Wingdings" w:hAnsi="Wingdings" w:hint="default"/>
+        <w:rFonts w:hint="default" w:ascii="Wingdings" w:hAnsi="Wingdings"/>
         <w:sz w:val="20"/>
       </w:rPr>
     </w:lvl>
@@ -7120,7 +8274,7 @@
         <w:ind w:left="4320" w:hanging="360"/>
       </w:pPr>
       <w:rPr>
-        <w:rFonts w:ascii="Wingdings" w:hAnsi="Wingdings" w:hint="default"/>
+        <w:rFonts w:hint="default" w:ascii="Wingdings" w:hAnsi="Wingdings"/>
         <w:sz w:val="20"/>
       </w:rPr>
     </w:lvl>
@@ -7136,7 +8290,7 @@
         <w:ind w:left="5040" w:hanging="360"/>
       </w:pPr>
       <w:rPr>
-        <w:rFonts w:ascii="Wingdings" w:hAnsi="Wingdings" w:hint="default"/>
+        <w:rFonts w:hint="default" w:ascii="Wingdings" w:hAnsi="Wingdings"/>
         <w:sz w:val="20"/>
       </w:rPr>
     </w:lvl>
@@ -7152,7 +8306,7 @@
         <w:ind w:left="5760" w:hanging="360"/>
       </w:pPr>
       <w:rPr>
-        <w:rFonts w:ascii="Wingdings" w:hAnsi="Wingdings" w:hint="default"/>
+        <w:rFonts w:hint="default" w:ascii="Wingdings" w:hAnsi="Wingdings"/>
         <w:sz w:val="20"/>
       </w:rPr>
     </w:lvl>
@@ -7168,7 +8322,7 @@
         <w:ind w:left="6480" w:hanging="360"/>
       </w:pPr>
       <w:rPr>
-        <w:rFonts w:ascii="Wingdings" w:hAnsi="Wingdings" w:hint="default"/>
+        <w:rFonts w:hint="default" w:ascii="Wingdings" w:hAnsi="Wingdings"/>
         <w:sz w:val="20"/>
       </w:rPr>
     </w:lvl>
@@ -7189,7 +8343,7 @@
         <w:ind w:left="720" w:hanging="360"/>
       </w:pPr>
       <w:rPr>
-        <w:rFonts w:ascii="Symbol" w:hAnsi="Symbol" w:hint="default"/>
+        <w:rFonts w:hint="default" w:ascii="Symbol" w:hAnsi="Symbol"/>
         <w:sz w:val="20"/>
       </w:rPr>
     </w:lvl>
@@ -7205,7 +8359,7 @@
         <w:ind w:left="1440" w:hanging="360"/>
       </w:pPr>
       <w:rPr>
-        <w:rFonts w:ascii="Courier New" w:hAnsi="Courier New" w:hint="default"/>
+        <w:rFonts w:hint="default" w:ascii="Courier New" w:hAnsi="Courier New"/>
         <w:sz w:val="20"/>
       </w:rPr>
     </w:lvl>
@@ -7221,7 +8375,7 @@
         <w:ind w:left="2160" w:hanging="360"/>
       </w:pPr>
       <w:rPr>
-        <w:rFonts w:ascii="Wingdings" w:hAnsi="Wingdings" w:hint="default"/>
+        <w:rFonts w:hint="default" w:ascii="Wingdings" w:hAnsi="Wingdings"/>
         <w:sz w:val="20"/>
       </w:rPr>
     </w:lvl>
@@ -7237,7 +8391,7 @@
         <w:ind w:left="2880" w:hanging="360"/>
       </w:pPr>
       <w:rPr>
-        <w:rFonts w:ascii="Wingdings" w:hAnsi="Wingdings" w:hint="default"/>
+        <w:rFonts w:hint="default" w:ascii="Wingdings" w:hAnsi="Wingdings"/>
         <w:sz w:val="20"/>
       </w:rPr>
     </w:lvl>
@@ -7253,7 +8407,7 @@
         <w:ind w:left="3600" w:hanging="360"/>
       </w:pPr>
       <w:rPr>
-        <w:rFonts w:ascii="Wingdings" w:hAnsi="Wingdings" w:hint="default"/>
+        <w:rFonts w:hint="default" w:ascii="Wingdings" w:hAnsi="Wingdings"/>
         <w:sz w:val="20"/>
       </w:rPr>
     </w:lvl>
@@ -7269,7 +8423,7 @@
         <w:ind w:left="4320" w:hanging="360"/>
       </w:pPr>
       <w:rPr>
-        <w:rFonts w:ascii="Wingdings" w:hAnsi="Wingdings" w:hint="default"/>
+        <w:rFonts w:hint="default" w:ascii="Wingdings" w:hAnsi="Wingdings"/>
         <w:sz w:val="20"/>
       </w:rPr>
     </w:lvl>
@@ -7285,7 +8439,7 @@
         <w:ind w:left="5040" w:hanging="360"/>
       </w:pPr>
       <w:rPr>
-        <w:rFonts w:ascii="Wingdings" w:hAnsi="Wingdings" w:hint="default"/>
+        <w:rFonts w:hint="default" w:ascii="Wingdings" w:hAnsi="Wingdings"/>
         <w:sz w:val="20"/>
       </w:rPr>
     </w:lvl>
@@ -7301,7 +8455,7 @@
         <w:ind w:left="5760" w:hanging="360"/>
       </w:pPr>
       <w:rPr>
-        <w:rFonts w:ascii="Wingdings" w:hAnsi="Wingdings" w:hint="default"/>
+        <w:rFonts w:hint="default" w:ascii="Wingdings" w:hAnsi="Wingdings"/>
         <w:sz w:val="20"/>
       </w:rPr>
     </w:lvl>
@@ -7317,7 +8471,7 @@
         <w:ind w:left="6480" w:hanging="360"/>
       </w:pPr>
       <w:rPr>
-        <w:rFonts w:ascii="Wingdings" w:hAnsi="Wingdings" w:hint="default"/>
+        <w:rFonts w:hint="default" w:ascii="Wingdings" w:hAnsi="Wingdings"/>
         <w:sz w:val="20"/>
       </w:rPr>
     </w:lvl>
@@ -7338,7 +8492,7 @@
         <w:ind w:left="720" w:hanging="360"/>
       </w:pPr>
       <w:rPr>
-        <w:rFonts w:ascii="Symbol" w:hAnsi="Symbol" w:hint="default"/>
+        <w:rFonts w:hint="default" w:ascii="Symbol" w:hAnsi="Symbol"/>
         <w:sz w:val="20"/>
       </w:rPr>
     </w:lvl>
@@ -7354,7 +8508,7 @@
         <w:ind w:left="1440" w:hanging="360"/>
       </w:pPr>
       <w:rPr>
-        <w:rFonts w:ascii="Courier New" w:hAnsi="Courier New" w:hint="default"/>
+        <w:rFonts w:hint="default" w:ascii="Courier New" w:hAnsi="Courier New"/>
         <w:sz w:val="20"/>
       </w:rPr>
     </w:lvl>
@@ -7370,7 +8524,7 @@
         <w:ind w:left="2160" w:hanging="360"/>
       </w:pPr>
       <w:rPr>
-        <w:rFonts w:ascii="Wingdings" w:hAnsi="Wingdings" w:hint="default"/>
+        <w:rFonts w:hint="default" w:ascii="Wingdings" w:hAnsi="Wingdings"/>
         <w:sz w:val="20"/>
       </w:rPr>
     </w:lvl>
@@ -7386,7 +8540,7 @@
         <w:ind w:left="2880" w:hanging="360"/>
       </w:pPr>
       <w:rPr>
-        <w:rFonts w:ascii="Wingdings" w:hAnsi="Wingdings" w:hint="default"/>
+        <w:rFonts w:hint="default" w:ascii="Wingdings" w:hAnsi="Wingdings"/>
         <w:sz w:val="20"/>
       </w:rPr>
     </w:lvl>
@@ -7402,7 +8556,7 @@
         <w:ind w:left="3600" w:hanging="360"/>
       </w:pPr>
       <w:rPr>
-        <w:rFonts w:ascii="Wingdings" w:hAnsi="Wingdings" w:hint="default"/>
+        <w:rFonts w:hint="default" w:ascii="Wingdings" w:hAnsi="Wingdings"/>
         <w:sz w:val="20"/>
       </w:rPr>
     </w:lvl>
@@ -7418,7 +8572,7 @@
         <w:ind w:left="4320" w:hanging="360"/>
       </w:pPr>
       <w:rPr>
-        <w:rFonts w:ascii="Wingdings" w:hAnsi="Wingdings" w:hint="default"/>
+        <w:rFonts w:hint="default" w:ascii="Wingdings" w:hAnsi="Wingdings"/>
         <w:sz w:val="20"/>
       </w:rPr>
     </w:lvl>
@@ -7434,7 +8588,7 @@
         <w:ind w:left="5040" w:hanging="360"/>
       </w:pPr>
       <w:rPr>
-        <w:rFonts w:ascii="Wingdings" w:hAnsi="Wingdings" w:hint="default"/>
+        <w:rFonts w:hint="default" w:ascii="Wingdings" w:hAnsi="Wingdings"/>
         <w:sz w:val="20"/>
       </w:rPr>
     </w:lvl>
@@ -7450,7 +8604,7 @@
         <w:ind w:left="5760" w:hanging="360"/>
       </w:pPr>
       <w:rPr>
-        <w:rFonts w:ascii="Wingdings" w:hAnsi="Wingdings" w:hint="default"/>
+        <w:rFonts w:hint="default" w:ascii="Wingdings" w:hAnsi="Wingdings"/>
         <w:sz w:val="20"/>
       </w:rPr>
     </w:lvl>
@@ -7466,7 +8620,7 @@
         <w:ind w:left="6480" w:hanging="360"/>
       </w:pPr>
       <w:rPr>
-        <w:rFonts w:ascii="Wingdings" w:hAnsi="Wingdings" w:hint="default"/>
+        <w:rFonts w:hint="default" w:ascii="Wingdings" w:hAnsi="Wingdings"/>
         <w:sz w:val="20"/>
       </w:rPr>
     </w:lvl>
@@ -7484,7 +8638,7 @@
         <w:ind w:left="720" w:hanging="360"/>
       </w:pPr>
       <w:rPr>
-        <w:rFonts w:ascii="Symbol" w:hAnsi="Symbol" w:hint="default"/>
+        <w:rFonts w:hint="default" w:ascii="Symbol" w:hAnsi="Symbol"/>
       </w:rPr>
     </w:lvl>
     <w:lvl w:ilvl="1" w:tplc="04090003" w:tentative="1">
@@ -7496,7 +8650,7 @@
         <w:ind w:left="1440" w:hanging="360"/>
       </w:pPr>
       <w:rPr>
-        <w:rFonts w:ascii="Courier New" w:hAnsi="Courier New" w:cs="Courier New" w:hint="default"/>
+        <w:rFonts w:hint="default" w:ascii="Courier New" w:hAnsi="Courier New" w:cs="Courier New"/>
       </w:rPr>
     </w:lvl>
     <w:lvl w:ilvl="2" w:tplc="04090005" w:tentative="1">
@@ -7508,7 +8662,7 @@
         <w:ind w:left="2160" w:hanging="360"/>
       </w:pPr>
       <w:rPr>
-        <w:rFonts w:ascii="Wingdings" w:hAnsi="Wingdings" w:hint="default"/>
+        <w:rFonts w:hint="default" w:ascii="Wingdings" w:hAnsi="Wingdings"/>
       </w:rPr>
     </w:lvl>
     <w:lvl w:ilvl="3" w:tplc="04090001" w:tentative="1">
@@ -7520,7 +8674,7 @@
         <w:ind w:left="2880" w:hanging="360"/>
       </w:pPr>
       <w:rPr>
-        <w:rFonts w:ascii="Symbol" w:hAnsi="Symbol" w:hint="default"/>
+        <w:rFonts w:hint="default" w:ascii="Symbol" w:hAnsi="Symbol"/>
       </w:rPr>
     </w:lvl>
     <w:lvl w:ilvl="4" w:tplc="04090003" w:tentative="1">
@@ -7532,7 +8686,7 @@
         <w:ind w:left="3600" w:hanging="360"/>
       </w:pPr>
       <w:rPr>
-        <w:rFonts w:ascii="Courier New" w:hAnsi="Courier New" w:cs="Courier New" w:hint="default"/>
+        <w:rFonts w:hint="default" w:ascii="Courier New" w:hAnsi="Courier New" w:cs="Courier New"/>
       </w:rPr>
     </w:lvl>
     <w:lvl w:ilvl="5" w:tplc="04090005" w:tentative="1">
@@ -7544,7 +8698,7 @@
         <w:ind w:left="4320" w:hanging="360"/>
       </w:pPr>
       <w:rPr>
-        <w:rFonts w:ascii="Wingdings" w:hAnsi="Wingdings" w:hint="default"/>
+        <w:rFonts w:hint="default" w:ascii="Wingdings" w:hAnsi="Wingdings"/>
       </w:rPr>
     </w:lvl>
     <w:lvl w:ilvl="6" w:tplc="04090001" w:tentative="1">
@@ -7556,7 +8710,7 @@
         <w:ind w:left="5040" w:hanging="360"/>
       </w:pPr>
       <w:rPr>
-        <w:rFonts w:ascii="Symbol" w:hAnsi="Symbol" w:hint="default"/>
+        <w:rFonts w:hint="default" w:ascii="Symbol" w:hAnsi="Symbol"/>
       </w:rPr>
     </w:lvl>
     <w:lvl w:ilvl="7" w:tplc="04090003" w:tentative="1">
@@ -7568,7 +8722,7 @@
         <w:ind w:left="5760" w:hanging="360"/>
       </w:pPr>
       <w:rPr>
-        <w:rFonts w:ascii="Courier New" w:hAnsi="Courier New" w:cs="Courier New" w:hint="default"/>
+        <w:rFonts w:hint="default" w:ascii="Courier New" w:hAnsi="Courier New" w:cs="Courier New"/>
       </w:rPr>
     </w:lvl>
     <w:lvl w:ilvl="8" w:tplc="04090005" w:tentative="1">
@@ -7580,7 +8734,7 @@
         <w:ind w:left="6480" w:hanging="360"/>
       </w:pPr>
       <w:rPr>
-        <w:rFonts w:ascii="Wingdings" w:hAnsi="Wingdings" w:hint="default"/>
+        <w:rFonts w:hint="default" w:ascii="Wingdings" w:hAnsi="Wingdings"/>
       </w:rPr>
     </w:lvl>
   </w:abstractNum>
@@ -7600,7 +8754,7 @@
         <w:ind w:left="720" w:hanging="360"/>
       </w:pPr>
       <w:rPr>
-        <w:rFonts w:ascii="Symbol" w:hAnsi="Symbol" w:hint="default"/>
+        <w:rFonts w:hint="default" w:ascii="Symbol" w:hAnsi="Symbol"/>
         <w:sz w:val="20"/>
       </w:rPr>
     </w:lvl>
@@ -7616,7 +8770,7 @@
         <w:ind w:left="1440" w:hanging="360"/>
       </w:pPr>
       <w:rPr>
-        <w:rFonts w:ascii="Courier New" w:hAnsi="Courier New" w:hint="default"/>
+        <w:rFonts w:hint="default" w:ascii="Courier New" w:hAnsi="Courier New"/>
         <w:sz w:val="20"/>
       </w:rPr>
     </w:lvl>
@@ -7632,7 +8786,7 @@
         <w:ind w:left="2160" w:hanging="360"/>
       </w:pPr>
       <w:rPr>
-        <w:rFonts w:ascii="Wingdings" w:hAnsi="Wingdings" w:hint="default"/>
+        <w:rFonts w:hint="default" w:ascii="Wingdings" w:hAnsi="Wingdings"/>
         <w:sz w:val="20"/>
       </w:rPr>
     </w:lvl>
@@ -7648,7 +8802,7 @@
         <w:ind w:left="2880" w:hanging="360"/>
       </w:pPr>
       <w:rPr>
-        <w:rFonts w:ascii="Wingdings" w:hAnsi="Wingdings" w:hint="default"/>
+        <w:rFonts w:hint="default" w:ascii="Wingdings" w:hAnsi="Wingdings"/>
         <w:sz w:val="20"/>
       </w:rPr>
     </w:lvl>
@@ -7664,7 +8818,7 @@
         <w:ind w:left="3600" w:hanging="360"/>
       </w:pPr>
       <w:rPr>
-        <w:rFonts w:ascii="Wingdings" w:hAnsi="Wingdings" w:hint="default"/>
+        <w:rFonts w:hint="default" w:ascii="Wingdings" w:hAnsi="Wingdings"/>
         <w:sz w:val="20"/>
       </w:rPr>
     </w:lvl>
@@ -7680,7 +8834,7 @@
         <w:ind w:left="4320" w:hanging="360"/>
       </w:pPr>
       <w:rPr>
-        <w:rFonts w:ascii="Wingdings" w:hAnsi="Wingdings" w:hint="default"/>
+        <w:rFonts w:hint="default" w:ascii="Wingdings" w:hAnsi="Wingdings"/>
         <w:sz w:val="20"/>
       </w:rPr>
     </w:lvl>
@@ -7696,7 +8850,7 @@
         <w:ind w:left="5040" w:hanging="360"/>
       </w:pPr>
       <w:rPr>
-        <w:rFonts w:ascii="Wingdings" w:hAnsi="Wingdings" w:hint="default"/>
+        <w:rFonts w:hint="default" w:ascii="Wingdings" w:hAnsi="Wingdings"/>
         <w:sz w:val="20"/>
       </w:rPr>
     </w:lvl>
@@ -7712,7 +8866,7 @@
         <w:ind w:left="5760" w:hanging="360"/>
       </w:pPr>
       <w:rPr>
-        <w:rFonts w:ascii="Wingdings" w:hAnsi="Wingdings" w:hint="default"/>
+        <w:rFonts w:hint="default" w:ascii="Wingdings" w:hAnsi="Wingdings"/>
         <w:sz w:val="20"/>
       </w:rPr>
     </w:lvl>
@@ -7728,7 +8882,7 @@
         <w:ind w:left="6480" w:hanging="360"/>
       </w:pPr>
       <w:rPr>
-        <w:rFonts w:ascii="Wingdings" w:hAnsi="Wingdings" w:hint="default"/>
+        <w:rFonts w:hint="default" w:ascii="Wingdings" w:hAnsi="Wingdings"/>
         <w:sz w:val="20"/>
       </w:rPr>
     </w:lvl>
@@ -7749,7 +8903,7 @@
         <w:ind w:left="720" w:hanging="360"/>
       </w:pPr>
       <w:rPr>
-        <w:rFonts w:ascii="Symbol" w:hAnsi="Symbol" w:hint="default"/>
+        <w:rFonts w:hint="default" w:ascii="Symbol" w:hAnsi="Symbol"/>
         <w:sz w:val="20"/>
       </w:rPr>
     </w:lvl>
@@ -7765,7 +8919,7 @@
         <w:ind w:left="1440" w:hanging="360"/>
       </w:pPr>
       <w:rPr>
-        <w:rFonts w:ascii="Courier New" w:hAnsi="Courier New" w:hint="default"/>
+        <w:rFonts w:hint="default" w:ascii="Courier New" w:hAnsi="Courier New"/>
         <w:sz w:val="20"/>
       </w:rPr>
     </w:lvl>
@@ -7781,7 +8935,7 @@
         <w:ind w:left="2160" w:hanging="360"/>
       </w:pPr>
       <w:rPr>
-        <w:rFonts w:ascii="Wingdings" w:hAnsi="Wingdings" w:hint="default"/>
+        <w:rFonts w:hint="default" w:ascii="Wingdings" w:hAnsi="Wingdings"/>
         <w:sz w:val="20"/>
       </w:rPr>
     </w:lvl>
@@ -7797,7 +8951,7 @@
         <w:ind w:left="2880" w:hanging="360"/>
       </w:pPr>
       <w:rPr>
-        <w:rFonts w:ascii="Wingdings" w:hAnsi="Wingdings" w:hint="default"/>
+        <w:rFonts w:hint="default" w:ascii="Wingdings" w:hAnsi="Wingdings"/>
         <w:sz w:val="20"/>
       </w:rPr>
     </w:lvl>
@@ -7813,7 +8967,7 @@
         <w:ind w:left="3600" w:hanging="360"/>
       </w:pPr>
       <w:rPr>
-        <w:rFonts w:ascii="Wingdings" w:hAnsi="Wingdings" w:hint="default"/>
+        <w:rFonts w:hint="default" w:ascii="Wingdings" w:hAnsi="Wingdings"/>
         <w:sz w:val="20"/>
       </w:rPr>
     </w:lvl>
@@ -7829,7 +8983,7 @@
         <w:ind w:left="4320" w:hanging="360"/>
       </w:pPr>
       <w:rPr>
-        <w:rFonts w:ascii="Wingdings" w:hAnsi="Wingdings" w:hint="default"/>
+        <w:rFonts w:hint="default" w:ascii="Wingdings" w:hAnsi="Wingdings"/>
         <w:sz w:val="20"/>
       </w:rPr>
     </w:lvl>
@@ -7845,7 +8999,7 @@
         <w:ind w:left="5040" w:hanging="360"/>
       </w:pPr>
       <w:rPr>
-        <w:rFonts w:ascii="Wingdings" w:hAnsi="Wingdings" w:hint="default"/>
+        <w:rFonts w:hint="default" w:ascii="Wingdings" w:hAnsi="Wingdings"/>
         <w:sz w:val="20"/>
       </w:rPr>
     </w:lvl>
@@ -7861,7 +9015,7 @@
         <w:ind w:left="5760" w:hanging="360"/>
       </w:pPr>
       <w:rPr>
-        <w:rFonts w:ascii="Wingdings" w:hAnsi="Wingdings" w:hint="default"/>
+        <w:rFonts w:hint="default" w:ascii="Wingdings" w:hAnsi="Wingdings"/>
         <w:sz w:val="20"/>
       </w:rPr>
     </w:lvl>
@@ -7877,7 +9031,7 @@
         <w:ind w:left="6480" w:hanging="360"/>
       </w:pPr>
       <w:rPr>
-        <w:rFonts w:ascii="Wingdings" w:hAnsi="Wingdings" w:hint="default"/>
+        <w:rFonts w:hint="default" w:ascii="Wingdings" w:hAnsi="Wingdings"/>
         <w:sz w:val="20"/>
       </w:rPr>
     </w:lvl>
@@ -7898,7 +9052,7 @@
         <w:ind w:left="720" w:hanging="360"/>
       </w:pPr>
       <w:rPr>
-        <w:rFonts w:ascii="Symbol" w:hAnsi="Symbol" w:hint="default"/>
+        <w:rFonts w:hint="default" w:ascii="Symbol" w:hAnsi="Symbol"/>
         <w:sz w:val="20"/>
       </w:rPr>
     </w:lvl>
@@ -7914,7 +9068,7 @@
         <w:ind w:left="1440" w:hanging="360"/>
       </w:pPr>
       <w:rPr>
-        <w:rFonts w:ascii="Courier New" w:hAnsi="Courier New" w:hint="default"/>
+        <w:rFonts w:hint="default" w:ascii="Courier New" w:hAnsi="Courier New"/>
         <w:sz w:val="20"/>
       </w:rPr>
     </w:lvl>
@@ -7930,7 +9084,7 @@
         <w:ind w:left="2160" w:hanging="360"/>
       </w:pPr>
       <w:rPr>
-        <w:rFonts w:ascii="Wingdings" w:hAnsi="Wingdings" w:hint="default"/>
+        <w:rFonts w:hint="default" w:ascii="Wingdings" w:hAnsi="Wingdings"/>
         <w:sz w:val="20"/>
       </w:rPr>
     </w:lvl>
@@ -7946,7 +9100,7 @@
         <w:ind w:left="2880" w:hanging="360"/>
       </w:pPr>
       <w:rPr>
-        <w:rFonts w:ascii="Wingdings" w:hAnsi="Wingdings" w:hint="default"/>
+        <w:rFonts w:hint="default" w:ascii="Wingdings" w:hAnsi="Wingdings"/>
         <w:sz w:val="20"/>
       </w:rPr>
     </w:lvl>
@@ -7962,7 +9116,7 @@
         <w:ind w:left="3600" w:hanging="360"/>
       </w:pPr>
       <w:rPr>
-        <w:rFonts w:ascii="Wingdings" w:hAnsi="Wingdings" w:hint="default"/>
+        <w:rFonts w:hint="default" w:ascii="Wingdings" w:hAnsi="Wingdings"/>
         <w:sz w:val="20"/>
       </w:rPr>
     </w:lvl>
@@ -7978,7 +9132,7 @@
         <w:ind w:left="4320" w:hanging="360"/>
       </w:pPr>
       <w:rPr>
-        <w:rFonts w:ascii="Wingdings" w:hAnsi="Wingdings" w:hint="default"/>
+        <w:rFonts w:hint="default" w:ascii="Wingdings" w:hAnsi="Wingdings"/>
         <w:sz w:val="20"/>
       </w:rPr>
     </w:lvl>
@@ -7994,7 +9148,7 @@
         <w:ind w:left="5040" w:hanging="360"/>
       </w:pPr>
       <w:rPr>
-        <w:rFonts w:ascii="Wingdings" w:hAnsi="Wingdings" w:hint="default"/>
+        <w:rFonts w:hint="default" w:ascii="Wingdings" w:hAnsi="Wingdings"/>
         <w:sz w:val="20"/>
       </w:rPr>
     </w:lvl>
@@ -8010,7 +9164,7 @@
         <w:ind w:left="5760" w:hanging="360"/>
       </w:pPr>
       <w:rPr>
-        <w:rFonts w:ascii="Wingdings" w:hAnsi="Wingdings" w:hint="default"/>
+        <w:rFonts w:hint="default" w:ascii="Wingdings" w:hAnsi="Wingdings"/>
         <w:sz w:val="20"/>
       </w:rPr>
     </w:lvl>
@@ -8026,7 +9180,7 @@
         <w:ind w:left="6480" w:hanging="360"/>
       </w:pPr>
       <w:rPr>
-        <w:rFonts w:ascii="Wingdings" w:hAnsi="Wingdings" w:hint="default"/>
+        <w:rFonts w:hint="default" w:ascii="Wingdings" w:hAnsi="Wingdings"/>
         <w:sz w:val="20"/>
       </w:rPr>
     </w:lvl>
@@ -8047,7 +9201,7 @@
         <w:ind w:left="720" w:hanging="360"/>
       </w:pPr>
       <w:rPr>
-        <w:rFonts w:ascii="Symbol" w:hAnsi="Symbol" w:hint="default"/>
+        <w:rFonts w:hint="default" w:ascii="Symbol" w:hAnsi="Symbol"/>
         <w:sz w:val="20"/>
       </w:rPr>
     </w:lvl>
@@ -8063,7 +9217,7 @@
         <w:ind w:left="1440" w:hanging="360"/>
       </w:pPr>
       <w:rPr>
-        <w:rFonts w:ascii="Courier New" w:hAnsi="Courier New" w:hint="default"/>
+        <w:rFonts w:hint="default" w:ascii="Courier New" w:hAnsi="Courier New"/>
         <w:sz w:val="20"/>
       </w:rPr>
     </w:lvl>
@@ -8079,7 +9233,7 @@
         <w:ind w:left="2160" w:hanging="360"/>
       </w:pPr>
       <w:rPr>
-        <w:rFonts w:ascii="Wingdings" w:hAnsi="Wingdings" w:hint="default"/>
+        <w:rFonts w:hint="default" w:ascii="Wingdings" w:hAnsi="Wingdings"/>
         <w:sz w:val="20"/>
       </w:rPr>
     </w:lvl>
@@ -8095,7 +9249,7 @@
         <w:ind w:left="2880" w:hanging="360"/>
       </w:pPr>
       <w:rPr>
-        <w:rFonts w:ascii="Wingdings" w:hAnsi="Wingdings" w:hint="default"/>
+        <w:rFonts w:hint="default" w:ascii="Wingdings" w:hAnsi="Wingdings"/>
         <w:sz w:val="20"/>
       </w:rPr>
     </w:lvl>
@@ -8111,7 +9265,7 @@
         <w:ind w:left="3600" w:hanging="360"/>
       </w:pPr>
       <w:rPr>
-        <w:rFonts w:ascii="Wingdings" w:hAnsi="Wingdings" w:hint="default"/>
+        <w:rFonts w:hint="default" w:ascii="Wingdings" w:hAnsi="Wingdings"/>
         <w:sz w:val="20"/>
       </w:rPr>
     </w:lvl>
@@ -8127,7 +9281,7 @@
         <w:ind w:left="4320" w:hanging="360"/>
       </w:pPr>
       <w:rPr>
-        <w:rFonts w:ascii="Wingdings" w:hAnsi="Wingdings" w:hint="default"/>
+        <w:rFonts w:hint="default" w:ascii="Wingdings" w:hAnsi="Wingdings"/>
         <w:sz w:val="20"/>
       </w:rPr>
     </w:lvl>
@@ -8143,7 +9297,7 @@
         <w:ind w:left="5040" w:hanging="360"/>
       </w:pPr>
       <w:rPr>
-        <w:rFonts w:ascii="Wingdings" w:hAnsi="Wingdings" w:hint="default"/>
+        <w:rFonts w:hint="default" w:ascii="Wingdings" w:hAnsi="Wingdings"/>
         <w:sz w:val="20"/>
       </w:rPr>
     </w:lvl>
@@ -8159,7 +9313,7 @@
         <w:ind w:left="5760" w:hanging="360"/>
       </w:pPr>
       <w:rPr>
-        <w:rFonts w:ascii="Wingdings" w:hAnsi="Wingdings" w:hint="default"/>
+        <w:rFonts w:hint="default" w:ascii="Wingdings" w:hAnsi="Wingdings"/>
         <w:sz w:val="20"/>
       </w:rPr>
     </w:lvl>
@@ -8175,7 +9329,7 @@
         <w:ind w:left="6480" w:hanging="360"/>
       </w:pPr>
       <w:rPr>
-        <w:rFonts w:ascii="Wingdings" w:hAnsi="Wingdings" w:hint="default"/>
+        <w:rFonts w:hint="default" w:ascii="Wingdings" w:hAnsi="Wingdings"/>
         <w:sz w:val="20"/>
       </w:rPr>
     </w:lvl>
@@ -8196,7 +9350,7 @@
         <w:ind w:left="720" w:hanging="360"/>
       </w:pPr>
       <w:rPr>
-        <w:rFonts w:ascii="Symbol" w:hAnsi="Symbol" w:hint="default"/>
+        <w:rFonts w:hint="default" w:ascii="Symbol" w:hAnsi="Symbol"/>
         <w:sz w:val="20"/>
       </w:rPr>
     </w:lvl>
@@ -8212,7 +9366,7 @@
         <w:ind w:left="1440" w:hanging="360"/>
       </w:pPr>
       <w:rPr>
-        <w:rFonts w:ascii="Courier New" w:hAnsi="Courier New" w:hint="default"/>
+        <w:rFonts w:hint="default" w:ascii="Courier New" w:hAnsi="Courier New"/>
         <w:sz w:val="20"/>
       </w:rPr>
     </w:lvl>
@@ -8228,7 +9382,7 @@
         <w:ind w:left="2160" w:hanging="360"/>
       </w:pPr>
       <w:rPr>
-        <w:rFonts w:ascii="Wingdings" w:hAnsi="Wingdings" w:hint="default"/>
+        <w:rFonts w:hint="default" w:ascii="Wingdings" w:hAnsi="Wingdings"/>
         <w:sz w:val="20"/>
       </w:rPr>
     </w:lvl>
@@ -8244,7 +9398,7 @@
         <w:ind w:left="2880" w:hanging="360"/>
       </w:pPr>
       <w:rPr>
-        <w:rFonts w:ascii="Wingdings" w:hAnsi="Wingdings" w:hint="default"/>
+        <w:rFonts w:hint="default" w:ascii="Wingdings" w:hAnsi="Wingdings"/>
         <w:sz w:val="20"/>
       </w:rPr>
     </w:lvl>
@@ -8260,7 +9414,7 @@
         <w:ind w:left="3600" w:hanging="360"/>
       </w:pPr>
       <w:rPr>
-        <w:rFonts w:ascii="Wingdings" w:hAnsi="Wingdings" w:hint="default"/>
+        <w:rFonts w:hint="default" w:ascii="Wingdings" w:hAnsi="Wingdings"/>
         <w:sz w:val="20"/>
       </w:rPr>
     </w:lvl>
@@ -8276,7 +9430,7 @@
         <w:ind w:left="4320" w:hanging="360"/>
       </w:pPr>
       <w:rPr>
-        <w:rFonts w:ascii="Wingdings" w:hAnsi="Wingdings" w:hint="default"/>
+        <w:rFonts w:hint="default" w:ascii="Wingdings" w:hAnsi="Wingdings"/>
         <w:sz w:val="20"/>
       </w:rPr>
     </w:lvl>
@@ -8292,7 +9446,7 @@
         <w:ind w:left="5040" w:hanging="360"/>
       </w:pPr>
       <w:rPr>
-        <w:rFonts w:ascii="Wingdings" w:hAnsi="Wingdings" w:hint="default"/>
+        <w:rFonts w:hint="default" w:ascii="Wingdings" w:hAnsi="Wingdings"/>
         <w:sz w:val="20"/>
       </w:rPr>
     </w:lvl>
@@ -8308,7 +9462,7 @@
         <w:ind w:left="5760" w:hanging="360"/>
       </w:pPr>
       <w:rPr>
-        <w:rFonts w:ascii="Wingdings" w:hAnsi="Wingdings" w:hint="default"/>
+        <w:rFonts w:hint="default" w:ascii="Wingdings" w:hAnsi="Wingdings"/>
         <w:sz w:val="20"/>
       </w:rPr>
     </w:lvl>
@@ -8324,7 +9478,7 @@
         <w:ind w:left="6480" w:hanging="360"/>
       </w:pPr>
       <w:rPr>
-        <w:rFonts w:ascii="Wingdings" w:hAnsi="Wingdings" w:hint="default"/>
+        <w:rFonts w:hint="default" w:ascii="Wingdings" w:hAnsi="Wingdings"/>
         <w:sz w:val="20"/>
       </w:rPr>
     </w:lvl>
@@ -8345,7 +9499,7 @@
         <w:ind w:left="720" w:hanging="360"/>
       </w:pPr>
       <w:rPr>
-        <w:rFonts w:ascii="Symbol" w:hAnsi="Symbol" w:hint="default"/>
+        <w:rFonts w:hint="default" w:ascii="Symbol" w:hAnsi="Symbol"/>
         <w:sz w:val="20"/>
       </w:rPr>
     </w:lvl>
@@ -8361,7 +9515,7 @@
         <w:ind w:left="1440" w:hanging="360"/>
       </w:pPr>
       <w:rPr>
-        <w:rFonts w:ascii="Courier New" w:hAnsi="Courier New" w:hint="default"/>
+        <w:rFonts w:hint="default" w:ascii="Courier New" w:hAnsi="Courier New"/>
         <w:sz w:val="20"/>
       </w:rPr>
     </w:lvl>
@@ -8377,7 +9531,7 @@
         <w:ind w:left="2160" w:hanging="360"/>
       </w:pPr>
       <w:rPr>
-        <w:rFonts w:ascii="Wingdings" w:hAnsi="Wingdings" w:hint="default"/>
+        <w:rFonts w:hint="default" w:ascii="Wingdings" w:hAnsi="Wingdings"/>
         <w:sz w:val="20"/>
       </w:rPr>
     </w:lvl>
@@ -8393,7 +9547,7 @@
         <w:ind w:left="2880" w:hanging="360"/>
       </w:pPr>
       <w:rPr>
-        <w:rFonts w:ascii="Wingdings" w:hAnsi="Wingdings" w:hint="default"/>
+        <w:rFonts w:hint="default" w:ascii="Wingdings" w:hAnsi="Wingdings"/>
         <w:sz w:val="20"/>
       </w:rPr>
     </w:lvl>
@@ -8409,7 +9563,7 @@
         <w:ind w:left="3600" w:hanging="360"/>
       </w:pPr>
       <w:rPr>
-        <w:rFonts w:ascii="Wingdings" w:hAnsi="Wingdings" w:hint="default"/>
+        <w:rFonts w:hint="default" w:ascii="Wingdings" w:hAnsi="Wingdings"/>
         <w:sz w:val="20"/>
       </w:rPr>
     </w:lvl>
@@ -8425,7 +9579,7 @@
         <w:ind w:left="4320" w:hanging="360"/>
       </w:pPr>
       <w:rPr>
-        <w:rFonts w:ascii="Wingdings" w:hAnsi="Wingdings" w:hint="default"/>
+        <w:rFonts w:hint="default" w:ascii="Wingdings" w:hAnsi="Wingdings"/>
         <w:sz w:val="20"/>
       </w:rPr>
     </w:lvl>
@@ -8441,7 +9595,7 @@
         <w:ind w:left="5040" w:hanging="360"/>
       </w:pPr>
       <w:rPr>
-        <w:rFonts w:ascii="Wingdings" w:hAnsi="Wingdings" w:hint="default"/>
+        <w:rFonts w:hint="default" w:ascii="Wingdings" w:hAnsi="Wingdings"/>
         <w:sz w:val="20"/>
       </w:rPr>
     </w:lvl>
@@ -8457,7 +9611,7 @@
         <w:ind w:left="5760" w:hanging="360"/>
       </w:pPr>
       <w:rPr>
-        <w:rFonts w:ascii="Wingdings" w:hAnsi="Wingdings" w:hint="default"/>
+        <w:rFonts w:hint="default" w:ascii="Wingdings" w:hAnsi="Wingdings"/>
         <w:sz w:val="20"/>
       </w:rPr>
     </w:lvl>
@@ -8473,7 +9627,7 @@
         <w:ind w:left="6480" w:hanging="360"/>
       </w:pPr>
       <w:rPr>
-        <w:rFonts w:ascii="Wingdings" w:hAnsi="Wingdings" w:hint="default"/>
+        <w:rFonts w:hint="default" w:ascii="Wingdings" w:hAnsi="Wingdings"/>
         <w:sz w:val="20"/>
       </w:rPr>
     </w:lvl>
@@ -8494,7 +9648,7 @@
         <w:ind w:left="720" w:hanging="360"/>
       </w:pPr>
       <w:rPr>
-        <w:rFonts w:ascii="Symbol" w:hAnsi="Symbol" w:hint="default"/>
+        <w:rFonts w:hint="default" w:ascii="Symbol" w:hAnsi="Symbol"/>
         <w:sz w:val="20"/>
       </w:rPr>
     </w:lvl>
@@ -8510,7 +9664,7 @@
         <w:ind w:left="1440" w:hanging="360"/>
       </w:pPr>
       <w:rPr>
-        <w:rFonts w:ascii="Courier New" w:hAnsi="Courier New" w:hint="default"/>
+        <w:rFonts w:hint="default" w:ascii="Courier New" w:hAnsi="Courier New"/>
         <w:sz w:val="20"/>
       </w:rPr>
     </w:lvl>
@@ -8526,7 +9680,7 @@
         <w:ind w:left="2160" w:hanging="360"/>
       </w:pPr>
       <w:rPr>
-        <w:rFonts w:ascii="Wingdings" w:hAnsi="Wingdings" w:hint="default"/>
+        <w:rFonts w:hint="default" w:ascii="Wingdings" w:hAnsi="Wingdings"/>
         <w:sz w:val="20"/>
       </w:rPr>
     </w:lvl>
@@ -8542,7 +9696,7 @@
         <w:ind w:left="2880" w:hanging="360"/>
       </w:pPr>
       <w:rPr>
-        <w:rFonts w:ascii="Wingdings" w:hAnsi="Wingdings" w:hint="default"/>
+        <w:rFonts w:hint="default" w:ascii="Wingdings" w:hAnsi="Wingdings"/>
         <w:sz w:val="20"/>
       </w:rPr>
     </w:lvl>
@@ -8558,7 +9712,7 @@
         <w:ind w:left="3600" w:hanging="360"/>
       </w:pPr>
       <w:rPr>
-        <w:rFonts w:ascii="Wingdings" w:hAnsi="Wingdings" w:hint="default"/>
+        <w:rFonts w:hint="default" w:ascii="Wingdings" w:hAnsi="Wingdings"/>
         <w:sz w:val="20"/>
       </w:rPr>
     </w:lvl>
@@ -8574,7 +9728,7 @@
         <w:ind w:left="4320" w:hanging="360"/>
       </w:pPr>
       <w:rPr>
-        <w:rFonts w:ascii="Wingdings" w:hAnsi="Wingdings" w:hint="default"/>
+        <w:rFonts w:hint="default" w:ascii="Wingdings" w:hAnsi="Wingdings"/>
         <w:sz w:val="20"/>
       </w:rPr>
     </w:lvl>
@@ -8590,7 +9744,7 @@
         <w:ind w:left="5040" w:hanging="360"/>
       </w:pPr>
       <w:rPr>
-        <w:rFonts w:ascii="Wingdings" w:hAnsi="Wingdings" w:hint="default"/>
+        <w:rFonts w:hint="default" w:ascii="Wingdings" w:hAnsi="Wingdings"/>
         <w:sz w:val="20"/>
       </w:rPr>
     </w:lvl>
@@ -8606,7 +9760,7 @@
         <w:ind w:left="5760" w:hanging="360"/>
       </w:pPr>
       <w:rPr>
-        <w:rFonts w:ascii="Wingdings" w:hAnsi="Wingdings" w:hint="default"/>
+        <w:rFonts w:hint="default" w:ascii="Wingdings" w:hAnsi="Wingdings"/>
         <w:sz w:val="20"/>
       </w:rPr>
     </w:lvl>
@@ -8622,7 +9776,7 @@
         <w:ind w:left="6480" w:hanging="360"/>
       </w:pPr>
       <w:rPr>
-        <w:rFonts w:ascii="Wingdings" w:hAnsi="Wingdings" w:hint="default"/>
+        <w:rFonts w:hint="default" w:ascii="Wingdings" w:hAnsi="Wingdings"/>
         <w:sz w:val="20"/>
       </w:rPr>
     </w:lvl>
@@ -8643,7 +9797,7 @@
         <w:ind w:left="720" w:hanging="360"/>
       </w:pPr>
       <w:rPr>
-        <w:rFonts w:ascii="Symbol" w:hAnsi="Symbol" w:hint="default"/>
+        <w:rFonts w:hint="default" w:ascii="Symbol" w:hAnsi="Symbol"/>
         <w:sz w:val="20"/>
       </w:rPr>
     </w:lvl>
@@ -8659,7 +9813,7 @@
         <w:ind w:left="1440" w:hanging="360"/>
       </w:pPr>
       <w:rPr>
-        <w:rFonts w:ascii="Courier New" w:hAnsi="Courier New" w:hint="default"/>
+        <w:rFonts w:hint="default" w:ascii="Courier New" w:hAnsi="Courier New"/>
         <w:sz w:val="20"/>
       </w:rPr>
     </w:lvl>
@@ -8675,7 +9829,7 @@
         <w:ind w:left="2160" w:hanging="360"/>
       </w:pPr>
       <w:rPr>
-        <w:rFonts w:ascii="Wingdings" w:hAnsi="Wingdings" w:hint="default"/>
+        <w:rFonts w:hint="default" w:ascii="Wingdings" w:hAnsi="Wingdings"/>
         <w:sz w:val="20"/>
       </w:rPr>
     </w:lvl>
@@ -8691,7 +9845,7 @@
         <w:ind w:left="2880" w:hanging="360"/>
       </w:pPr>
       <w:rPr>
-        <w:rFonts w:ascii="Wingdings" w:hAnsi="Wingdings" w:hint="default"/>
+        <w:rFonts w:hint="default" w:ascii="Wingdings" w:hAnsi="Wingdings"/>
         <w:sz w:val="20"/>
       </w:rPr>
     </w:lvl>
@@ -8707,7 +9861,7 @@
         <w:ind w:left="3600" w:hanging="360"/>
       </w:pPr>
       <w:rPr>
-        <w:rFonts w:ascii="Wingdings" w:hAnsi="Wingdings" w:hint="default"/>
+        <w:rFonts w:hint="default" w:ascii="Wingdings" w:hAnsi="Wingdings"/>
         <w:sz w:val="20"/>
       </w:rPr>
     </w:lvl>
@@ -8723,7 +9877,7 @@
         <w:ind w:left="4320" w:hanging="360"/>
       </w:pPr>
       <w:rPr>
-        <w:rFonts w:ascii="Wingdings" w:hAnsi="Wingdings" w:hint="default"/>
+        <w:rFonts w:hint="default" w:ascii="Wingdings" w:hAnsi="Wingdings"/>
         <w:sz w:val="20"/>
       </w:rPr>
     </w:lvl>
@@ -8739,7 +9893,7 @@
         <w:ind w:left="5040" w:hanging="360"/>
       </w:pPr>
       <w:rPr>
-        <w:rFonts w:ascii="Wingdings" w:hAnsi="Wingdings" w:hint="default"/>
+        <w:rFonts w:hint="default" w:ascii="Wingdings" w:hAnsi="Wingdings"/>
         <w:sz w:val="20"/>
       </w:rPr>
     </w:lvl>
@@ -8755,7 +9909,7 @@
         <w:ind w:left="5760" w:hanging="360"/>
       </w:pPr>
       <w:rPr>
-        <w:rFonts w:ascii="Wingdings" w:hAnsi="Wingdings" w:hint="default"/>
+        <w:rFonts w:hint="default" w:ascii="Wingdings" w:hAnsi="Wingdings"/>
         <w:sz w:val="20"/>
       </w:rPr>
     </w:lvl>
@@ -8771,7 +9925,7 @@
         <w:ind w:left="6480" w:hanging="360"/>
       </w:pPr>
       <w:rPr>
-        <w:rFonts w:ascii="Wingdings" w:hAnsi="Wingdings" w:hint="default"/>
+        <w:rFonts w:hint="default" w:ascii="Wingdings" w:hAnsi="Wingdings"/>
         <w:sz w:val="20"/>
       </w:rPr>
     </w:lvl>
@@ -8792,7 +9946,7 @@
         <w:ind w:left="720" w:hanging="360"/>
       </w:pPr>
       <w:rPr>
-        <w:rFonts w:ascii="Symbol" w:hAnsi="Symbol" w:hint="default"/>
+        <w:rFonts w:hint="default" w:ascii="Symbol" w:hAnsi="Symbol"/>
         <w:sz w:val="20"/>
       </w:rPr>
     </w:lvl>
@@ -8808,7 +9962,7 @@
         <w:ind w:left="1440" w:hanging="360"/>
       </w:pPr>
       <w:rPr>
-        <w:rFonts w:ascii="Courier New" w:hAnsi="Courier New" w:hint="default"/>
+        <w:rFonts w:hint="default" w:ascii="Courier New" w:hAnsi="Courier New"/>
         <w:sz w:val="20"/>
       </w:rPr>
     </w:lvl>
@@ -8824,7 +9978,7 @@
         <w:ind w:left="2160" w:hanging="360"/>
       </w:pPr>
       <w:rPr>
-        <w:rFonts w:ascii="Wingdings" w:hAnsi="Wingdings" w:hint="default"/>
+        <w:rFonts w:hint="default" w:ascii="Wingdings" w:hAnsi="Wingdings"/>
         <w:sz w:val="20"/>
       </w:rPr>
     </w:lvl>
@@ -8840,7 +9994,7 @@
         <w:ind w:left="2880" w:hanging="360"/>
       </w:pPr>
       <w:rPr>
-        <w:rFonts w:ascii="Wingdings" w:hAnsi="Wingdings" w:hint="default"/>
+        <w:rFonts w:hint="default" w:ascii="Wingdings" w:hAnsi="Wingdings"/>
         <w:sz w:val="20"/>
       </w:rPr>
     </w:lvl>
@@ -8856,7 +10010,7 @@
         <w:ind w:left="3600" w:hanging="360"/>
       </w:pPr>
       <w:rPr>
-        <w:rFonts w:ascii="Wingdings" w:hAnsi="Wingdings" w:hint="default"/>
+        <w:rFonts w:hint="default" w:ascii="Wingdings" w:hAnsi="Wingdings"/>
         <w:sz w:val="20"/>
       </w:rPr>
     </w:lvl>
@@ -8872,7 +10026,7 @@
         <w:ind w:left="4320" w:hanging="360"/>
       </w:pPr>
       <w:rPr>
-        <w:rFonts w:ascii="Wingdings" w:hAnsi="Wingdings" w:hint="default"/>
+        <w:rFonts w:hint="default" w:ascii="Wingdings" w:hAnsi="Wingdings"/>
         <w:sz w:val="20"/>
       </w:rPr>
     </w:lvl>
@@ -8888,7 +10042,7 @@
         <w:ind w:left="5040" w:hanging="360"/>
       </w:pPr>
       <w:rPr>
-        <w:rFonts w:ascii="Wingdings" w:hAnsi="Wingdings" w:hint="default"/>
+        <w:rFonts w:hint="default" w:ascii="Wingdings" w:hAnsi="Wingdings"/>
         <w:sz w:val="20"/>
       </w:rPr>
     </w:lvl>
@@ -8904,7 +10058,7 @@
         <w:ind w:left="5760" w:hanging="360"/>
       </w:pPr>
       <w:rPr>
-        <w:rFonts w:ascii="Wingdings" w:hAnsi="Wingdings" w:hint="default"/>
+        <w:rFonts w:hint="default" w:ascii="Wingdings" w:hAnsi="Wingdings"/>
         <w:sz w:val="20"/>
       </w:rPr>
     </w:lvl>
@@ -8920,7 +10074,7 @@
         <w:ind w:left="6480" w:hanging="360"/>
       </w:pPr>
       <w:rPr>
-        <w:rFonts w:ascii="Wingdings" w:hAnsi="Wingdings" w:hint="default"/>
+        <w:rFonts w:hint="default" w:ascii="Wingdings" w:hAnsi="Wingdings"/>
         <w:sz w:val="20"/>
       </w:rPr>
     </w:lvl>
@@ -8941,7 +10095,7 @@
         <w:ind w:left="720" w:hanging="360"/>
       </w:pPr>
       <w:rPr>
-        <w:rFonts w:ascii="Symbol" w:hAnsi="Symbol" w:hint="default"/>
+        <w:rFonts w:hint="default" w:ascii="Symbol" w:hAnsi="Symbol"/>
         <w:sz w:val="20"/>
       </w:rPr>
     </w:lvl>
@@ -8957,7 +10111,7 @@
         <w:ind w:left="1440" w:hanging="360"/>
       </w:pPr>
       <w:rPr>
-        <w:rFonts w:ascii="Courier New" w:hAnsi="Courier New" w:hint="default"/>
+        <w:rFonts w:hint="default" w:ascii="Courier New" w:hAnsi="Courier New"/>
         <w:sz w:val="20"/>
       </w:rPr>
     </w:lvl>
@@ -8973,7 +10127,7 @@
         <w:ind w:left="2160" w:hanging="360"/>
       </w:pPr>
       <w:rPr>
-        <w:rFonts w:ascii="Wingdings" w:hAnsi="Wingdings" w:hint="default"/>
+        <w:rFonts w:hint="default" w:ascii="Wingdings" w:hAnsi="Wingdings"/>
         <w:sz w:val="20"/>
       </w:rPr>
     </w:lvl>
@@ -8989,7 +10143,7 @@
         <w:ind w:left="2880" w:hanging="360"/>
       </w:pPr>
       <w:rPr>
-        <w:rFonts w:ascii="Wingdings" w:hAnsi="Wingdings" w:hint="default"/>
+        <w:rFonts w:hint="default" w:ascii="Wingdings" w:hAnsi="Wingdings"/>
         <w:sz w:val="20"/>
       </w:rPr>
     </w:lvl>
@@ -9005,7 +10159,7 @@
         <w:ind w:left="3600" w:hanging="360"/>
       </w:pPr>
       <w:rPr>
-        <w:rFonts w:ascii="Wingdings" w:hAnsi="Wingdings" w:hint="default"/>
+        <w:rFonts w:hint="default" w:ascii="Wingdings" w:hAnsi="Wingdings"/>
         <w:sz w:val="20"/>
       </w:rPr>
     </w:lvl>
@@ -9021,7 +10175,7 @@
         <w:ind w:left="4320" w:hanging="360"/>
       </w:pPr>
       <w:rPr>
-        <w:rFonts w:ascii="Wingdings" w:hAnsi="Wingdings" w:hint="default"/>
+        <w:rFonts w:hint="default" w:ascii="Wingdings" w:hAnsi="Wingdings"/>
         <w:sz w:val="20"/>
       </w:rPr>
     </w:lvl>
@@ -9037,7 +10191,7 @@
         <w:ind w:left="5040" w:hanging="360"/>
       </w:pPr>
       <w:rPr>
-        <w:rFonts w:ascii="Wingdings" w:hAnsi="Wingdings" w:hint="default"/>
+        <w:rFonts w:hint="default" w:ascii="Wingdings" w:hAnsi="Wingdings"/>
         <w:sz w:val="20"/>
       </w:rPr>
     </w:lvl>
@@ -9053,7 +10207,7 @@
         <w:ind w:left="5760" w:hanging="360"/>
       </w:pPr>
       <w:rPr>
-        <w:rFonts w:ascii="Wingdings" w:hAnsi="Wingdings" w:hint="default"/>
+        <w:rFonts w:hint="default" w:ascii="Wingdings" w:hAnsi="Wingdings"/>
         <w:sz w:val="20"/>
       </w:rPr>
     </w:lvl>
@@ -9069,11 +10223,23 @@
         <w:ind w:left="6480" w:hanging="360"/>
       </w:pPr>
       <w:rPr>
-        <w:rFonts w:ascii="Wingdings" w:hAnsi="Wingdings" w:hint="default"/>
+        <w:rFonts w:hint="default" w:ascii="Wingdings" w:hAnsi="Wingdings"/>
         <w:sz w:val="20"/>
       </w:rPr>
     </w:lvl>
   </w:abstractNum>
+  <w:num w:numId="49">
+    <w:abstractNumId w:val="48"/>
+  </w:num>
+  <w:num w:numId="48">
+    <w:abstractNumId w:val="47"/>
+  </w:num>
+  <w:num w:numId="47">
+    <w:abstractNumId w:val="46"/>
+  </w:num>
+  <w:num w:numId="46">
+    <w:abstractNumId w:val="45"/>
+  </w:num>
   <w:num w:numId="1" w16cid:durableId="1041712398">
     <w:abstractNumId w:val="10"/>
   </w:num>
@@ -9212,12 +10378,20 @@
 </w:numbering>
 </file>
 
+<file path=word/people.xml><?xml version="1.0" encoding="utf-8"?>
+<w15:people xmlns:mc="http://schemas.openxmlformats.org/markup-compatibility/2006" xmlns:w15="http://schemas.microsoft.com/office/word/2012/wordml" mc:Ignorable="w15">
+  <w15:person w15:author="Contreras Fleury, Mario (Alliance Bioversity-CIAT)">
+    <w15:presenceInfo w15:providerId="AD" w15:userId="S::m.contreras@cgiar.org::4f799438-3026-4099-8547-52aeb4c42a8f"/>
+  </w15:person>
+</w15:people>
+</file>
+
 <file path=word/styles.xml><?xml version="1.0" encoding="utf-8"?>
 <w:styles xmlns:mc="http://schemas.openxmlformats.org/markup-compatibility/2006" xmlns:r="http://schemas.openxmlformats.org/officeDocument/2006/relationships" xmlns:w="http://schemas.openxmlformats.org/wordprocessingml/2006/main" xmlns:w14="http://schemas.microsoft.com/office/word/2010/wordml" xmlns:w15="http://schemas.microsoft.com/office/word/2012/wordml" xmlns:w16cex="http://schemas.microsoft.com/office/word/2018/wordml/cex" xmlns:w16cid="http://schemas.microsoft.com/office/word/2016/wordml/cid" xmlns:w16="http://schemas.microsoft.com/office/word/2018/wordml" xmlns:w16du="http://schemas.microsoft.com/office/word/2023/wordml/word16du" xmlns:w16sdtdh="http://schemas.microsoft.com/office/word/2020/wordml/sdtdatahash" xmlns:w16sdtfl="http://schemas.microsoft.com/office/word/2024/wordml/sdtformatlock" xmlns:w16se="http://schemas.microsoft.com/office/word/2015/wordml/symex" mc:Ignorable="w14 w15 w16se w16cid w16 w16cex w16sdtdh w16sdtfl w16du">
   <w:docDefaults>
     <w:rPrDefault>
       <w:rPr>
-        <w:rFonts w:asciiTheme="minorHAnsi" w:eastAsiaTheme="minorHAnsi" w:hAnsiTheme="minorHAnsi" w:cstheme="minorBidi"/>
+        <w:rFonts w:asciiTheme="minorHAnsi" w:hAnsiTheme="minorHAnsi" w:eastAsiaTheme="minorHAnsi" w:cstheme="minorBidi"/>
         <w:kern w:val="2"/>
         <w:sz w:val="24"/>
         <w:szCs w:val="24"/>
@@ -9234,14 +10408,14 @@
   <w:latentStyles w:defLockedState="0" w:defUIPriority="99" w:defSemiHidden="0" w:defUnhideWhenUsed="0" w:defQFormat="0" w:count="376">
     <w:lsdException w:name="Normal" w:uiPriority="0" w:qFormat="1"/>
     <w:lsdException w:name="heading 1" w:uiPriority="9" w:qFormat="1"/>
-    <w:lsdException w:name="heading 2" w:semiHidden="1" w:uiPriority="9" w:unhideWhenUsed="1" w:qFormat="1"/>
-    <w:lsdException w:name="heading 3" w:semiHidden="1" w:uiPriority="9" w:unhideWhenUsed="1" w:qFormat="1"/>
-    <w:lsdException w:name="heading 4" w:semiHidden="1" w:uiPriority="9" w:unhideWhenUsed="1" w:qFormat="1"/>
-    <w:lsdException w:name="heading 5" w:semiHidden="1" w:uiPriority="9" w:unhideWhenUsed="1" w:qFormat="1"/>
-    <w:lsdException w:name="heading 6" w:semiHidden="1" w:uiPriority="9" w:unhideWhenUsed="1" w:qFormat="1"/>
-    <w:lsdException w:name="heading 7" w:semiHidden="1" w:uiPriority="9" w:unhideWhenUsed="1" w:qFormat="1"/>
-    <w:lsdException w:name="heading 8" w:semiHidden="1" w:uiPriority="9" w:unhideWhenUsed="1" w:qFormat="1"/>
-    <w:lsdException w:name="heading 9" w:semiHidden="1" w:uiPriority="9" w:unhideWhenUsed="1" w:qFormat="1"/>
+    <w:lsdException w:name="heading 2" w:uiPriority="9" w:semiHidden="1" w:unhideWhenUsed="1" w:qFormat="1"/>
+    <w:lsdException w:name="heading 3" w:uiPriority="9" w:semiHidden="1" w:unhideWhenUsed="1" w:qFormat="1"/>
+    <w:lsdException w:name="heading 4" w:uiPriority="9" w:semiHidden="1" w:unhideWhenUsed="1" w:qFormat="1"/>
+    <w:lsdException w:name="heading 5" w:uiPriority="9" w:semiHidden="1" w:unhideWhenUsed="1" w:qFormat="1"/>
+    <w:lsdException w:name="heading 6" w:uiPriority="9" w:semiHidden="1" w:unhideWhenUsed="1" w:qFormat="1"/>
+    <w:lsdException w:name="heading 7" w:uiPriority="9" w:semiHidden="1" w:unhideWhenUsed="1" w:qFormat="1"/>
+    <w:lsdException w:name="heading 8" w:uiPriority="9" w:semiHidden="1" w:unhideWhenUsed="1" w:qFormat="1"/>
+    <w:lsdException w:name="heading 9" w:uiPriority="9" w:semiHidden="1" w:unhideWhenUsed="1" w:qFormat="1"/>
     <w:lsdException w:name="index 1" w:semiHidden="1" w:unhideWhenUsed="1"/>
     <w:lsdException w:name="index 2" w:semiHidden="1" w:unhideWhenUsed="1"/>
     <w:lsdException w:name="index 3" w:semiHidden="1" w:unhideWhenUsed="1"/>
@@ -9251,22 +10425,22 @@
     <w:lsdException w:name="index 7" w:semiHidden="1" w:unhideWhenUsed="1"/>
     <w:lsdException w:name="index 8" w:semiHidden="1" w:unhideWhenUsed="1"/>
     <w:lsdException w:name="index 9" w:semiHidden="1" w:unhideWhenUsed="1"/>
-    <w:lsdException w:name="toc 1" w:semiHidden="1" w:uiPriority="39" w:unhideWhenUsed="1"/>
-    <w:lsdException w:name="toc 2" w:semiHidden="1" w:uiPriority="39" w:unhideWhenUsed="1"/>
-    <w:lsdException w:name="toc 3" w:semiHidden="1" w:uiPriority="39" w:unhideWhenUsed="1"/>
-    <w:lsdException w:name="toc 4" w:semiHidden="1" w:uiPriority="39" w:unhideWhenUsed="1"/>
-    <w:lsdException w:name="toc 5" w:semiHidden="1" w:uiPriority="39" w:unhideWhenUsed="1"/>
-    <w:lsdException w:name="toc 6" w:semiHidden="1" w:uiPriority="39" w:unhideWhenUsed="1"/>
-    <w:lsdException w:name="toc 7" w:semiHidden="1" w:uiPriority="39" w:unhideWhenUsed="1"/>
-    <w:lsdException w:name="toc 8" w:semiHidden="1" w:uiPriority="39" w:unhideWhenUsed="1"/>
-    <w:lsdException w:name="toc 9" w:semiHidden="1" w:uiPriority="39" w:unhideWhenUsed="1"/>
+    <w:lsdException w:name="toc 1" w:uiPriority="39" w:semiHidden="1" w:unhideWhenUsed="1"/>
+    <w:lsdException w:name="toc 2" w:uiPriority="39" w:semiHidden="1" w:unhideWhenUsed="1"/>
+    <w:lsdException w:name="toc 3" w:uiPriority="39" w:semiHidden="1" w:unhideWhenUsed="1"/>
+    <w:lsdException w:name="toc 4" w:uiPriority="39" w:semiHidden="1" w:unhideWhenUsed="1"/>
+    <w:lsdException w:name="toc 5" w:uiPriority="39" w:semiHidden="1" w:unhideWhenUsed="1"/>
+    <w:lsdException w:name="toc 6" w:uiPriority="39" w:semiHidden="1" w:unhideWhenUsed="1"/>
+    <w:lsdException w:name="toc 7" w:uiPriority="39" w:semiHidden="1" w:unhideWhenUsed="1"/>
+    <w:lsdException w:name="toc 8" w:uiPriority="39" w:semiHidden="1" w:unhideWhenUsed="1"/>
+    <w:lsdException w:name="toc 9" w:uiPriority="39" w:semiHidden="1" w:unhideWhenUsed="1"/>
     <w:lsdException w:name="Normal Indent" w:semiHidden="1" w:unhideWhenUsed="1"/>
     <w:lsdException w:name="footnote text" w:semiHidden="1" w:unhideWhenUsed="1"/>
     <w:lsdException w:name="annotation text" w:semiHidden="1" w:unhideWhenUsed="1"/>
     <w:lsdException w:name="header" w:semiHidden="1" w:unhideWhenUsed="1"/>
     <w:lsdException w:name="footer" w:semiHidden="1" w:unhideWhenUsed="1"/>
     <w:lsdException w:name="index heading" w:semiHidden="1" w:unhideWhenUsed="1"/>
-    <w:lsdException w:name="caption" w:semiHidden="1" w:uiPriority="35" w:unhideWhenUsed="1" w:qFormat="1"/>
+    <w:lsdException w:name="caption" w:uiPriority="35" w:semiHidden="1" w:unhideWhenUsed="1" w:qFormat="1"/>
     <w:lsdException w:name="table of figures" w:semiHidden="1" w:unhideWhenUsed="1"/>
     <w:lsdException w:name="envelope address" w:semiHidden="1" w:unhideWhenUsed="1"/>
     <w:lsdException w:name="envelope return" w:semiHidden="1" w:unhideWhenUsed="1"/>
@@ -9297,7 +10471,7 @@
     <w:lsdException w:name="Title" w:uiPriority="10" w:qFormat="1"/>
     <w:lsdException w:name="Closing" w:semiHidden="1" w:unhideWhenUsed="1"/>
     <w:lsdException w:name="Signature" w:semiHidden="1" w:unhideWhenUsed="1"/>
-    <w:lsdException w:name="Default Paragraph Font" w:semiHidden="1" w:uiPriority="1" w:unhideWhenUsed="1"/>
+    <w:lsdException w:name="Default Paragraph Font" w:uiPriority="1" w:semiHidden="1" w:unhideWhenUsed="1"/>
     <w:lsdException w:name="Body Text" w:semiHidden="1" w:unhideWhenUsed="1"/>
     <w:lsdException w:name="Body Text Indent" w:semiHidden="1" w:unhideWhenUsed="1"/>
     <w:lsdException w:name="List Continue" w:semiHidden="1" w:unhideWhenUsed="1"/>
@@ -9497,8 +10671,8 @@
     <w:lsdException w:name="Subtle Reference" w:uiPriority="31" w:qFormat="1"/>
     <w:lsdException w:name="Intense Reference" w:uiPriority="32" w:qFormat="1"/>
     <w:lsdException w:name="Book Title" w:uiPriority="33" w:qFormat="1"/>
-    <w:lsdException w:name="Bibliography" w:semiHidden="1" w:uiPriority="37" w:unhideWhenUsed="1"/>
-    <w:lsdException w:name="TOC Heading" w:semiHidden="1" w:uiPriority="39" w:unhideWhenUsed="1" w:qFormat="1"/>
+    <w:lsdException w:name="Bibliography" w:uiPriority="37" w:semiHidden="1" w:unhideWhenUsed="1"/>
+    <w:lsdException w:name="TOC Heading" w:uiPriority="39" w:semiHidden="1" w:unhideWhenUsed="1" w:qFormat="1"/>
     <w:lsdException w:name="Plain Table 1" w:uiPriority="41"/>
     <w:lsdException w:name="Plain Table 2" w:uiPriority="42"/>
     <w:lsdException w:name="Plain Table 3" w:uiPriority="43"/>
@@ -9609,7 +10783,7 @@
     <w:lsdException w:name="Unresolved Mention" w:semiHidden="1" w:unhideWhenUsed="1"/>
     <w:lsdException w:name="Smart Link" w:semiHidden="1" w:unhideWhenUsed="1"/>
   </w:latentStyles>
-  <w:style w:type="paragraph" w:default="1" w:styleId="Normal">
+  <w:style w:type="paragraph" w:styleId="Normal" w:default="1">
     <w:name w:val="Normal"/>
     <w:qFormat/>
   </w:style>
@@ -9628,7 +10802,7 @@
       <w:outlineLvl w:val="0"/>
     </w:pPr>
     <w:rPr>
-      <w:rFonts w:asciiTheme="majorHAnsi" w:eastAsiaTheme="majorEastAsia" w:hAnsiTheme="majorHAnsi" w:cstheme="majorBidi"/>
+      <w:rFonts w:asciiTheme="majorHAnsi" w:hAnsiTheme="majorHAnsi" w:eastAsiaTheme="majorEastAsia" w:cstheme="majorBidi"/>
       <w:color w:val="0F4761" w:themeColor="accent1" w:themeShade="BF"/>
       <w:sz w:val="40"/>
       <w:szCs w:val="40"/>
@@ -9651,7 +10825,7 @@
       <w:outlineLvl w:val="1"/>
     </w:pPr>
     <w:rPr>
-      <w:rFonts w:asciiTheme="majorHAnsi" w:eastAsiaTheme="majorEastAsia" w:hAnsiTheme="majorHAnsi" w:cstheme="majorBidi"/>
+      <w:rFonts w:asciiTheme="majorHAnsi" w:hAnsiTheme="majorHAnsi" w:eastAsiaTheme="majorEastAsia" w:cstheme="majorBidi"/>
       <w:color w:val="0F4761" w:themeColor="accent1" w:themeShade="BF"/>
       <w:sz w:val="32"/>
       <w:szCs w:val="32"/>
@@ -9812,13 +10986,13 @@
       <w:color w:val="272727" w:themeColor="text1" w:themeTint="D8"/>
     </w:rPr>
   </w:style>
-  <w:style w:type="character" w:default="1" w:styleId="DefaultParagraphFont">
+  <w:style w:type="character" w:styleId="DefaultParagraphFont" w:default="1">
     <w:name w:val="Default Paragraph Font"/>
     <w:uiPriority w:val="1"/>
     <w:semiHidden/>
     <w:unhideWhenUsed/>
   </w:style>
-  <w:style w:type="table" w:default="1" w:styleId="TableNormal">
+  <w:style w:type="table" w:styleId="TableNormal" w:default="1">
     <w:name w:val="Normal Table"/>
     <w:uiPriority w:val="99"/>
     <w:semiHidden/>
@@ -9833,26 +11007,26 @@
       </w:tblCellMar>
     </w:tblPr>
   </w:style>
-  <w:style w:type="numbering" w:default="1" w:styleId="NoList">
+  <w:style w:type="numbering" w:styleId="NoList" w:default="1">
     <w:name w:val="No List"/>
     <w:uiPriority w:val="99"/>
     <w:semiHidden/>
     <w:unhideWhenUsed/>
   </w:style>
-  <w:style w:type="character" w:customStyle="1" w:styleId="Heading1Char">
+  <w:style w:type="character" w:styleId="Heading1Char" w:customStyle="1">
     <w:name w:val="Heading 1 Char"/>
     <w:basedOn w:val="DefaultParagraphFont"/>
     <w:link w:val="Heading1"/>
     <w:uiPriority w:val="9"/>
     <w:rsid w:val="00190B3D"/>
     <w:rPr>
-      <w:rFonts w:asciiTheme="majorHAnsi" w:eastAsiaTheme="majorEastAsia" w:hAnsiTheme="majorHAnsi" w:cstheme="majorBidi"/>
+      <w:rFonts w:asciiTheme="majorHAnsi" w:hAnsiTheme="majorHAnsi" w:eastAsiaTheme="majorEastAsia" w:cstheme="majorBidi"/>
       <w:color w:val="0F4761" w:themeColor="accent1" w:themeShade="BF"/>
       <w:sz w:val="40"/>
       <w:szCs w:val="40"/>
     </w:rPr>
   </w:style>
-  <w:style w:type="character" w:customStyle="1" w:styleId="Heading2Char">
+  <w:style w:type="character" w:styleId="Heading2Char" w:customStyle="1">
     <w:name w:val="Heading 2 Char"/>
     <w:basedOn w:val="DefaultParagraphFont"/>
     <w:link w:val="Heading2"/>
@@ -9860,13 +11034,13 @@
     <w:semiHidden/>
     <w:rsid w:val="00190B3D"/>
     <w:rPr>
-      <w:rFonts w:asciiTheme="majorHAnsi" w:eastAsiaTheme="majorEastAsia" w:hAnsiTheme="majorHAnsi" w:cstheme="majorBidi"/>
+      <w:rFonts w:asciiTheme="majorHAnsi" w:hAnsiTheme="majorHAnsi" w:eastAsiaTheme="majorEastAsia" w:cstheme="majorBidi"/>
       <w:color w:val="0F4761" w:themeColor="accent1" w:themeShade="BF"/>
       <w:sz w:val="32"/>
       <w:szCs w:val="32"/>
     </w:rPr>
   </w:style>
-  <w:style w:type="character" w:customStyle="1" w:styleId="Heading3Char">
+  <w:style w:type="character" w:styleId="Heading3Char" w:customStyle="1">
     <w:name w:val="Heading 3 Char"/>
     <w:basedOn w:val="DefaultParagraphFont"/>
     <w:link w:val="Heading3"/>
@@ -9880,7 +11054,7 @@
       <w:szCs w:val="28"/>
     </w:rPr>
   </w:style>
-  <w:style w:type="character" w:customStyle="1" w:styleId="Heading4Char">
+  <w:style w:type="character" w:styleId="Heading4Char" w:customStyle="1">
     <w:name w:val="Heading 4 Char"/>
     <w:basedOn w:val="DefaultParagraphFont"/>
     <w:link w:val="Heading4"/>
@@ -9894,7 +11068,7 @@
       <w:color w:val="0F4761" w:themeColor="accent1" w:themeShade="BF"/>
     </w:rPr>
   </w:style>
-  <w:style w:type="character" w:customStyle="1" w:styleId="Heading5Char">
+  <w:style w:type="character" w:styleId="Heading5Char" w:customStyle="1">
     <w:name w:val="Heading 5 Char"/>
     <w:basedOn w:val="DefaultParagraphFont"/>
     <w:link w:val="Heading5"/>
@@ -9906,7 +11080,7 @@
       <w:color w:val="0F4761" w:themeColor="accent1" w:themeShade="BF"/>
     </w:rPr>
   </w:style>
-  <w:style w:type="character" w:customStyle="1" w:styleId="Heading6Char">
+  <w:style w:type="character" w:styleId="Heading6Char" w:customStyle="1">
     <w:name w:val="Heading 6 Char"/>
     <w:basedOn w:val="DefaultParagraphFont"/>
     <w:link w:val="Heading6"/>
@@ -9920,7 +11094,7 @@
       <w:color w:val="595959" w:themeColor="text1" w:themeTint="A6"/>
     </w:rPr>
   </w:style>
-  <w:style w:type="character" w:customStyle="1" w:styleId="Heading7Char">
+  <w:style w:type="character" w:styleId="Heading7Char" w:customStyle="1">
     <w:name w:val="Heading 7 Char"/>
     <w:basedOn w:val="DefaultParagraphFont"/>
     <w:link w:val="Heading7"/>
@@ -9932,7 +11106,7 @@
       <w:color w:val="595959" w:themeColor="text1" w:themeTint="A6"/>
     </w:rPr>
   </w:style>
-  <w:style w:type="character" w:customStyle="1" w:styleId="Heading8Char">
+  <w:style w:type="character" w:styleId="Heading8Char" w:customStyle="1">
     <w:name w:val="Heading 8 Char"/>
     <w:basedOn w:val="DefaultParagraphFont"/>
     <w:link w:val="Heading8"/>
@@ -9946,7 +11120,7 @@
       <w:color w:val="272727" w:themeColor="text1" w:themeTint="D8"/>
     </w:rPr>
   </w:style>
-  <w:style w:type="character" w:customStyle="1" w:styleId="Heading9Char">
+  <w:style w:type="character" w:styleId="Heading9Char" w:customStyle="1">
     <w:name w:val="Heading 9 Char"/>
     <w:basedOn w:val="DefaultParagraphFont"/>
     <w:link w:val="Heading9"/>
@@ -9971,21 +11145,21 @@
       <w:contextualSpacing/>
     </w:pPr>
     <w:rPr>
-      <w:rFonts w:asciiTheme="majorHAnsi" w:eastAsiaTheme="majorEastAsia" w:hAnsiTheme="majorHAnsi" w:cstheme="majorBidi"/>
+      <w:rFonts w:asciiTheme="majorHAnsi" w:hAnsiTheme="majorHAnsi" w:eastAsiaTheme="majorEastAsia" w:cstheme="majorBidi"/>
       <w:spacing w:val="-10"/>
       <w:kern w:val="28"/>
       <w:sz w:val="56"/>
       <w:szCs w:val="56"/>
     </w:rPr>
   </w:style>
-  <w:style w:type="character" w:customStyle="1" w:styleId="TitleChar">
+  <w:style w:type="character" w:styleId="TitleChar" w:customStyle="1">
     <w:name w:val="Title Char"/>
     <w:basedOn w:val="DefaultParagraphFont"/>
     <w:link w:val="Title"/>
     <w:uiPriority w:val="10"/>
     <w:rsid w:val="00190B3D"/>
     <w:rPr>
-      <w:rFonts w:asciiTheme="majorHAnsi" w:eastAsiaTheme="majorEastAsia" w:hAnsiTheme="majorHAnsi" w:cstheme="majorBidi"/>
+      <w:rFonts w:asciiTheme="majorHAnsi" w:hAnsiTheme="majorHAnsi" w:eastAsiaTheme="majorEastAsia" w:cstheme="majorBidi"/>
       <w:spacing w:val="-10"/>
       <w:kern w:val="28"/>
       <w:sz w:val="56"/>
@@ -10013,7 +11187,7 @@
       <w:szCs w:val="28"/>
     </w:rPr>
   </w:style>
-  <w:style w:type="character" w:customStyle="1" w:styleId="SubtitleChar">
+  <w:style w:type="character" w:styleId="SubtitleChar" w:customStyle="1">
     <w:name w:val="Subtitle Char"/>
     <w:basedOn w:val="DefaultParagraphFont"/>
     <w:link w:val="Subtitle"/>
@@ -10045,7 +11219,7 @@
       <w:color w:val="404040" w:themeColor="text1" w:themeTint="BF"/>
     </w:rPr>
   </w:style>
-  <w:style w:type="character" w:customStyle="1" w:styleId="QuoteChar">
+  <w:style w:type="character" w:styleId="QuoteChar" w:customStyle="1">
     <w:name w:val="Quote Char"/>
     <w:basedOn w:val="DefaultParagraphFont"/>
     <w:link w:val="Quote"/>
@@ -10090,8 +11264,8 @@
     <w:rsid w:val="00190B3D"/>
     <w:pPr>
       <w:pBdr>
-        <w:top w:val="single" w:sz="4" w:space="10" w:color="0F4761" w:themeColor="accent1" w:themeShade="BF"/>
-        <w:bottom w:val="single" w:sz="4" w:space="10" w:color="0F4761" w:themeColor="accent1" w:themeShade="BF"/>
+        <w:top w:val="single" w:color="0F4761" w:themeColor="accent1" w:themeShade="BF" w:sz="4" w:space="10"/>
+        <w:bottom w:val="single" w:color="0F4761" w:themeColor="accent1" w:themeShade="BF" w:sz="4" w:space="10"/>
       </w:pBdr>
       <w:spacing w:before="360" w:after="360"/>
       <w:ind w:left="864" w:right="864"/>
@@ -10103,7 +11277,7 @@
       <w:color w:val="0F4761" w:themeColor="accent1" w:themeShade="BF"/>
     </w:rPr>
   </w:style>
-  <w:style w:type="character" w:customStyle="1" w:styleId="IntenseQuoteChar">
+  <w:style w:type="character" w:styleId="IntenseQuoteChar" w:customStyle="1">
     <w:name w:val="Intense Quote Char"/>
     <w:basedOn w:val="DefaultParagraphFont"/>
     <w:link w:val="IntenseQuote"/>
@@ -10191,7 +11365,7 @@
       <w:szCs w:val="20"/>
     </w:rPr>
   </w:style>
-  <w:style w:type="character" w:customStyle="1" w:styleId="CommentTextChar">
+  <w:style w:type="character" w:styleId="CommentTextChar" w:customStyle="1">
     <w:name w:val="Comment Text Char"/>
     <w:basedOn w:val="DefaultParagraphFont"/>
     <w:link w:val="CommentText"/>
@@ -10216,7 +11390,7 @@
       <w:bCs/>
     </w:rPr>
   </w:style>
-  <w:style w:type="character" w:customStyle="1" w:styleId="CommentSubjectChar">
+  <w:style w:type="character" w:styleId="CommentSubjectChar" w:customStyle="1">
     <w:name w:val="Comment Subject Char"/>
     <w:basedOn w:val="CommentTextChar"/>
     <w:link w:val="CommentSubject"/>
@@ -10234,7 +11408,7 @@
 </file>
 
 <file path=word/theme/theme1.xml><?xml version="1.0" encoding="utf-8"?>
-<a:theme xmlns:a="http://schemas.openxmlformats.org/drawingml/2006/main" name="Office Theme">
+<a:theme xmlns:a="http://schemas.openxmlformats.org/drawingml/2006/main" xmlns:thm15="http://schemas.microsoft.com/office/thememl/2012/main" name="Office Theme">
   <a:themeElements>
     <a:clrScheme name="Office">
       <a:dk1>

--- a/02.FOMD/Training Sessions Summary.docx
+++ b/02.FOMD/Training Sessions Summary.docx
@@ -5117,15 +5117,6 @@
 </file>
 
 <file path=customXml/item2.xml><?xml version="1.0" encoding="utf-8"?>
-<?mso-contentType ?>
-<FormTemplates xmlns="http://schemas.microsoft.com/sharepoint/v3/contenttype/forms">
-  <Display>DocumentLibraryForm</Display>
-  <Edit>DocumentLibraryForm</Edit>
-  <New>DocumentLibraryForm</New>
-</FormTemplates>
-</file>
-
-<file path=customXml/item3.xml><?xml version="1.0" encoding="utf-8"?>
 <ct:contentTypeSchema xmlns:ct="http://schemas.microsoft.com/office/2006/metadata/contentType" xmlns:ma="http://schemas.microsoft.com/office/2006/metadata/properties/metaAttributes" ct:_="" ma:_="" ma:contentTypeName="Document" ma:contentTypeID="0x0101005BE3C66ACF4393458051577D36AC6C25" ma:contentTypeVersion="12" ma:contentTypeDescription="Create a new document." ma:contentTypeScope="" ma:versionID="4e0e0d96de7fb32b1678b66c28514d8e">
   <xsd:schema xmlns:xsd="http://www.w3.org/2001/XMLSchema" xmlns:xs="http://www.w3.org/2001/XMLSchema" xmlns:p="http://schemas.microsoft.com/office/2006/metadata/properties" xmlns:ns2="4b26243c-b736-4d9c-b036-479be2ad88a1" xmlns:ns3="432dd258-9dce-4cb3-b611-c68c0fbce7f3" targetNamespace="http://schemas.microsoft.com/office/2006/metadata/properties" ma:root="true" ma:fieldsID="ac451aab8c96dec805c937cbafca7133" ns2:_="" ns3:_="">
     <xsd:import namespace="4b26243c-b736-4d9c-b036-479be2ad88a1"/>
@@ -5326,6 +5317,15 @@
 </ct:contentTypeSchema>
 </file>
 
+<file path=customXml/item3.xml><?xml version="1.0" encoding="utf-8"?>
+<?mso-contentType ?>
+<FormTemplates xmlns="http://schemas.microsoft.com/sharepoint/v3/contenttype/forms">
+  <Display>DocumentLibraryForm</Display>
+  <Edit>DocumentLibraryForm</Edit>
+  <New>DocumentLibraryForm</New>
+</FormTemplates>
+</file>
+
 <file path=customXml/itemProps1.xml><?xml version="1.0" encoding="utf-8"?>
 <ds:datastoreItem xmlns:ds="http://schemas.openxmlformats.org/officeDocument/2006/customXml" ds:itemID="{35427C7C-5932-4A02-B5AE-212C4643C5E0}">
   <ds:schemaRefs>
@@ -5338,14 +5338,6 @@
 </file>
 
 <file path=customXml/itemProps2.xml><?xml version="1.0" encoding="utf-8"?>
-<ds:datastoreItem xmlns:ds="http://schemas.openxmlformats.org/officeDocument/2006/customXml" ds:itemID="{E19F8D37-41DF-4AFD-90ED-50A040633F0E}">
-  <ds:schemaRefs>
-    <ds:schemaRef ds:uri="http://schemas.microsoft.com/sharepoint/v3/contenttype/forms"/>
-  </ds:schemaRefs>
-</ds:datastoreItem>
-</file>
-
-<file path=customXml/itemProps3.xml><?xml version="1.0" encoding="utf-8"?>
 <ds:datastoreItem xmlns:ds="http://schemas.openxmlformats.org/officeDocument/2006/customXml" ds:itemID="{CEAD0D9B-B8A2-4291-8EDD-803BC06695AC}">
   <ds:schemaRefs>
     <ds:schemaRef ds:uri="http://schemas.microsoft.com/office/2006/metadata/contentType"/>
@@ -5362,4 +5354,12 @@
     <ds:schemaRef ds:uri="http://schemas.microsoft.com/internal/obd"/>
   </ds:schemaRefs>
 </ds:datastoreItem>
+</file>
+
+<file path=customXml/itemProps3.xml><?xml version="1.0" encoding="utf-8"?>
+<ds:datastoreItem xmlns:ds="http://schemas.openxmlformats.org/officeDocument/2006/customXml" ds:itemID="{E19F8D37-41DF-4AFD-90ED-50A040633F0E}">
+  <ds:schemaRefs>
+    <ds:schemaRef ds:uri="http://schemas.microsoft.com/sharepoint/v3/contenttype/forms"/>
+  </ds:schemaRefs>
+</ds:datastoreItem>
 </file>